--- a/CW/TP_MS/ТВиМС_Курсовая_4вариант_5151003_40002_Михайлич_Сапожников.docx
+++ b/CW/TP_MS/ТВиМС_Курсовая_4вариант_5151003_40002_Михайлич_Сапожников.docx
@@ -18756,12 +18756,12 @@
           <w:p>
             <w:pPr>
               <w:pStyle w:val="a8"/>
+              <w:rPr>
+                <w:lang w:val="en-US"/>
+              </w:rPr>
             </w:pPr>
             <w:r>
-              <w:rPr>
-                <w:rFonts w:eastAsia="Times New Roman"/>
-              </w:rPr>
-              <w:t>28,158459</w:t>
+              <w:t>4.27687</w:t>
             </w:r>
           </w:p>
         </w:tc>
@@ -18790,12 +18790,15 @@
           <w:p>
             <w:pPr>
               <w:pStyle w:val="a8"/>
+              <w:rPr>
+                <w:lang w:val="en-US"/>
+              </w:rPr>
             </w:pPr>
             <w:r>
               <w:rPr>
                 <w:rFonts w:eastAsia="Times New Roman"/>
               </w:rPr>
-              <w:t>234,555161</w:t>
+              <w:t>224.79407</w:t>
             </w:r>
           </w:p>
         </w:tc>
@@ -18830,12 +18833,15 @@
           <w:p>
             <w:pPr>
               <w:pStyle w:val="a8"/>
+              <w:rPr>
+                <w:lang w:val="en-US"/>
+              </w:rPr>
             </w:pPr>
             <w:r>
               <w:rPr>
                 <w:rFonts w:eastAsia="Times New Roman"/>
               </w:rPr>
-              <w:t>-10,905760</w:t>
+              <w:t>-7.6379</w:t>
             </w:r>
           </w:p>
         </w:tc>
@@ -35157,7 +35163,6 @@
   <w:style w:type="character" w:default="1" w:styleId="DefaultParagraphFont">
     <w:name w:val="Default Paragraph Font"/>
     <w:uiPriority w:val="1"/>
-    <w:semiHidden/>
     <w:unhideWhenUsed/>
   </w:style>
   <w:style w:type="table" w:default="1" w:styleId="TableNormal">

--- a/CW/TP_MS/ТВиМС_Курсовая_4вариант_5151003_40002_Михайлич_Сапожников.docx
+++ b/CW/TP_MS/ТВиМС_Курсовая_4вариант_5151003_40002_Михайлич_Сапожников.docx
@@ -5863,16 +5863,7 @@
                 <w:rPr>
                   <w:rFonts w:ascii="Cambria Math" w:hAnsi="Cambria Math"/>
                 </w:rPr>
-                <m:t>,</m:t>
-              </m:r>
-              <m:r>
-                <m:rPr>
-                  <m:sty m:val="p"/>
-                </m:rPr>
-                <w:rPr>
-                  <w:rFonts w:ascii="Cambria Math" w:hAnsi="Cambria Math"/>
-                </w:rPr>
-                <m:t>loc</m:t>
+                <m:t>,loc</m:t>
               </m:r>
             </m:e>
           </m:d>
@@ -5998,16 +5989,7 @@
                           <w:rPr>
                             <w:rFonts w:ascii="Cambria Math" w:hAnsi="Cambria Math"/>
                           </w:rPr>
-                          <m:t>-loc</m:t>
-                        </m:r>
-                        <m:r>
-                          <m:rPr>
-                            <m:sty m:val="p"/>
-                          </m:rPr>
-                          <w:rPr>
-                            <w:rFonts w:ascii="Cambria Math" w:hAnsi="Cambria Math"/>
-                          </w:rPr>
-                          <m:t>,</m:t>
+                          <m:t>-loc,</m:t>
                         </m:r>
                         <m:r>
                           <w:rPr>
@@ -6134,16 +6116,7 @@
                 <w:rPr>
                   <w:rFonts w:ascii="Cambria Math" w:hAnsi="Cambria Math"/>
                 </w:rPr>
-                <m:t>,</m:t>
-              </m:r>
-              <m:r>
-                <m:rPr>
-                  <m:sty m:val="p"/>
-                </m:rPr>
-                <w:rPr>
-                  <w:rFonts w:ascii="Cambria Math" w:hAnsi="Cambria Math"/>
-                </w:rPr>
-                <m:t>loc</m:t>
+                <m:t>,loc</m:t>
               </m:r>
             </m:e>
           </m:d>
@@ -8544,6 +8517,7 @@
     </w:tbl>
     <w:p>
       <w:pPr>
+        <w:ind w:firstLine="0"/>
         <w:jc w:val="center"/>
         <w:rPr>
           <w:rFonts w:eastAsia="Times New Roman"/>
@@ -10611,6 +10585,7 @@
     </w:tbl>
     <w:p>
       <w:pPr>
+        <w:ind w:firstLine="0"/>
         <w:jc w:val="center"/>
         <w:rPr>
           <w:rFonts w:eastAsia="Times New Roman"/>
@@ -15788,9 +15763,6 @@
       <w:pPr>
         <w:pStyle w:val="a4"/>
         <w:jc w:val="both"/>
-        <w:rPr>
-          <w:lang w:val="en-US"/>
-        </w:rPr>
       </w:pPr>
     </w:p>
     <w:tbl>
@@ -16107,6 +16079,7 @@
     </w:tbl>
     <w:p>
       <w:pPr>
+        <w:ind w:firstLine="0"/>
         <w:jc w:val="center"/>
         <w:rPr>
           <w:rFonts w:eastAsia="Times New Roman"/>
@@ -16458,7 +16431,6 @@
       <w:pPr>
         <w:rPr>
           <w:rFonts w:eastAsia="Times New Roman"/>
-          <w:lang w:val="en-US"/>
         </w:rPr>
       </w:pPr>
     </w:p>
@@ -18145,15 +18117,41 @@
         <w:rPr>
           <w:rFonts w:eastAsia="Times New Roman"/>
         </w:rPr>
-        <w:t>Интервальная оценка задает не одно значение параметра, а диапазон значений, который с заданной доверительной вероятностью содержит истинный параметр. В отличие от точечной оценки, доверительный интервал показывает устойчивость результата: чем шире интервал, тем менее точно параметр определяется по имеющейся выборке. В работе использовался бутстрэп-метод, так как аналитические формулы доверительных интервалов для параметров сдвинутого χ-распределения неудобны. Код расчета доверительных интервалов приведен в приложении Е.</w:t>
-      </w:r>
-    </w:p>
-    <w:p>
-      <w:r>
-        <w:rPr>
-          <w:rFonts w:eastAsia="Times New Roman"/>
-        </w:rPr>
-        <w:t>Алгоритм бутстрэпа:</w:t>
+        <w:t xml:space="preserve">Интервальная оценка задает не одно значение параметра, а диапазон значений, который с заданной доверительной вероятностью содержит истинный параметр. В отличие от точечной оценки, доверительный интервал показывает устойчивость результата: чем шире интервал, тем менее точно параметр определяется по имеющейся выборке. В работе использовался </w:t>
+      </w:r>
+      <w:r>
+        <w:rPr>
+          <w:rFonts w:eastAsia="Times New Roman"/>
+          <w:lang w:val="en-US"/>
+        </w:rPr>
+        <w:t>bootstrap</w:t>
+      </w:r>
+      <w:r>
+        <w:rPr>
+          <w:rFonts w:eastAsia="Times New Roman"/>
+        </w:rPr>
+        <w:t>-метод, так как аналитические формулы доверительных интервалов для параметров сдвинутого χ-распределения неудобны. Код расчета доверительных интервалов приведен в приложении Е.</w:t>
+      </w:r>
+    </w:p>
+    <w:p>
+      <w:r>
+        <w:rPr>
+          <w:rFonts w:eastAsia="Times New Roman"/>
+        </w:rPr>
+        <w:t xml:space="preserve">Алгоритм </w:t>
+      </w:r>
+      <w:r>
+        <w:rPr>
+          <w:rFonts w:eastAsia="Times New Roman"/>
+          <w:lang w:val="en-US"/>
+        </w:rPr>
+        <w:t>bootstrap</w:t>
+      </w:r>
+      <w:r>
+        <w:rPr>
+          <w:rFonts w:eastAsia="Times New Roman"/>
+        </w:rPr>
+        <w:t>:</w:t>
       </w:r>
     </w:p>
     <w:p>
@@ -18321,7 +18319,20 @@
         <w:rPr>
           <w:rFonts w:eastAsia="Times New Roman"/>
         </w:rPr>
-        <w:t xml:space="preserve">После многократного повторения получается набор бутстрэп-оценок одного и того же параметра. Из этого набора берутся нижний и верхний эмпирические квантили. Для доверительной вероятности </w:t>
+        <w:t xml:space="preserve">После многократного повторения получается набор </w:t>
+      </w:r>
+      <w:r>
+        <w:rPr>
+          <w:rFonts w:eastAsia="Times New Roman"/>
+          <w:lang w:val="en-US"/>
+        </w:rPr>
+        <w:t>bootstrap</w:t>
+      </w:r>
+      <w:r>
+        <w:rPr>
+          <w:rFonts w:eastAsia="Times New Roman"/>
+        </w:rPr>
+        <w:t xml:space="preserve">-оценок одного и того же параметра. Из этого набора берутся нижний и верхний эмпирические квантили. Для доверительной вероятности </w:t>
       </w:r>
       <m:oMath>
         <m:r>
@@ -18549,7 +18560,19 @@
               <w:rPr>
                 <w:rFonts w:ascii="Cambria Math" w:hAnsi="Cambria Math"/>
               </w:rPr>
-              <m:t>0.025</m:t>
+              <m:t>0.0</m:t>
+            </m:r>
+            <m:r>
+              <w:rPr>
+                <w:rFonts w:ascii="Cambria Math" w:hAnsi="Cambria Math"/>
+              </w:rPr>
+              <m:t>0</m:t>
+            </m:r>
+            <m:r>
+              <w:rPr>
+                <w:rFonts w:ascii="Cambria Math" w:hAnsi="Cambria Math"/>
+              </w:rPr>
+              <m:t>25</m:t>
             </m:r>
           </m:sub>
           <m:sup>
@@ -18569,7 +18592,19 @@
         <w:rPr>
           <w:rFonts w:eastAsia="Times New Roman"/>
         </w:rPr>
-        <w:t xml:space="preserve"> — 2,5%-й квантиль бутстрэп-оценок, а </w:t>
+        <w:t xml:space="preserve"> — </w:t>
+      </w:r>
+      <w:r>
+        <w:rPr>
+          <w:rFonts w:eastAsia="Times New Roman"/>
+        </w:rPr>
+        <w:t>0,</w:t>
+      </w:r>
+      <w:r>
+        <w:rPr>
+          <w:rFonts w:eastAsia="Times New Roman"/>
+        </w:rPr>
+        <w:t xml:space="preserve">25%-й квантиль бутстрэп-оценок, а </w:t>
       </w:r>
       <m:oMath>
         <m:sSubSup>
@@ -18604,7 +18639,19 @@
               <w:rPr>
                 <w:rFonts w:ascii="Cambria Math" w:hAnsi="Cambria Math"/>
               </w:rPr>
-              <m:t>0.975</m:t>
+              <m:t>0.9</m:t>
+            </m:r>
+            <m:r>
+              <w:rPr>
+                <w:rFonts w:ascii="Cambria Math" w:hAnsi="Cambria Math"/>
+              </w:rPr>
+              <m:t>9</m:t>
+            </m:r>
+            <m:r>
+              <w:rPr>
+                <w:rFonts w:ascii="Cambria Math" w:hAnsi="Cambria Math"/>
+              </w:rPr>
+              <m:t>75</m:t>
             </m:r>
           </m:sub>
           <m:sup>
@@ -18624,19 +18671,37 @@
         <w:rPr>
           <w:rFonts w:eastAsia="Times New Roman"/>
         </w:rPr>
-        <w:t xml:space="preserve"> — 97,5%-й квантиль. Вычисленные интервальные оценки представлены в таблице 6.</w:t>
+        <w:t xml:space="preserve"> — 9</w:t>
+      </w:r>
+      <w:r>
+        <w:rPr>
+          <w:rFonts w:eastAsia="Times New Roman"/>
+        </w:rPr>
+        <w:t>9</w:t>
+      </w:r>
+      <w:r>
+        <w:rPr>
+          <w:rFonts w:eastAsia="Times New Roman"/>
+        </w:rPr>
+        <w:t>,</w:t>
+      </w:r>
+      <w:r>
+        <w:rPr>
+          <w:rFonts w:eastAsia="Times New Roman"/>
+        </w:rPr>
+        <w:t>7</w:t>
+      </w:r>
+      <w:r>
+        <w:rPr>
+          <w:rFonts w:eastAsia="Times New Roman"/>
+        </w:rPr>
+        <w:t>5%-й квантиль. Вычисленные интервальные оценки представлены в таблице 6.</w:t>
       </w:r>
     </w:p>
     <w:p>
       <w:pPr>
         <w:pStyle w:val="a8"/>
       </w:pPr>
-      <w:r>
-        <w:rPr>
-          <w:rFonts w:eastAsia="Times New Roman"/>
-        </w:rPr>
-        <w:t>Таблица 6 — Интервальные оценки параметров распределения</w:t>
-      </w:r>
     </w:p>
     <w:tbl>
       <w:tblPr>
@@ -18704,7 +18769,20 @@
               <w:rPr>
                 <w:rFonts w:eastAsia="Times New Roman"/>
               </w:rPr>
-              <w:t>Нижняя граница 95% ДИ</w:t>
+              <w:t>Нижняя граница 9</w:t>
+            </w:r>
+            <w:r>
+              <w:rPr>
+                <w:rFonts w:eastAsia="Times New Roman"/>
+                <w:lang w:val="en-US"/>
+              </w:rPr>
+              <w:t>9</w:t>
+            </w:r>
+            <w:r>
+              <w:rPr>
+                <w:rFonts w:eastAsia="Times New Roman"/>
+              </w:rPr>
+              <w:t>% ДИ</w:t>
             </w:r>
           </w:p>
         </w:tc>
@@ -18721,7 +18799,20 @@
               <w:rPr>
                 <w:rFonts w:eastAsia="Times New Roman"/>
               </w:rPr>
-              <w:t>Верхняя граница 95% ДИ</w:t>
+              <w:t>Верхняя граница 9</w:t>
+            </w:r>
+            <w:r>
+              <w:rPr>
+                <w:rFonts w:eastAsia="Times New Roman"/>
+                <w:lang w:val="en-US"/>
+              </w:rPr>
+              <w:t>9</w:t>
+            </w:r>
+            <w:r>
+              <w:rPr>
+                <w:rFonts w:eastAsia="Times New Roman"/>
+              </w:rPr>
+              <w:t>% ДИ</w:t>
             </w:r>
           </w:p>
         </w:tc>
@@ -18778,7 +18869,7 @@
               <w:rPr>
                 <w:rFonts w:eastAsia="Times New Roman"/>
               </w:rPr>
-              <w:t>4,633521</w:t>
+              <w:t>3.76911344</w:t>
             </w:r>
           </w:p>
         </w:tc>
@@ -18798,7 +18889,7 @@
               <w:rPr>
                 <w:rFonts w:eastAsia="Times New Roman"/>
               </w:rPr>
-              <w:t>224.79407</w:t>
+              <w:t>283.41757265</w:t>
             </w:r>
           </w:p>
         </w:tc>
@@ -18858,7 +18949,7 @@
               <w:rPr>
                 <w:rFonts w:eastAsia="Times New Roman"/>
               </w:rPr>
-              <w:t>-20,929087</w:t>
+              <w:t>-22.44314373</w:t>
             </w:r>
           </w:p>
         </w:tc>
@@ -18875,12 +18966,34 @@
               <w:rPr>
                 <w:rFonts w:eastAsia="Times New Roman"/>
               </w:rPr>
-              <w:t>-7,711064</w:t>
+              <w:t>-7.48629473</w:t>
             </w:r>
           </w:p>
         </w:tc>
       </w:tr>
     </w:tbl>
+    <w:p>
+      <w:pPr>
+        <w:ind w:firstLine="0"/>
+        <w:jc w:val="center"/>
+        <w:rPr>
+          <w:rFonts w:eastAsia="Times New Roman"/>
+        </w:rPr>
+      </w:pPr>
+      <w:r>
+        <w:rPr>
+          <w:rFonts w:eastAsia="Times New Roman"/>
+        </w:rPr>
+        <w:t>Таблица 6 — Интервальные оценки параметров распределения</w:t>
+      </w:r>
+    </w:p>
+    <w:p>
+      <w:pPr>
+        <w:rPr>
+          <w:rFonts w:eastAsia="Times New Roman"/>
+        </w:rPr>
+      </w:pPr>
+    </w:p>
     <w:p>
       <w:r>
         <w:rPr>
@@ -18991,7 +19104,13 @@
             <w:rPr>
               <w:rFonts w:ascii="Cambria Math" w:hAnsi="Cambria Math"/>
             </w:rPr>
-            <m:t>0.05</m:t>
+            <m:t>0.0</m:t>
+          </m:r>
+          <m:r>
+            <w:rPr>
+              <w:rFonts w:ascii="Cambria Math" w:hAnsi="Cambria Math"/>
+            </w:rPr>
+            <m:t>1</m:t>
           </m:r>
           <m:r>
             <m:rPr>
@@ -19114,13 +19233,6 @@
       <w:pPr>
         <w:pStyle w:val="a8"/>
       </w:pPr>
-      <w:r>
-        <w:rPr>
-          <w:rFonts w:eastAsia="Times New Roman"/>
-        </w:rPr>
-        <w:lastRenderedPageBreak/>
-        <w:t>Таблица 7 — Проверка гипотез о параметрах распределения</w:t>
-      </w:r>
     </w:p>
     <w:tbl>
       <w:tblPr>
@@ -19131,10 +19243,10 @@
         <w:tblLook w:val="04A0" w:firstRow="1" w:lastRow="0" w:firstColumn="1" w:lastColumn="0" w:noHBand="0" w:noVBand="1"/>
       </w:tblPr>
       <w:tblGrid>
-        <w:gridCol w:w="2494"/>
-        <w:gridCol w:w="1701"/>
-        <w:gridCol w:w="2268"/>
-        <w:gridCol w:w="1701"/>
+        <w:gridCol w:w="2122"/>
+        <w:gridCol w:w="2835"/>
+        <w:gridCol w:w="2504"/>
+        <w:gridCol w:w="2032"/>
       </w:tblGrid>
       <w:tr>
         <w:trPr>
@@ -19143,7 +19255,7 @@
         </w:trPr>
         <w:tc>
           <w:tcPr>
-            <w:tcW w:w="2494" w:type="dxa"/>
+            <w:tcW w:w="2122" w:type="dxa"/>
             <w:vAlign w:val="center"/>
           </w:tcPr>
           <w:p>
@@ -19160,7 +19272,7 @@
         </w:tc>
         <w:tc>
           <w:tcPr>
-            <w:tcW w:w="1701" w:type="dxa"/>
+            <w:tcW w:w="2835" w:type="dxa"/>
             <w:vAlign w:val="center"/>
           </w:tcPr>
           <w:p>
@@ -19177,7 +19289,7 @@
         </w:tc>
         <w:tc>
           <w:tcPr>
-            <w:tcW w:w="2268" w:type="dxa"/>
+            <w:tcW w:w="2504" w:type="dxa"/>
             <w:vAlign w:val="center"/>
           </w:tcPr>
           <w:p>
@@ -19194,7 +19306,7 @@
         </w:tc>
         <w:tc>
           <w:tcPr>
-            <w:tcW w:w="1701" w:type="dxa"/>
+            <w:tcW w:w="2032" w:type="dxa"/>
             <w:vAlign w:val="center"/>
           </w:tcPr>
           <w:p>
@@ -19217,7 +19329,7 @@
         </w:trPr>
         <w:tc>
           <w:tcPr>
-            <w:tcW w:w="2494" w:type="dxa"/>
+            <w:tcW w:w="2122" w:type="dxa"/>
             <w:vAlign w:val="center"/>
           </w:tcPr>
           <w:p>
@@ -19228,13 +19340,33 @@
               <w:rPr>
                 <w:rFonts w:eastAsia="Times New Roman"/>
               </w:rPr>
-              <w:t>H0: df = df_MLE</w:t>
+              <w:t>H</w:t>
+            </w:r>
+            <w:r>
+              <w:rPr>
+                <w:rFonts w:eastAsia="Times New Roman"/>
+                <w:vertAlign w:val="subscript"/>
+              </w:rPr>
+              <w:t>0</w:t>
+            </w:r>
+            <w:r>
+              <w:rPr>
+                <w:rFonts w:eastAsia="Times New Roman"/>
+              </w:rPr>
+              <w:t>: df = df</w:t>
+            </w:r>
+            <w:r>
+              <w:rPr>
+                <w:rFonts w:eastAsia="Times New Roman"/>
+                <w:vertAlign w:val="subscript"/>
+              </w:rPr>
+              <w:t>MLE</w:t>
             </w:r>
           </w:p>
         </w:tc>
         <w:tc>
           <w:tcPr>
-            <w:tcW w:w="1701" w:type="dxa"/>
+            <w:tcW w:w="2835" w:type="dxa"/>
             <w:vAlign w:val="center"/>
           </w:tcPr>
           <w:p>
@@ -19245,13 +19377,13 @@
               <w:rPr>
                 <w:rFonts w:eastAsia="Times New Roman"/>
               </w:rPr>
-              <w:t>28,158459</w:t>
+              <w:t>4.276878041020492</w:t>
             </w:r>
           </w:p>
         </w:tc>
         <w:tc>
           <w:tcPr>
-            <w:tcW w:w="2268" w:type="dxa"/>
+            <w:tcW w:w="2504" w:type="dxa"/>
             <w:vAlign w:val="center"/>
           </w:tcPr>
           <w:p>
@@ -19262,24 +19394,61 @@
               <w:rPr>
                 <w:rFonts w:eastAsia="Times New Roman"/>
               </w:rPr>
-              <w:t>[4,633521; 234,555161]</w:t>
+              <w:t>[3.76911344</w:t>
+            </w:r>
+            <w:r>
+              <w:rPr>
+                <w:rFonts w:eastAsia="Times New Roman"/>
+                <w:lang w:val="en-US"/>
+              </w:rPr>
+              <w:t>;</w:t>
+            </w:r>
+            <w:r>
+              <w:rPr>
+                <w:rFonts w:eastAsia="Times New Roman"/>
+              </w:rPr>
+              <w:t xml:space="preserve"> 283.41757265]</w:t>
             </w:r>
           </w:p>
         </w:tc>
         <w:tc>
           <w:tcPr>
-            <w:tcW w:w="1701" w:type="dxa"/>
+            <w:tcW w:w="2032" w:type="dxa"/>
             <w:vAlign w:val="center"/>
           </w:tcPr>
           <w:p>
             <w:pPr>
               <w:pStyle w:val="a8"/>
+              <w:rPr>
+                <w:lang w:val="en-US"/>
+              </w:rPr>
             </w:pPr>
             <w:r>
               <w:rPr>
                 <w:rFonts w:eastAsia="Times New Roman"/>
               </w:rPr>
               <w:t>нет оснований отвергать</w:t>
+            </w:r>
+            <w:r>
+              <w:rPr>
+                <w:rFonts w:eastAsia="Times New Roman"/>
+              </w:rPr>
+              <w:t xml:space="preserve"> </w:t>
+            </w:r>
+            <w:r>
+              <w:rPr>
+                <w:rFonts w:eastAsia="Times New Roman"/>
+                <w:lang w:val="en-US"/>
+              </w:rPr>
+              <w:t>H</w:t>
+            </w:r>
+            <w:r>
+              <w:rPr>
+                <w:rFonts w:eastAsia="Times New Roman"/>
+                <w:vertAlign w:val="subscript"/>
+                <w:lang w:val="en-US"/>
+              </w:rPr>
+              <w:t>o</w:t>
             </w:r>
           </w:p>
         </w:tc>
@@ -19291,7 +19460,7 @@
         </w:trPr>
         <w:tc>
           <w:tcPr>
-            <w:tcW w:w="2494" w:type="dxa"/>
+            <w:tcW w:w="2122" w:type="dxa"/>
             <w:vAlign w:val="center"/>
           </w:tcPr>
           <w:p>
@@ -19302,13 +19471,33 @@
               <w:rPr>
                 <w:rFonts w:eastAsia="Times New Roman"/>
               </w:rPr>
-              <w:t>H0: loc = loc_MLE</w:t>
+              <w:t>H</w:t>
+            </w:r>
+            <w:r>
+              <w:rPr>
+                <w:rFonts w:eastAsia="Times New Roman"/>
+                <w:vertAlign w:val="subscript"/>
+              </w:rPr>
+              <w:t>0</w:t>
+            </w:r>
+            <w:r>
+              <w:rPr>
+                <w:rFonts w:eastAsia="Times New Roman"/>
+              </w:rPr>
+              <w:t>: loc = loc</w:t>
+            </w:r>
+            <w:r>
+              <w:rPr>
+                <w:rFonts w:eastAsia="Times New Roman"/>
+                <w:vertAlign w:val="subscript"/>
+              </w:rPr>
+              <w:t>MLE</w:t>
             </w:r>
           </w:p>
         </w:tc>
         <w:tc>
           <w:tcPr>
-            <w:tcW w:w="1701" w:type="dxa"/>
+            <w:tcW w:w="2835" w:type="dxa"/>
             <w:vAlign w:val="center"/>
           </w:tcPr>
           <w:p>
@@ -19319,46 +19508,108 @@
               <w:rPr>
                 <w:rFonts w:eastAsia="Times New Roman"/>
               </w:rPr>
-              <w:t>-10,905760</w:t>
+              <w:t>-7.63795627149536</w:t>
             </w:r>
           </w:p>
         </w:tc>
         <w:tc>
           <w:tcPr>
-            <w:tcW w:w="2268" w:type="dxa"/>
+            <w:tcW w:w="2504" w:type="dxa"/>
             <w:vAlign w:val="center"/>
           </w:tcPr>
           <w:p>
             <w:pPr>
               <w:pStyle w:val="a8"/>
+              <w:rPr>
+                <w:rFonts w:eastAsia="Times New Roman"/>
+                <w:lang w:val="en-US"/>
+              </w:rPr>
             </w:pPr>
             <w:r>
               <w:rPr>
                 <w:rFonts w:eastAsia="Times New Roman"/>
               </w:rPr>
-              <w:t>[-20,929087; -7,711064]</w:t>
+              <w:t>[-22.44314373</w:t>
+            </w:r>
+            <w:r>
+              <w:rPr>
+                <w:rFonts w:eastAsia="Times New Roman"/>
+                <w:lang w:val="en-US"/>
+              </w:rPr>
+              <w:t>;</w:t>
+            </w:r>
+          </w:p>
+          <w:p>
+            <w:pPr>
+              <w:pStyle w:val="a8"/>
+            </w:pPr>
+            <w:r>
+              <w:rPr>
+                <w:rFonts w:eastAsia="Times New Roman"/>
+              </w:rPr>
+              <w:t>-7.48629473]</w:t>
             </w:r>
           </w:p>
         </w:tc>
         <w:tc>
           <w:tcPr>
-            <w:tcW w:w="1701" w:type="dxa"/>
+            <w:tcW w:w="2032" w:type="dxa"/>
             <w:vAlign w:val="center"/>
           </w:tcPr>
           <w:p>
             <w:pPr>
               <w:pStyle w:val="a8"/>
+              <w:rPr>
+                <w:vertAlign w:val="subscript"/>
+              </w:rPr>
             </w:pPr>
             <w:r>
               <w:rPr>
                 <w:rFonts w:eastAsia="Times New Roman"/>
               </w:rPr>
               <w:t>нет оснований отвергать</w:t>
+            </w:r>
+            <w:r>
+              <w:rPr>
+                <w:rFonts w:eastAsia="Times New Roman"/>
+                <w:lang w:val="en-US"/>
+              </w:rPr>
+              <w:t xml:space="preserve"> H</w:t>
+            </w:r>
+            <w:r>
+              <w:rPr>
+                <w:rFonts w:eastAsia="Times New Roman"/>
+                <w:vertAlign w:val="subscript"/>
+                <w:lang w:val="en-US"/>
+              </w:rPr>
+              <w:t>0</w:t>
             </w:r>
           </w:p>
         </w:tc>
       </w:tr>
     </w:tbl>
+    <w:p>
+      <w:pPr>
+        <w:ind w:firstLine="0"/>
+        <w:jc w:val="center"/>
+        <w:rPr>
+          <w:rFonts w:eastAsia="Times New Roman"/>
+        </w:rPr>
+      </w:pPr>
+      <w:r>
+        <w:rPr>
+          <w:rFonts w:eastAsia="Times New Roman"/>
+        </w:rPr>
+        <w:t>Таблица 7 — Проверка гипотез о параметрах распределения</w:t>
+      </w:r>
+    </w:p>
+    <w:p>
+      <w:pPr>
+        <w:rPr>
+          <w:rFonts w:eastAsia="Times New Roman"/>
+        </w:rPr>
+      </w:pPr>
+    </w:p>
     <w:p>
       <w:r>
         <w:rPr>
@@ -19509,7 +19760,19 @@
             <w:rPr>
               <w:rFonts w:ascii="Cambria Math" w:hAnsi="Cambria Math"/>
             </w:rPr>
-            <m:t>28.158459</m:t>
+            <m:t>4</m:t>
+          </m:r>
+          <m:r>
+            <w:rPr>
+              <w:rFonts w:ascii="Cambria Math" w:hAnsi="Cambria Math"/>
+            </w:rPr>
+            <m:t>,</m:t>
+          </m:r>
+          <m:r>
+            <w:rPr>
+              <w:rFonts w:ascii="Cambria Math" w:hAnsi="Cambria Math"/>
+            </w:rPr>
+            <m:t>27687804</m:t>
           </m:r>
           <m:r>
             <m:rPr>
@@ -19533,13 +19796,34 @@
             <w:rPr>
               <w:rFonts w:ascii="Cambria Math" w:hAnsi="Cambria Math"/>
             </w:rPr>
-            <m:t>loc=-</m:t>
+            <m:t>loc=</m:t>
           </m:r>
           <m:r>
+            <m:rPr>
+              <m:sty m:val="p"/>
+            </m:rPr>
             <w:rPr>
               <w:rFonts w:ascii="Cambria Math" w:hAnsi="Cambria Math"/>
             </w:rPr>
-            <m:t>10.905760</m:t>
+            <m:t>-7</m:t>
+          </m:r>
+          <m:r>
+            <m:rPr>
+              <m:sty m:val="p"/>
+            </m:rPr>
+            <w:rPr>
+              <w:rFonts w:ascii="Cambria Math" w:hAnsi="Cambria Math"/>
+            </w:rPr>
+            <m:t>,</m:t>
+          </m:r>
+          <m:r>
+            <m:rPr>
+              <m:sty m:val="p"/>
+            </m:rPr>
+            <w:rPr>
+              <w:rFonts w:ascii="Cambria Math" w:hAnsi="Cambria Math"/>
+            </w:rPr>
+            <m:t>63795627</m:t>
           </m:r>
           <m:r>
             <m:rPr>
@@ -20720,13 +21004,6 @@
       <w:pPr>
         <w:pStyle w:val="a8"/>
       </w:pPr>
-      <w:r>
-        <w:rPr>
-          <w:rFonts w:eastAsia="Times New Roman"/>
-        </w:rPr>
-        <w:lastRenderedPageBreak/>
-        <w:t>Таблица 8 — Проверка гипотезы о виде распределения</w:t>
-      </w:r>
     </w:p>
     <w:tbl>
       <w:tblPr>
@@ -20848,7 +21125,16 @@
               <w:pStyle w:val="a8"/>
             </w:pPr>
             <w:r>
-              <w:t>0,048622</w:t>
+              <w:t>0</w:t>
+            </w:r>
+            <w:r>
+              <w:rPr>
+                <w:lang w:val="en-US"/>
+              </w:rPr>
+              <w:t>,</w:t>
+            </w:r>
+            <w:r>
+              <w:t>08749</w:t>
             </w:r>
           </w:p>
         </w:tc>
@@ -20860,6 +21146,9 @@
           <w:p>
             <w:pPr>
               <w:pStyle w:val="a8"/>
+              <w:rPr>
+                <w:lang w:val="en-US"/>
+              </w:rPr>
             </w:pPr>
             <w:r>
               <w:t>—</w:t>
@@ -20874,9 +21163,21 @@
           <w:p>
             <w:pPr>
               <w:pStyle w:val="a8"/>
+              <w:rPr>
+                <w:lang w:val="en-US"/>
+              </w:rPr>
             </w:pPr>
             <w:r>
-              <w:t>0,462873</w:t>
+              <w:t>0</w:t>
+            </w:r>
+            <w:r>
+              <w:rPr>
+                <w:lang w:val="en-US"/>
+              </w:rPr>
+              <w:t>,</w:t>
+            </w:r>
+            <w:r>
+              <w:t>019</w:t>
             </w:r>
           </w:p>
         </w:tc>
@@ -20924,7 +21225,16 @@
               <w:pStyle w:val="a8"/>
             </w:pPr>
             <w:r>
-              <w:t>10,800000</w:t>
+              <w:t>16</w:t>
+            </w:r>
+            <w:r>
+              <w:rPr>
+                <w:lang w:val="en-US"/>
+              </w:rPr>
+              <w:t>,</w:t>
+            </w:r>
+            <w:r>
+              <w:t>5333333</w:t>
             </w:r>
           </w:p>
         </w:tc>
@@ -20950,9 +21260,21 @@
           <w:p>
             <w:pPr>
               <w:pStyle w:val="a8"/>
+              <w:rPr>
+                <w:lang w:val="en-US"/>
+              </w:rPr>
             </w:pPr>
             <w:r>
-              <w:t>0,147584</w:t>
+              <w:t>0</w:t>
+            </w:r>
+            <w:r>
+              <w:rPr>
+                <w:lang w:val="en-US"/>
+              </w:rPr>
+              <w:t>,</w:t>
+            </w:r>
+            <w:r>
+              <w:t>02066</w:t>
             </w:r>
           </w:p>
         </w:tc>
@@ -20975,13 +21297,29 @@
     <w:p>
       <w:pPr>
         <w:pStyle w:val="a8"/>
-      </w:pPr>
-      <w:r>
-        <w:rPr>
-          <w:rFonts w:eastAsia="Times New Roman"/>
-        </w:rPr>
-        <w:t>Таблица 9 — Частоты для критерия χ² Пирсона</w:t>
-      </w:r>
+        <w:rPr>
+          <w:rFonts w:eastAsia="Times New Roman"/>
+        </w:rPr>
+      </w:pPr>
+      <w:r>
+        <w:rPr>
+          <w:rFonts w:eastAsia="Times New Roman"/>
+        </w:rPr>
+        <w:t>Таблица 8 — Проверка гипотезы о виде распределения</w:t>
+      </w:r>
+    </w:p>
+    <w:p>
+      <w:pPr>
+        <w:pStyle w:val="a8"/>
+        <w:rPr>
+          <w:rFonts w:eastAsia="Times New Roman"/>
+        </w:rPr>
+      </w:pPr>
+    </w:p>
+    <w:p>
+      <w:pPr>
+        <w:pStyle w:val="a8"/>
+      </w:pPr>
     </w:p>
     <w:tbl>
       <w:tblPr>
@@ -21625,6 +21963,28 @@
       </w:tr>
     </w:tbl>
     <w:p>
+      <w:pPr>
+        <w:ind w:firstLine="0"/>
+        <w:jc w:val="center"/>
+        <w:rPr>
+          <w:rFonts w:eastAsia="Times New Roman"/>
+        </w:rPr>
+      </w:pPr>
+      <w:r>
+        <w:rPr>
+          <w:rFonts w:eastAsia="Times New Roman"/>
+        </w:rPr>
+        <w:t>Таблица 9 — Частоты для критерия χ² Пирсона</w:t>
+      </w:r>
+    </w:p>
+    <w:p>
+      <w:pPr>
+        <w:rPr>
+          <w:rFonts w:eastAsia="Times New Roman"/>
+        </w:rPr>
+      </w:pPr>
+    </w:p>
+    <w:p>
       <w:r>
         <w:rPr>
           <w:rFonts w:eastAsia="Times New Roman"/>
@@ -21666,6 +22026,7 @@
         <w:ind w:left="709" w:firstLine="0"/>
       </w:pPr>
       <w:r>
+        <w:lastRenderedPageBreak/>
         <w:t xml:space="preserve"> </w:t>
       </w:r>
       <w:bookmarkStart w:id="22" w:name="_Toc232720124"/>
@@ -21679,14 +22040,7 @@
         <w:rPr>
           <w:rFonts w:eastAsia="Times New Roman"/>
         </w:rPr>
-        <w:t>Для проверки однородности была построена дополнительная выборка из близкого сдвинутого гамма-распределения. Эта часть нужна для сравнения двух выборок: исходной и искусственно сгенерированной. Параметры гамма-</w:t>
-      </w:r>
-      <w:r>
-        <w:rPr>
-          <w:rFonts w:eastAsia="Times New Roman"/>
-        </w:rPr>
-        <w:lastRenderedPageBreak/>
-        <w:t>распределения были подобраны так, чтобы среднее и дисперсия были близки к характеристикам исходной выборки. После генерации проверяется, можно ли считать две выборки полученными из одного распределения.</w:t>
+        <w:t>Для проверки однородности была построена дополнительная выборка из близкого сдвинутого гамма-распределения. Эта часть нужна для сравнения двух выборок: исходной и искусственно сгенерированной. Параметры гамма-распределения были подобраны так, чтобы среднее и дисперсия были близки к характеристикам исходной выборки. После генерации проверяется, можно ли считать две выборки полученными из одного распределения.</w:t>
       </w:r>
     </w:p>
     <w:p>
@@ -22310,13 +22664,6 @@
       <w:pPr>
         <w:pStyle w:val="a8"/>
       </w:pPr>
-      <w:r>
-        <w:rPr>
-          <w:rFonts w:eastAsia="Times New Roman"/>
-        </w:rPr>
-        <w:lastRenderedPageBreak/>
-        <w:t>Таблица 10 — Проверка гипотезы об однородности выборок</w:t>
-      </w:r>
     </w:p>
     <w:tbl>
       <w:tblPr>
@@ -22485,7 +22832,20 @@
               <w:rPr>
                 <w:rFonts w:eastAsia="Times New Roman"/>
               </w:rPr>
-              <w:t>0,060000</w:t>
+              <w:t>0</w:t>
+            </w:r>
+            <w:r>
+              <w:rPr>
+                <w:rFonts w:eastAsia="Times New Roman"/>
+                <w:lang w:val="en-US"/>
+              </w:rPr>
+              <w:t>,</w:t>
+            </w:r>
+            <w:r>
+              <w:rPr>
+                <w:rFonts w:eastAsia="Times New Roman"/>
+              </w:rPr>
+              <w:t>12333</w:t>
             </w:r>
           </w:p>
         </w:tc>
@@ -22525,7 +22885,20 @@
               <w:rPr>
                 <w:rFonts w:eastAsia="Times New Roman"/>
               </w:rPr>
-              <w:t>0,653575</w:t>
+              <w:t>0</w:t>
+            </w:r>
+            <w:r>
+              <w:rPr>
+                <w:rFonts w:eastAsia="Times New Roman"/>
+                <w:lang w:val="en-US"/>
+              </w:rPr>
+              <w:t>,</w:t>
+            </w:r>
+            <w:r>
+              <w:rPr>
+                <w:rFonts w:eastAsia="Times New Roman"/>
+              </w:rPr>
+              <w:t>02077</w:t>
             </w:r>
           </w:p>
         </w:tc>
@@ -22651,6 +23024,28 @@
         </w:tc>
       </w:tr>
     </w:tbl>
+    <w:p>
+      <w:pPr>
+        <w:pStyle w:val="a8"/>
+        <w:rPr>
+          <w:noProof/>
+        </w:rPr>
+      </w:pPr>
+      <w:r>
+        <w:rPr>
+          <w:rFonts w:eastAsia="Times New Roman"/>
+        </w:rPr>
+        <w:t>Таблица 10 — Проверка гипотезы об однородности выборок</w:t>
+      </w:r>
+    </w:p>
+    <w:p>
+      <w:pPr>
+        <w:pStyle w:val="a8"/>
+        <w:rPr>
+          <w:noProof/>
+        </w:rPr>
+      </w:pPr>
+    </w:p>
     <w:p>
       <w:pPr>
         <w:pStyle w:val="a8"/>
@@ -22712,25 +23107,37 @@
     <w:p>
       <w:pPr>
         <w:pStyle w:val="a8"/>
-      </w:pPr>
-      <w:r>
-        <w:rPr>
-          <w:rFonts w:eastAsia="Times New Roman"/>
-        </w:rPr>
+        <w:rPr>
+          <w:rFonts w:eastAsia="Times New Roman"/>
+          <w:lang w:val="en-US"/>
+        </w:rPr>
+      </w:pPr>
+      <w:r>
+        <w:rPr>
+          <w:rFonts w:eastAsia="Times New Roman"/>
+        </w:rPr>
+        <w:lastRenderedPageBreak/>
         <w:t>Рисунок 10 — Сравнение эмпирических функций исходной и сгенерированной выборок</w:t>
       </w:r>
     </w:p>
     <w:p>
       <w:pPr>
-        <w:rPr>
-          <w:rFonts w:eastAsia="Times New Roman"/>
-        </w:rPr>
-      </w:pPr>
-      <w:r>
-        <w:rPr>
-          <w:rFonts w:eastAsia="Times New Roman"/>
-        </w:rPr>
-        <w:lastRenderedPageBreak/>
+        <w:pStyle w:val="a4"/>
+        <w:rPr>
+          <w:lang w:val="en-US"/>
+        </w:rPr>
+      </w:pPr>
+    </w:p>
+    <w:p>
+      <w:pPr>
+        <w:rPr>
+          <w:rFonts w:eastAsia="Times New Roman"/>
+        </w:rPr>
+      </w:pPr>
+      <w:r>
+        <w:rPr>
+          <w:rFonts w:eastAsia="Times New Roman"/>
+        </w:rPr>
         <w:t xml:space="preserve">В данной реализации </w:t>
       </w:r>
       <m:oMath>
@@ -22745,7 +23152,67 @@
         <w:rPr>
           <w:rFonts w:eastAsia="Times New Roman"/>
         </w:rPr>
-        <w:t>-value двухвыборочного критерия равно 0,653575. Так как это значение больше 0,05, нет оснований отвергать гипотезу об однородности исходной выборки и сгенерированной гамма-выборки. При этом оценка мощности критерия равна 0,053333, что показывает небольшую вероятность обнаружения выбранного отличия при данном способе моделирования альтернативы.</w:t>
+        <w:t xml:space="preserve">-value двухвыборочного критерия равно </w:t>
+      </w:r>
+      <w:r>
+        <w:rPr>
+          <w:rFonts w:eastAsia="Times New Roman"/>
+        </w:rPr>
+        <w:t>0</w:t>
+      </w:r>
+      <w:r>
+        <w:rPr>
+          <w:rFonts w:eastAsia="Times New Roman"/>
+        </w:rPr>
+        <w:t>,</w:t>
+      </w:r>
+      <w:r>
+        <w:rPr>
+          <w:rFonts w:eastAsia="Times New Roman"/>
+        </w:rPr>
+        <w:t>02077</w:t>
+      </w:r>
+      <w:r>
+        <w:rPr>
+          <w:rFonts w:eastAsia="Times New Roman"/>
+        </w:rPr>
+        <w:t>. Так как это значение больше 0,0</w:t>
+      </w:r>
+      <w:r>
+        <w:rPr>
+          <w:rFonts w:eastAsia="Times New Roman"/>
+        </w:rPr>
+        <w:t>1</w:t>
+      </w:r>
+      <w:r>
+        <w:rPr>
+          <w:rFonts w:eastAsia="Times New Roman"/>
+        </w:rPr>
+        <w:t xml:space="preserve">, нет оснований отвергать гипотезу об однородности исходной выборки и сгенерированной гамма-выборки. При этом оценка мощности критерия равна </w:t>
+      </w:r>
+      <w:r>
+        <w:rPr>
+          <w:rFonts w:eastAsia="Times New Roman"/>
+        </w:rPr>
+        <w:t>0</w:t>
+      </w:r>
+      <w:r>
+        <w:rPr>
+          <w:rFonts w:eastAsia="Times New Roman"/>
+        </w:rPr>
+        <w:t>,</w:t>
+      </w:r>
+      <w:r>
+        <w:rPr>
+          <w:rFonts w:eastAsia="Times New Roman"/>
+        </w:rPr>
+        <w:t>32</w:t>
+      </w:r>
+      <w:r>
+        <w:rPr>
+          <w:rFonts w:eastAsia="Times New Roman"/>
+        </w:rPr>
+        <w:t>, что показывает небольшую вероятность обнаружения выбранного отличия при данном способе моделирования альтернативы.</w:t>
       </w:r>
     </w:p>
     <w:p>
@@ -22845,7 +23312,14 @@
         <w:rPr>
           <w:rFonts w:eastAsia="Times New Roman"/>
         </w:rPr>
-        <w:t>Точечные оценки параметров были найдены методом моментов и методом максимального правдоподобия. Дополнительно была выполнена ручная программная проверка через гамма-распределение по файлу tests.py. Контрольная гамма-процедура была включена в отчет, но не выбрана в качестве основной, так как дала худшее согласие с эмпирическим распределением. В качестве основной модели были использованы ММП-оценки:</w:t>
+        <w:t xml:space="preserve">Точечные оценки параметров были найдены методом моментов и методом максимального правдоподобия. Дополнительно была выполнена ручная программная проверка через гамма-распределение по файлу tests.py. Контрольная гамма-процедура была включена в отчет, но не выбрана в качестве основной, так </w:t>
+      </w:r>
+      <w:r>
+        <w:rPr>
+          <w:rFonts w:eastAsia="Times New Roman"/>
+        </w:rPr>
+        <w:lastRenderedPageBreak/>
+        <w:t>как дала худшее согласие с эмпирическим распределением. В качестве основной модели были использованы ММП-оценки:</w:t>
       </w:r>
     </w:p>
     <w:p>
@@ -22887,7 +23361,19 @@
             <w:rPr>
               <w:rFonts w:ascii="Cambria Math" w:hAnsi="Cambria Math"/>
             </w:rPr>
-            <m:t>28.158459</m:t>
+            <m:t>4</m:t>
+          </m:r>
+          <m:r>
+            <w:rPr>
+              <w:rFonts w:ascii="Cambria Math" w:hAnsi="Cambria Math"/>
+            </w:rPr>
+            <m:t>,</m:t>
+          </m:r>
+          <m:r>
+            <w:rPr>
+              <w:rFonts w:ascii="Cambria Math" w:hAnsi="Cambria Math"/>
+            </w:rPr>
+            <m:t>27687</m:t>
           </m:r>
           <m:r>
             <m:rPr>
@@ -22931,13 +23417,34 @@
             <w:rPr>
               <w:rFonts w:ascii="Cambria Math" w:hAnsi="Cambria Math"/>
             </w:rPr>
-            <m:t>=-</m:t>
+            <m:t>=</m:t>
           </m:r>
           <m:r>
+            <m:rPr>
+              <m:sty m:val="p"/>
+            </m:rPr>
             <w:rPr>
               <w:rFonts w:ascii="Cambria Math" w:hAnsi="Cambria Math"/>
             </w:rPr>
-            <m:t>10.905760</m:t>
+            <m:t>-7</m:t>
+          </m:r>
+          <m:r>
+            <m:rPr>
+              <m:sty m:val="p"/>
+            </m:rPr>
+            <w:rPr>
+              <w:rFonts w:ascii="Cambria Math" w:hAnsi="Cambria Math"/>
+            </w:rPr>
+            <m:t>,</m:t>
+          </m:r>
+          <m:r>
+            <m:rPr>
+              <m:sty m:val="p"/>
+            </m:rPr>
+            <w:rPr>
+              <w:rFonts w:ascii="Cambria Math" w:hAnsi="Cambria Math"/>
+            </w:rPr>
+            <m:t>63795</m:t>
           </m:r>
           <m:r>
             <m:rPr>
@@ -22986,8 +23493,32 @@
         <w:rPr>
           <w:rFonts w:eastAsia="Times New Roman"/>
         </w:rPr>
-        <w:lastRenderedPageBreak/>
-        <w:t>По бутстрэп-методу были построены 95% доверительные интервалы для параметров. Гипотезы о параметрах не были отвергнуты, так как точечные оценки лежат внутри соответствующих доверительных интервалов. Критерии Колмогорова и χ² Пирсона также не дали оснований отвергать гипотезу о том, что исходная выборка имеет сдвинутое χ-распределение с найденными параметрами.</w:t>
+        <w:t xml:space="preserve">По </w:t>
+      </w:r>
+      <w:r>
+        <w:rPr>
+          <w:rFonts w:eastAsia="Times New Roman"/>
+          <w:lang w:val="en-US"/>
+        </w:rPr>
+        <w:t>bootstrap</w:t>
+      </w:r>
+      <w:r>
+        <w:rPr>
+          <w:rFonts w:eastAsia="Times New Roman"/>
+        </w:rPr>
+        <w:t>-методу были построены 9</w:t>
+      </w:r>
+      <w:r>
+        <w:rPr>
+          <w:rFonts w:eastAsia="Times New Roman"/>
+        </w:rPr>
+        <w:t>9</w:t>
+      </w:r>
+      <w:r>
+        <w:rPr>
+          <w:rFonts w:eastAsia="Times New Roman"/>
+        </w:rPr>
+        <w:t>% доверительные интервалы для параметров. Гипотезы о параметрах не были отвергнуты, так как точечные оценки лежат внутри соответствующих доверительных интервалов. Критерии Колмогорова и χ² Пирсона также не дали оснований отвергать гипотезу о том, что исходная выборка имеет сдвинутое χ-распределение с найденными параметрами.</w:t>
       </w:r>
     </w:p>
     <w:p>
@@ -25964,6 +26495,9 @@
       <w:pPr>
         <w:ind w:firstLine="0"/>
         <w:jc w:val="left"/>
+        <w:rPr>
+          <w:lang w:val="en-US"/>
+        </w:rPr>
       </w:pPr>
       <w:r>
         <w:rPr>
@@ -25979,6 +26513,7 @@
           <w:rFonts w:ascii="Courier New" w:hAnsi="Courier New" w:cs="Courier New"/>
           <w:sz w:val="22"/>
           <w:szCs w:val="22"/>
+          <w:lang w:val="en-US"/>
         </w:rPr>
         <w:t>.</w:t>
       </w:r>
@@ -25996,6 +26531,7 @@
           <w:rFonts w:ascii="Courier New" w:hAnsi="Courier New" w:cs="Courier New"/>
           <w:sz w:val="22"/>
           <w:szCs w:val="22"/>
+          <w:lang w:val="en-US"/>
         </w:rPr>
         <w:t>()</w:t>
       </w:r>
@@ -26003,6 +26539,9 @@
     <w:p>
       <w:pPr>
         <w:ind w:firstLine="0"/>
+        <w:rPr>
+          <w:lang w:val="en-US"/>
+        </w:rPr>
       </w:pPr>
     </w:p>
     <w:p>
@@ -26790,6 +27329,9 @@
       <w:pPr>
         <w:ind w:firstLine="0"/>
         <w:jc w:val="left"/>
+        <w:rPr>
+          <w:lang w:val="en-US"/>
+        </w:rPr>
       </w:pPr>
       <w:r>
         <w:rPr>
@@ -26805,6 +27347,7 @@
           <w:rFonts w:ascii="Courier New" w:hAnsi="Courier New" w:cs="Courier New"/>
           <w:sz w:val="22"/>
           <w:szCs w:val="22"/>
+          <w:lang w:val="en-US"/>
         </w:rPr>
         <w:t>.</w:t>
       </w:r>
@@ -26822,6 +27365,7 @@
           <w:rFonts w:ascii="Courier New" w:hAnsi="Courier New" w:cs="Courier New"/>
           <w:sz w:val="22"/>
           <w:szCs w:val="22"/>
+          <w:lang w:val="en-US"/>
         </w:rPr>
         <w:t>()</w:t>
       </w:r>
@@ -26829,6 +27373,9 @@
     <w:p>
       <w:pPr>
         <w:ind w:firstLine="0"/>
+        <w:rPr>
+          <w:lang w:val="en-US"/>
+        </w:rPr>
       </w:pPr>
     </w:p>
     <w:p>
@@ -28653,6 +29200,7 @@
           <w:rFonts w:ascii="Courier New" w:hAnsi="Courier New" w:cs="Courier New"/>
           <w:sz w:val="22"/>
           <w:szCs w:val="22"/>
+          <w:lang w:val="en-US"/>
         </w:rPr>
       </w:pPr>
       <w:r>
@@ -28669,6 +29217,7 @@
           <w:rFonts w:ascii="Courier New" w:hAnsi="Courier New" w:cs="Courier New"/>
           <w:sz w:val="22"/>
           <w:szCs w:val="22"/>
+          <w:lang w:val="en-US"/>
         </w:rPr>
         <w:t>_</w:t>
       </w:r>
@@ -28686,6 +29235,7 @@
           <w:rFonts w:ascii="Courier New" w:hAnsi="Courier New" w:cs="Courier New"/>
           <w:sz w:val="22"/>
           <w:szCs w:val="22"/>
+          <w:lang w:val="en-US"/>
         </w:rPr>
         <w:t xml:space="preserve">, </w:t>
       </w:r>
@@ -28703,6 +29253,7 @@
           <w:rFonts w:ascii="Courier New" w:hAnsi="Courier New" w:cs="Courier New"/>
           <w:sz w:val="22"/>
           <w:szCs w:val="22"/>
+          <w:lang w:val="en-US"/>
         </w:rPr>
         <w:t>_</w:t>
       </w:r>
@@ -28720,6 +29271,7 @@
           <w:rFonts w:ascii="Courier New" w:hAnsi="Courier New" w:cs="Courier New"/>
           <w:sz w:val="22"/>
           <w:szCs w:val="22"/>
+          <w:lang w:val="en-US"/>
         </w:rPr>
         <w:t xml:space="preserve"> = </w:t>
       </w:r>
@@ -28737,6 +29289,7 @@
           <w:rFonts w:ascii="Courier New" w:hAnsi="Courier New" w:cs="Courier New"/>
           <w:sz w:val="22"/>
           <w:szCs w:val="22"/>
+          <w:lang w:val="en-US"/>
         </w:rPr>
         <w:t>.</w:t>
       </w:r>
@@ -28754,6 +29307,7 @@
           <w:rFonts w:ascii="Courier New" w:hAnsi="Courier New" w:cs="Courier New"/>
           <w:sz w:val="22"/>
           <w:szCs w:val="22"/>
+          <w:lang w:val="en-US"/>
         </w:rPr>
         <w:t>(</w:t>
       </w:r>
@@ -28774,6 +29328,7 @@
           <w:rFonts w:ascii="Courier New" w:hAnsi="Courier New" w:cs="Courier New"/>
           <w:sz w:val="22"/>
           <w:szCs w:val="22"/>
+          <w:lang w:val="en-US"/>
         </w:rPr>
         <w:t xml:space="preserve">    </w:t>
       </w:r>

--- a/CW/TP_MS/ТВиМС_Курсовая_4вариант_5151003_40002_Михайлич_Сапожников.docx
+++ b/CW/TP_MS/ТВиМС_Курсовая_4вариант_5151003_40002_Михайлич_Сапожников.docx
@@ -160,6 +160,15 @@
         </w:rPr>
         <w:t>»</w:t>
       </w:r>
+    </w:p>
+    <w:p>
+      <w:pPr>
+        <w:spacing w:line="240" w:lineRule="auto"/>
+        <w:rPr>
+          <w:sz w:val="24"/>
+          <w:szCs w:val="24"/>
+        </w:rPr>
+      </w:pPr>
     </w:p>
     <w:p>
       <w:pPr>
@@ -897,6 +906,7 @@
         <w:rPr>
           <w:rFonts w:eastAsia="Times New Roman" w:cs="Times New Roman"/>
         </w:rPr>
+        <w:lastRenderedPageBreak/>
         <w:t>20</w:t>
       </w:r>
       <w:r>
@@ -928,7 +938,6 @@
         <w:rPr>
           <w:rFonts w:eastAsiaTheme="minorEastAsia"/>
         </w:rPr>
-        <w:lastRenderedPageBreak/>
         <w:t>Содержание</w:t>
       </w:r>
     </w:p>
@@ -17482,8 +17491,33 @@
                 <w:rFonts w:eastAsia="Times New Roman"/>
                 <w:lang w:val="en-US"/>
               </w:rPr>
-              <w:t xml:space="preserve"> df_gamma = 2 * a_hat</w:t>
-            </w:r>
+              <w:t xml:space="preserve"> </w:t>
+            </w:r>
+            <w:proofErr w:type="spellStart"/>
+            <w:r>
+              <w:rPr>
+                <w:rFonts w:eastAsia="Times New Roman"/>
+                <w:lang w:val="en-US"/>
+              </w:rPr>
+              <w:t>df_gamma</w:t>
+            </w:r>
+            <w:proofErr w:type="spellEnd"/>
+            <w:r>
+              <w:rPr>
+                <w:rFonts w:eastAsia="Times New Roman"/>
+                <w:lang w:val="en-US"/>
+              </w:rPr>
+              <w:t xml:space="preserve"> = 2 * </w:t>
+            </w:r>
+            <w:proofErr w:type="spellStart"/>
+            <w:r>
+              <w:rPr>
+                <w:rFonts w:eastAsia="Times New Roman"/>
+                <w:lang w:val="en-US"/>
+              </w:rPr>
+              <w:t>a_hat</w:t>
+            </w:r>
+            <w:proofErr w:type="spellEnd"/>
           </w:p>
         </w:tc>
         <w:tc>
@@ -18560,19 +18594,7 @@
               <w:rPr>
                 <w:rFonts w:ascii="Cambria Math" w:hAnsi="Cambria Math"/>
               </w:rPr>
-              <m:t>0.0</m:t>
-            </m:r>
-            <m:r>
-              <w:rPr>
-                <w:rFonts w:ascii="Cambria Math" w:hAnsi="Cambria Math"/>
-              </w:rPr>
-              <m:t>0</m:t>
-            </m:r>
-            <m:r>
-              <w:rPr>
-                <w:rFonts w:ascii="Cambria Math" w:hAnsi="Cambria Math"/>
-              </w:rPr>
-              <m:t>25</m:t>
+              <m:t>0.0025</m:t>
             </m:r>
           </m:sub>
           <m:sup>
@@ -18639,19 +18661,7 @@
               <w:rPr>
                 <w:rFonts w:ascii="Cambria Math" w:hAnsi="Cambria Math"/>
               </w:rPr>
-              <m:t>0.9</m:t>
-            </m:r>
-            <m:r>
-              <w:rPr>
-                <w:rFonts w:ascii="Cambria Math" w:hAnsi="Cambria Math"/>
-              </w:rPr>
-              <m:t>9</m:t>
-            </m:r>
-            <m:r>
-              <w:rPr>
-                <w:rFonts w:ascii="Cambria Math" w:hAnsi="Cambria Math"/>
-              </w:rPr>
-              <m:t>75</m:t>
+              <m:t>0.9975</m:t>
             </m:r>
           </m:sub>
           <m:sup>
@@ -19104,13 +19114,7 @@
             <w:rPr>
               <w:rFonts w:ascii="Cambria Math" w:hAnsi="Cambria Math"/>
             </w:rPr>
-            <m:t>0.0</m:t>
-          </m:r>
-          <m:r>
-            <w:rPr>
-              <w:rFonts w:ascii="Cambria Math" w:hAnsi="Cambria Math"/>
-            </w:rPr>
-            <m:t>1</m:t>
+            <m:t>0.01</m:t>
           </m:r>
           <m:r>
             <m:rPr>
@@ -19760,19 +19764,7 @@
             <w:rPr>
               <w:rFonts w:ascii="Cambria Math" w:hAnsi="Cambria Math"/>
             </w:rPr>
-            <m:t>4</m:t>
-          </m:r>
-          <m:r>
-            <w:rPr>
-              <w:rFonts w:ascii="Cambria Math" w:hAnsi="Cambria Math"/>
-            </w:rPr>
-            <m:t>,</m:t>
-          </m:r>
-          <m:r>
-            <w:rPr>
-              <w:rFonts w:ascii="Cambria Math" w:hAnsi="Cambria Math"/>
-            </w:rPr>
-            <m:t>27687804</m:t>
+            <m:t>4,27687804</m:t>
           </m:r>
           <m:r>
             <m:rPr>
@@ -19796,43 +19788,7 @@
             <w:rPr>
               <w:rFonts w:ascii="Cambria Math" w:hAnsi="Cambria Math"/>
             </w:rPr>
-            <m:t>loc=</m:t>
-          </m:r>
-          <m:r>
-            <m:rPr>
-              <m:sty m:val="p"/>
-            </m:rPr>
-            <w:rPr>
-              <w:rFonts w:ascii="Cambria Math" w:hAnsi="Cambria Math"/>
-            </w:rPr>
-            <m:t>-7</m:t>
-          </m:r>
-          <m:r>
-            <m:rPr>
-              <m:sty m:val="p"/>
-            </m:rPr>
-            <w:rPr>
-              <w:rFonts w:ascii="Cambria Math" w:hAnsi="Cambria Math"/>
-            </w:rPr>
-            <m:t>,</m:t>
-          </m:r>
-          <m:r>
-            <m:rPr>
-              <m:sty m:val="p"/>
-            </m:rPr>
-            <w:rPr>
-              <w:rFonts w:ascii="Cambria Math" w:hAnsi="Cambria Math"/>
-            </w:rPr>
-            <m:t>63795627</m:t>
-          </m:r>
-          <m:r>
-            <m:rPr>
-              <m:sty m:val="p"/>
-            </m:rPr>
-            <w:rPr>
-              <w:rFonts w:ascii="Cambria Math" w:hAnsi="Cambria Math"/>
-            </w:rPr>
-            <m:t>,</m:t>
+            <m:t>loc=-7,63795627,</m:t>
           </m:r>
           <m:r>
             <w:rPr>
@@ -23109,7 +23065,6 @@
         <w:pStyle w:val="a8"/>
         <w:rPr>
           <w:rFonts w:eastAsia="Times New Roman"/>
-          <w:lang w:val="en-US"/>
         </w:rPr>
       </w:pPr>
       <w:r>
@@ -23123,9 +23078,6 @@
     <w:p>
       <w:pPr>
         <w:pStyle w:val="a4"/>
-        <w:rPr>
-          <w:lang w:val="en-US"/>
-        </w:rPr>
       </w:pPr>
     </w:p>
     <w:p>
@@ -23361,19 +23313,7 @@
             <w:rPr>
               <w:rFonts w:ascii="Cambria Math" w:hAnsi="Cambria Math"/>
             </w:rPr>
-            <m:t>4</m:t>
-          </m:r>
-          <m:r>
-            <w:rPr>
-              <w:rFonts w:ascii="Cambria Math" w:hAnsi="Cambria Math"/>
-            </w:rPr>
-            <m:t>,</m:t>
-          </m:r>
-          <m:r>
-            <w:rPr>
-              <w:rFonts w:ascii="Cambria Math" w:hAnsi="Cambria Math"/>
-            </w:rPr>
-            <m:t>27687</m:t>
+            <m:t>4,27687</m:t>
           </m:r>
           <m:r>
             <m:rPr>
@@ -23417,43 +23357,7 @@
             <w:rPr>
               <w:rFonts w:ascii="Cambria Math" w:hAnsi="Cambria Math"/>
             </w:rPr>
-            <m:t>=</m:t>
-          </m:r>
-          <m:r>
-            <m:rPr>
-              <m:sty m:val="p"/>
-            </m:rPr>
-            <w:rPr>
-              <w:rFonts w:ascii="Cambria Math" w:hAnsi="Cambria Math"/>
-            </w:rPr>
-            <m:t>-7</m:t>
-          </m:r>
-          <m:r>
-            <m:rPr>
-              <m:sty m:val="p"/>
-            </m:rPr>
-            <w:rPr>
-              <w:rFonts w:ascii="Cambria Math" w:hAnsi="Cambria Math"/>
-            </w:rPr>
-            <m:t>,</m:t>
-          </m:r>
-          <m:r>
-            <m:rPr>
-              <m:sty m:val="p"/>
-            </m:rPr>
-            <w:rPr>
-              <w:rFonts w:ascii="Cambria Math" w:hAnsi="Cambria Math"/>
-            </w:rPr>
-            <m:t>63795</m:t>
-          </m:r>
-          <m:r>
-            <m:rPr>
-              <m:sty m:val="p"/>
-            </m:rPr>
-            <w:rPr>
-              <w:rFonts w:ascii="Cambria Math" w:hAnsi="Cambria Math"/>
-            </w:rPr>
-            <m:t>,</m:t>
+            <m:t>=-7,63795,</m:t>
           </m:r>
           <m:r>
             <w:rPr>
@@ -23681,14 +23585,24 @@
               <w:r>
                 <w:t xml:space="preserve">1860. Т. 19. № 124. С. 19–32. — URL: </w:t>
               </w:r>
-              <w:hyperlink r:id="rId18" w:history="1">
-                <w:r>
-                  <w:rPr>
-                    <w:rStyle w:val="Hyperlink"/>
-                  </w:rPr>
-                  <w:t>https://doi.org/10.1080/14786446008642818</w:t>
-                </w:r>
-              </w:hyperlink>
+              <w:r>
+                <w:fldChar w:fldCharType="begin"/>
+              </w:r>
+              <w:r>
+                <w:instrText>HYPERLINK "https://doi.org/10.1080/14786446008642818"</w:instrText>
+              </w:r>
+              <w:r>
+                <w:fldChar w:fldCharType="separate"/>
+              </w:r>
+              <w:r>
+                <w:rPr>
+                  <w:rStyle w:val="Hyperlink"/>
+                </w:rPr>
+                <w:t>https://doi.org/10.1080/14786446008642818</w:t>
+              </w:r>
+              <w:r>
+                <w:fldChar w:fldCharType="end"/>
+              </w:r>
               <w:r>
                 <w:t xml:space="preserve"> (дата обращения: 19.06.2026).</w:t>
               </w:r>
@@ -23705,14 +23619,24 @@
               <w:r>
                 <w:t xml:space="preserve">Пирсон К. О критерии, позволяющем установить, может ли заданная система отклонений от вероятного в случае коррелированной системы переменных быть объяснена случайной выборкой // The London, Edinburgh, and Dublin Philosophical Magazine and Journal of Science. 1900. Т. 50. № 302. С. 157–175. — URL: </w:t>
               </w:r>
-              <w:hyperlink r:id="rId19" w:history="1">
-                <w:r>
-                  <w:rPr>
-                    <w:rStyle w:val="Hyperlink"/>
-                  </w:rPr>
-                  <w:t>https://doi.org/10.1080/14786440009463897</w:t>
-                </w:r>
-              </w:hyperlink>
+              <w:r>
+                <w:fldChar w:fldCharType="begin"/>
+              </w:r>
+              <w:r>
+                <w:instrText>HYPERLINK "https://doi.org/10.1080/14786440009463897"</w:instrText>
+              </w:r>
+              <w:r>
+                <w:fldChar w:fldCharType="separate"/>
+              </w:r>
+              <w:r>
+                <w:rPr>
+                  <w:rStyle w:val="Hyperlink"/>
+                </w:rPr>
+                <w:t>https://doi.org/10.1080/14786440009463897</w:t>
+              </w:r>
+              <w:r>
+                <w:fldChar w:fldCharType="end"/>
+              </w:r>
               <w:r>
                 <w:t xml:space="preserve"> (дата обращения: 19.06.2026).</w:t>
               </w:r>
@@ -23801,14 +23725,24 @@
               <w:r>
                 <w:t xml:space="preserve">Series A. 1922. Т. 222. С. 309–368. — URL: </w:t>
               </w:r>
-              <w:hyperlink r:id="rId20" w:history="1">
-                <w:r>
-                  <w:rPr>
-                    <w:rStyle w:val="Hyperlink"/>
-                  </w:rPr>
-                  <w:t>https://doi.org/10.1098/rsta.1922.0009</w:t>
-                </w:r>
-              </w:hyperlink>
+              <w:r>
+                <w:fldChar w:fldCharType="begin"/>
+              </w:r>
+              <w:r>
+                <w:instrText>HYPERLINK "https://doi.org/10.1098/rsta.1922.0009"</w:instrText>
+              </w:r>
+              <w:r>
+                <w:fldChar w:fldCharType="separate"/>
+              </w:r>
+              <w:r>
+                <w:rPr>
+                  <w:rStyle w:val="Hyperlink"/>
+                </w:rPr>
+                <w:t>https://doi.org/10.1098/rsta.1922.0009</w:t>
+              </w:r>
+              <w:r>
+                <w:fldChar w:fldCharType="end"/>
+              </w:r>
               <w:r>
                 <w:t xml:space="preserve"> (дата обращения: 19.06.2026).</w:t>
               </w:r>
@@ -23825,14 +23759,24 @@
               <w:r>
                 <w:t xml:space="preserve">Джонсон Н. Л., Котц С., Балакришнан Н. Непрерывные одномерные распределения. Т. 1. 2-е изд. Нью-Йорк: Wiley, 1994. 784 с. — URL: </w:t>
               </w:r>
-              <w:hyperlink r:id="rId21" w:history="1">
-                <w:r>
-                  <w:rPr>
-                    <w:rStyle w:val="Hyperlink"/>
-                  </w:rPr>
-                  <w:t>https://www.wiley.com/en-us/Continuous%2BUnivariate%2BDistributions%2C%2BVolume%2B1%2C%2B2nd%2BEdition-p-9780471584957</w:t>
-                </w:r>
-              </w:hyperlink>
+              <w:r>
+                <w:fldChar w:fldCharType="begin"/>
+              </w:r>
+              <w:r>
+                <w:instrText>HYPERLINK "https://www.wiley.com/en-us/Continuous%2BUnivariate%2BDistributions%2C%2BVolume%2B1%2C%2B2nd%2BEdition-p-9780471584957"</w:instrText>
+              </w:r>
+              <w:r>
+                <w:fldChar w:fldCharType="separate"/>
+              </w:r>
+              <w:r>
+                <w:rPr>
+                  <w:rStyle w:val="Hyperlink"/>
+                </w:rPr>
+                <w:t>https://www.wiley.com/en-us/Continuous%2BUnivariate%2BDistributions%2C%2BVolume%2B1%2C%2B2nd%2BEdition-p-9780471584957</w:t>
+              </w:r>
+              <w:r>
+                <w:fldChar w:fldCharType="end"/>
+              </w:r>
               <w:r>
                 <w:t xml:space="preserve"> (дата обращения: 19.06.2026).</w:t>
               </w:r>
@@ -23849,14 +23793,24 @@
               <w:r>
                 <w:t xml:space="preserve">Уолк К. Справочник по статистическим распределениям для экспериментаторов. Стокгольм: Стокгольмский университет, группа физики частиц, 2007. — URL: </w:t>
               </w:r>
-              <w:hyperlink r:id="rId22" w:history="1">
-                <w:r>
-                  <w:rPr>
-                    <w:rStyle w:val="Hyperlink"/>
-                  </w:rPr>
-                  <w:t>https://staff.fysik.su.se/~walck/suf9601.ps.gz</w:t>
-                </w:r>
-              </w:hyperlink>
+              <w:r>
+                <w:fldChar w:fldCharType="begin"/>
+              </w:r>
+              <w:r>
+                <w:instrText>HYPERLINK "https://staff.fysik.su.se/~walck/suf9601.ps.gz"</w:instrText>
+              </w:r>
+              <w:r>
+                <w:fldChar w:fldCharType="separate"/>
+              </w:r>
+              <w:r>
+                <w:rPr>
+                  <w:rStyle w:val="Hyperlink"/>
+                </w:rPr>
+                <w:t>https://staff.fysik.su.se/~walck/suf9601.ps.gz</w:t>
+              </w:r>
+              <w:r>
+                <w:fldChar w:fldCharType="end"/>
+              </w:r>
               <w:r>
                 <w:t xml:space="preserve"> (дата обращения: 19.06.2026).</w:t>
               </w:r>
@@ -23873,14 +23827,24 @@
               <w:r>
                 <w:t xml:space="preserve">Виртанен П., Гоммерс Р., Олифант Т. Э. и др. SciPy 1.0: фундаментальные алгоритмы для научных вычислений на Python // Nature Methods. 2020. Т. 17. № 3. С. 261–272. — URL: </w:t>
               </w:r>
-              <w:hyperlink r:id="rId23" w:history="1">
-                <w:r>
-                  <w:rPr>
-                    <w:rStyle w:val="Hyperlink"/>
-                  </w:rPr>
-                  <w:t>https://doi.org/10.1038/s41592-019-0686-2</w:t>
-                </w:r>
-              </w:hyperlink>
+              <w:r>
+                <w:fldChar w:fldCharType="begin"/>
+              </w:r>
+              <w:r>
+                <w:instrText>HYPERLINK "https://doi.org/10.1038/s41592-019-0686-2"</w:instrText>
+              </w:r>
+              <w:r>
+                <w:fldChar w:fldCharType="separate"/>
+              </w:r>
+              <w:r>
+                <w:rPr>
+                  <w:rStyle w:val="Hyperlink"/>
+                </w:rPr>
+                <w:t>https://doi.org/10.1038/s41592-019-0686-2</w:t>
+              </w:r>
+              <w:r>
+                <w:fldChar w:fldCharType="end"/>
+              </w:r>
               <w:r>
                 <w:t xml:space="preserve"> (дата обращения: 19.06.2026).</w:t>
               </w:r>
@@ -23898,14 +23862,24 @@
                 <w:lastRenderedPageBreak/>
                 <w:t xml:space="preserve">Документация SciPy. scipy.stats.chi — χ-распределение. — URL: </w:t>
               </w:r>
-              <w:hyperlink r:id="rId24" w:history="1">
-                <w:r>
-                  <w:rPr>
-                    <w:rStyle w:val="Hyperlink"/>
-                  </w:rPr>
-                  <w:t>https://docs.scipy.org/doc/scipy/reference/generated/scipy.stats.chi.html</w:t>
-                </w:r>
-              </w:hyperlink>
+              <w:r>
+                <w:fldChar w:fldCharType="begin"/>
+              </w:r>
+              <w:r>
+                <w:instrText>HYPERLINK "https://docs.scipy.org/doc/scipy/reference/generated/scipy.stats.chi.html"</w:instrText>
+              </w:r>
+              <w:r>
+                <w:fldChar w:fldCharType="separate"/>
+              </w:r>
+              <w:r>
+                <w:rPr>
+                  <w:rStyle w:val="Hyperlink"/>
+                </w:rPr>
+                <w:t>https://docs.scipy.org/doc/scipy/reference/generated/scipy.stats.chi.html</w:t>
+              </w:r>
+              <w:r>
+                <w:fldChar w:fldCharType="end"/>
+              </w:r>
               <w:r>
                 <w:t xml:space="preserve"> (дата обращения: 19.06.2026).</w:t>
               </w:r>
@@ -23922,14 +23896,24 @@
               <w:r>
                 <w:t xml:space="preserve">Документация SciPy. scipy.stats.kstest — критерий Колмогорова–Смирнова. — URL: </w:t>
               </w:r>
-              <w:hyperlink r:id="rId25" w:history="1">
-                <w:r>
-                  <w:rPr>
-                    <w:rStyle w:val="Hyperlink"/>
-                  </w:rPr>
-                  <w:t>https://docs.scipy.org/doc/scipy/reference/generated/scipy.stats.kstest.html</w:t>
-                </w:r>
-              </w:hyperlink>
+              <w:r>
+                <w:fldChar w:fldCharType="begin"/>
+              </w:r>
+              <w:r>
+                <w:instrText>HYPERLINK "https://docs.scipy.org/doc/scipy/reference/generated/scipy.stats.kstest.html"</w:instrText>
+              </w:r>
+              <w:r>
+                <w:fldChar w:fldCharType="separate"/>
+              </w:r>
+              <w:r>
+                <w:rPr>
+                  <w:rStyle w:val="Hyperlink"/>
+                </w:rPr>
+                <w:t>https://docs.scipy.org/doc/scipy/reference/generated/scipy.stats.kstest.html</w:t>
+              </w:r>
+              <w:r>
+                <w:fldChar w:fldCharType="end"/>
+              </w:r>
               <w:r>
                 <w:t xml:space="preserve"> (дата обращения: 19.06.2026).</w:t>
               </w:r>
@@ -23946,14 +23930,24 @@
               <w:r>
                 <w:t xml:space="preserve">Документация SciPy. scipy.stats.chisquare — критерий согласия χ² Пирсона. — URL: </w:t>
               </w:r>
-              <w:hyperlink r:id="rId26" w:history="1">
-                <w:r>
-                  <w:rPr>
-                    <w:rStyle w:val="Hyperlink"/>
-                  </w:rPr>
-                  <w:t>https://docs.scipy.org/doc/scipy/reference/generated/scipy.stats.chisquare.html</w:t>
-                </w:r>
-              </w:hyperlink>
+              <w:r>
+                <w:fldChar w:fldCharType="begin"/>
+              </w:r>
+              <w:r>
+                <w:instrText>HYPERLINK "https://docs.scipy.org/doc/scipy/reference/generated/scipy.stats.chisquare.html"</w:instrText>
+              </w:r>
+              <w:r>
+                <w:fldChar w:fldCharType="separate"/>
+              </w:r>
+              <w:r>
+                <w:rPr>
+                  <w:rStyle w:val="Hyperlink"/>
+                </w:rPr>
+                <w:t>https://docs.scipy.org/doc/scipy/reference/generated/scipy.stats.chisquare.html</w:t>
+              </w:r>
+              <w:r>
+                <w:fldChar w:fldCharType="end"/>
+              </w:r>
               <w:r>
                 <w:t xml:space="preserve"> (дата обращения: 19.06.2026).</w:t>
               </w:r>
@@ -23970,14 +23964,24 @@
               <w:r>
                 <w:t xml:space="preserve">Документация SciPy. scipy.stats.ks_2samp — двухвыборочный критерий Колмогорова–Смирнова. — URL: </w:t>
               </w:r>
-              <w:hyperlink r:id="rId27" w:history="1">
-                <w:r>
-                  <w:rPr>
-                    <w:rStyle w:val="Hyperlink"/>
-                  </w:rPr>
-                  <w:t>https://docs.scipy.org/doc/scipy/reference/generated/scipy.stats.ks_2samp.html</w:t>
-                </w:r>
-              </w:hyperlink>
+              <w:r>
+                <w:fldChar w:fldCharType="begin"/>
+              </w:r>
+              <w:r>
+                <w:instrText>HYPERLINK "https://docs.scipy.org/doc/scipy/reference/generated/scipy.stats.ks_2samp.html"</w:instrText>
+              </w:r>
+              <w:r>
+                <w:fldChar w:fldCharType="separate"/>
+              </w:r>
+              <w:r>
+                <w:rPr>
+                  <w:rStyle w:val="Hyperlink"/>
+                </w:rPr>
+                <w:t>https://docs.scipy.org/doc/scipy/reference/generated/scipy.stats.ks_2samp.html</w:t>
+              </w:r>
+              <w:r>
+                <w:fldChar w:fldCharType="end"/>
+              </w:r>
               <w:r>
                 <w:t xml:space="preserve"> (дата обращения: 19.06.2026).</w:t>
               </w:r>
@@ -23994,14 +23998,24 @@
               <w:r>
                 <w:t xml:space="preserve">Документация проекта Jupyter. — URL: </w:t>
               </w:r>
-              <w:hyperlink r:id="rId28" w:history="1">
-                <w:r>
-                  <w:rPr>
-                    <w:rStyle w:val="Hyperlink"/>
-                  </w:rPr>
-                  <w:t>https://docs.jupyter.org/</w:t>
-                </w:r>
-              </w:hyperlink>
+              <w:r>
+                <w:fldChar w:fldCharType="begin"/>
+              </w:r>
+              <w:r>
+                <w:instrText>HYPERLINK "https://docs.jupyter.org/"</w:instrText>
+              </w:r>
+              <w:r>
+                <w:fldChar w:fldCharType="separate"/>
+              </w:r>
+              <w:r>
+                <w:rPr>
+                  <w:rStyle w:val="Hyperlink"/>
+                </w:rPr>
+                <w:t>https://docs.jupyter.org/</w:t>
+              </w:r>
+              <w:r>
+                <w:fldChar w:fldCharType="end"/>
+              </w:r>
               <w:r>
                 <w:t xml:space="preserve"> (дата обращения: 19.06.2026).</w:t>
               </w:r>
@@ -24138,14 +24152,45 @@
           <w:lang w:val="en-US"/>
         </w:rPr>
       </w:pPr>
-      <w:r>
-        <w:rPr>
-          <w:rFonts w:ascii="Courier New" w:hAnsi="Courier New" w:cs="Courier New"/>
-          <w:sz w:val="22"/>
-          <w:szCs w:val="22"/>
-          <w:lang w:val="en-US"/>
-        </w:rPr>
-        <w:t>import numpy as np</w:t>
+      <w:proofErr w:type="gramStart"/>
+      <w:r>
+        <w:rPr>
+          <w:rFonts w:ascii="Courier New" w:hAnsi="Courier New" w:cs="Courier New"/>
+          <w:sz w:val="22"/>
+          <w:szCs w:val="22"/>
+          <w:lang w:val="en-US"/>
+        </w:rPr>
+        <w:t>import</w:t>
+      </w:r>
+      <w:proofErr w:type="gramEnd"/>
+      <w:r>
+        <w:rPr>
+          <w:rFonts w:ascii="Courier New" w:hAnsi="Courier New" w:cs="Courier New"/>
+          <w:sz w:val="22"/>
+          <w:szCs w:val="22"/>
+          <w:lang w:val="en-US"/>
+        </w:rPr>
+        <w:t xml:space="preserve"> </w:t>
+      </w:r>
+      <w:proofErr w:type="spellStart"/>
+      <w:r>
+        <w:rPr>
+          <w:rFonts w:ascii="Courier New" w:hAnsi="Courier New" w:cs="Courier New"/>
+          <w:sz w:val="22"/>
+          <w:szCs w:val="22"/>
+          <w:lang w:val="en-US"/>
+        </w:rPr>
+        <w:t>numpy</w:t>
+      </w:r>
+      <w:proofErr w:type="spellEnd"/>
+      <w:r>
+        <w:rPr>
+          <w:rFonts w:ascii="Courier New" w:hAnsi="Courier New" w:cs="Courier New"/>
+          <w:sz w:val="22"/>
+          <w:szCs w:val="22"/>
+          <w:lang w:val="en-US"/>
+        </w:rPr>
+        <w:t xml:space="preserve"> as np</w:t>
       </w:r>
     </w:p>
     <w:p>
@@ -24166,8 +24211,41 @@
           <w:szCs w:val="22"/>
           <w:lang w:val="en-US"/>
         </w:rPr>
-        <w:t>import matplotlib.pyplot as plt</w:t>
-      </w:r>
+        <w:t xml:space="preserve">import </w:t>
+      </w:r>
+      <w:proofErr w:type="spellStart"/>
+      <w:proofErr w:type="gramStart"/>
+      <w:r>
+        <w:rPr>
+          <w:rFonts w:ascii="Courier New" w:hAnsi="Courier New" w:cs="Courier New"/>
+          <w:sz w:val="22"/>
+          <w:szCs w:val="22"/>
+          <w:lang w:val="en-US"/>
+        </w:rPr>
+        <w:t>matplotlib.pyplot</w:t>
+      </w:r>
+      <w:proofErr w:type="spellEnd"/>
+      <w:proofErr w:type="gramEnd"/>
+      <w:r>
+        <w:rPr>
+          <w:rFonts w:ascii="Courier New" w:hAnsi="Courier New" w:cs="Courier New"/>
+          <w:sz w:val="22"/>
+          <w:szCs w:val="22"/>
+          <w:lang w:val="en-US"/>
+        </w:rPr>
+        <w:t xml:space="preserve"> as </w:t>
+      </w:r>
+      <w:proofErr w:type="spellStart"/>
+      <w:r>
+        <w:rPr>
+          <w:rFonts w:ascii="Courier New" w:hAnsi="Courier New" w:cs="Courier New"/>
+          <w:sz w:val="22"/>
+          <w:szCs w:val="22"/>
+          <w:lang w:val="en-US"/>
+        </w:rPr>
+        <w:t>plt</w:t>
+      </w:r>
+      <w:proofErr w:type="spellEnd"/>
     </w:p>
     <w:p>
       <w:pPr>
@@ -24187,7 +24265,27 @@
           <w:szCs w:val="22"/>
           <w:lang w:val="en-US"/>
         </w:rPr>
-        <w:t>from scipy import stats, special, optimize</w:t>
+        <w:t xml:space="preserve">from </w:t>
+      </w:r>
+      <w:proofErr w:type="spellStart"/>
+      <w:r>
+        <w:rPr>
+          <w:rFonts w:ascii="Courier New" w:hAnsi="Courier New" w:cs="Courier New"/>
+          <w:sz w:val="22"/>
+          <w:szCs w:val="22"/>
+          <w:lang w:val="en-US"/>
+        </w:rPr>
+        <w:t>scipy</w:t>
+      </w:r>
+      <w:proofErr w:type="spellEnd"/>
+      <w:r>
+        <w:rPr>
+          <w:rFonts w:ascii="Courier New" w:hAnsi="Courier New" w:cs="Courier New"/>
+          <w:sz w:val="22"/>
+          <w:szCs w:val="22"/>
+          <w:lang w:val="en-US"/>
+        </w:rPr>
+        <w:t xml:space="preserve"> import stats, special, optimize</w:t>
       </w:r>
     </w:p>
     <w:p>
@@ -24234,14 +24332,27 @@
           <w:lang w:val="en-US"/>
         </w:rPr>
       </w:pPr>
-      <w:r>
-        <w:rPr>
-          <w:rFonts w:ascii="Courier New" w:hAnsi="Courier New" w:cs="Courier New"/>
-          <w:sz w:val="22"/>
-          <w:szCs w:val="22"/>
-          <w:lang w:val="en-US"/>
-        </w:rPr>
-        <w:t>random.seed(RANDOM_SEED)</w:t>
+      <w:proofErr w:type="spellStart"/>
+      <w:proofErr w:type="gramStart"/>
+      <w:r>
+        <w:rPr>
+          <w:rFonts w:ascii="Courier New" w:hAnsi="Courier New" w:cs="Courier New"/>
+          <w:sz w:val="22"/>
+          <w:szCs w:val="22"/>
+          <w:lang w:val="en-US"/>
+        </w:rPr>
+        <w:t>random.seed</w:t>
+      </w:r>
+      <w:proofErr w:type="spellEnd"/>
+      <w:proofErr w:type="gramEnd"/>
+      <w:r>
+        <w:rPr>
+          <w:rFonts w:ascii="Courier New" w:hAnsi="Courier New" w:cs="Courier New"/>
+          <w:sz w:val="22"/>
+          <w:szCs w:val="22"/>
+          <w:lang w:val="en-US"/>
+        </w:rPr>
+        <w:t>(RANDOM_SEED)</w:t>
       </w:r>
     </w:p>
     <w:p>
@@ -24255,14 +24366,56 @@
           <w:lang w:val="en-US"/>
         </w:rPr>
       </w:pPr>
-      <w:r>
-        <w:rPr>
-          <w:rFonts w:ascii="Courier New" w:hAnsi="Courier New" w:cs="Courier New"/>
-          <w:sz w:val="22"/>
-          <w:szCs w:val="22"/>
-          <w:lang w:val="en-US"/>
-        </w:rPr>
-        <w:t>np.random.seed(RANDOM_SEED)</w:t>
+      <w:proofErr w:type="spellStart"/>
+      <w:proofErr w:type="gramStart"/>
+      <w:r>
+        <w:rPr>
+          <w:rFonts w:ascii="Courier New" w:hAnsi="Courier New" w:cs="Courier New"/>
+          <w:sz w:val="22"/>
+          <w:szCs w:val="22"/>
+          <w:lang w:val="en-US"/>
+        </w:rPr>
+        <w:t>np.random</w:t>
+      </w:r>
+      <w:proofErr w:type="gramEnd"/>
+      <w:r>
+        <w:rPr>
+          <w:rFonts w:ascii="Courier New" w:hAnsi="Courier New" w:cs="Courier New"/>
+          <w:sz w:val="22"/>
+          <w:szCs w:val="22"/>
+          <w:lang w:val="en-US"/>
+        </w:rPr>
+        <w:t>.</w:t>
+      </w:r>
+      <w:proofErr w:type="gramStart"/>
+      <w:r>
+        <w:rPr>
+          <w:rFonts w:ascii="Courier New" w:hAnsi="Courier New" w:cs="Courier New"/>
+          <w:sz w:val="22"/>
+          <w:szCs w:val="22"/>
+          <w:lang w:val="en-US"/>
+        </w:rPr>
+        <w:t>seed</w:t>
+      </w:r>
+      <w:proofErr w:type="spellEnd"/>
+      <w:r>
+        <w:rPr>
+          <w:rFonts w:ascii="Courier New" w:hAnsi="Courier New" w:cs="Courier New"/>
+          <w:sz w:val="22"/>
+          <w:szCs w:val="22"/>
+          <w:lang w:val="en-US"/>
+        </w:rPr>
+        <w:t>(</w:t>
+      </w:r>
+      <w:proofErr w:type="gramEnd"/>
+      <w:r>
+        <w:rPr>
+          <w:rFonts w:ascii="Courier New" w:hAnsi="Courier New" w:cs="Courier New"/>
+          <w:sz w:val="22"/>
+          <w:szCs w:val="22"/>
+          <w:lang w:val="en-US"/>
+        </w:rPr>
+        <w:t>RANDOM_SEED)</w:t>
       </w:r>
     </w:p>
     <w:p>
@@ -24307,7 +24460,27 @@
           <w:szCs w:val="22"/>
           <w:lang w:val="en-US"/>
         </w:rPr>
-        <w:t>def load_sample(path):</w:t>
+        <w:t xml:space="preserve">def </w:t>
+      </w:r>
+      <w:proofErr w:type="spellStart"/>
+      <w:r>
+        <w:rPr>
+          <w:rFonts w:ascii="Courier New" w:hAnsi="Courier New" w:cs="Courier New"/>
+          <w:sz w:val="22"/>
+          <w:szCs w:val="22"/>
+          <w:lang w:val="en-US"/>
+        </w:rPr>
+        <w:t>load_sample</w:t>
+      </w:r>
+      <w:proofErr w:type="spellEnd"/>
+      <w:r>
+        <w:rPr>
+          <w:rFonts w:ascii="Courier New" w:hAnsi="Courier New" w:cs="Courier New"/>
+          <w:sz w:val="22"/>
+          <w:szCs w:val="22"/>
+          <w:lang w:val="en-US"/>
+        </w:rPr>
+        <w:t>(path):</w:t>
       </w:r>
     </w:p>
     <w:p>
@@ -24349,7 +24522,27 @@
           <w:szCs w:val="22"/>
           <w:lang w:val="en-US"/>
         </w:rPr>
-        <w:t xml:space="preserve">    with open(path, "r", encoding="utf-8") as file:</w:t>
+        <w:t xml:space="preserve">    with </w:t>
+      </w:r>
+      <w:proofErr w:type="gramStart"/>
+      <w:r>
+        <w:rPr>
+          <w:rFonts w:ascii="Courier New" w:hAnsi="Courier New" w:cs="Courier New"/>
+          <w:sz w:val="22"/>
+          <w:szCs w:val="22"/>
+          <w:lang w:val="en-US"/>
+        </w:rPr>
+        <w:t>open(</w:t>
+      </w:r>
+      <w:proofErr w:type="gramEnd"/>
+      <w:r>
+        <w:rPr>
+          <w:rFonts w:ascii="Courier New" w:hAnsi="Courier New" w:cs="Courier New"/>
+          <w:sz w:val="22"/>
+          <w:szCs w:val="22"/>
+          <w:lang w:val="en-US"/>
+        </w:rPr>
+        <w:t>path, "r", encoding="utf-8") as file:</w:t>
       </w:r>
     </w:p>
     <w:p>
@@ -24391,7 +24584,29 @@
           <w:szCs w:val="22"/>
           <w:lang w:val="en-US"/>
         </w:rPr>
-        <w:t xml:space="preserve">            line = line.strip()</w:t>
+        <w:t xml:space="preserve">            line = </w:t>
+      </w:r>
+      <w:proofErr w:type="spellStart"/>
+      <w:proofErr w:type="gramStart"/>
+      <w:r>
+        <w:rPr>
+          <w:rFonts w:ascii="Courier New" w:hAnsi="Courier New" w:cs="Courier New"/>
+          <w:sz w:val="22"/>
+          <w:szCs w:val="22"/>
+          <w:lang w:val="en-US"/>
+        </w:rPr>
+        <w:t>line.strip</w:t>
+      </w:r>
+      <w:proofErr w:type="spellEnd"/>
+      <w:proofErr w:type="gramEnd"/>
+      <w:r>
+        <w:rPr>
+          <w:rFonts w:ascii="Courier New" w:hAnsi="Courier New" w:cs="Courier New"/>
+          <w:sz w:val="22"/>
+          <w:szCs w:val="22"/>
+          <w:lang w:val="en-US"/>
+        </w:rPr>
+        <w:t>()</w:t>
       </w:r>
     </w:p>
     <w:p>
@@ -24433,7 +24648,60 @@
           <w:szCs w:val="22"/>
           <w:lang w:val="en-US"/>
         </w:rPr>
-        <w:t xml:space="preserve">                values.append(float(line.replace(",", ".")))</w:t>
+        <w:t xml:space="preserve">                </w:t>
+      </w:r>
+      <w:proofErr w:type="spellStart"/>
+      <w:proofErr w:type="gramStart"/>
+      <w:r>
+        <w:rPr>
+          <w:rFonts w:ascii="Courier New" w:hAnsi="Courier New" w:cs="Courier New"/>
+          <w:sz w:val="22"/>
+          <w:szCs w:val="22"/>
+          <w:lang w:val="en-US"/>
+        </w:rPr>
+        <w:t>values.append</w:t>
+      </w:r>
+      <w:proofErr w:type="spellEnd"/>
+      <w:proofErr w:type="gramEnd"/>
+      <w:r>
+        <w:rPr>
+          <w:rFonts w:ascii="Courier New" w:hAnsi="Courier New" w:cs="Courier New"/>
+          <w:sz w:val="22"/>
+          <w:szCs w:val="22"/>
+          <w:lang w:val="en-US"/>
+        </w:rPr>
+        <w:t>(</w:t>
+      </w:r>
+      <w:proofErr w:type="gramStart"/>
+      <w:r>
+        <w:rPr>
+          <w:rFonts w:ascii="Courier New" w:hAnsi="Courier New" w:cs="Courier New"/>
+          <w:sz w:val="22"/>
+          <w:szCs w:val="22"/>
+          <w:lang w:val="en-US"/>
+        </w:rPr>
+        <w:t>float(</w:t>
+      </w:r>
+      <w:proofErr w:type="spellStart"/>
+      <w:r>
+        <w:rPr>
+          <w:rFonts w:ascii="Courier New" w:hAnsi="Courier New" w:cs="Courier New"/>
+          <w:sz w:val="22"/>
+          <w:szCs w:val="22"/>
+          <w:lang w:val="en-US"/>
+        </w:rPr>
+        <w:t>line.replace</w:t>
+      </w:r>
+      <w:proofErr w:type="spellEnd"/>
+      <w:proofErr w:type="gramEnd"/>
+      <w:r>
+        <w:rPr>
+          <w:rFonts w:ascii="Courier New" w:hAnsi="Courier New" w:cs="Courier New"/>
+          <w:sz w:val="22"/>
+          <w:szCs w:val="22"/>
+          <w:lang w:val="en-US"/>
+        </w:rPr>
+        <w:t>(",", ".")))</w:t>
       </w:r>
     </w:p>
     <w:p>
@@ -24499,7 +24767,27 @@
           <w:szCs w:val="22"/>
           <w:lang w:val="en-US"/>
         </w:rPr>
-        <w:t>X = load_sample("Vyborka.csv")</w:t>
+        <w:t xml:space="preserve">X = </w:t>
+      </w:r>
+      <w:proofErr w:type="spellStart"/>
+      <w:r>
+        <w:rPr>
+          <w:rFonts w:ascii="Courier New" w:hAnsi="Courier New" w:cs="Courier New"/>
+          <w:sz w:val="22"/>
+          <w:szCs w:val="22"/>
+          <w:lang w:val="en-US"/>
+        </w:rPr>
+        <w:t>load_sample</w:t>
+      </w:r>
+      <w:proofErr w:type="spellEnd"/>
+      <w:r>
+        <w:rPr>
+          <w:rFonts w:ascii="Courier New" w:hAnsi="Courier New" w:cs="Courier New"/>
+          <w:sz w:val="22"/>
+          <w:szCs w:val="22"/>
+          <w:lang w:val="en-US"/>
+        </w:rPr>
+        <w:t>("Vyborka.csv")</w:t>
       </w:r>
     </w:p>
     <w:p>
@@ -24512,6 +24800,7 @@
           <w:szCs w:val="22"/>
         </w:rPr>
       </w:pPr>
+      <w:proofErr w:type="gramStart"/>
       <w:r>
         <w:rPr>
           <w:rFonts w:ascii="Courier New" w:hAnsi="Courier New" w:cs="Courier New"/>
@@ -24527,7 +24816,16 @@
           <w:sz w:val="22"/>
           <w:szCs w:val="22"/>
         </w:rPr>
-        <w:t xml:space="preserve">("Объем выборки </w:t>
+        <w:t>(</w:t>
+      </w:r>
+      <w:proofErr w:type="gramEnd"/>
+      <w:r>
+        <w:rPr>
+          <w:rFonts w:ascii="Courier New" w:hAnsi="Courier New" w:cs="Courier New"/>
+          <w:sz w:val="22"/>
+          <w:szCs w:val="22"/>
+        </w:rPr>
+        <w:t xml:space="preserve">"Объем выборки </w:t>
       </w:r>
       <w:r>
         <w:rPr>
@@ -24546,6 +24844,7 @@
         </w:rPr>
         <w:t xml:space="preserve"> =", </w:t>
       </w:r>
+      <w:proofErr w:type="spellStart"/>
       <w:r>
         <w:rPr>
           <w:rFonts w:ascii="Courier New" w:hAnsi="Courier New" w:cs="Courier New"/>
@@ -24555,6 +24854,7 @@
         </w:rPr>
         <w:t>len</w:t>
       </w:r>
+      <w:proofErr w:type="spellEnd"/>
       <w:r>
         <w:rPr>
           <w:rFonts w:ascii="Courier New" w:hAnsi="Courier New" w:cs="Courier New"/>
@@ -24591,6 +24891,7 @@
           <w:szCs w:val="22"/>
         </w:rPr>
       </w:pPr>
+      <w:proofErr w:type="gramStart"/>
       <w:r>
         <w:rPr>
           <w:rFonts w:ascii="Courier New" w:hAnsi="Courier New" w:cs="Courier New"/>
@@ -24606,8 +24907,18 @@
           <w:sz w:val="22"/>
           <w:szCs w:val="22"/>
         </w:rPr>
-        <w:t xml:space="preserve">("Первые 10 элементов:", </w:t>
-      </w:r>
+        <w:t>(</w:t>
+      </w:r>
+      <w:proofErr w:type="gramEnd"/>
+      <w:r>
+        <w:rPr>
+          <w:rFonts w:ascii="Courier New" w:hAnsi="Courier New" w:cs="Courier New"/>
+          <w:sz w:val="22"/>
+          <w:szCs w:val="22"/>
+        </w:rPr>
+        <w:t xml:space="preserve">"Первые 10 элементов:", </w:t>
+      </w:r>
+      <w:proofErr w:type="gramStart"/>
       <w:r>
         <w:rPr>
           <w:rFonts w:ascii="Courier New" w:hAnsi="Courier New" w:cs="Courier New"/>
@@ -24623,7 +24934,16 @@
           <w:sz w:val="22"/>
           <w:szCs w:val="22"/>
         </w:rPr>
-        <w:t>[:10])</w:t>
+        <w:t>[</w:t>
+      </w:r>
+      <w:proofErr w:type="gramEnd"/>
+      <w:r>
+        <w:rPr>
+          <w:rFonts w:ascii="Courier New" w:hAnsi="Courier New" w:cs="Courier New"/>
+          <w:sz w:val="22"/>
+          <w:szCs w:val="22"/>
+        </w:rPr>
+        <w:t>:10])</w:t>
       </w:r>
     </w:p>
     <w:p>
@@ -24636,6 +24956,7 @@
           <w:szCs w:val="22"/>
         </w:rPr>
       </w:pPr>
+      <w:proofErr w:type="gramStart"/>
       <w:r>
         <w:rPr>
           <w:rFonts w:ascii="Courier New" w:hAnsi="Courier New" w:cs="Courier New"/>
@@ -24651,7 +24972,16 @@
           <w:sz w:val="22"/>
           <w:szCs w:val="22"/>
         </w:rPr>
-        <w:t xml:space="preserve">("Минимум:", </w:t>
+        <w:t>(</w:t>
+      </w:r>
+      <w:proofErr w:type="gramEnd"/>
+      <w:r>
+        <w:rPr>
+          <w:rFonts w:ascii="Courier New" w:hAnsi="Courier New" w:cs="Courier New"/>
+          <w:sz w:val="22"/>
+          <w:szCs w:val="22"/>
+        </w:rPr>
+        <w:t xml:space="preserve">"Минимум:", </w:t>
       </w:r>
       <w:r>
         <w:rPr>
@@ -24693,6 +25023,7 @@
         <w:ind w:firstLine="0"/>
         <w:jc w:val="left"/>
       </w:pPr>
+      <w:proofErr w:type="gramStart"/>
       <w:r>
         <w:rPr>
           <w:rFonts w:ascii="Courier New" w:hAnsi="Courier New" w:cs="Courier New"/>
@@ -24708,7 +25039,16 @@
           <w:sz w:val="22"/>
           <w:szCs w:val="22"/>
         </w:rPr>
-        <w:t xml:space="preserve">("Максимум:", </w:t>
+        <w:t>(</w:t>
+      </w:r>
+      <w:proofErr w:type="gramEnd"/>
+      <w:r>
+        <w:rPr>
+          <w:rFonts w:ascii="Courier New" w:hAnsi="Courier New" w:cs="Courier New"/>
+          <w:sz w:val="22"/>
+          <w:szCs w:val="22"/>
+        </w:rPr>
+        <w:t xml:space="preserve">"Максимум:", </w:t>
       </w:r>
       <w:r>
         <w:rPr>
@@ -24795,7 +25135,27 @@
           <w:szCs w:val="22"/>
           <w:lang w:val="en-US"/>
         </w:rPr>
-        <w:t>def sample_sum(x):</w:t>
+        <w:t xml:space="preserve">def </w:t>
+      </w:r>
+      <w:proofErr w:type="spellStart"/>
+      <w:r>
+        <w:rPr>
+          <w:rFonts w:ascii="Courier New" w:hAnsi="Courier New" w:cs="Courier New"/>
+          <w:sz w:val="22"/>
+          <w:szCs w:val="22"/>
+          <w:lang w:val="en-US"/>
+        </w:rPr>
+        <w:t>sample_sum</w:t>
+      </w:r>
+      <w:proofErr w:type="spellEnd"/>
+      <w:r>
+        <w:rPr>
+          <w:rFonts w:ascii="Courier New" w:hAnsi="Courier New" w:cs="Courier New"/>
+          <w:sz w:val="22"/>
+          <w:szCs w:val="22"/>
+          <w:lang w:val="en-US"/>
+        </w:rPr>
+        <w:t>(x):</w:t>
       </w:r>
     </w:p>
     <w:p>
@@ -24925,7 +25285,27 @@
           <w:szCs w:val="22"/>
           <w:lang w:val="en-US"/>
         </w:rPr>
-        <w:t>def sample_mean(x):</w:t>
+        <w:t xml:space="preserve">def </w:t>
+      </w:r>
+      <w:proofErr w:type="spellStart"/>
+      <w:r>
+        <w:rPr>
+          <w:rFonts w:ascii="Courier New" w:hAnsi="Courier New" w:cs="Courier New"/>
+          <w:sz w:val="22"/>
+          <w:szCs w:val="22"/>
+          <w:lang w:val="en-US"/>
+        </w:rPr>
+        <w:t>sample_mean</w:t>
+      </w:r>
+      <w:proofErr w:type="spellEnd"/>
+      <w:r>
+        <w:rPr>
+          <w:rFonts w:ascii="Courier New" w:hAnsi="Courier New" w:cs="Courier New"/>
+          <w:sz w:val="22"/>
+          <w:szCs w:val="22"/>
+          <w:lang w:val="en-US"/>
+        </w:rPr>
+        <w:t>(x):</w:t>
       </w:r>
     </w:p>
     <w:p>
@@ -24946,7 +25326,47 @@
           <w:szCs w:val="22"/>
           <w:lang w:val="en-US"/>
         </w:rPr>
-        <w:t xml:space="preserve">    return sample_sum(x) / len(x)</w:t>
+        <w:t xml:space="preserve">    return </w:t>
+      </w:r>
+      <w:proofErr w:type="spellStart"/>
+      <w:r>
+        <w:rPr>
+          <w:rFonts w:ascii="Courier New" w:hAnsi="Courier New" w:cs="Courier New"/>
+          <w:sz w:val="22"/>
+          <w:szCs w:val="22"/>
+          <w:lang w:val="en-US"/>
+        </w:rPr>
+        <w:t>sample_sum</w:t>
+      </w:r>
+      <w:proofErr w:type="spellEnd"/>
+      <w:r>
+        <w:rPr>
+          <w:rFonts w:ascii="Courier New" w:hAnsi="Courier New" w:cs="Courier New"/>
+          <w:sz w:val="22"/>
+          <w:szCs w:val="22"/>
+          <w:lang w:val="en-US"/>
+        </w:rPr>
+        <w:t xml:space="preserve">(x) / </w:t>
+      </w:r>
+      <w:proofErr w:type="spellStart"/>
+      <w:r>
+        <w:rPr>
+          <w:rFonts w:ascii="Courier New" w:hAnsi="Courier New" w:cs="Courier New"/>
+          <w:sz w:val="22"/>
+          <w:szCs w:val="22"/>
+          <w:lang w:val="en-US"/>
+        </w:rPr>
+        <w:t>len</w:t>
+      </w:r>
+      <w:proofErr w:type="spellEnd"/>
+      <w:r>
+        <w:rPr>
+          <w:rFonts w:ascii="Courier New" w:hAnsi="Courier New" w:cs="Courier New"/>
+          <w:sz w:val="22"/>
+          <w:szCs w:val="22"/>
+          <w:lang w:val="en-US"/>
+        </w:rPr>
+        <w:t>(x)</w:t>
       </w:r>
     </w:p>
     <w:p>
@@ -24991,7 +25411,27 @@
           <w:szCs w:val="22"/>
           <w:lang w:val="en-US"/>
         </w:rPr>
-        <w:t>def sample_median(x):</w:t>
+        <w:t xml:space="preserve">def </w:t>
+      </w:r>
+      <w:proofErr w:type="spellStart"/>
+      <w:r>
+        <w:rPr>
+          <w:rFonts w:ascii="Courier New" w:hAnsi="Courier New" w:cs="Courier New"/>
+          <w:sz w:val="22"/>
+          <w:szCs w:val="22"/>
+          <w:lang w:val="en-US"/>
+        </w:rPr>
+        <w:t>sample_median</w:t>
+      </w:r>
+      <w:proofErr w:type="spellEnd"/>
+      <w:r>
+        <w:rPr>
+          <w:rFonts w:ascii="Courier New" w:hAnsi="Courier New" w:cs="Courier New"/>
+          <w:sz w:val="22"/>
+          <w:szCs w:val="22"/>
+          <w:lang w:val="en-US"/>
+        </w:rPr>
+        <w:t>(x):</w:t>
       </w:r>
     </w:p>
     <w:p>
@@ -25033,7 +25473,27 @@
           <w:szCs w:val="22"/>
           <w:lang w:val="en-US"/>
         </w:rPr>
-        <w:t xml:space="preserve">    n = len(values)</w:t>
+        <w:t xml:space="preserve">    n = </w:t>
+      </w:r>
+      <w:proofErr w:type="spellStart"/>
+      <w:r>
+        <w:rPr>
+          <w:rFonts w:ascii="Courier New" w:hAnsi="Courier New" w:cs="Courier New"/>
+          <w:sz w:val="22"/>
+          <w:szCs w:val="22"/>
+          <w:lang w:val="en-US"/>
+        </w:rPr>
+        <w:t>len</w:t>
+      </w:r>
+      <w:proofErr w:type="spellEnd"/>
+      <w:r>
+        <w:rPr>
+          <w:rFonts w:ascii="Courier New" w:hAnsi="Courier New" w:cs="Courier New"/>
+          <w:sz w:val="22"/>
+          <w:szCs w:val="22"/>
+          <w:lang w:val="en-US"/>
+        </w:rPr>
+        <w:t>(values)</w:t>
       </w:r>
     </w:p>
     <w:p>
@@ -25117,7 +25577,27 @@
           <w:szCs w:val="22"/>
           <w:lang w:val="en-US"/>
         </w:rPr>
-        <w:t xml:space="preserve">    return (values[middle - 1] + values[middle]) / 2</w:t>
+        <w:t xml:space="preserve">    return (</w:t>
+      </w:r>
+      <w:proofErr w:type="gramStart"/>
+      <w:r>
+        <w:rPr>
+          <w:rFonts w:ascii="Courier New" w:hAnsi="Courier New" w:cs="Courier New"/>
+          <w:sz w:val="22"/>
+          <w:szCs w:val="22"/>
+          <w:lang w:val="en-US"/>
+        </w:rPr>
+        <w:t>values[</w:t>
+      </w:r>
+      <w:proofErr w:type="gramEnd"/>
+      <w:r>
+        <w:rPr>
+          <w:rFonts w:ascii="Courier New" w:hAnsi="Courier New" w:cs="Courier New"/>
+          <w:sz w:val="22"/>
+          <w:szCs w:val="22"/>
+          <w:lang w:val="en-US"/>
+        </w:rPr>
+        <w:t>middle - 1] + values[middle]) / 2</w:t>
       </w:r>
     </w:p>
     <w:p>
@@ -25162,7 +25642,47 @@
           <w:szCs w:val="22"/>
           <w:lang w:val="en-US"/>
         </w:rPr>
-        <w:t>def sample_mode(x, digits=4):</w:t>
+        <w:t xml:space="preserve">def </w:t>
+      </w:r>
+      <w:proofErr w:type="spellStart"/>
+      <w:r>
+        <w:rPr>
+          <w:rFonts w:ascii="Courier New" w:hAnsi="Courier New" w:cs="Courier New"/>
+          <w:sz w:val="22"/>
+          <w:szCs w:val="22"/>
+          <w:lang w:val="en-US"/>
+        </w:rPr>
+        <w:t>sample_</w:t>
+      </w:r>
+      <w:proofErr w:type="gramStart"/>
+      <w:r>
+        <w:rPr>
+          <w:rFonts w:ascii="Courier New" w:hAnsi="Courier New" w:cs="Courier New"/>
+          <w:sz w:val="22"/>
+          <w:szCs w:val="22"/>
+          <w:lang w:val="en-US"/>
+        </w:rPr>
+        <w:t>mode</w:t>
+      </w:r>
+      <w:proofErr w:type="spellEnd"/>
+      <w:r>
+        <w:rPr>
+          <w:rFonts w:ascii="Courier New" w:hAnsi="Courier New" w:cs="Courier New"/>
+          <w:sz w:val="22"/>
+          <w:szCs w:val="22"/>
+          <w:lang w:val="en-US"/>
+        </w:rPr>
+        <w:t>(</w:t>
+      </w:r>
+      <w:proofErr w:type="gramEnd"/>
+      <w:r>
+        <w:rPr>
+          <w:rFonts w:ascii="Courier New" w:hAnsi="Courier New" w:cs="Courier New"/>
+          <w:sz w:val="22"/>
+          <w:szCs w:val="22"/>
+          <w:lang w:val="en-US"/>
+        </w:rPr>
+        <w:t>x, digits=4):</w:t>
       </w:r>
     </w:p>
     <w:p>
@@ -25183,7 +25703,27 @@
           <w:szCs w:val="22"/>
           <w:lang w:val="en-US"/>
         </w:rPr>
-        <w:t xml:space="preserve">    rounded = [round(value, digits) for value in x]</w:t>
+        <w:t xml:space="preserve">    rounded = [</w:t>
+      </w:r>
+      <w:proofErr w:type="gramStart"/>
+      <w:r>
+        <w:rPr>
+          <w:rFonts w:ascii="Courier New" w:hAnsi="Courier New" w:cs="Courier New"/>
+          <w:sz w:val="22"/>
+          <w:szCs w:val="22"/>
+          <w:lang w:val="en-US"/>
+        </w:rPr>
+        <w:t>round(</w:t>
+      </w:r>
+      <w:proofErr w:type="gramEnd"/>
+      <w:r>
+        <w:rPr>
+          <w:rFonts w:ascii="Courier New" w:hAnsi="Courier New" w:cs="Courier New"/>
+          <w:sz w:val="22"/>
+          <w:szCs w:val="22"/>
+          <w:lang w:val="en-US"/>
+        </w:rPr>
+        <w:t>value, digits) for value in x]</w:t>
       </w:r>
     </w:p>
     <w:p>
@@ -25225,7 +25765,49 @@
           <w:szCs w:val="22"/>
           <w:lang w:val="en-US"/>
         </w:rPr>
-        <w:t xml:space="preserve">    max_count = max(counts.values())</w:t>
+        <w:t xml:space="preserve">    </w:t>
+      </w:r>
+      <w:proofErr w:type="spellStart"/>
+      <w:r>
+        <w:rPr>
+          <w:rFonts w:ascii="Courier New" w:hAnsi="Courier New" w:cs="Courier New"/>
+          <w:sz w:val="22"/>
+          <w:szCs w:val="22"/>
+          <w:lang w:val="en-US"/>
+        </w:rPr>
+        <w:t>max_count</w:t>
+      </w:r>
+      <w:proofErr w:type="spellEnd"/>
+      <w:r>
+        <w:rPr>
+          <w:rFonts w:ascii="Courier New" w:hAnsi="Courier New" w:cs="Courier New"/>
+          <w:sz w:val="22"/>
+          <w:szCs w:val="22"/>
+          <w:lang w:val="en-US"/>
+        </w:rPr>
+        <w:t xml:space="preserve"> = max(</w:t>
+      </w:r>
+      <w:proofErr w:type="spellStart"/>
+      <w:proofErr w:type="gramStart"/>
+      <w:r>
+        <w:rPr>
+          <w:rFonts w:ascii="Courier New" w:hAnsi="Courier New" w:cs="Courier New"/>
+          <w:sz w:val="22"/>
+          <w:szCs w:val="22"/>
+          <w:lang w:val="en-US"/>
+        </w:rPr>
+        <w:t>counts.values</w:t>
+      </w:r>
+      <w:proofErr w:type="spellEnd"/>
+      <w:proofErr w:type="gramEnd"/>
+      <w:r>
+        <w:rPr>
+          <w:rFonts w:ascii="Courier New" w:hAnsi="Courier New" w:cs="Courier New"/>
+          <w:sz w:val="22"/>
+          <w:szCs w:val="22"/>
+          <w:lang w:val="en-US"/>
+        </w:rPr>
+        <w:t>())</w:t>
       </w:r>
     </w:p>
     <w:p>
@@ -25301,7 +25883,29 @@
           <w:szCs w:val="22"/>
           <w:lang w:val="en-US"/>
         </w:rPr>
-        <w:t>return [value for value, count in counts.items()</w:t>
+        <w:t xml:space="preserve">return [value for value, count in </w:t>
+      </w:r>
+      <w:proofErr w:type="spellStart"/>
+      <w:proofErr w:type="gramStart"/>
+      <w:r>
+        <w:rPr>
+          <w:rFonts w:ascii="Courier New" w:hAnsi="Courier New" w:cs="Courier New"/>
+          <w:sz w:val="22"/>
+          <w:szCs w:val="22"/>
+          <w:lang w:val="en-US"/>
+        </w:rPr>
+        <w:t>counts.items</w:t>
+      </w:r>
+      <w:proofErr w:type="spellEnd"/>
+      <w:proofErr w:type="gramEnd"/>
+      <w:r>
+        <w:rPr>
+          <w:rFonts w:ascii="Courier New" w:hAnsi="Courier New" w:cs="Courier New"/>
+          <w:sz w:val="22"/>
+          <w:szCs w:val="22"/>
+          <w:lang w:val="en-US"/>
+        </w:rPr>
+        <w:t>()</w:t>
       </w:r>
     </w:p>
     <w:p>
@@ -25322,7 +25926,27 @@
           <w:szCs w:val="22"/>
           <w:lang w:val="en-US"/>
         </w:rPr>
-        <w:t xml:space="preserve">            if count == max_count]</w:t>
+        <w:t xml:space="preserve">            if count == </w:t>
+      </w:r>
+      <w:proofErr w:type="spellStart"/>
+      <w:r>
+        <w:rPr>
+          <w:rFonts w:ascii="Courier New" w:hAnsi="Courier New" w:cs="Courier New"/>
+          <w:sz w:val="22"/>
+          <w:szCs w:val="22"/>
+          <w:lang w:val="en-US"/>
+        </w:rPr>
+        <w:t>max_count</w:t>
+      </w:r>
+      <w:proofErr w:type="spellEnd"/>
+      <w:r>
+        <w:rPr>
+          <w:rFonts w:ascii="Courier New" w:hAnsi="Courier New" w:cs="Courier New"/>
+          <w:sz w:val="22"/>
+          <w:szCs w:val="22"/>
+          <w:lang w:val="en-US"/>
+        </w:rPr>
+        <w:t>]</w:t>
       </w:r>
     </w:p>
     <w:p>
@@ -25367,7 +25991,27 @@
           <w:szCs w:val="22"/>
           <w:lang w:val="en-US"/>
         </w:rPr>
-        <w:t>def sample_range(x):</w:t>
+        <w:t xml:space="preserve">def </w:t>
+      </w:r>
+      <w:proofErr w:type="spellStart"/>
+      <w:r>
+        <w:rPr>
+          <w:rFonts w:ascii="Courier New" w:hAnsi="Courier New" w:cs="Courier New"/>
+          <w:sz w:val="22"/>
+          <w:szCs w:val="22"/>
+          <w:lang w:val="en-US"/>
+        </w:rPr>
+        <w:t>sample_range</w:t>
+      </w:r>
+      <w:proofErr w:type="spellEnd"/>
+      <w:r>
+        <w:rPr>
+          <w:rFonts w:ascii="Courier New" w:hAnsi="Courier New" w:cs="Courier New"/>
+          <w:sz w:val="22"/>
+          <w:szCs w:val="22"/>
+          <w:lang w:val="en-US"/>
+        </w:rPr>
+        <w:t>(x):</w:t>
       </w:r>
     </w:p>
     <w:p>
@@ -25433,7 +26077,27 @@
           <w:szCs w:val="22"/>
           <w:lang w:val="en-US"/>
         </w:rPr>
-        <w:t>def biased_variance(x):</w:t>
+        <w:t xml:space="preserve">def </w:t>
+      </w:r>
+      <w:proofErr w:type="spellStart"/>
+      <w:r>
+        <w:rPr>
+          <w:rFonts w:ascii="Courier New" w:hAnsi="Courier New" w:cs="Courier New"/>
+          <w:sz w:val="22"/>
+          <w:szCs w:val="22"/>
+          <w:lang w:val="en-US"/>
+        </w:rPr>
+        <w:t>biased_variance</w:t>
+      </w:r>
+      <w:proofErr w:type="spellEnd"/>
+      <w:r>
+        <w:rPr>
+          <w:rFonts w:ascii="Courier New" w:hAnsi="Courier New" w:cs="Courier New"/>
+          <w:sz w:val="22"/>
+          <w:szCs w:val="22"/>
+          <w:lang w:val="en-US"/>
+        </w:rPr>
+        <w:t>(x):</w:t>
       </w:r>
     </w:p>
     <w:p>
@@ -25454,7 +26118,47 @@
           <w:szCs w:val="22"/>
           <w:lang w:val="en-US"/>
         </w:rPr>
-        <w:t xml:space="preserve">    mean_value = sample_mean(x)</w:t>
+        <w:t xml:space="preserve">    </w:t>
+      </w:r>
+      <w:proofErr w:type="spellStart"/>
+      <w:r>
+        <w:rPr>
+          <w:rFonts w:ascii="Courier New" w:hAnsi="Courier New" w:cs="Courier New"/>
+          <w:sz w:val="22"/>
+          <w:szCs w:val="22"/>
+          <w:lang w:val="en-US"/>
+        </w:rPr>
+        <w:t>mean_value</w:t>
+      </w:r>
+      <w:proofErr w:type="spellEnd"/>
+      <w:r>
+        <w:rPr>
+          <w:rFonts w:ascii="Courier New" w:hAnsi="Courier New" w:cs="Courier New"/>
+          <w:sz w:val="22"/>
+          <w:szCs w:val="22"/>
+          <w:lang w:val="en-US"/>
+        </w:rPr>
+        <w:t xml:space="preserve"> = </w:t>
+      </w:r>
+      <w:proofErr w:type="spellStart"/>
+      <w:r>
+        <w:rPr>
+          <w:rFonts w:ascii="Courier New" w:hAnsi="Courier New" w:cs="Courier New"/>
+          <w:sz w:val="22"/>
+          <w:szCs w:val="22"/>
+          <w:lang w:val="en-US"/>
+        </w:rPr>
+        <w:t>sample_mean</w:t>
+      </w:r>
+      <w:proofErr w:type="spellEnd"/>
+      <w:r>
+        <w:rPr>
+          <w:rFonts w:ascii="Courier New" w:hAnsi="Courier New" w:cs="Courier New"/>
+          <w:sz w:val="22"/>
+          <w:szCs w:val="22"/>
+          <w:lang w:val="en-US"/>
+        </w:rPr>
+        <w:t>(x)</w:t>
       </w:r>
     </w:p>
     <w:p>
@@ -25517,7 +26221,27 @@
           <w:szCs w:val="22"/>
           <w:lang w:val="en-US"/>
         </w:rPr>
-        <w:t xml:space="preserve">        total += (value - mean_value) ** 2</w:t>
+        <w:t xml:space="preserve">        total += (value - </w:t>
+      </w:r>
+      <w:proofErr w:type="spellStart"/>
+      <w:r>
+        <w:rPr>
+          <w:rFonts w:ascii="Courier New" w:hAnsi="Courier New" w:cs="Courier New"/>
+          <w:sz w:val="22"/>
+          <w:szCs w:val="22"/>
+          <w:lang w:val="en-US"/>
+        </w:rPr>
+        <w:t>mean_value</w:t>
+      </w:r>
+      <w:proofErr w:type="spellEnd"/>
+      <w:r>
+        <w:rPr>
+          <w:rFonts w:ascii="Courier New" w:hAnsi="Courier New" w:cs="Courier New"/>
+          <w:sz w:val="22"/>
+          <w:szCs w:val="22"/>
+          <w:lang w:val="en-US"/>
+        </w:rPr>
+        <w:t>) ** 2</w:t>
       </w:r>
     </w:p>
     <w:p>
@@ -25538,7 +26262,27 @@
           <w:szCs w:val="22"/>
           <w:lang w:val="en-US"/>
         </w:rPr>
-        <w:t xml:space="preserve">    return total / len(x)</w:t>
+        <w:t xml:space="preserve">    return total / </w:t>
+      </w:r>
+      <w:proofErr w:type="spellStart"/>
+      <w:r>
+        <w:rPr>
+          <w:rFonts w:ascii="Courier New" w:hAnsi="Courier New" w:cs="Courier New"/>
+          <w:sz w:val="22"/>
+          <w:szCs w:val="22"/>
+          <w:lang w:val="en-US"/>
+        </w:rPr>
+        <w:t>len</w:t>
+      </w:r>
+      <w:proofErr w:type="spellEnd"/>
+      <w:r>
+        <w:rPr>
+          <w:rFonts w:ascii="Courier New" w:hAnsi="Courier New" w:cs="Courier New"/>
+          <w:sz w:val="22"/>
+          <w:szCs w:val="22"/>
+          <w:lang w:val="en-US"/>
+        </w:rPr>
+        <w:t>(x)</w:t>
       </w:r>
     </w:p>
     <w:p>
@@ -25584,7 +26328,27 @@
           <w:lang w:val="en-US"/>
         </w:rPr>
         <w:lastRenderedPageBreak/>
-        <w:t>def unbiased_variance(x):</w:t>
+        <w:t xml:space="preserve">def </w:t>
+      </w:r>
+      <w:proofErr w:type="spellStart"/>
+      <w:r>
+        <w:rPr>
+          <w:rFonts w:ascii="Courier New" w:hAnsi="Courier New" w:cs="Courier New"/>
+          <w:sz w:val="22"/>
+          <w:szCs w:val="22"/>
+          <w:lang w:val="en-US"/>
+        </w:rPr>
+        <w:t>unbiased_variance</w:t>
+      </w:r>
+      <w:proofErr w:type="spellEnd"/>
+      <w:r>
+        <w:rPr>
+          <w:rFonts w:ascii="Courier New" w:hAnsi="Courier New" w:cs="Courier New"/>
+          <w:sz w:val="22"/>
+          <w:szCs w:val="22"/>
+          <w:lang w:val="en-US"/>
+        </w:rPr>
+        <w:t>(x):</w:t>
       </w:r>
     </w:p>
     <w:p>
@@ -25605,7 +26369,47 @@
           <w:szCs w:val="22"/>
           <w:lang w:val="en-US"/>
         </w:rPr>
-        <w:t xml:space="preserve">    mean_value = sample_mean(x)</w:t>
+        <w:t xml:space="preserve">    </w:t>
+      </w:r>
+      <w:proofErr w:type="spellStart"/>
+      <w:r>
+        <w:rPr>
+          <w:rFonts w:ascii="Courier New" w:hAnsi="Courier New" w:cs="Courier New"/>
+          <w:sz w:val="22"/>
+          <w:szCs w:val="22"/>
+          <w:lang w:val="en-US"/>
+        </w:rPr>
+        <w:t>mean_value</w:t>
+      </w:r>
+      <w:proofErr w:type="spellEnd"/>
+      <w:r>
+        <w:rPr>
+          <w:rFonts w:ascii="Courier New" w:hAnsi="Courier New" w:cs="Courier New"/>
+          <w:sz w:val="22"/>
+          <w:szCs w:val="22"/>
+          <w:lang w:val="en-US"/>
+        </w:rPr>
+        <w:t xml:space="preserve"> = </w:t>
+      </w:r>
+      <w:proofErr w:type="spellStart"/>
+      <w:r>
+        <w:rPr>
+          <w:rFonts w:ascii="Courier New" w:hAnsi="Courier New" w:cs="Courier New"/>
+          <w:sz w:val="22"/>
+          <w:szCs w:val="22"/>
+          <w:lang w:val="en-US"/>
+        </w:rPr>
+        <w:t>sample_mean</w:t>
+      </w:r>
+      <w:proofErr w:type="spellEnd"/>
+      <w:r>
+        <w:rPr>
+          <w:rFonts w:ascii="Courier New" w:hAnsi="Courier New" w:cs="Courier New"/>
+          <w:sz w:val="22"/>
+          <w:szCs w:val="22"/>
+          <w:lang w:val="en-US"/>
+        </w:rPr>
+        <w:t>(x)</w:t>
       </w:r>
     </w:p>
     <w:p>
@@ -25668,7 +26472,27 @@
           <w:szCs w:val="22"/>
           <w:lang w:val="en-US"/>
         </w:rPr>
-        <w:t xml:space="preserve">        total += (value - mean_value) ** 2</w:t>
+        <w:t xml:space="preserve">        total += (value - </w:t>
+      </w:r>
+      <w:proofErr w:type="spellStart"/>
+      <w:r>
+        <w:rPr>
+          <w:rFonts w:ascii="Courier New" w:hAnsi="Courier New" w:cs="Courier New"/>
+          <w:sz w:val="22"/>
+          <w:szCs w:val="22"/>
+          <w:lang w:val="en-US"/>
+        </w:rPr>
+        <w:t>mean_value</w:t>
+      </w:r>
+      <w:proofErr w:type="spellEnd"/>
+      <w:r>
+        <w:rPr>
+          <w:rFonts w:ascii="Courier New" w:hAnsi="Courier New" w:cs="Courier New"/>
+          <w:sz w:val="22"/>
+          <w:szCs w:val="22"/>
+          <w:lang w:val="en-US"/>
+        </w:rPr>
+        <w:t>) ** 2</w:t>
       </w:r>
     </w:p>
     <w:p>
@@ -25689,7 +26513,27 @@
           <w:szCs w:val="22"/>
           <w:lang w:val="en-US"/>
         </w:rPr>
-        <w:t xml:space="preserve">    return total / (len(x) - 1)</w:t>
+        <w:t xml:space="preserve">    return total / (</w:t>
+      </w:r>
+      <w:proofErr w:type="spellStart"/>
+      <w:r>
+        <w:rPr>
+          <w:rFonts w:ascii="Courier New" w:hAnsi="Courier New" w:cs="Courier New"/>
+          <w:sz w:val="22"/>
+          <w:szCs w:val="22"/>
+          <w:lang w:val="en-US"/>
+        </w:rPr>
+        <w:t>len</w:t>
+      </w:r>
+      <w:proofErr w:type="spellEnd"/>
+      <w:r>
+        <w:rPr>
+          <w:rFonts w:ascii="Courier New" w:hAnsi="Courier New" w:cs="Courier New"/>
+          <w:sz w:val="22"/>
+          <w:szCs w:val="22"/>
+          <w:lang w:val="en-US"/>
+        </w:rPr>
+        <w:t>(x) - 1)</w:t>
       </w:r>
     </w:p>
     <w:p>
@@ -25734,7 +26578,47 @@
           <w:szCs w:val="22"/>
           <w:lang w:val="en-US"/>
         </w:rPr>
-        <w:t>def initial_moment(x, k):</w:t>
+        <w:t xml:space="preserve">def </w:t>
+      </w:r>
+      <w:proofErr w:type="spellStart"/>
+      <w:r>
+        <w:rPr>
+          <w:rFonts w:ascii="Courier New" w:hAnsi="Courier New" w:cs="Courier New"/>
+          <w:sz w:val="22"/>
+          <w:szCs w:val="22"/>
+          <w:lang w:val="en-US"/>
+        </w:rPr>
+        <w:t>initial_</w:t>
+      </w:r>
+      <w:proofErr w:type="gramStart"/>
+      <w:r>
+        <w:rPr>
+          <w:rFonts w:ascii="Courier New" w:hAnsi="Courier New" w:cs="Courier New"/>
+          <w:sz w:val="22"/>
+          <w:szCs w:val="22"/>
+          <w:lang w:val="en-US"/>
+        </w:rPr>
+        <w:t>moment</w:t>
+      </w:r>
+      <w:proofErr w:type="spellEnd"/>
+      <w:r>
+        <w:rPr>
+          <w:rFonts w:ascii="Courier New" w:hAnsi="Courier New" w:cs="Courier New"/>
+          <w:sz w:val="22"/>
+          <w:szCs w:val="22"/>
+          <w:lang w:val="en-US"/>
+        </w:rPr>
+        <w:t>(</w:t>
+      </w:r>
+      <w:proofErr w:type="gramEnd"/>
+      <w:r>
+        <w:rPr>
+          <w:rFonts w:ascii="Courier New" w:hAnsi="Courier New" w:cs="Courier New"/>
+          <w:sz w:val="22"/>
+          <w:szCs w:val="22"/>
+          <w:lang w:val="en-US"/>
+        </w:rPr>
+        <w:t>x, k):</w:t>
       </w:r>
     </w:p>
     <w:p>
@@ -25755,7 +26639,47 @@
           <w:szCs w:val="22"/>
           <w:lang w:val="en-US"/>
         </w:rPr>
-        <w:t xml:space="preserve">    return sum(value ** k for value in x) / len(x)</w:t>
+        <w:t xml:space="preserve">    return </w:t>
+      </w:r>
+      <w:proofErr w:type="gramStart"/>
+      <w:r>
+        <w:rPr>
+          <w:rFonts w:ascii="Courier New" w:hAnsi="Courier New" w:cs="Courier New"/>
+          <w:sz w:val="22"/>
+          <w:szCs w:val="22"/>
+          <w:lang w:val="en-US"/>
+        </w:rPr>
+        <w:t>sum(</w:t>
+      </w:r>
+      <w:proofErr w:type="gramEnd"/>
+      <w:r>
+        <w:rPr>
+          <w:rFonts w:ascii="Courier New" w:hAnsi="Courier New" w:cs="Courier New"/>
+          <w:sz w:val="22"/>
+          <w:szCs w:val="22"/>
+          <w:lang w:val="en-US"/>
+        </w:rPr>
+        <w:t xml:space="preserve">value ** k for value in x) / </w:t>
+      </w:r>
+      <w:proofErr w:type="spellStart"/>
+      <w:r>
+        <w:rPr>
+          <w:rFonts w:ascii="Courier New" w:hAnsi="Courier New" w:cs="Courier New"/>
+          <w:sz w:val="22"/>
+          <w:szCs w:val="22"/>
+          <w:lang w:val="en-US"/>
+        </w:rPr>
+        <w:t>len</w:t>
+      </w:r>
+      <w:proofErr w:type="spellEnd"/>
+      <w:r>
+        <w:rPr>
+          <w:rFonts w:ascii="Courier New" w:hAnsi="Courier New" w:cs="Courier New"/>
+          <w:sz w:val="22"/>
+          <w:szCs w:val="22"/>
+          <w:lang w:val="en-US"/>
+        </w:rPr>
+        <w:t>(x)</w:t>
       </w:r>
     </w:p>
     <w:p>
@@ -25800,7 +26724,47 @@
           <w:szCs w:val="22"/>
           <w:lang w:val="en-US"/>
         </w:rPr>
-        <w:t>def central_moment(x, k):</w:t>
+        <w:t xml:space="preserve">def </w:t>
+      </w:r>
+      <w:proofErr w:type="spellStart"/>
+      <w:r>
+        <w:rPr>
+          <w:rFonts w:ascii="Courier New" w:hAnsi="Courier New" w:cs="Courier New"/>
+          <w:sz w:val="22"/>
+          <w:szCs w:val="22"/>
+          <w:lang w:val="en-US"/>
+        </w:rPr>
+        <w:t>central_</w:t>
+      </w:r>
+      <w:proofErr w:type="gramStart"/>
+      <w:r>
+        <w:rPr>
+          <w:rFonts w:ascii="Courier New" w:hAnsi="Courier New" w:cs="Courier New"/>
+          <w:sz w:val="22"/>
+          <w:szCs w:val="22"/>
+          <w:lang w:val="en-US"/>
+        </w:rPr>
+        <w:t>moment</w:t>
+      </w:r>
+      <w:proofErr w:type="spellEnd"/>
+      <w:r>
+        <w:rPr>
+          <w:rFonts w:ascii="Courier New" w:hAnsi="Courier New" w:cs="Courier New"/>
+          <w:sz w:val="22"/>
+          <w:szCs w:val="22"/>
+          <w:lang w:val="en-US"/>
+        </w:rPr>
+        <w:t>(</w:t>
+      </w:r>
+      <w:proofErr w:type="gramEnd"/>
+      <w:r>
+        <w:rPr>
+          <w:rFonts w:ascii="Courier New" w:hAnsi="Courier New" w:cs="Courier New"/>
+          <w:sz w:val="22"/>
+          <w:szCs w:val="22"/>
+          <w:lang w:val="en-US"/>
+        </w:rPr>
+        <w:t>x, k):</w:t>
       </w:r>
     </w:p>
     <w:p>
@@ -25821,7 +26785,47 @@
           <w:szCs w:val="22"/>
           <w:lang w:val="en-US"/>
         </w:rPr>
-        <w:t xml:space="preserve">    mean_value = sample_mean(x)</w:t>
+        <w:t xml:space="preserve">    </w:t>
+      </w:r>
+      <w:proofErr w:type="spellStart"/>
+      <w:r>
+        <w:rPr>
+          <w:rFonts w:ascii="Courier New" w:hAnsi="Courier New" w:cs="Courier New"/>
+          <w:sz w:val="22"/>
+          <w:szCs w:val="22"/>
+          <w:lang w:val="en-US"/>
+        </w:rPr>
+        <w:t>mean_value</w:t>
+      </w:r>
+      <w:proofErr w:type="spellEnd"/>
+      <w:r>
+        <w:rPr>
+          <w:rFonts w:ascii="Courier New" w:hAnsi="Courier New" w:cs="Courier New"/>
+          <w:sz w:val="22"/>
+          <w:szCs w:val="22"/>
+          <w:lang w:val="en-US"/>
+        </w:rPr>
+        <w:t xml:space="preserve"> = </w:t>
+      </w:r>
+      <w:proofErr w:type="spellStart"/>
+      <w:r>
+        <w:rPr>
+          <w:rFonts w:ascii="Courier New" w:hAnsi="Courier New" w:cs="Courier New"/>
+          <w:sz w:val="22"/>
+          <w:szCs w:val="22"/>
+          <w:lang w:val="en-US"/>
+        </w:rPr>
+        <w:t>sample_mean</w:t>
+      </w:r>
+      <w:proofErr w:type="spellEnd"/>
+      <w:r>
+        <w:rPr>
+          <w:rFonts w:ascii="Courier New" w:hAnsi="Courier New" w:cs="Courier New"/>
+          <w:sz w:val="22"/>
+          <w:szCs w:val="22"/>
+          <w:lang w:val="en-US"/>
+        </w:rPr>
+        <w:t>(x)</w:t>
       </w:r>
     </w:p>
     <w:p>
@@ -25842,7 +26846,67 @@
           <w:szCs w:val="22"/>
           <w:lang w:val="en-US"/>
         </w:rPr>
-        <w:t xml:space="preserve">    return sum((value - mean_value) ** k for value in x) / len(x)</w:t>
+        <w:t xml:space="preserve">    return </w:t>
+      </w:r>
+      <w:proofErr w:type="gramStart"/>
+      <w:r>
+        <w:rPr>
+          <w:rFonts w:ascii="Courier New" w:hAnsi="Courier New" w:cs="Courier New"/>
+          <w:sz w:val="22"/>
+          <w:szCs w:val="22"/>
+          <w:lang w:val="en-US"/>
+        </w:rPr>
+        <w:t>sum(</w:t>
+      </w:r>
+      <w:proofErr w:type="gramEnd"/>
+      <w:r>
+        <w:rPr>
+          <w:rFonts w:ascii="Courier New" w:hAnsi="Courier New" w:cs="Courier New"/>
+          <w:sz w:val="22"/>
+          <w:szCs w:val="22"/>
+          <w:lang w:val="en-US"/>
+        </w:rPr>
+        <w:t xml:space="preserve">(value - </w:t>
+      </w:r>
+      <w:proofErr w:type="spellStart"/>
+      <w:r>
+        <w:rPr>
+          <w:rFonts w:ascii="Courier New" w:hAnsi="Courier New" w:cs="Courier New"/>
+          <w:sz w:val="22"/>
+          <w:szCs w:val="22"/>
+          <w:lang w:val="en-US"/>
+        </w:rPr>
+        <w:t>mean_value</w:t>
+      </w:r>
+      <w:proofErr w:type="spellEnd"/>
+      <w:r>
+        <w:rPr>
+          <w:rFonts w:ascii="Courier New" w:hAnsi="Courier New" w:cs="Courier New"/>
+          <w:sz w:val="22"/>
+          <w:szCs w:val="22"/>
+          <w:lang w:val="en-US"/>
+        </w:rPr>
+        <w:t xml:space="preserve">) ** k for value in x) / </w:t>
+      </w:r>
+      <w:proofErr w:type="spellStart"/>
+      <w:r>
+        <w:rPr>
+          <w:rFonts w:ascii="Courier New" w:hAnsi="Courier New" w:cs="Courier New"/>
+          <w:sz w:val="22"/>
+          <w:szCs w:val="22"/>
+          <w:lang w:val="en-US"/>
+        </w:rPr>
+        <w:t>len</w:t>
+      </w:r>
+      <w:proofErr w:type="spellEnd"/>
+      <w:r>
+        <w:rPr>
+          <w:rFonts w:ascii="Courier New" w:hAnsi="Courier New" w:cs="Courier New"/>
+          <w:sz w:val="22"/>
+          <w:szCs w:val="22"/>
+          <w:lang w:val="en-US"/>
+        </w:rPr>
+        <w:t>(x)</w:t>
       </w:r>
     </w:p>
     <w:p>
@@ -25899,7 +26963,27 @@
           <w:szCs w:val="22"/>
           <w:lang w:val="en-US"/>
         </w:rPr>
-        <w:t>def ecdf_points(x):</w:t>
+        <w:t xml:space="preserve">def </w:t>
+      </w:r>
+      <w:proofErr w:type="spellStart"/>
+      <w:r>
+        <w:rPr>
+          <w:rFonts w:ascii="Courier New" w:hAnsi="Courier New" w:cs="Courier New"/>
+          <w:sz w:val="22"/>
+          <w:szCs w:val="22"/>
+          <w:lang w:val="en-US"/>
+        </w:rPr>
+        <w:t>ecdf_points</w:t>
+      </w:r>
+      <w:proofErr w:type="spellEnd"/>
+      <w:r>
+        <w:rPr>
+          <w:rFonts w:ascii="Courier New" w:hAnsi="Courier New" w:cs="Courier New"/>
+          <w:sz w:val="22"/>
+          <w:szCs w:val="22"/>
+          <w:lang w:val="en-US"/>
+        </w:rPr>
+        <w:t>(x):</w:t>
       </w:r>
     </w:p>
     <w:p>
@@ -25941,7 +27025,27 @@
           <w:szCs w:val="22"/>
           <w:lang w:val="en-US"/>
         </w:rPr>
-        <w:t xml:space="preserve">    n = len(values)</w:t>
+        <w:t xml:space="preserve">    n = </w:t>
+      </w:r>
+      <w:proofErr w:type="spellStart"/>
+      <w:r>
+        <w:rPr>
+          <w:rFonts w:ascii="Courier New" w:hAnsi="Courier New" w:cs="Courier New"/>
+          <w:sz w:val="22"/>
+          <w:szCs w:val="22"/>
+          <w:lang w:val="en-US"/>
+        </w:rPr>
+        <w:t>len</w:t>
+      </w:r>
+      <w:proofErr w:type="spellEnd"/>
+      <w:r>
+        <w:rPr>
+          <w:rFonts w:ascii="Courier New" w:hAnsi="Courier New" w:cs="Courier New"/>
+          <w:sz w:val="22"/>
+          <w:szCs w:val="22"/>
+          <w:lang w:val="en-US"/>
+        </w:rPr>
+        <w:t>(values)</w:t>
       </w:r>
     </w:p>
     <w:p>
@@ -25962,7 +27066,67 @@
           <w:szCs w:val="22"/>
           <w:lang w:val="en-US"/>
         </w:rPr>
-        <w:t xml:space="preserve">    y_values = [(i + 1) / n for i in range(n)]</w:t>
+        <w:t xml:space="preserve">    </w:t>
+      </w:r>
+      <w:proofErr w:type="spellStart"/>
+      <w:r>
+        <w:rPr>
+          <w:rFonts w:ascii="Courier New" w:hAnsi="Courier New" w:cs="Courier New"/>
+          <w:sz w:val="22"/>
+          <w:szCs w:val="22"/>
+          <w:lang w:val="en-US"/>
+        </w:rPr>
+        <w:t>y_values</w:t>
+      </w:r>
+      <w:proofErr w:type="spellEnd"/>
+      <w:r>
+        <w:rPr>
+          <w:rFonts w:ascii="Courier New" w:hAnsi="Courier New" w:cs="Courier New"/>
+          <w:sz w:val="22"/>
+          <w:szCs w:val="22"/>
+          <w:lang w:val="en-US"/>
+        </w:rPr>
+        <w:t xml:space="preserve"> = [(</w:t>
+      </w:r>
+      <w:proofErr w:type="spellStart"/>
+      <w:r>
+        <w:rPr>
+          <w:rFonts w:ascii="Courier New" w:hAnsi="Courier New" w:cs="Courier New"/>
+          <w:sz w:val="22"/>
+          <w:szCs w:val="22"/>
+          <w:lang w:val="en-US"/>
+        </w:rPr>
+        <w:t>i</w:t>
+      </w:r>
+      <w:proofErr w:type="spellEnd"/>
+      <w:r>
+        <w:rPr>
+          <w:rFonts w:ascii="Courier New" w:hAnsi="Courier New" w:cs="Courier New"/>
+          <w:sz w:val="22"/>
+          <w:szCs w:val="22"/>
+          <w:lang w:val="en-US"/>
+        </w:rPr>
+        <w:t xml:space="preserve"> + 1) / n for </w:t>
+      </w:r>
+      <w:proofErr w:type="spellStart"/>
+      <w:r>
+        <w:rPr>
+          <w:rFonts w:ascii="Courier New" w:hAnsi="Courier New" w:cs="Courier New"/>
+          <w:sz w:val="22"/>
+          <w:szCs w:val="22"/>
+          <w:lang w:val="en-US"/>
+        </w:rPr>
+        <w:t>i</w:t>
+      </w:r>
+      <w:proofErr w:type="spellEnd"/>
+      <w:r>
+        <w:rPr>
+          <w:rFonts w:ascii="Courier New" w:hAnsi="Courier New" w:cs="Courier New"/>
+          <w:sz w:val="22"/>
+          <w:szCs w:val="22"/>
+          <w:lang w:val="en-US"/>
+        </w:rPr>
+        <w:t xml:space="preserve"> in range(n)]</w:t>
       </w:r>
     </w:p>
     <w:p>
@@ -25983,8 +27147,19 @@
           <w:szCs w:val="22"/>
           <w:lang w:val="en-US"/>
         </w:rPr>
-        <w:t xml:space="preserve">    return values, y_values</w:t>
-      </w:r>
+        <w:t xml:space="preserve">    return values, </w:t>
+      </w:r>
+      <w:proofErr w:type="spellStart"/>
+      <w:r>
+        <w:rPr>
+          <w:rFonts w:ascii="Courier New" w:hAnsi="Courier New" w:cs="Courier New"/>
+          <w:sz w:val="22"/>
+          <w:szCs w:val="22"/>
+          <w:lang w:val="en-US"/>
+        </w:rPr>
+        <w:t>y_values</w:t>
+      </w:r>
+      <w:proofErr w:type="spellEnd"/>
     </w:p>
     <w:p>
       <w:pPr>
@@ -26028,7 +27203,67 @@
           <w:szCs w:val="22"/>
           <w:lang w:val="en-US"/>
         </w:rPr>
-        <w:t>def chi_shift_pdf(x, df, loc):</w:t>
+        <w:t xml:space="preserve">def </w:t>
+      </w:r>
+      <w:proofErr w:type="spellStart"/>
+      <w:r>
+        <w:rPr>
+          <w:rFonts w:ascii="Courier New" w:hAnsi="Courier New" w:cs="Courier New"/>
+          <w:sz w:val="22"/>
+          <w:szCs w:val="22"/>
+          <w:lang w:val="en-US"/>
+        </w:rPr>
+        <w:t>chi_shift_</w:t>
+      </w:r>
+      <w:proofErr w:type="gramStart"/>
+      <w:r>
+        <w:rPr>
+          <w:rFonts w:ascii="Courier New" w:hAnsi="Courier New" w:cs="Courier New"/>
+          <w:sz w:val="22"/>
+          <w:szCs w:val="22"/>
+          <w:lang w:val="en-US"/>
+        </w:rPr>
+        <w:t>pdf</w:t>
+      </w:r>
+      <w:proofErr w:type="spellEnd"/>
+      <w:r>
+        <w:rPr>
+          <w:rFonts w:ascii="Courier New" w:hAnsi="Courier New" w:cs="Courier New"/>
+          <w:sz w:val="22"/>
+          <w:szCs w:val="22"/>
+          <w:lang w:val="en-US"/>
+        </w:rPr>
+        <w:t>(</w:t>
+      </w:r>
+      <w:proofErr w:type="gramEnd"/>
+      <w:r>
+        <w:rPr>
+          <w:rFonts w:ascii="Courier New" w:hAnsi="Courier New" w:cs="Courier New"/>
+          <w:sz w:val="22"/>
+          <w:szCs w:val="22"/>
+          <w:lang w:val="en-US"/>
+        </w:rPr>
+        <w:t xml:space="preserve">x, </w:t>
+      </w:r>
+      <w:proofErr w:type="spellStart"/>
+      <w:r>
+        <w:rPr>
+          <w:rFonts w:ascii="Courier New" w:hAnsi="Courier New" w:cs="Courier New"/>
+          <w:sz w:val="22"/>
+          <w:szCs w:val="22"/>
+          <w:lang w:val="en-US"/>
+        </w:rPr>
+        <w:t>df</w:t>
+      </w:r>
+      <w:proofErr w:type="spellEnd"/>
+      <w:r>
+        <w:rPr>
+          <w:rFonts w:ascii="Courier New" w:hAnsi="Courier New" w:cs="Courier New"/>
+          <w:sz w:val="22"/>
+          <w:szCs w:val="22"/>
+          <w:lang w:val="en-US"/>
+        </w:rPr>
+        <w:t>, loc):</w:t>
       </w:r>
     </w:p>
     <w:p>
@@ -26049,7 +27284,29 @@
           <w:szCs w:val="22"/>
           <w:lang w:val="en-US"/>
         </w:rPr>
-        <w:t xml:space="preserve">    z = np.asarray(x) - loc</w:t>
+        <w:t xml:space="preserve">    z = </w:t>
+      </w:r>
+      <w:proofErr w:type="spellStart"/>
+      <w:proofErr w:type="gramStart"/>
+      <w:r>
+        <w:rPr>
+          <w:rFonts w:ascii="Courier New" w:hAnsi="Courier New" w:cs="Courier New"/>
+          <w:sz w:val="22"/>
+          <w:szCs w:val="22"/>
+          <w:lang w:val="en-US"/>
+        </w:rPr>
+        <w:t>np.asarray</w:t>
+      </w:r>
+      <w:proofErr w:type="spellEnd"/>
+      <w:proofErr w:type="gramEnd"/>
+      <w:r>
+        <w:rPr>
+          <w:rFonts w:ascii="Courier New" w:hAnsi="Courier New" w:cs="Courier New"/>
+          <w:sz w:val="22"/>
+          <w:szCs w:val="22"/>
+          <w:lang w:val="en-US"/>
+        </w:rPr>
+        <w:t>(x) - loc</w:t>
       </w:r>
     </w:p>
     <w:p>
@@ -26070,7 +27327,89 @@
           <w:szCs w:val="22"/>
           <w:lang w:val="en-US"/>
         </w:rPr>
-        <w:t xml:space="preserve">    return np.where(z &gt; 0, stats.chi.pdf(z, df=df), 0.0)</w:t>
+        <w:t xml:space="preserve">    return </w:t>
+      </w:r>
+      <w:proofErr w:type="spellStart"/>
+      <w:proofErr w:type="gramStart"/>
+      <w:r>
+        <w:rPr>
+          <w:rFonts w:ascii="Courier New" w:hAnsi="Courier New" w:cs="Courier New"/>
+          <w:sz w:val="22"/>
+          <w:szCs w:val="22"/>
+          <w:lang w:val="en-US"/>
+        </w:rPr>
+        <w:t>np.where</w:t>
+      </w:r>
+      <w:proofErr w:type="spellEnd"/>
+      <w:proofErr w:type="gramEnd"/>
+      <w:r>
+        <w:rPr>
+          <w:rFonts w:ascii="Courier New" w:hAnsi="Courier New" w:cs="Courier New"/>
+          <w:sz w:val="22"/>
+          <w:szCs w:val="22"/>
+          <w:lang w:val="en-US"/>
+        </w:rPr>
+        <w:t xml:space="preserve">(z &gt; 0, </w:t>
+      </w:r>
+      <w:proofErr w:type="gramStart"/>
+      <w:r>
+        <w:rPr>
+          <w:rFonts w:ascii="Courier New" w:hAnsi="Courier New" w:cs="Courier New"/>
+          <w:sz w:val="22"/>
+          <w:szCs w:val="22"/>
+          <w:lang w:val="en-US"/>
+        </w:rPr>
+        <w:t>stats.chi.pdf(</w:t>
+      </w:r>
+      <w:proofErr w:type="gramEnd"/>
+      <w:r>
+        <w:rPr>
+          <w:rFonts w:ascii="Courier New" w:hAnsi="Courier New" w:cs="Courier New"/>
+          <w:sz w:val="22"/>
+          <w:szCs w:val="22"/>
+          <w:lang w:val="en-US"/>
+        </w:rPr>
+        <w:t xml:space="preserve">z, </w:t>
+      </w:r>
+      <w:proofErr w:type="spellStart"/>
+      <w:r>
+        <w:rPr>
+          <w:rFonts w:ascii="Courier New" w:hAnsi="Courier New" w:cs="Courier New"/>
+          <w:sz w:val="22"/>
+          <w:szCs w:val="22"/>
+          <w:lang w:val="en-US"/>
+        </w:rPr>
+        <w:t>df</w:t>
+      </w:r>
+      <w:proofErr w:type="spellEnd"/>
+      <w:r>
+        <w:rPr>
+          <w:rFonts w:ascii="Courier New" w:hAnsi="Courier New" w:cs="Courier New"/>
+          <w:sz w:val="22"/>
+          <w:szCs w:val="22"/>
+          <w:lang w:val="en-US"/>
+        </w:rPr>
+        <w:t>=</w:t>
+      </w:r>
+      <w:proofErr w:type="spellStart"/>
+      <w:r>
+        <w:rPr>
+          <w:rFonts w:ascii="Courier New" w:hAnsi="Courier New" w:cs="Courier New"/>
+          <w:sz w:val="22"/>
+          <w:szCs w:val="22"/>
+          <w:lang w:val="en-US"/>
+        </w:rPr>
+        <w:t>df</w:t>
+      </w:r>
+      <w:proofErr w:type="spellEnd"/>
+      <w:r>
+        <w:rPr>
+          <w:rFonts w:ascii="Courier New" w:hAnsi="Courier New" w:cs="Courier New"/>
+          <w:sz w:val="22"/>
+          <w:szCs w:val="22"/>
+          <w:lang w:val="en-US"/>
+        </w:rPr>
+        <w:t>), 0.0)</w:t>
       </w:r>
     </w:p>
     <w:p>
@@ -26115,7 +27454,67 @@
           <w:szCs w:val="22"/>
           <w:lang w:val="en-US"/>
         </w:rPr>
-        <w:t>def chi_shift_cdf(x, df, loc):</w:t>
+        <w:t xml:space="preserve">def </w:t>
+      </w:r>
+      <w:proofErr w:type="spellStart"/>
+      <w:r>
+        <w:rPr>
+          <w:rFonts w:ascii="Courier New" w:hAnsi="Courier New" w:cs="Courier New"/>
+          <w:sz w:val="22"/>
+          <w:szCs w:val="22"/>
+          <w:lang w:val="en-US"/>
+        </w:rPr>
+        <w:t>chi_shift_</w:t>
+      </w:r>
+      <w:proofErr w:type="gramStart"/>
+      <w:r>
+        <w:rPr>
+          <w:rFonts w:ascii="Courier New" w:hAnsi="Courier New" w:cs="Courier New"/>
+          <w:sz w:val="22"/>
+          <w:szCs w:val="22"/>
+          <w:lang w:val="en-US"/>
+        </w:rPr>
+        <w:t>cdf</w:t>
+      </w:r>
+      <w:proofErr w:type="spellEnd"/>
+      <w:r>
+        <w:rPr>
+          <w:rFonts w:ascii="Courier New" w:hAnsi="Courier New" w:cs="Courier New"/>
+          <w:sz w:val="22"/>
+          <w:szCs w:val="22"/>
+          <w:lang w:val="en-US"/>
+        </w:rPr>
+        <w:t>(</w:t>
+      </w:r>
+      <w:proofErr w:type="gramEnd"/>
+      <w:r>
+        <w:rPr>
+          <w:rFonts w:ascii="Courier New" w:hAnsi="Courier New" w:cs="Courier New"/>
+          <w:sz w:val="22"/>
+          <w:szCs w:val="22"/>
+          <w:lang w:val="en-US"/>
+        </w:rPr>
+        <w:t xml:space="preserve">x, </w:t>
+      </w:r>
+      <w:proofErr w:type="spellStart"/>
+      <w:r>
+        <w:rPr>
+          <w:rFonts w:ascii="Courier New" w:hAnsi="Courier New" w:cs="Courier New"/>
+          <w:sz w:val="22"/>
+          <w:szCs w:val="22"/>
+          <w:lang w:val="en-US"/>
+        </w:rPr>
+        <w:t>df</w:t>
+      </w:r>
+      <w:proofErr w:type="spellEnd"/>
+      <w:r>
+        <w:rPr>
+          <w:rFonts w:ascii="Courier New" w:hAnsi="Courier New" w:cs="Courier New"/>
+          <w:sz w:val="22"/>
+          <w:szCs w:val="22"/>
+          <w:lang w:val="en-US"/>
+        </w:rPr>
+        <w:t>, loc):</w:t>
       </w:r>
     </w:p>
     <w:p>
@@ -26136,7 +27535,29 @@
           <w:szCs w:val="22"/>
           <w:lang w:val="en-US"/>
         </w:rPr>
-        <w:t xml:space="preserve">    z = np.asarray(x) - loc</w:t>
+        <w:t xml:space="preserve">    z = </w:t>
+      </w:r>
+      <w:proofErr w:type="spellStart"/>
+      <w:proofErr w:type="gramStart"/>
+      <w:r>
+        <w:rPr>
+          <w:rFonts w:ascii="Courier New" w:hAnsi="Courier New" w:cs="Courier New"/>
+          <w:sz w:val="22"/>
+          <w:szCs w:val="22"/>
+          <w:lang w:val="en-US"/>
+        </w:rPr>
+        <w:t>np.asarray</w:t>
+      </w:r>
+      <w:proofErr w:type="spellEnd"/>
+      <w:proofErr w:type="gramEnd"/>
+      <w:r>
+        <w:rPr>
+          <w:rFonts w:ascii="Courier New" w:hAnsi="Courier New" w:cs="Courier New"/>
+          <w:sz w:val="22"/>
+          <w:szCs w:val="22"/>
+          <w:lang w:val="en-US"/>
+        </w:rPr>
+        <w:t>(x) - loc</w:t>
       </w:r>
     </w:p>
     <w:p>
@@ -26157,7 +27578,100 @@
           <w:szCs w:val="22"/>
           <w:lang w:val="en-US"/>
         </w:rPr>
-        <w:t xml:space="preserve">    return np.where(z &gt; 0, stats.chi.cdf(z, df=df), 0.0)</w:t>
+        <w:t xml:space="preserve">    return </w:t>
+      </w:r>
+      <w:proofErr w:type="spellStart"/>
+      <w:proofErr w:type="gramStart"/>
+      <w:r>
+        <w:rPr>
+          <w:rFonts w:ascii="Courier New" w:hAnsi="Courier New" w:cs="Courier New"/>
+          <w:sz w:val="22"/>
+          <w:szCs w:val="22"/>
+          <w:lang w:val="en-US"/>
+        </w:rPr>
+        <w:t>np.where</w:t>
+      </w:r>
+      <w:proofErr w:type="spellEnd"/>
+      <w:proofErr w:type="gramEnd"/>
+      <w:r>
+        <w:rPr>
+          <w:rFonts w:ascii="Courier New" w:hAnsi="Courier New" w:cs="Courier New"/>
+          <w:sz w:val="22"/>
+          <w:szCs w:val="22"/>
+          <w:lang w:val="en-US"/>
+        </w:rPr>
+        <w:t xml:space="preserve">(z &gt; 0, </w:t>
+      </w:r>
+      <w:proofErr w:type="spellStart"/>
+      <w:proofErr w:type="gramStart"/>
+      <w:r>
+        <w:rPr>
+          <w:rFonts w:ascii="Courier New" w:hAnsi="Courier New" w:cs="Courier New"/>
+          <w:sz w:val="22"/>
+          <w:szCs w:val="22"/>
+          <w:lang w:val="en-US"/>
+        </w:rPr>
+        <w:t>stats.chi.cdf</w:t>
+      </w:r>
+      <w:proofErr w:type="spellEnd"/>
+      <w:r>
+        <w:rPr>
+          <w:rFonts w:ascii="Courier New" w:hAnsi="Courier New" w:cs="Courier New"/>
+          <w:sz w:val="22"/>
+          <w:szCs w:val="22"/>
+          <w:lang w:val="en-US"/>
+        </w:rPr>
+        <w:t>(</w:t>
+      </w:r>
+      <w:proofErr w:type="gramEnd"/>
+      <w:r>
+        <w:rPr>
+          <w:rFonts w:ascii="Courier New" w:hAnsi="Courier New" w:cs="Courier New"/>
+          <w:sz w:val="22"/>
+          <w:szCs w:val="22"/>
+          <w:lang w:val="en-US"/>
+        </w:rPr>
+        <w:t xml:space="preserve">z, </w:t>
+      </w:r>
+      <w:proofErr w:type="spellStart"/>
+      <w:r>
+        <w:rPr>
+          <w:rFonts w:ascii="Courier New" w:hAnsi="Courier New" w:cs="Courier New"/>
+          <w:sz w:val="22"/>
+          <w:szCs w:val="22"/>
+          <w:lang w:val="en-US"/>
+        </w:rPr>
+        <w:t>df</w:t>
+      </w:r>
+      <w:proofErr w:type="spellEnd"/>
+      <w:r>
+        <w:rPr>
+          <w:rFonts w:ascii="Courier New" w:hAnsi="Courier New" w:cs="Courier New"/>
+          <w:sz w:val="22"/>
+          <w:szCs w:val="22"/>
+          <w:lang w:val="en-US"/>
+        </w:rPr>
+        <w:t>=</w:t>
+      </w:r>
+      <w:proofErr w:type="spellStart"/>
+      <w:r>
+        <w:rPr>
+          <w:rFonts w:ascii="Courier New" w:hAnsi="Courier New" w:cs="Courier New"/>
+          <w:sz w:val="22"/>
+          <w:szCs w:val="22"/>
+          <w:lang w:val="en-US"/>
+        </w:rPr>
+        <w:t>df</w:t>
+      </w:r>
+      <w:proofErr w:type="spellEnd"/>
+      <w:r>
+        <w:rPr>
+          <w:rFonts w:ascii="Courier New" w:hAnsi="Courier New" w:cs="Courier New"/>
+          <w:sz w:val="22"/>
+          <w:szCs w:val="22"/>
+          <w:lang w:val="en-US"/>
+        </w:rPr>
+        <w:t>), 0.0)</w:t>
       </w:r>
     </w:p>
     <w:p>
@@ -26202,7 +27716,67 @@
           <w:szCs w:val="22"/>
           <w:lang w:val="en-US"/>
         </w:rPr>
-        <w:t>def plot_ecdf(sample, df, loc, path, title):</w:t>
+        <w:t xml:space="preserve">def </w:t>
+      </w:r>
+      <w:proofErr w:type="spellStart"/>
+      <w:r>
+        <w:rPr>
+          <w:rFonts w:ascii="Courier New" w:hAnsi="Courier New" w:cs="Courier New"/>
+          <w:sz w:val="22"/>
+          <w:szCs w:val="22"/>
+          <w:lang w:val="en-US"/>
+        </w:rPr>
+        <w:t>plot_</w:t>
+      </w:r>
+      <w:proofErr w:type="gramStart"/>
+      <w:r>
+        <w:rPr>
+          <w:rFonts w:ascii="Courier New" w:hAnsi="Courier New" w:cs="Courier New"/>
+          <w:sz w:val="22"/>
+          <w:szCs w:val="22"/>
+          <w:lang w:val="en-US"/>
+        </w:rPr>
+        <w:t>ecdf</w:t>
+      </w:r>
+      <w:proofErr w:type="spellEnd"/>
+      <w:r>
+        <w:rPr>
+          <w:rFonts w:ascii="Courier New" w:hAnsi="Courier New" w:cs="Courier New"/>
+          <w:sz w:val="22"/>
+          <w:szCs w:val="22"/>
+          <w:lang w:val="en-US"/>
+        </w:rPr>
+        <w:t>(</w:t>
+      </w:r>
+      <w:proofErr w:type="gramEnd"/>
+      <w:r>
+        <w:rPr>
+          <w:rFonts w:ascii="Courier New" w:hAnsi="Courier New" w:cs="Courier New"/>
+          <w:sz w:val="22"/>
+          <w:szCs w:val="22"/>
+          <w:lang w:val="en-US"/>
+        </w:rPr>
+        <w:t xml:space="preserve">sample, </w:t>
+      </w:r>
+      <w:proofErr w:type="spellStart"/>
+      <w:r>
+        <w:rPr>
+          <w:rFonts w:ascii="Courier New" w:hAnsi="Courier New" w:cs="Courier New"/>
+          <w:sz w:val="22"/>
+          <w:szCs w:val="22"/>
+          <w:lang w:val="en-US"/>
+        </w:rPr>
+        <w:t>df</w:t>
+      </w:r>
+      <w:proofErr w:type="spellEnd"/>
+      <w:r>
+        <w:rPr>
+          <w:rFonts w:ascii="Courier New" w:hAnsi="Courier New" w:cs="Courier New"/>
+          <w:sz w:val="22"/>
+          <w:szCs w:val="22"/>
+          <w:lang w:val="en-US"/>
+        </w:rPr>
+        <w:t>, loc, path, title):</w:t>
       </w:r>
     </w:p>
     <w:p>
@@ -26223,7 +27797,67 @@
           <w:szCs w:val="22"/>
           <w:lang w:val="en-US"/>
         </w:rPr>
-        <w:t xml:space="preserve">    xp, yp = ecdf_points(sample)</w:t>
+        <w:t xml:space="preserve">    </w:t>
+      </w:r>
+      <w:proofErr w:type="spellStart"/>
+      <w:r>
+        <w:rPr>
+          <w:rFonts w:ascii="Courier New" w:hAnsi="Courier New" w:cs="Courier New"/>
+          <w:sz w:val="22"/>
+          <w:szCs w:val="22"/>
+          <w:lang w:val="en-US"/>
+        </w:rPr>
+        <w:t>xp</w:t>
+      </w:r>
+      <w:proofErr w:type="spellEnd"/>
+      <w:r>
+        <w:rPr>
+          <w:rFonts w:ascii="Courier New" w:hAnsi="Courier New" w:cs="Courier New"/>
+          <w:sz w:val="22"/>
+          <w:szCs w:val="22"/>
+          <w:lang w:val="en-US"/>
+        </w:rPr>
+        <w:t xml:space="preserve">, </w:t>
+      </w:r>
+      <w:proofErr w:type="spellStart"/>
+      <w:r>
+        <w:rPr>
+          <w:rFonts w:ascii="Courier New" w:hAnsi="Courier New" w:cs="Courier New"/>
+          <w:sz w:val="22"/>
+          <w:szCs w:val="22"/>
+          <w:lang w:val="en-US"/>
+        </w:rPr>
+        <w:t>yp</w:t>
+      </w:r>
+      <w:proofErr w:type="spellEnd"/>
+      <w:r>
+        <w:rPr>
+          <w:rFonts w:ascii="Courier New" w:hAnsi="Courier New" w:cs="Courier New"/>
+          <w:sz w:val="22"/>
+          <w:szCs w:val="22"/>
+          <w:lang w:val="en-US"/>
+        </w:rPr>
+        <w:t xml:space="preserve"> = </w:t>
+      </w:r>
+      <w:proofErr w:type="spellStart"/>
+      <w:r>
+        <w:rPr>
+          <w:rFonts w:ascii="Courier New" w:hAnsi="Courier New" w:cs="Courier New"/>
+          <w:sz w:val="22"/>
+          <w:szCs w:val="22"/>
+          <w:lang w:val="en-US"/>
+        </w:rPr>
+        <w:t>ecdf_points</w:t>
+      </w:r>
+      <w:proofErr w:type="spellEnd"/>
+      <w:r>
+        <w:rPr>
+          <w:rFonts w:ascii="Courier New" w:hAnsi="Courier New" w:cs="Courier New"/>
+          <w:sz w:val="22"/>
+          <w:szCs w:val="22"/>
+          <w:lang w:val="en-US"/>
+        </w:rPr>
+        <w:t>(sample)</w:t>
       </w:r>
     </w:p>
     <w:p>
@@ -26245,7 +27879,29 @@
           <w:lang w:val="en-US"/>
         </w:rPr>
         <w:lastRenderedPageBreak/>
-        <w:t xml:space="preserve">    grid = np.linspace(min(X) - 0.4, max(X) + 0.4, 600)</w:t>
+        <w:t xml:space="preserve">    grid = </w:t>
+      </w:r>
+      <w:proofErr w:type="spellStart"/>
+      <w:proofErr w:type="gramStart"/>
+      <w:r>
+        <w:rPr>
+          <w:rFonts w:ascii="Courier New" w:hAnsi="Courier New" w:cs="Courier New"/>
+          <w:sz w:val="22"/>
+          <w:szCs w:val="22"/>
+          <w:lang w:val="en-US"/>
+        </w:rPr>
+        <w:t>np.linspace</w:t>
+      </w:r>
+      <w:proofErr w:type="spellEnd"/>
+      <w:proofErr w:type="gramEnd"/>
+      <w:r>
+        <w:rPr>
+          <w:rFonts w:ascii="Courier New" w:hAnsi="Courier New" w:cs="Courier New"/>
+          <w:sz w:val="22"/>
+          <w:szCs w:val="22"/>
+          <w:lang w:val="en-US"/>
+        </w:rPr>
+        <w:t>(min(X) - 0.4, max(X) + 0.4, 600)</w:t>
       </w:r>
     </w:p>
     <w:p>
@@ -26278,7 +27934,60 @@
           <w:szCs w:val="22"/>
           <w:lang w:val="en-US"/>
         </w:rPr>
-        <w:t xml:space="preserve">    plt.figure(figsize=(8, 5))</w:t>
+        <w:t xml:space="preserve">    </w:t>
+      </w:r>
+      <w:proofErr w:type="spellStart"/>
+      <w:proofErr w:type="gramStart"/>
+      <w:r>
+        <w:rPr>
+          <w:rFonts w:ascii="Courier New" w:hAnsi="Courier New" w:cs="Courier New"/>
+          <w:sz w:val="22"/>
+          <w:szCs w:val="22"/>
+          <w:lang w:val="en-US"/>
+        </w:rPr>
+        <w:t>plt.figure</w:t>
+      </w:r>
+      <w:proofErr w:type="spellEnd"/>
+      <w:proofErr w:type="gramEnd"/>
+      <w:r>
+        <w:rPr>
+          <w:rFonts w:ascii="Courier New" w:hAnsi="Courier New" w:cs="Courier New"/>
+          <w:sz w:val="22"/>
+          <w:szCs w:val="22"/>
+          <w:lang w:val="en-US"/>
+        </w:rPr>
+        <w:t>(</w:t>
+      </w:r>
+      <w:proofErr w:type="spellStart"/>
+      <w:r>
+        <w:rPr>
+          <w:rFonts w:ascii="Courier New" w:hAnsi="Courier New" w:cs="Courier New"/>
+          <w:sz w:val="22"/>
+          <w:szCs w:val="22"/>
+          <w:lang w:val="en-US"/>
+        </w:rPr>
+        <w:t>figsize</w:t>
+      </w:r>
+      <w:proofErr w:type="spellEnd"/>
+      <w:proofErr w:type="gramStart"/>
+      <w:r>
+        <w:rPr>
+          <w:rFonts w:ascii="Courier New" w:hAnsi="Courier New" w:cs="Courier New"/>
+          <w:sz w:val="22"/>
+          <w:szCs w:val="22"/>
+          <w:lang w:val="en-US"/>
+        </w:rPr>
+        <w:t>=(</w:t>
+      </w:r>
+      <w:proofErr w:type="gramEnd"/>
+      <w:r>
+        <w:rPr>
+          <w:rFonts w:ascii="Courier New" w:hAnsi="Courier New" w:cs="Courier New"/>
+          <w:sz w:val="22"/>
+          <w:szCs w:val="22"/>
+          <w:lang w:val="en-US"/>
+        </w:rPr>
+        <w:t>8, 5))</w:t>
       </w:r>
     </w:p>
     <w:p>
@@ -26299,7 +28008,69 @@
           <w:szCs w:val="22"/>
           <w:lang w:val="en-US"/>
         </w:rPr>
-        <w:t xml:space="preserve">    plt.step(xp, yp, where="post", label="ЭФР")</w:t>
+        <w:t xml:space="preserve">    </w:t>
+      </w:r>
+      <w:proofErr w:type="spellStart"/>
+      <w:proofErr w:type="gramStart"/>
+      <w:r>
+        <w:rPr>
+          <w:rFonts w:ascii="Courier New" w:hAnsi="Courier New" w:cs="Courier New"/>
+          <w:sz w:val="22"/>
+          <w:szCs w:val="22"/>
+          <w:lang w:val="en-US"/>
+        </w:rPr>
+        <w:t>plt.step</w:t>
+      </w:r>
+      <w:proofErr w:type="spellEnd"/>
+      <w:proofErr w:type="gramEnd"/>
+      <w:r>
+        <w:rPr>
+          <w:rFonts w:ascii="Courier New" w:hAnsi="Courier New" w:cs="Courier New"/>
+          <w:sz w:val="22"/>
+          <w:szCs w:val="22"/>
+          <w:lang w:val="en-US"/>
+        </w:rPr>
+        <w:t>(</w:t>
+      </w:r>
+      <w:proofErr w:type="spellStart"/>
+      <w:r>
+        <w:rPr>
+          <w:rFonts w:ascii="Courier New" w:hAnsi="Courier New" w:cs="Courier New"/>
+          <w:sz w:val="22"/>
+          <w:szCs w:val="22"/>
+          <w:lang w:val="en-US"/>
+        </w:rPr>
+        <w:t>xp</w:t>
+      </w:r>
+      <w:proofErr w:type="spellEnd"/>
+      <w:r>
+        <w:rPr>
+          <w:rFonts w:ascii="Courier New" w:hAnsi="Courier New" w:cs="Courier New"/>
+          <w:sz w:val="22"/>
+          <w:szCs w:val="22"/>
+          <w:lang w:val="en-US"/>
+        </w:rPr>
+        <w:t xml:space="preserve">, </w:t>
+      </w:r>
+      <w:proofErr w:type="spellStart"/>
+      <w:r>
+        <w:rPr>
+          <w:rFonts w:ascii="Courier New" w:hAnsi="Courier New" w:cs="Courier New"/>
+          <w:sz w:val="22"/>
+          <w:szCs w:val="22"/>
+          <w:lang w:val="en-US"/>
+        </w:rPr>
+        <w:t>yp</w:t>
+      </w:r>
+      <w:proofErr w:type="spellEnd"/>
+      <w:r>
+        <w:rPr>
+          <w:rFonts w:ascii="Courier New" w:hAnsi="Courier New" w:cs="Courier New"/>
+          <w:sz w:val="22"/>
+          <w:szCs w:val="22"/>
+          <w:lang w:val="en-US"/>
+        </w:rPr>
+        <w:t>, where="post", label="ЭФР")</w:t>
       </w:r>
     </w:p>
     <w:p>
@@ -26320,7 +28091,89 @@
           <w:szCs w:val="22"/>
           <w:lang w:val="en-US"/>
         </w:rPr>
-        <w:t xml:space="preserve">    plt.plot(grid, chi_shift_cdf(grid, df, loc),</w:t>
+        <w:t xml:space="preserve">    </w:t>
+      </w:r>
+      <w:proofErr w:type="spellStart"/>
+      <w:proofErr w:type="gramStart"/>
+      <w:r>
+        <w:rPr>
+          <w:rFonts w:ascii="Courier New" w:hAnsi="Courier New" w:cs="Courier New"/>
+          <w:sz w:val="22"/>
+          <w:szCs w:val="22"/>
+          <w:lang w:val="en-US"/>
+        </w:rPr>
+        <w:t>plt.plot</w:t>
+      </w:r>
+      <w:proofErr w:type="spellEnd"/>
+      <w:proofErr w:type="gramEnd"/>
+      <w:r>
+        <w:rPr>
+          <w:rFonts w:ascii="Courier New" w:hAnsi="Courier New" w:cs="Courier New"/>
+          <w:sz w:val="22"/>
+          <w:szCs w:val="22"/>
+          <w:lang w:val="en-US"/>
+        </w:rPr>
+        <w:t xml:space="preserve">(grid, </w:t>
+      </w:r>
+      <w:proofErr w:type="spellStart"/>
+      <w:r>
+        <w:rPr>
+          <w:rFonts w:ascii="Courier New" w:hAnsi="Courier New" w:cs="Courier New"/>
+          <w:sz w:val="22"/>
+          <w:szCs w:val="22"/>
+          <w:lang w:val="en-US"/>
+        </w:rPr>
+        <w:t>chi_shift_</w:t>
+      </w:r>
+      <w:proofErr w:type="gramStart"/>
+      <w:r>
+        <w:rPr>
+          <w:rFonts w:ascii="Courier New" w:hAnsi="Courier New" w:cs="Courier New"/>
+          <w:sz w:val="22"/>
+          <w:szCs w:val="22"/>
+          <w:lang w:val="en-US"/>
+        </w:rPr>
+        <w:t>cdf</w:t>
+      </w:r>
+      <w:proofErr w:type="spellEnd"/>
+      <w:r>
+        <w:rPr>
+          <w:rFonts w:ascii="Courier New" w:hAnsi="Courier New" w:cs="Courier New"/>
+          <w:sz w:val="22"/>
+          <w:szCs w:val="22"/>
+          <w:lang w:val="en-US"/>
+        </w:rPr>
+        <w:t>(</w:t>
+      </w:r>
+      <w:proofErr w:type="gramEnd"/>
+      <w:r>
+        <w:rPr>
+          <w:rFonts w:ascii="Courier New" w:hAnsi="Courier New" w:cs="Courier New"/>
+          <w:sz w:val="22"/>
+          <w:szCs w:val="22"/>
+          <w:lang w:val="en-US"/>
+        </w:rPr>
+        <w:t xml:space="preserve">grid, </w:t>
+      </w:r>
+      <w:proofErr w:type="spellStart"/>
+      <w:r>
+        <w:rPr>
+          <w:rFonts w:ascii="Courier New" w:hAnsi="Courier New" w:cs="Courier New"/>
+          <w:sz w:val="22"/>
+          <w:szCs w:val="22"/>
+          <w:lang w:val="en-US"/>
+        </w:rPr>
+        <w:t>df</w:t>
+      </w:r>
+      <w:proofErr w:type="spellEnd"/>
+      <w:r>
+        <w:rPr>
+          <w:rFonts w:ascii="Courier New" w:hAnsi="Courier New" w:cs="Courier New"/>
+          <w:sz w:val="22"/>
+          <w:szCs w:val="22"/>
+          <w:lang w:val="en-US"/>
+        </w:rPr>
+        <w:t>, loc),</w:t>
       </w:r>
     </w:p>
     <w:p>
@@ -26341,7 +28194,27 @@
           <w:szCs w:val="22"/>
           <w:lang w:val="en-US"/>
         </w:rPr>
-        <w:t xml:space="preserve">             label="Теоретическая CDF")</w:t>
+        <w:t xml:space="preserve">             label="</w:t>
+      </w:r>
+      <w:proofErr w:type="spellStart"/>
+      <w:r>
+        <w:rPr>
+          <w:rFonts w:ascii="Courier New" w:hAnsi="Courier New" w:cs="Courier New"/>
+          <w:sz w:val="22"/>
+          <w:szCs w:val="22"/>
+          <w:lang w:val="en-US"/>
+        </w:rPr>
+        <w:t>Теоретическая</w:t>
+      </w:r>
+      <w:proofErr w:type="spellEnd"/>
+      <w:r>
+        <w:rPr>
+          <w:rFonts w:ascii="Courier New" w:hAnsi="Courier New" w:cs="Courier New"/>
+          <w:sz w:val="22"/>
+          <w:szCs w:val="22"/>
+          <w:lang w:val="en-US"/>
+        </w:rPr>
+        <w:t xml:space="preserve"> CDF")</w:t>
       </w:r>
     </w:p>
     <w:p>
@@ -26362,7 +28235,29 @@
           <w:szCs w:val="22"/>
           <w:lang w:val="en-US"/>
         </w:rPr>
-        <w:t xml:space="preserve">    plt.xlabel("x")</w:t>
+        <w:t xml:space="preserve">    </w:t>
+      </w:r>
+      <w:proofErr w:type="spellStart"/>
+      <w:proofErr w:type="gramStart"/>
+      <w:r>
+        <w:rPr>
+          <w:rFonts w:ascii="Courier New" w:hAnsi="Courier New" w:cs="Courier New"/>
+          <w:sz w:val="22"/>
+          <w:szCs w:val="22"/>
+          <w:lang w:val="en-US"/>
+        </w:rPr>
+        <w:t>plt.xlabel</w:t>
+      </w:r>
+      <w:proofErr w:type="spellEnd"/>
+      <w:proofErr w:type="gramEnd"/>
+      <w:r>
+        <w:rPr>
+          <w:rFonts w:ascii="Courier New" w:hAnsi="Courier New" w:cs="Courier New"/>
+          <w:sz w:val="22"/>
+          <w:szCs w:val="22"/>
+          <w:lang w:val="en-US"/>
+        </w:rPr>
+        <w:t>("x")</w:t>
       </w:r>
     </w:p>
     <w:p>
@@ -26383,7 +28278,29 @@
           <w:szCs w:val="22"/>
           <w:lang w:val="en-US"/>
         </w:rPr>
-        <w:t xml:space="preserve">    plt.ylabel("F(x)")</w:t>
+        <w:t xml:space="preserve">    </w:t>
+      </w:r>
+      <w:proofErr w:type="spellStart"/>
+      <w:proofErr w:type="gramStart"/>
+      <w:r>
+        <w:rPr>
+          <w:rFonts w:ascii="Courier New" w:hAnsi="Courier New" w:cs="Courier New"/>
+          <w:sz w:val="22"/>
+          <w:szCs w:val="22"/>
+          <w:lang w:val="en-US"/>
+        </w:rPr>
+        <w:t>plt.ylabel</w:t>
+      </w:r>
+      <w:proofErr w:type="spellEnd"/>
+      <w:proofErr w:type="gramEnd"/>
+      <w:r>
+        <w:rPr>
+          <w:rFonts w:ascii="Courier New" w:hAnsi="Courier New" w:cs="Courier New"/>
+          <w:sz w:val="22"/>
+          <w:szCs w:val="22"/>
+          <w:lang w:val="en-US"/>
+        </w:rPr>
+        <w:t>("F(x)")</w:t>
       </w:r>
     </w:p>
     <w:p>
@@ -26404,7 +28321,29 @@
           <w:szCs w:val="22"/>
           <w:lang w:val="en-US"/>
         </w:rPr>
-        <w:t xml:space="preserve">    plt.title(title)</w:t>
+        <w:t xml:space="preserve">    </w:t>
+      </w:r>
+      <w:proofErr w:type="spellStart"/>
+      <w:proofErr w:type="gramStart"/>
+      <w:r>
+        <w:rPr>
+          <w:rFonts w:ascii="Courier New" w:hAnsi="Courier New" w:cs="Courier New"/>
+          <w:sz w:val="22"/>
+          <w:szCs w:val="22"/>
+          <w:lang w:val="en-US"/>
+        </w:rPr>
+        <w:t>plt.title</w:t>
+      </w:r>
+      <w:proofErr w:type="spellEnd"/>
+      <w:proofErr w:type="gramEnd"/>
+      <w:r>
+        <w:rPr>
+          <w:rFonts w:ascii="Courier New" w:hAnsi="Courier New" w:cs="Courier New"/>
+          <w:sz w:val="22"/>
+          <w:szCs w:val="22"/>
+          <w:lang w:val="en-US"/>
+        </w:rPr>
+        <w:t>(title)</w:t>
       </w:r>
     </w:p>
     <w:p>
@@ -26425,7 +28364,29 @@
           <w:szCs w:val="22"/>
           <w:lang w:val="en-US"/>
         </w:rPr>
-        <w:t xml:space="preserve">    plt.legend()</w:t>
+        <w:t xml:space="preserve">    </w:t>
+      </w:r>
+      <w:proofErr w:type="spellStart"/>
+      <w:proofErr w:type="gramStart"/>
+      <w:r>
+        <w:rPr>
+          <w:rFonts w:ascii="Courier New" w:hAnsi="Courier New" w:cs="Courier New"/>
+          <w:sz w:val="22"/>
+          <w:szCs w:val="22"/>
+          <w:lang w:val="en-US"/>
+        </w:rPr>
+        <w:t>plt.legend</w:t>
+      </w:r>
+      <w:proofErr w:type="spellEnd"/>
+      <w:proofErr w:type="gramEnd"/>
+      <w:r>
+        <w:rPr>
+          <w:rFonts w:ascii="Courier New" w:hAnsi="Courier New" w:cs="Courier New"/>
+          <w:sz w:val="22"/>
+          <w:szCs w:val="22"/>
+          <w:lang w:val="en-US"/>
+        </w:rPr>
+        <w:t>()</w:t>
       </w:r>
     </w:p>
     <w:p>
@@ -26446,7 +28407,29 @@
           <w:szCs w:val="22"/>
           <w:lang w:val="en-US"/>
         </w:rPr>
-        <w:t xml:space="preserve">    plt.grid(True, alpha=0.3)</w:t>
+        <w:t xml:space="preserve">    </w:t>
+      </w:r>
+      <w:proofErr w:type="spellStart"/>
+      <w:proofErr w:type="gramStart"/>
+      <w:r>
+        <w:rPr>
+          <w:rFonts w:ascii="Courier New" w:hAnsi="Courier New" w:cs="Courier New"/>
+          <w:sz w:val="22"/>
+          <w:szCs w:val="22"/>
+          <w:lang w:val="en-US"/>
+        </w:rPr>
+        <w:t>plt.grid</w:t>
+      </w:r>
+      <w:proofErr w:type="spellEnd"/>
+      <w:proofErr w:type="gramEnd"/>
+      <w:r>
+        <w:rPr>
+          <w:rFonts w:ascii="Courier New" w:hAnsi="Courier New" w:cs="Courier New"/>
+          <w:sz w:val="22"/>
+          <w:szCs w:val="22"/>
+          <w:lang w:val="en-US"/>
+        </w:rPr>
+        <w:t>(True, alpha=0.3)</w:t>
       </w:r>
     </w:p>
     <w:p>
@@ -26467,7 +28450,58 @@
           <w:szCs w:val="22"/>
           <w:lang w:val="en-US"/>
         </w:rPr>
-        <w:t xml:space="preserve">    plt.tight_layout()</w:t>
+        <w:t xml:space="preserve">    </w:t>
+      </w:r>
+      <w:proofErr w:type="spellStart"/>
+      <w:proofErr w:type="gramStart"/>
+      <w:r>
+        <w:rPr>
+          <w:rFonts w:ascii="Courier New" w:hAnsi="Courier New" w:cs="Courier New"/>
+          <w:sz w:val="22"/>
+          <w:szCs w:val="22"/>
+          <w:lang w:val="en-US"/>
+        </w:rPr>
+        <w:t>plt.tight</w:t>
+      </w:r>
+      <w:proofErr w:type="gramEnd"/>
+      <w:r>
+        <w:rPr>
+          <w:rFonts w:ascii="Courier New" w:hAnsi="Courier New" w:cs="Courier New"/>
+          <w:sz w:val="22"/>
+          <w:szCs w:val="22"/>
+          <w:lang w:val="en-US"/>
+        </w:rPr>
+        <w:t>_</w:t>
+      </w:r>
+      <w:proofErr w:type="gramStart"/>
+      <w:r>
+        <w:rPr>
+          <w:rFonts w:ascii="Courier New" w:hAnsi="Courier New" w:cs="Courier New"/>
+          <w:sz w:val="22"/>
+          <w:szCs w:val="22"/>
+          <w:lang w:val="en-US"/>
+        </w:rPr>
+        <w:t>layout</w:t>
+      </w:r>
+      <w:proofErr w:type="spellEnd"/>
+      <w:r>
+        <w:rPr>
+          <w:rFonts w:ascii="Courier New" w:hAnsi="Courier New" w:cs="Courier New"/>
+          <w:sz w:val="22"/>
+          <w:szCs w:val="22"/>
+          <w:lang w:val="en-US"/>
+        </w:rPr>
+        <w:t>(</w:t>
+      </w:r>
+      <w:proofErr w:type="gramEnd"/>
+      <w:r>
+        <w:rPr>
+          <w:rFonts w:ascii="Courier New" w:hAnsi="Courier New" w:cs="Courier New"/>
+          <w:sz w:val="22"/>
+          <w:szCs w:val="22"/>
+          <w:lang w:val="en-US"/>
+        </w:rPr>
+        <w:t>)</w:t>
       </w:r>
     </w:p>
     <w:p>
@@ -26488,32 +28522,62 @@
           <w:szCs w:val="22"/>
           <w:lang w:val="en-US"/>
         </w:rPr>
-        <w:t xml:space="preserve">    plt.savefig(path, dpi=220)</w:t>
+        <w:t xml:space="preserve">    </w:t>
+      </w:r>
+      <w:proofErr w:type="spellStart"/>
+      <w:proofErr w:type="gramStart"/>
+      <w:r>
+        <w:rPr>
+          <w:rFonts w:ascii="Courier New" w:hAnsi="Courier New" w:cs="Courier New"/>
+          <w:sz w:val="22"/>
+          <w:szCs w:val="22"/>
+          <w:lang w:val="en-US"/>
+        </w:rPr>
+        <w:t>plt.savefig</w:t>
+      </w:r>
+      <w:proofErr w:type="spellEnd"/>
+      <w:proofErr w:type="gramEnd"/>
+      <w:r>
+        <w:rPr>
+          <w:rFonts w:ascii="Courier New" w:hAnsi="Courier New" w:cs="Courier New"/>
+          <w:sz w:val="22"/>
+          <w:szCs w:val="22"/>
+          <w:lang w:val="en-US"/>
+        </w:rPr>
+        <w:t>(path, dpi=220)</w:t>
       </w:r>
     </w:p>
     <w:p>
       <w:pPr>
         <w:ind w:firstLine="0"/>
         <w:jc w:val="left"/>
-        <w:rPr>
-          <w:lang w:val="en-US"/>
-        </w:rPr>
-      </w:pPr>
-      <w:r>
-        <w:rPr>
-          <w:rFonts w:ascii="Courier New" w:hAnsi="Courier New" w:cs="Courier New"/>
-          <w:sz w:val="22"/>
-          <w:szCs w:val="22"/>
-          <w:lang w:val="en-US"/>
-        </w:rPr>
-        <w:t xml:space="preserve">    plt</w:t>
-      </w:r>
-      <w:r>
-        <w:rPr>
-          <w:rFonts w:ascii="Courier New" w:hAnsi="Courier New" w:cs="Courier New"/>
-          <w:sz w:val="22"/>
-          <w:szCs w:val="22"/>
-          <w:lang w:val="en-US"/>
+      </w:pPr>
+      <w:r>
+        <w:rPr>
+          <w:rFonts w:ascii="Courier New" w:hAnsi="Courier New" w:cs="Courier New"/>
+          <w:sz w:val="22"/>
+          <w:szCs w:val="22"/>
+          <w:lang w:val="en-US"/>
+        </w:rPr>
+        <w:t xml:space="preserve">    </w:t>
+      </w:r>
+      <w:proofErr w:type="spellStart"/>
+      <w:proofErr w:type="gramStart"/>
+      <w:r>
+        <w:rPr>
+          <w:rFonts w:ascii="Courier New" w:hAnsi="Courier New" w:cs="Courier New"/>
+          <w:sz w:val="22"/>
+          <w:szCs w:val="22"/>
+          <w:lang w:val="en-US"/>
+        </w:rPr>
+        <w:t>plt</w:t>
+      </w:r>
+      <w:proofErr w:type="spellEnd"/>
+      <w:r>
+        <w:rPr>
+          <w:rFonts w:ascii="Courier New" w:hAnsi="Courier New" w:cs="Courier New"/>
+          <w:sz w:val="22"/>
+          <w:szCs w:val="22"/>
         </w:rPr>
         <w:t>.</w:t>
       </w:r>
@@ -26526,12 +28590,12 @@
         </w:rPr>
         <w:t>close</w:t>
       </w:r>
-      <w:r>
-        <w:rPr>
-          <w:rFonts w:ascii="Courier New" w:hAnsi="Courier New" w:cs="Courier New"/>
-          <w:sz w:val="22"/>
-          <w:szCs w:val="22"/>
-          <w:lang w:val="en-US"/>
+      <w:proofErr w:type="gramEnd"/>
+      <w:r>
+        <w:rPr>
+          <w:rFonts w:ascii="Courier New" w:hAnsi="Courier New" w:cs="Courier New"/>
+          <w:sz w:val="22"/>
+          <w:szCs w:val="22"/>
         </w:rPr>
         <w:t>()</w:t>
       </w:r>
@@ -26539,9 +28603,6 @@
     <w:p>
       <w:pPr>
         <w:ind w:firstLine="0"/>
-        <w:rPr>
-          <w:lang w:val="en-US"/>
-        </w:rPr>
       </w:pPr>
     </w:p>
     <w:p>
@@ -26599,7 +28660,47 @@
           <w:szCs w:val="22"/>
           <w:lang w:val="en-US"/>
         </w:rPr>
-        <w:t>def histogram_manual(x, bins=None):</w:t>
+        <w:t xml:space="preserve">def </w:t>
+      </w:r>
+      <w:proofErr w:type="spellStart"/>
+      <w:r>
+        <w:rPr>
+          <w:rFonts w:ascii="Courier New" w:hAnsi="Courier New" w:cs="Courier New"/>
+          <w:sz w:val="22"/>
+          <w:szCs w:val="22"/>
+          <w:lang w:val="en-US"/>
+        </w:rPr>
+        <w:t>histogram_</w:t>
+      </w:r>
+      <w:proofErr w:type="gramStart"/>
+      <w:r>
+        <w:rPr>
+          <w:rFonts w:ascii="Courier New" w:hAnsi="Courier New" w:cs="Courier New"/>
+          <w:sz w:val="22"/>
+          <w:szCs w:val="22"/>
+          <w:lang w:val="en-US"/>
+        </w:rPr>
+        <w:t>manual</w:t>
+      </w:r>
+      <w:proofErr w:type="spellEnd"/>
+      <w:r>
+        <w:rPr>
+          <w:rFonts w:ascii="Courier New" w:hAnsi="Courier New" w:cs="Courier New"/>
+          <w:sz w:val="22"/>
+          <w:szCs w:val="22"/>
+          <w:lang w:val="en-US"/>
+        </w:rPr>
+        <w:t>(</w:t>
+      </w:r>
+      <w:proofErr w:type="gramEnd"/>
+      <w:r>
+        <w:rPr>
+          <w:rFonts w:ascii="Courier New" w:hAnsi="Courier New" w:cs="Courier New"/>
+          <w:sz w:val="22"/>
+          <w:szCs w:val="22"/>
+          <w:lang w:val="en-US"/>
+        </w:rPr>
+        <w:t>x, bins=None):</w:t>
       </w:r>
     </w:p>
     <w:p>
@@ -26620,7 +28721,27 @@
           <w:szCs w:val="22"/>
           <w:lang w:val="en-US"/>
         </w:rPr>
-        <w:t xml:space="preserve">    n = len(x)</w:t>
+        <w:t xml:space="preserve">    n = </w:t>
+      </w:r>
+      <w:proofErr w:type="spellStart"/>
+      <w:r>
+        <w:rPr>
+          <w:rFonts w:ascii="Courier New" w:hAnsi="Courier New" w:cs="Courier New"/>
+          <w:sz w:val="22"/>
+          <w:szCs w:val="22"/>
+          <w:lang w:val="en-US"/>
+        </w:rPr>
+        <w:t>len</w:t>
+      </w:r>
+      <w:proofErr w:type="spellEnd"/>
+      <w:r>
+        <w:rPr>
+          <w:rFonts w:ascii="Courier New" w:hAnsi="Courier New" w:cs="Courier New"/>
+          <w:sz w:val="22"/>
+          <w:szCs w:val="22"/>
+          <w:lang w:val="en-US"/>
+        </w:rPr>
+        <w:t>(x)</w:t>
       </w:r>
     </w:p>
     <w:p>
@@ -26641,7 +28762,27 @@
           <w:szCs w:val="22"/>
           <w:lang w:val="en-US"/>
         </w:rPr>
-        <w:t xml:space="preserve">    if bins is None:</w:t>
+        <w:t xml:space="preserve">    if bins </w:t>
+      </w:r>
+      <w:proofErr w:type="gramStart"/>
+      <w:r>
+        <w:rPr>
+          <w:rFonts w:ascii="Courier New" w:hAnsi="Courier New" w:cs="Courier New"/>
+          <w:sz w:val="22"/>
+          <w:szCs w:val="22"/>
+          <w:lang w:val="en-US"/>
+        </w:rPr>
+        <w:t>is</w:t>
+      </w:r>
+      <w:proofErr w:type="gramEnd"/>
+      <w:r>
+        <w:rPr>
+          <w:rFonts w:ascii="Courier New" w:hAnsi="Courier New" w:cs="Courier New"/>
+          <w:sz w:val="22"/>
+          <w:szCs w:val="22"/>
+          <w:lang w:val="en-US"/>
+        </w:rPr>
+        <w:t xml:space="preserve"> None:</w:t>
       </w:r>
     </w:p>
     <w:p>
@@ -26662,7 +28803,49 @@
           <w:szCs w:val="22"/>
           <w:lang w:val="en-US"/>
         </w:rPr>
-        <w:t xml:space="preserve">        bins = max(3, math.ceil(1 + math.log2(n)))</w:t>
+        <w:t xml:space="preserve">        bins = </w:t>
+      </w:r>
+      <w:proofErr w:type="gramStart"/>
+      <w:r>
+        <w:rPr>
+          <w:rFonts w:ascii="Courier New" w:hAnsi="Courier New" w:cs="Courier New"/>
+          <w:sz w:val="22"/>
+          <w:szCs w:val="22"/>
+          <w:lang w:val="en-US"/>
+        </w:rPr>
+        <w:t>max(</w:t>
+      </w:r>
+      <w:proofErr w:type="gramEnd"/>
+      <w:r>
+        <w:rPr>
+          <w:rFonts w:ascii="Courier New" w:hAnsi="Courier New" w:cs="Courier New"/>
+          <w:sz w:val="22"/>
+          <w:szCs w:val="22"/>
+          <w:lang w:val="en-US"/>
+        </w:rPr>
+        <w:t xml:space="preserve">3, </w:t>
+      </w:r>
+      <w:proofErr w:type="spellStart"/>
+      <w:proofErr w:type="gramStart"/>
+      <w:r>
+        <w:rPr>
+          <w:rFonts w:ascii="Courier New" w:hAnsi="Courier New" w:cs="Courier New"/>
+          <w:sz w:val="22"/>
+          <w:szCs w:val="22"/>
+          <w:lang w:val="en-US"/>
+        </w:rPr>
+        <w:t>math.ceil</w:t>
+      </w:r>
+      <w:proofErr w:type="spellEnd"/>
+      <w:proofErr w:type="gramEnd"/>
+      <w:r>
+        <w:rPr>
+          <w:rFonts w:ascii="Courier New" w:hAnsi="Courier New" w:cs="Courier New"/>
+          <w:sz w:val="22"/>
+          <w:szCs w:val="22"/>
+          <w:lang w:val="en-US"/>
+        </w:rPr>
+        <w:t>(1 + math.log2(n)))</w:t>
       </w:r>
     </w:p>
     <w:p>
@@ -26695,7 +28878,27 @@
           <w:szCs w:val="22"/>
           <w:lang w:val="en-US"/>
         </w:rPr>
-        <w:t xml:space="preserve">    x_min = min(x)</w:t>
+        <w:t xml:space="preserve">    </w:t>
+      </w:r>
+      <w:proofErr w:type="spellStart"/>
+      <w:r>
+        <w:rPr>
+          <w:rFonts w:ascii="Courier New" w:hAnsi="Courier New" w:cs="Courier New"/>
+          <w:sz w:val="22"/>
+          <w:szCs w:val="22"/>
+          <w:lang w:val="en-US"/>
+        </w:rPr>
+        <w:t>x_min</w:t>
+      </w:r>
+      <w:proofErr w:type="spellEnd"/>
+      <w:r>
+        <w:rPr>
+          <w:rFonts w:ascii="Courier New" w:hAnsi="Courier New" w:cs="Courier New"/>
+          <w:sz w:val="22"/>
+          <w:szCs w:val="22"/>
+          <w:lang w:val="en-US"/>
+        </w:rPr>
+        <w:t xml:space="preserve"> = min(x)</w:t>
       </w:r>
     </w:p>
     <w:p>
@@ -26716,7 +28919,27 @@
           <w:szCs w:val="22"/>
           <w:lang w:val="en-US"/>
         </w:rPr>
-        <w:t xml:space="preserve">    x_max = max(x)</w:t>
+        <w:t xml:space="preserve">    </w:t>
+      </w:r>
+      <w:proofErr w:type="spellStart"/>
+      <w:r>
+        <w:rPr>
+          <w:rFonts w:ascii="Courier New" w:hAnsi="Courier New" w:cs="Courier New"/>
+          <w:sz w:val="22"/>
+          <w:szCs w:val="22"/>
+          <w:lang w:val="en-US"/>
+        </w:rPr>
+        <w:t>x_max</w:t>
+      </w:r>
+      <w:proofErr w:type="spellEnd"/>
+      <w:r>
+        <w:rPr>
+          <w:rFonts w:ascii="Courier New" w:hAnsi="Courier New" w:cs="Courier New"/>
+          <w:sz w:val="22"/>
+          <w:szCs w:val="22"/>
+          <w:lang w:val="en-US"/>
+        </w:rPr>
+        <w:t xml:space="preserve"> = max(x)</w:t>
       </w:r>
     </w:p>
     <w:p>
@@ -26737,7 +28960,47 @@
           <w:szCs w:val="22"/>
           <w:lang w:val="en-US"/>
         </w:rPr>
-        <w:t xml:space="preserve">    width = (x_max - x_min) / bins</w:t>
+        <w:t xml:space="preserve">    width = (</w:t>
+      </w:r>
+      <w:proofErr w:type="spellStart"/>
+      <w:r>
+        <w:rPr>
+          <w:rFonts w:ascii="Courier New" w:hAnsi="Courier New" w:cs="Courier New"/>
+          <w:sz w:val="22"/>
+          <w:szCs w:val="22"/>
+          <w:lang w:val="en-US"/>
+        </w:rPr>
+        <w:t>x_max</w:t>
+      </w:r>
+      <w:proofErr w:type="spellEnd"/>
+      <w:r>
+        <w:rPr>
+          <w:rFonts w:ascii="Courier New" w:hAnsi="Courier New" w:cs="Courier New"/>
+          <w:sz w:val="22"/>
+          <w:szCs w:val="22"/>
+          <w:lang w:val="en-US"/>
+        </w:rPr>
+        <w:t xml:space="preserve"> - </w:t>
+      </w:r>
+      <w:proofErr w:type="spellStart"/>
+      <w:r>
+        <w:rPr>
+          <w:rFonts w:ascii="Courier New" w:hAnsi="Courier New" w:cs="Courier New"/>
+          <w:sz w:val="22"/>
+          <w:szCs w:val="22"/>
+          <w:lang w:val="en-US"/>
+        </w:rPr>
+        <w:t>x_min</w:t>
+      </w:r>
+      <w:proofErr w:type="spellEnd"/>
+      <w:r>
+        <w:rPr>
+          <w:rFonts w:ascii="Courier New" w:hAnsi="Courier New" w:cs="Courier New"/>
+          <w:sz w:val="22"/>
+          <w:szCs w:val="22"/>
+          <w:lang w:val="en-US"/>
+        </w:rPr>
+        <w:t>) / bins</w:t>
       </w:r>
     </w:p>
     <w:p>
@@ -26758,7 +29021,87 @@
           <w:szCs w:val="22"/>
           <w:lang w:val="en-US"/>
         </w:rPr>
-        <w:t xml:space="preserve">    edges = [x_min + i * width for i in range(bins + 1)]</w:t>
+        <w:t xml:space="preserve">    edges = [</w:t>
+      </w:r>
+      <w:proofErr w:type="spellStart"/>
+      <w:r>
+        <w:rPr>
+          <w:rFonts w:ascii="Courier New" w:hAnsi="Courier New" w:cs="Courier New"/>
+          <w:sz w:val="22"/>
+          <w:szCs w:val="22"/>
+          <w:lang w:val="en-US"/>
+        </w:rPr>
+        <w:t>x_min</w:t>
+      </w:r>
+      <w:proofErr w:type="spellEnd"/>
+      <w:r>
+        <w:rPr>
+          <w:rFonts w:ascii="Courier New" w:hAnsi="Courier New" w:cs="Courier New"/>
+          <w:sz w:val="22"/>
+          <w:szCs w:val="22"/>
+          <w:lang w:val="en-US"/>
+        </w:rPr>
+        <w:t xml:space="preserve"> + </w:t>
+      </w:r>
+      <w:proofErr w:type="spellStart"/>
+      <w:r>
+        <w:rPr>
+          <w:rFonts w:ascii="Courier New" w:hAnsi="Courier New" w:cs="Courier New"/>
+          <w:sz w:val="22"/>
+          <w:szCs w:val="22"/>
+          <w:lang w:val="en-US"/>
+        </w:rPr>
+        <w:t>i</w:t>
+      </w:r>
+      <w:proofErr w:type="spellEnd"/>
+      <w:r>
+        <w:rPr>
+          <w:rFonts w:ascii="Courier New" w:hAnsi="Courier New" w:cs="Courier New"/>
+          <w:sz w:val="22"/>
+          <w:szCs w:val="22"/>
+          <w:lang w:val="en-US"/>
+        </w:rPr>
+        <w:t xml:space="preserve"> * width for </w:t>
+      </w:r>
+      <w:proofErr w:type="spellStart"/>
+      <w:r>
+        <w:rPr>
+          <w:rFonts w:ascii="Courier New" w:hAnsi="Courier New" w:cs="Courier New"/>
+          <w:sz w:val="22"/>
+          <w:szCs w:val="22"/>
+          <w:lang w:val="en-US"/>
+        </w:rPr>
+        <w:t>i</w:t>
+      </w:r>
+      <w:proofErr w:type="spellEnd"/>
+      <w:r>
+        <w:rPr>
+          <w:rFonts w:ascii="Courier New" w:hAnsi="Courier New" w:cs="Courier New"/>
+          <w:sz w:val="22"/>
+          <w:szCs w:val="22"/>
+          <w:lang w:val="en-US"/>
+        </w:rPr>
+        <w:t xml:space="preserve"> in </w:t>
+      </w:r>
+      <w:proofErr w:type="gramStart"/>
+      <w:r>
+        <w:rPr>
+          <w:rFonts w:ascii="Courier New" w:hAnsi="Courier New" w:cs="Courier New"/>
+          <w:sz w:val="22"/>
+          <w:szCs w:val="22"/>
+          <w:lang w:val="en-US"/>
+        </w:rPr>
+        <w:t>range(</w:t>
+      </w:r>
+      <w:proofErr w:type="gramEnd"/>
+      <w:r>
+        <w:rPr>
+          <w:rFonts w:ascii="Courier New" w:hAnsi="Courier New" w:cs="Courier New"/>
+          <w:sz w:val="22"/>
+          <w:szCs w:val="22"/>
+          <w:lang w:val="en-US"/>
+        </w:rPr>
+        <w:t>bins + 1)]</w:t>
       </w:r>
     </w:p>
     <w:p>
@@ -26833,7 +29176,27 @@
           <w:szCs w:val="22"/>
           <w:lang w:val="en-US"/>
         </w:rPr>
-        <w:t xml:space="preserve">        if value == x_max:</w:t>
+        <w:t xml:space="preserve">        if value == </w:t>
+      </w:r>
+      <w:proofErr w:type="spellStart"/>
+      <w:r>
+        <w:rPr>
+          <w:rFonts w:ascii="Courier New" w:hAnsi="Courier New" w:cs="Courier New"/>
+          <w:sz w:val="22"/>
+          <w:szCs w:val="22"/>
+          <w:lang w:val="en-US"/>
+        </w:rPr>
+        <w:t>x_max</w:t>
+      </w:r>
+      <w:proofErr w:type="spellEnd"/>
+      <w:r>
+        <w:rPr>
+          <w:rFonts w:ascii="Courier New" w:hAnsi="Courier New" w:cs="Courier New"/>
+          <w:sz w:val="22"/>
+          <w:szCs w:val="22"/>
+          <w:lang w:val="en-US"/>
+        </w:rPr>
+        <w:t>:</w:t>
       </w:r>
     </w:p>
     <w:p>
@@ -26896,7 +29259,47 @@
           <w:szCs w:val="22"/>
           <w:lang w:val="en-US"/>
         </w:rPr>
-        <w:t xml:space="preserve">            index = int((value - x_min) / width)</w:t>
+        <w:t xml:space="preserve">            index = </w:t>
+      </w:r>
+      <w:proofErr w:type="gramStart"/>
+      <w:r>
+        <w:rPr>
+          <w:rFonts w:ascii="Courier New" w:hAnsi="Courier New" w:cs="Courier New"/>
+          <w:sz w:val="22"/>
+          <w:szCs w:val="22"/>
+          <w:lang w:val="en-US"/>
+        </w:rPr>
+        <w:t>int(</w:t>
+      </w:r>
+      <w:proofErr w:type="gramEnd"/>
+      <w:r>
+        <w:rPr>
+          <w:rFonts w:ascii="Courier New" w:hAnsi="Courier New" w:cs="Courier New"/>
+          <w:sz w:val="22"/>
+          <w:szCs w:val="22"/>
+          <w:lang w:val="en-US"/>
+        </w:rPr>
+        <w:t xml:space="preserve">(value - </w:t>
+      </w:r>
+      <w:proofErr w:type="spellStart"/>
+      <w:r>
+        <w:rPr>
+          <w:rFonts w:ascii="Courier New" w:hAnsi="Courier New" w:cs="Courier New"/>
+          <w:sz w:val="22"/>
+          <w:szCs w:val="22"/>
+          <w:lang w:val="en-US"/>
+        </w:rPr>
+        <w:t>x_min</w:t>
+      </w:r>
+      <w:proofErr w:type="spellEnd"/>
+      <w:r>
+        <w:rPr>
+          <w:rFonts w:ascii="Courier New" w:hAnsi="Courier New" w:cs="Courier New"/>
+          <w:sz w:val="22"/>
+          <w:szCs w:val="22"/>
+          <w:lang w:val="en-US"/>
+        </w:rPr>
+        <w:t>) / width)</w:t>
       </w:r>
     </w:p>
     <w:p>
@@ -27016,7 +29419,67 @@
           <w:szCs w:val="22"/>
           <w:lang w:val="en-US"/>
         </w:rPr>
-        <w:t>def plot_histogram(sample, df, loc, path, title):</w:t>
+        <w:t xml:space="preserve">def </w:t>
+      </w:r>
+      <w:proofErr w:type="spellStart"/>
+      <w:r>
+        <w:rPr>
+          <w:rFonts w:ascii="Courier New" w:hAnsi="Courier New" w:cs="Courier New"/>
+          <w:sz w:val="22"/>
+          <w:szCs w:val="22"/>
+          <w:lang w:val="en-US"/>
+        </w:rPr>
+        <w:t>plot_</w:t>
+      </w:r>
+      <w:proofErr w:type="gramStart"/>
+      <w:r>
+        <w:rPr>
+          <w:rFonts w:ascii="Courier New" w:hAnsi="Courier New" w:cs="Courier New"/>
+          <w:sz w:val="22"/>
+          <w:szCs w:val="22"/>
+          <w:lang w:val="en-US"/>
+        </w:rPr>
+        <w:t>histogram</w:t>
+      </w:r>
+      <w:proofErr w:type="spellEnd"/>
+      <w:r>
+        <w:rPr>
+          <w:rFonts w:ascii="Courier New" w:hAnsi="Courier New" w:cs="Courier New"/>
+          <w:sz w:val="22"/>
+          <w:szCs w:val="22"/>
+          <w:lang w:val="en-US"/>
+        </w:rPr>
+        <w:t>(</w:t>
+      </w:r>
+      <w:proofErr w:type="gramEnd"/>
+      <w:r>
+        <w:rPr>
+          <w:rFonts w:ascii="Courier New" w:hAnsi="Courier New" w:cs="Courier New"/>
+          <w:sz w:val="22"/>
+          <w:szCs w:val="22"/>
+          <w:lang w:val="en-US"/>
+        </w:rPr>
+        <w:t xml:space="preserve">sample, </w:t>
+      </w:r>
+      <w:proofErr w:type="spellStart"/>
+      <w:r>
+        <w:rPr>
+          <w:rFonts w:ascii="Courier New" w:hAnsi="Courier New" w:cs="Courier New"/>
+          <w:sz w:val="22"/>
+          <w:szCs w:val="22"/>
+          <w:lang w:val="en-US"/>
+        </w:rPr>
+        <w:t>df</w:t>
+      </w:r>
+      <w:proofErr w:type="spellEnd"/>
+      <w:r>
+        <w:rPr>
+          <w:rFonts w:ascii="Courier New" w:hAnsi="Courier New" w:cs="Courier New"/>
+          <w:sz w:val="22"/>
+          <w:szCs w:val="22"/>
+          <w:lang w:val="en-US"/>
+        </w:rPr>
+        <w:t>, loc, path, title):</w:t>
       </w:r>
     </w:p>
     <w:p>
@@ -27037,7 +29500,69 @@
           <w:szCs w:val="22"/>
           <w:lang w:val="en-US"/>
         </w:rPr>
-        <w:t xml:space="preserve">    bins = max(3, math.ceil(1 + math.log2(len(sample))))</w:t>
+        <w:t xml:space="preserve">    bins = </w:t>
+      </w:r>
+      <w:proofErr w:type="gramStart"/>
+      <w:r>
+        <w:rPr>
+          <w:rFonts w:ascii="Courier New" w:hAnsi="Courier New" w:cs="Courier New"/>
+          <w:sz w:val="22"/>
+          <w:szCs w:val="22"/>
+          <w:lang w:val="en-US"/>
+        </w:rPr>
+        <w:t>max(</w:t>
+      </w:r>
+      <w:proofErr w:type="gramEnd"/>
+      <w:r>
+        <w:rPr>
+          <w:rFonts w:ascii="Courier New" w:hAnsi="Courier New" w:cs="Courier New"/>
+          <w:sz w:val="22"/>
+          <w:szCs w:val="22"/>
+          <w:lang w:val="en-US"/>
+        </w:rPr>
+        <w:t xml:space="preserve">3, </w:t>
+      </w:r>
+      <w:proofErr w:type="spellStart"/>
+      <w:proofErr w:type="gramStart"/>
+      <w:r>
+        <w:rPr>
+          <w:rFonts w:ascii="Courier New" w:hAnsi="Courier New" w:cs="Courier New"/>
+          <w:sz w:val="22"/>
+          <w:szCs w:val="22"/>
+          <w:lang w:val="en-US"/>
+        </w:rPr>
+        <w:t>math.ceil</w:t>
+      </w:r>
+      <w:proofErr w:type="spellEnd"/>
+      <w:proofErr w:type="gramEnd"/>
+      <w:r>
+        <w:rPr>
+          <w:rFonts w:ascii="Courier New" w:hAnsi="Courier New" w:cs="Courier New"/>
+          <w:sz w:val="22"/>
+          <w:szCs w:val="22"/>
+          <w:lang w:val="en-US"/>
+        </w:rPr>
+        <w:t>(1 + math.log2(</w:t>
+      </w:r>
+      <w:proofErr w:type="spellStart"/>
+      <w:r>
+        <w:rPr>
+          <w:rFonts w:ascii="Courier New" w:hAnsi="Courier New" w:cs="Courier New"/>
+          <w:sz w:val="22"/>
+          <w:szCs w:val="22"/>
+          <w:lang w:val="en-US"/>
+        </w:rPr>
+        <w:t>len</w:t>
+      </w:r>
+      <w:proofErr w:type="spellEnd"/>
+      <w:r>
+        <w:rPr>
+          <w:rFonts w:ascii="Courier New" w:hAnsi="Courier New" w:cs="Courier New"/>
+          <w:sz w:val="22"/>
+          <w:szCs w:val="22"/>
+          <w:lang w:val="en-US"/>
+        </w:rPr>
+        <w:t>(sample))))</w:t>
       </w:r>
     </w:p>
     <w:p>
@@ -27058,7 +29583,29 @@
           <w:szCs w:val="22"/>
           <w:lang w:val="en-US"/>
         </w:rPr>
-        <w:t xml:space="preserve">    grid = np.linspace(min(X) - 0.4, max(X) + 0.4, 600)</w:t>
+        <w:t xml:space="preserve">    grid = </w:t>
+      </w:r>
+      <w:proofErr w:type="spellStart"/>
+      <w:proofErr w:type="gramStart"/>
+      <w:r>
+        <w:rPr>
+          <w:rFonts w:ascii="Courier New" w:hAnsi="Courier New" w:cs="Courier New"/>
+          <w:sz w:val="22"/>
+          <w:szCs w:val="22"/>
+          <w:lang w:val="en-US"/>
+        </w:rPr>
+        <w:t>np.linspace</w:t>
+      </w:r>
+      <w:proofErr w:type="spellEnd"/>
+      <w:proofErr w:type="gramEnd"/>
+      <w:r>
+        <w:rPr>
+          <w:rFonts w:ascii="Courier New" w:hAnsi="Courier New" w:cs="Courier New"/>
+          <w:sz w:val="22"/>
+          <w:szCs w:val="22"/>
+          <w:lang w:val="en-US"/>
+        </w:rPr>
+        <w:t>(min(X) - 0.4, max(X) + 0.4, 600)</w:t>
       </w:r>
     </w:p>
     <w:p>
@@ -27091,7 +29638,60 @@
           <w:szCs w:val="22"/>
           <w:lang w:val="en-US"/>
         </w:rPr>
-        <w:t xml:space="preserve">    plt.figure(figsize=(8, 5))</w:t>
+        <w:t xml:space="preserve">    </w:t>
+      </w:r>
+      <w:proofErr w:type="spellStart"/>
+      <w:proofErr w:type="gramStart"/>
+      <w:r>
+        <w:rPr>
+          <w:rFonts w:ascii="Courier New" w:hAnsi="Courier New" w:cs="Courier New"/>
+          <w:sz w:val="22"/>
+          <w:szCs w:val="22"/>
+          <w:lang w:val="en-US"/>
+        </w:rPr>
+        <w:t>plt.figure</w:t>
+      </w:r>
+      <w:proofErr w:type="spellEnd"/>
+      <w:proofErr w:type="gramEnd"/>
+      <w:r>
+        <w:rPr>
+          <w:rFonts w:ascii="Courier New" w:hAnsi="Courier New" w:cs="Courier New"/>
+          <w:sz w:val="22"/>
+          <w:szCs w:val="22"/>
+          <w:lang w:val="en-US"/>
+        </w:rPr>
+        <w:t>(</w:t>
+      </w:r>
+      <w:proofErr w:type="spellStart"/>
+      <w:r>
+        <w:rPr>
+          <w:rFonts w:ascii="Courier New" w:hAnsi="Courier New" w:cs="Courier New"/>
+          <w:sz w:val="22"/>
+          <w:szCs w:val="22"/>
+          <w:lang w:val="en-US"/>
+        </w:rPr>
+        <w:t>figsize</w:t>
+      </w:r>
+      <w:proofErr w:type="spellEnd"/>
+      <w:proofErr w:type="gramStart"/>
+      <w:r>
+        <w:rPr>
+          <w:rFonts w:ascii="Courier New" w:hAnsi="Courier New" w:cs="Courier New"/>
+          <w:sz w:val="22"/>
+          <w:szCs w:val="22"/>
+          <w:lang w:val="en-US"/>
+        </w:rPr>
+        <w:t>=(</w:t>
+      </w:r>
+      <w:proofErr w:type="gramEnd"/>
+      <w:r>
+        <w:rPr>
+          <w:rFonts w:ascii="Courier New" w:hAnsi="Courier New" w:cs="Courier New"/>
+          <w:sz w:val="22"/>
+          <w:szCs w:val="22"/>
+          <w:lang w:val="en-US"/>
+        </w:rPr>
+        <w:t>8, 5))</w:t>
       </w:r>
     </w:p>
     <w:p>
@@ -27112,7 +29712,29 @@
           <w:szCs w:val="22"/>
           <w:lang w:val="en-US"/>
         </w:rPr>
-        <w:t xml:space="preserve">    plt.hist(sample, bins=bins, density=True,</w:t>
+        <w:t xml:space="preserve">    </w:t>
+      </w:r>
+      <w:proofErr w:type="spellStart"/>
+      <w:proofErr w:type="gramStart"/>
+      <w:r>
+        <w:rPr>
+          <w:rFonts w:ascii="Courier New" w:hAnsi="Courier New" w:cs="Courier New"/>
+          <w:sz w:val="22"/>
+          <w:szCs w:val="22"/>
+          <w:lang w:val="en-US"/>
+        </w:rPr>
+        <w:t>plt.hist</w:t>
+      </w:r>
+      <w:proofErr w:type="spellEnd"/>
+      <w:proofErr w:type="gramEnd"/>
+      <w:r>
+        <w:rPr>
+          <w:rFonts w:ascii="Courier New" w:hAnsi="Courier New" w:cs="Courier New"/>
+          <w:sz w:val="22"/>
+          <w:szCs w:val="22"/>
+          <w:lang w:val="en-US"/>
+        </w:rPr>
+        <w:t>(sample, bins=bins, density=True,</w:t>
       </w:r>
     </w:p>
     <w:p>
@@ -27133,7 +29755,47 @@
           <w:szCs w:val="22"/>
           <w:lang w:val="en-US"/>
         </w:rPr>
-        <w:t xml:space="preserve">             alpha=0.65, edgecolor="black", label="Гистограмма")</w:t>
+        <w:t xml:space="preserve">             alpha=0.65, </w:t>
+      </w:r>
+      <w:proofErr w:type="spellStart"/>
+      <w:r>
+        <w:rPr>
+          <w:rFonts w:ascii="Courier New" w:hAnsi="Courier New" w:cs="Courier New"/>
+          <w:sz w:val="22"/>
+          <w:szCs w:val="22"/>
+          <w:lang w:val="en-US"/>
+        </w:rPr>
+        <w:t>edgecolor</w:t>
+      </w:r>
+      <w:proofErr w:type="spellEnd"/>
+      <w:r>
+        <w:rPr>
+          <w:rFonts w:ascii="Courier New" w:hAnsi="Courier New" w:cs="Courier New"/>
+          <w:sz w:val="22"/>
+          <w:szCs w:val="22"/>
+          <w:lang w:val="en-US"/>
+        </w:rPr>
+        <w:t>="black", label="</w:t>
+      </w:r>
+      <w:proofErr w:type="spellStart"/>
+      <w:r>
+        <w:rPr>
+          <w:rFonts w:ascii="Courier New" w:hAnsi="Courier New" w:cs="Courier New"/>
+          <w:sz w:val="22"/>
+          <w:szCs w:val="22"/>
+          <w:lang w:val="en-US"/>
+        </w:rPr>
+        <w:t>Гистограмма</w:t>
+      </w:r>
+      <w:proofErr w:type="spellEnd"/>
+      <w:r>
+        <w:rPr>
+          <w:rFonts w:ascii="Courier New" w:hAnsi="Courier New" w:cs="Courier New"/>
+          <w:sz w:val="22"/>
+          <w:szCs w:val="22"/>
+          <w:lang w:val="en-US"/>
+        </w:rPr>
+        <w:t>")</w:t>
       </w:r>
     </w:p>
     <w:p>
@@ -27154,7 +29816,89 @@
           <w:szCs w:val="22"/>
           <w:lang w:val="en-US"/>
         </w:rPr>
-        <w:t xml:space="preserve">    plt.plot(grid, chi_shift_pdf(grid, df, loc),</w:t>
+        <w:t xml:space="preserve">    </w:t>
+      </w:r>
+      <w:proofErr w:type="spellStart"/>
+      <w:proofErr w:type="gramStart"/>
+      <w:r>
+        <w:rPr>
+          <w:rFonts w:ascii="Courier New" w:hAnsi="Courier New" w:cs="Courier New"/>
+          <w:sz w:val="22"/>
+          <w:szCs w:val="22"/>
+          <w:lang w:val="en-US"/>
+        </w:rPr>
+        <w:t>plt.plot</w:t>
+      </w:r>
+      <w:proofErr w:type="spellEnd"/>
+      <w:proofErr w:type="gramEnd"/>
+      <w:r>
+        <w:rPr>
+          <w:rFonts w:ascii="Courier New" w:hAnsi="Courier New" w:cs="Courier New"/>
+          <w:sz w:val="22"/>
+          <w:szCs w:val="22"/>
+          <w:lang w:val="en-US"/>
+        </w:rPr>
+        <w:t xml:space="preserve">(grid, </w:t>
+      </w:r>
+      <w:proofErr w:type="spellStart"/>
+      <w:r>
+        <w:rPr>
+          <w:rFonts w:ascii="Courier New" w:hAnsi="Courier New" w:cs="Courier New"/>
+          <w:sz w:val="22"/>
+          <w:szCs w:val="22"/>
+          <w:lang w:val="en-US"/>
+        </w:rPr>
+        <w:t>chi_shift_</w:t>
+      </w:r>
+      <w:proofErr w:type="gramStart"/>
+      <w:r>
+        <w:rPr>
+          <w:rFonts w:ascii="Courier New" w:hAnsi="Courier New" w:cs="Courier New"/>
+          <w:sz w:val="22"/>
+          <w:szCs w:val="22"/>
+          <w:lang w:val="en-US"/>
+        </w:rPr>
+        <w:t>pdf</w:t>
+      </w:r>
+      <w:proofErr w:type="spellEnd"/>
+      <w:r>
+        <w:rPr>
+          <w:rFonts w:ascii="Courier New" w:hAnsi="Courier New" w:cs="Courier New"/>
+          <w:sz w:val="22"/>
+          <w:szCs w:val="22"/>
+          <w:lang w:val="en-US"/>
+        </w:rPr>
+        <w:t>(</w:t>
+      </w:r>
+      <w:proofErr w:type="gramEnd"/>
+      <w:r>
+        <w:rPr>
+          <w:rFonts w:ascii="Courier New" w:hAnsi="Courier New" w:cs="Courier New"/>
+          <w:sz w:val="22"/>
+          <w:szCs w:val="22"/>
+          <w:lang w:val="en-US"/>
+        </w:rPr>
+        <w:t xml:space="preserve">grid, </w:t>
+      </w:r>
+      <w:proofErr w:type="spellStart"/>
+      <w:r>
+        <w:rPr>
+          <w:rFonts w:ascii="Courier New" w:hAnsi="Courier New" w:cs="Courier New"/>
+          <w:sz w:val="22"/>
+          <w:szCs w:val="22"/>
+          <w:lang w:val="en-US"/>
+        </w:rPr>
+        <w:t>df</w:t>
+      </w:r>
+      <w:proofErr w:type="spellEnd"/>
+      <w:r>
+        <w:rPr>
+          <w:rFonts w:ascii="Courier New" w:hAnsi="Courier New" w:cs="Courier New"/>
+          <w:sz w:val="22"/>
+          <w:szCs w:val="22"/>
+          <w:lang w:val="en-US"/>
+        </w:rPr>
+        <w:t>, loc),</w:t>
       </w:r>
     </w:p>
     <w:p>
@@ -27175,7 +29919,47 @@
           <w:szCs w:val="22"/>
           <w:lang w:val="en-US"/>
         </w:rPr>
-        <w:t xml:space="preserve">             linewidth=2, label="Теоретическая плотность")</w:t>
+        <w:t xml:space="preserve">             linewidth=2, label="</w:t>
+      </w:r>
+      <w:proofErr w:type="spellStart"/>
+      <w:r>
+        <w:rPr>
+          <w:rFonts w:ascii="Courier New" w:hAnsi="Courier New" w:cs="Courier New"/>
+          <w:sz w:val="22"/>
+          <w:szCs w:val="22"/>
+          <w:lang w:val="en-US"/>
+        </w:rPr>
+        <w:t>Теоретическая</w:t>
+      </w:r>
+      <w:proofErr w:type="spellEnd"/>
+      <w:r>
+        <w:rPr>
+          <w:rFonts w:ascii="Courier New" w:hAnsi="Courier New" w:cs="Courier New"/>
+          <w:sz w:val="22"/>
+          <w:szCs w:val="22"/>
+          <w:lang w:val="en-US"/>
+        </w:rPr>
+        <w:t xml:space="preserve"> </w:t>
+      </w:r>
+      <w:proofErr w:type="spellStart"/>
+      <w:r>
+        <w:rPr>
+          <w:rFonts w:ascii="Courier New" w:hAnsi="Courier New" w:cs="Courier New"/>
+          <w:sz w:val="22"/>
+          <w:szCs w:val="22"/>
+          <w:lang w:val="en-US"/>
+        </w:rPr>
+        <w:t>плотность</w:t>
+      </w:r>
+      <w:proofErr w:type="spellEnd"/>
+      <w:r>
+        <w:rPr>
+          <w:rFonts w:ascii="Courier New" w:hAnsi="Courier New" w:cs="Courier New"/>
+          <w:sz w:val="22"/>
+          <w:szCs w:val="22"/>
+          <w:lang w:val="en-US"/>
+        </w:rPr>
+        <w:t>")</w:t>
       </w:r>
     </w:p>
     <w:p>
@@ -27196,7 +29980,29 @@
           <w:szCs w:val="22"/>
           <w:lang w:val="en-US"/>
         </w:rPr>
-        <w:t xml:space="preserve">    plt.xlabel("x")</w:t>
+        <w:t xml:space="preserve">    </w:t>
+      </w:r>
+      <w:proofErr w:type="spellStart"/>
+      <w:proofErr w:type="gramStart"/>
+      <w:r>
+        <w:rPr>
+          <w:rFonts w:ascii="Courier New" w:hAnsi="Courier New" w:cs="Courier New"/>
+          <w:sz w:val="22"/>
+          <w:szCs w:val="22"/>
+          <w:lang w:val="en-US"/>
+        </w:rPr>
+        <w:t>plt.xlabel</w:t>
+      </w:r>
+      <w:proofErr w:type="spellEnd"/>
+      <w:proofErr w:type="gramEnd"/>
+      <w:r>
+        <w:rPr>
+          <w:rFonts w:ascii="Courier New" w:hAnsi="Courier New" w:cs="Courier New"/>
+          <w:sz w:val="22"/>
+          <w:szCs w:val="22"/>
+          <w:lang w:val="en-US"/>
+        </w:rPr>
+        <w:t>("x")</w:t>
       </w:r>
     </w:p>
     <w:p>
@@ -27217,7 +30023,49 @@
           <w:szCs w:val="22"/>
           <w:lang w:val="en-US"/>
         </w:rPr>
-        <w:t xml:space="preserve">    plt.ylabel("Плотность")</w:t>
+        <w:t xml:space="preserve">    </w:t>
+      </w:r>
+      <w:proofErr w:type="spellStart"/>
+      <w:proofErr w:type="gramStart"/>
+      <w:r>
+        <w:rPr>
+          <w:rFonts w:ascii="Courier New" w:hAnsi="Courier New" w:cs="Courier New"/>
+          <w:sz w:val="22"/>
+          <w:szCs w:val="22"/>
+          <w:lang w:val="en-US"/>
+        </w:rPr>
+        <w:t>plt.ylabel</w:t>
+      </w:r>
+      <w:proofErr w:type="spellEnd"/>
+      <w:proofErr w:type="gramEnd"/>
+      <w:r>
+        <w:rPr>
+          <w:rFonts w:ascii="Courier New" w:hAnsi="Courier New" w:cs="Courier New"/>
+          <w:sz w:val="22"/>
+          <w:szCs w:val="22"/>
+          <w:lang w:val="en-US"/>
+        </w:rPr>
+        <w:t>("</w:t>
+      </w:r>
+      <w:proofErr w:type="spellStart"/>
+      <w:r>
+        <w:rPr>
+          <w:rFonts w:ascii="Courier New" w:hAnsi="Courier New" w:cs="Courier New"/>
+          <w:sz w:val="22"/>
+          <w:szCs w:val="22"/>
+          <w:lang w:val="en-US"/>
+        </w:rPr>
+        <w:t>Плотность</w:t>
+      </w:r>
+      <w:proofErr w:type="spellEnd"/>
+      <w:r>
+        <w:rPr>
+          <w:rFonts w:ascii="Courier New" w:hAnsi="Courier New" w:cs="Courier New"/>
+          <w:sz w:val="22"/>
+          <w:szCs w:val="22"/>
+          <w:lang w:val="en-US"/>
+        </w:rPr>
+        <w:t>")</w:t>
       </w:r>
     </w:p>
     <w:p>
@@ -27238,7 +30086,29 @@
           <w:szCs w:val="22"/>
           <w:lang w:val="en-US"/>
         </w:rPr>
-        <w:t xml:space="preserve">    plt.title(title)</w:t>
+        <w:t xml:space="preserve">    </w:t>
+      </w:r>
+      <w:proofErr w:type="spellStart"/>
+      <w:proofErr w:type="gramStart"/>
+      <w:r>
+        <w:rPr>
+          <w:rFonts w:ascii="Courier New" w:hAnsi="Courier New" w:cs="Courier New"/>
+          <w:sz w:val="22"/>
+          <w:szCs w:val="22"/>
+          <w:lang w:val="en-US"/>
+        </w:rPr>
+        <w:t>plt.title</w:t>
+      </w:r>
+      <w:proofErr w:type="spellEnd"/>
+      <w:proofErr w:type="gramEnd"/>
+      <w:r>
+        <w:rPr>
+          <w:rFonts w:ascii="Courier New" w:hAnsi="Courier New" w:cs="Courier New"/>
+          <w:sz w:val="22"/>
+          <w:szCs w:val="22"/>
+          <w:lang w:val="en-US"/>
+        </w:rPr>
+        <w:t>(title)</w:t>
       </w:r>
     </w:p>
     <w:p>
@@ -27259,7 +30129,29 @@
           <w:szCs w:val="22"/>
           <w:lang w:val="en-US"/>
         </w:rPr>
-        <w:t xml:space="preserve">    plt.legend()</w:t>
+        <w:t xml:space="preserve">    </w:t>
+      </w:r>
+      <w:proofErr w:type="spellStart"/>
+      <w:proofErr w:type="gramStart"/>
+      <w:r>
+        <w:rPr>
+          <w:rFonts w:ascii="Courier New" w:hAnsi="Courier New" w:cs="Courier New"/>
+          <w:sz w:val="22"/>
+          <w:szCs w:val="22"/>
+          <w:lang w:val="en-US"/>
+        </w:rPr>
+        <w:t>plt.legend</w:t>
+      </w:r>
+      <w:proofErr w:type="spellEnd"/>
+      <w:proofErr w:type="gramEnd"/>
+      <w:r>
+        <w:rPr>
+          <w:rFonts w:ascii="Courier New" w:hAnsi="Courier New" w:cs="Courier New"/>
+          <w:sz w:val="22"/>
+          <w:szCs w:val="22"/>
+          <w:lang w:val="en-US"/>
+        </w:rPr>
+        <w:t>()</w:t>
       </w:r>
     </w:p>
     <w:p>
@@ -27280,7 +30172,29 @@
           <w:szCs w:val="22"/>
           <w:lang w:val="en-US"/>
         </w:rPr>
-        <w:t xml:space="preserve">    plt.grid(True, alpha=0.3)</w:t>
+        <w:t xml:space="preserve">    </w:t>
+      </w:r>
+      <w:proofErr w:type="spellStart"/>
+      <w:proofErr w:type="gramStart"/>
+      <w:r>
+        <w:rPr>
+          <w:rFonts w:ascii="Courier New" w:hAnsi="Courier New" w:cs="Courier New"/>
+          <w:sz w:val="22"/>
+          <w:szCs w:val="22"/>
+          <w:lang w:val="en-US"/>
+        </w:rPr>
+        <w:t>plt.grid</w:t>
+      </w:r>
+      <w:proofErr w:type="spellEnd"/>
+      <w:proofErr w:type="gramEnd"/>
+      <w:r>
+        <w:rPr>
+          <w:rFonts w:ascii="Courier New" w:hAnsi="Courier New" w:cs="Courier New"/>
+          <w:sz w:val="22"/>
+          <w:szCs w:val="22"/>
+          <w:lang w:val="en-US"/>
+        </w:rPr>
+        <w:t>(True, alpha=0.3)</w:t>
       </w:r>
     </w:p>
     <w:p>
@@ -27301,7 +30215,58 @@
           <w:szCs w:val="22"/>
           <w:lang w:val="en-US"/>
         </w:rPr>
-        <w:t xml:space="preserve">    plt.tight_layout()</w:t>
+        <w:t xml:space="preserve">    </w:t>
+      </w:r>
+      <w:proofErr w:type="spellStart"/>
+      <w:proofErr w:type="gramStart"/>
+      <w:r>
+        <w:rPr>
+          <w:rFonts w:ascii="Courier New" w:hAnsi="Courier New" w:cs="Courier New"/>
+          <w:sz w:val="22"/>
+          <w:szCs w:val="22"/>
+          <w:lang w:val="en-US"/>
+        </w:rPr>
+        <w:t>plt.tight</w:t>
+      </w:r>
+      <w:proofErr w:type="gramEnd"/>
+      <w:r>
+        <w:rPr>
+          <w:rFonts w:ascii="Courier New" w:hAnsi="Courier New" w:cs="Courier New"/>
+          <w:sz w:val="22"/>
+          <w:szCs w:val="22"/>
+          <w:lang w:val="en-US"/>
+        </w:rPr>
+        <w:t>_</w:t>
+      </w:r>
+      <w:proofErr w:type="gramStart"/>
+      <w:r>
+        <w:rPr>
+          <w:rFonts w:ascii="Courier New" w:hAnsi="Courier New" w:cs="Courier New"/>
+          <w:sz w:val="22"/>
+          <w:szCs w:val="22"/>
+          <w:lang w:val="en-US"/>
+        </w:rPr>
+        <w:t>layout</w:t>
+      </w:r>
+      <w:proofErr w:type="spellEnd"/>
+      <w:r>
+        <w:rPr>
+          <w:rFonts w:ascii="Courier New" w:hAnsi="Courier New" w:cs="Courier New"/>
+          <w:sz w:val="22"/>
+          <w:szCs w:val="22"/>
+          <w:lang w:val="en-US"/>
+        </w:rPr>
+        <w:t>(</w:t>
+      </w:r>
+      <w:proofErr w:type="gramEnd"/>
+      <w:r>
+        <w:rPr>
+          <w:rFonts w:ascii="Courier New" w:hAnsi="Courier New" w:cs="Courier New"/>
+          <w:sz w:val="22"/>
+          <w:szCs w:val="22"/>
+          <w:lang w:val="en-US"/>
+        </w:rPr>
+        <w:t>)</w:t>
       </w:r>
     </w:p>
     <w:p>
@@ -27322,32 +30287,62 @@
           <w:szCs w:val="22"/>
           <w:lang w:val="en-US"/>
         </w:rPr>
-        <w:t xml:space="preserve">    plt.savefig(path, dpi=220)</w:t>
+        <w:t xml:space="preserve">    </w:t>
+      </w:r>
+      <w:proofErr w:type="spellStart"/>
+      <w:proofErr w:type="gramStart"/>
+      <w:r>
+        <w:rPr>
+          <w:rFonts w:ascii="Courier New" w:hAnsi="Courier New" w:cs="Courier New"/>
+          <w:sz w:val="22"/>
+          <w:szCs w:val="22"/>
+          <w:lang w:val="en-US"/>
+        </w:rPr>
+        <w:t>plt.savefig</w:t>
+      </w:r>
+      <w:proofErr w:type="spellEnd"/>
+      <w:proofErr w:type="gramEnd"/>
+      <w:r>
+        <w:rPr>
+          <w:rFonts w:ascii="Courier New" w:hAnsi="Courier New" w:cs="Courier New"/>
+          <w:sz w:val="22"/>
+          <w:szCs w:val="22"/>
+          <w:lang w:val="en-US"/>
+        </w:rPr>
+        <w:t>(path, dpi=220)</w:t>
       </w:r>
     </w:p>
     <w:p>
       <w:pPr>
         <w:ind w:firstLine="0"/>
         <w:jc w:val="left"/>
-        <w:rPr>
-          <w:lang w:val="en-US"/>
-        </w:rPr>
-      </w:pPr>
-      <w:r>
-        <w:rPr>
-          <w:rFonts w:ascii="Courier New" w:hAnsi="Courier New" w:cs="Courier New"/>
-          <w:sz w:val="22"/>
-          <w:szCs w:val="22"/>
-          <w:lang w:val="en-US"/>
-        </w:rPr>
-        <w:t xml:space="preserve">    plt</w:t>
-      </w:r>
-      <w:r>
-        <w:rPr>
-          <w:rFonts w:ascii="Courier New" w:hAnsi="Courier New" w:cs="Courier New"/>
-          <w:sz w:val="22"/>
-          <w:szCs w:val="22"/>
-          <w:lang w:val="en-US"/>
+      </w:pPr>
+      <w:r>
+        <w:rPr>
+          <w:rFonts w:ascii="Courier New" w:hAnsi="Courier New" w:cs="Courier New"/>
+          <w:sz w:val="22"/>
+          <w:szCs w:val="22"/>
+          <w:lang w:val="en-US"/>
+        </w:rPr>
+        <w:t xml:space="preserve">    </w:t>
+      </w:r>
+      <w:proofErr w:type="spellStart"/>
+      <w:proofErr w:type="gramStart"/>
+      <w:r>
+        <w:rPr>
+          <w:rFonts w:ascii="Courier New" w:hAnsi="Courier New" w:cs="Courier New"/>
+          <w:sz w:val="22"/>
+          <w:szCs w:val="22"/>
+          <w:lang w:val="en-US"/>
+        </w:rPr>
+        <w:t>plt</w:t>
+      </w:r>
+      <w:proofErr w:type="spellEnd"/>
+      <w:r>
+        <w:rPr>
+          <w:rFonts w:ascii="Courier New" w:hAnsi="Courier New" w:cs="Courier New"/>
+          <w:sz w:val="22"/>
+          <w:szCs w:val="22"/>
         </w:rPr>
         <w:t>.</w:t>
       </w:r>
@@ -27360,12 +30355,12 @@
         </w:rPr>
         <w:t>close</w:t>
       </w:r>
-      <w:r>
-        <w:rPr>
-          <w:rFonts w:ascii="Courier New" w:hAnsi="Courier New" w:cs="Courier New"/>
-          <w:sz w:val="22"/>
-          <w:szCs w:val="22"/>
-          <w:lang w:val="en-US"/>
+      <w:proofErr w:type="gramEnd"/>
+      <w:r>
+        <w:rPr>
+          <w:rFonts w:ascii="Courier New" w:hAnsi="Courier New" w:cs="Courier New"/>
+          <w:sz w:val="22"/>
+          <w:szCs w:val="22"/>
         </w:rPr>
         <w:t>()</w:t>
       </w:r>
@@ -27373,9 +30368,6 @@
     <w:p>
       <w:pPr>
         <w:ind w:firstLine="0"/>
-        <w:rPr>
-          <w:lang w:val="en-US"/>
-        </w:rPr>
       </w:pPr>
     </w:p>
     <w:p>
@@ -27436,7 +30428,58 @@
           <w:szCs w:val="22"/>
           <w:lang w:val="en-US"/>
         </w:rPr>
-        <w:t>def chi_raw_moment(df, k):</w:t>
+        <w:t xml:space="preserve">def </w:t>
+      </w:r>
+      <w:proofErr w:type="spellStart"/>
+      <w:r>
+        <w:rPr>
+          <w:rFonts w:ascii="Courier New" w:hAnsi="Courier New" w:cs="Courier New"/>
+          <w:sz w:val="22"/>
+          <w:szCs w:val="22"/>
+          <w:lang w:val="en-US"/>
+        </w:rPr>
+        <w:t>chi_raw_</w:t>
+      </w:r>
+      <w:proofErr w:type="gramStart"/>
+      <w:r>
+        <w:rPr>
+          <w:rFonts w:ascii="Courier New" w:hAnsi="Courier New" w:cs="Courier New"/>
+          <w:sz w:val="22"/>
+          <w:szCs w:val="22"/>
+          <w:lang w:val="en-US"/>
+        </w:rPr>
+        <w:t>moment</w:t>
+      </w:r>
+      <w:proofErr w:type="spellEnd"/>
+      <w:r>
+        <w:rPr>
+          <w:rFonts w:ascii="Courier New" w:hAnsi="Courier New" w:cs="Courier New"/>
+          <w:sz w:val="22"/>
+          <w:szCs w:val="22"/>
+          <w:lang w:val="en-US"/>
+        </w:rPr>
+        <w:t>(</w:t>
+      </w:r>
+      <w:proofErr w:type="spellStart"/>
+      <w:proofErr w:type="gramEnd"/>
+      <w:r>
+        <w:rPr>
+          <w:rFonts w:ascii="Courier New" w:hAnsi="Courier New" w:cs="Courier New"/>
+          <w:sz w:val="22"/>
+          <w:szCs w:val="22"/>
+          <w:lang w:val="en-US"/>
+        </w:rPr>
+        <w:t>df</w:t>
+      </w:r>
+      <w:proofErr w:type="spellEnd"/>
+      <w:r>
+        <w:rPr>
+          <w:rFonts w:ascii="Courier New" w:hAnsi="Courier New" w:cs="Courier New"/>
+          <w:sz w:val="22"/>
+          <w:szCs w:val="22"/>
+          <w:lang w:val="en-US"/>
+        </w:rPr>
+        <w:t>, k):</w:t>
       </w:r>
     </w:p>
     <w:p>
@@ -27457,8 +30500,30 @@
           <w:szCs w:val="22"/>
           <w:lang w:val="en-US"/>
         </w:rPr>
-        <w:t xml:space="preserve">    return 2 ** (k / 2) * math.exp(</w:t>
-      </w:r>
+        <w:t xml:space="preserve">    return 2 ** (k / 2) * </w:t>
+      </w:r>
+      <w:proofErr w:type="spellStart"/>
+      <w:proofErr w:type="gramStart"/>
+      <w:r>
+        <w:rPr>
+          <w:rFonts w:ascii="Courier New" w:hAnsi="Courier New" w:cs="Courier New"/>
+          <w:sz w:val="22"/>
+          <w:szCs w:val="22"/>
+          <w:lang w:val="en-US"/>
+        </w:rPr>
+        <w:t>math.exp</w:t>
+      </w:r>
+      <w:proofErr w:type="spellEnd"/>
+      <w:r>
+        <w:rPr>
+          <w:rFonts w:ascii="Courier New" w:hAnsi="Courier New" w:cs="Courier New"/>
+          <w:sz w:val="22"/>
+          <w:szCs w:val="22"/>
+          <w:lang w:val="en-US"/>
+        </w:rPr>
+        <w:t>(</w:t>
+      </w:r>
+      <w:proofErr w:type="gramEnd"/>
     </w:p>
     <w:p>
       <w:pPr>
@@ -27478,7 +30543,49 @@
           <w:szCs w:val="22"/>
           <w:lang w:val="en-US"/>
         </w:rPr>
-        <w:t xml:space="preserve">        special.gammaln((df + k) / 2)</w:t>
+        <w:t xml:space="preserve">        </w:t>
+      </w:r>
+      <w:proofErr w:type="spellStart"/>
+      <w:proofErr w:type="gramStart"/>
+      <w:r>
+        <w:rPr>
+          <w:rFonts w:ascii="Courier New" w:hAnsi="Courier New" w:cs="Courier New"/>
+          <w:sz w:val="22"/>
+          <w:szCs w:val="22"/>
+          <w:lang w:val="en-US"/>
+        </w:rPr>
+        <w:t>special.gammaln</w:t>
+      </w:r>
+      <w:proofErr w:type="spellEnd"/>
+      <w:proofErr w:type="gramEnd"/>
+      <w:r>
+        <w:rPr>
+          <w:rFonts w:ascii="Courier New" w:hAnsi="Courier New" w:cs="Courier New"/>
+          <w:sz w:val="22"/>
+          <w:szCs w:val="22"/>
+          <w:lang w:val="en-US"/>
+        </w:rPr>
+        <w:t>((</w:t>
+      </w:r>
+      <w:proofErr w:type="spellStart"/>
+      <w:r>
+        <w:rPr>
+          <w:rFonts w:ascii="Courier New" w:hAnsi="Courier New" w:cs="Courier New"/>
+          <w:sz w:val="22"/>
+          <w:szCs w:val="22"/>
+          <w:lang w:val="en-US"/>
+        </w:rPr>
+        <w:t>df</w:t>
+      </w:r>
+      <w:proofErr w:type="spellEnd"/>
+      <w:r>
+        <w:rPr>
+          <w:rFonts w:ascii="Courier New" w:hAnsi="Courier New" w:cs="Courier New"/>
+          <w:sz w:val="22"/>
+          <w:szCs w:val="22"/>
+          <w:lang w:val="en-US"/>
+        </w:rPr>
+        <w:t xml:space="preserve"> + k) / 2)</w:t>
       </w:r>
     </w:p>
     <w:p>
@@ -27499,7 +30606,49 @@
           <w:szCs w:val="22"/>
           <w:lang w:val="en-US"/>
         </w:rPr>
-        <w:t xml:space="preserve">        - special.gammaln(df / 2)</w:t>
+        <w:t xml:space="preserve">        - </w:t>
+      </w:r>
+      <w:proofErr w:type="spellStart"/>
+      <w:proofErr w:type="gramStart"/>
+      <w:r>
+        <w:rPr>
+          <w:rFonts w:ascii="Courier New" w:hAnsi="Courier New" w:cs="Courier New"/>
+          <w:sz w:val="22"/>
+          <w:szCs w:val="22"/>
+          <w:lang w:val="en-US"/>
+        </w:rPr>
+        <w:t>special.gammaln</w:t>
+      </w:r>
+      <w:proofErr w:type="spellEnd"/>
+      <w:proofErr w:type="gramEnd"/>
+      <w:r>
+        <w:rPr>
+          <w:rFonts w:ascii="Courier New" w:hAnsi="Courier New" w:cs="Courier New"/>
+          <w:sz w:val="22"/>
+          <w:szCs w:val="22"/>
+          <w:lang w:val="en-US"/>
+        </w:rPr>
+        <w:t>(</w:t>
+      </w:r>
+      <w:proofErr w:type="spellStart"/>
+      <w:r>
+        <w:rPr>
+          <w:rFonts w:ascii="Courier New" w:hAnsi="Courier New" w:cs="Courier New"/>
+          <w:sz w:val="22"/>
+          <w:szCs w:val="22"/>
+          <w:lang w:val="en-US"/>
+        </w:rPr>
+        <w:t>df</w:t>
+      </w:r>
+      <w:proofErr w:type="spellEnd"/>
+      <w:r>
+        <w:rPr>
+          <w:rFonts w:ascii="Courier New" w:hAnsi="Courier New" w:cs="Courier New"/>
+          <w:sz w:val="22"/>
+          <w:szCs w:val="22"/>
+          <w:lang w:val="en-US"/>
+        </w:rPr>
+        <w:t xml:space="preserve"> / 2)</w:t>
       </w:r>
     </w:p>
     <w:p>
@@ -27565,7 +30714,47 @@
           <w:szCs w:val="22"/>
           <w:lang w:val="en-US"/>
         </w:rPr>
-        <w:t>def chi_mean(df):</w:t>
+        <w:t xml:space="preserve">def </w:t>
+      </w:r>
+      <w:proofErr w:type="spellStart"/>
+      <w:r>
+        <w:rPr>
+          <w:rFonts w:ascii="Courier New" w:hAnsi="Courier New" w:cs="Courier New"/>
+          <w:sz w:val="22"/>
+          <w:szCs w:val="22"/>
+          <w:lang w:val="en-US"/>
+        </w:rPr>
+        <w:t>chi_mean</w:t>
+      </w:r>
+      <w:proofErr w:type="spellEnd"/>
+      <w:r>
+        <w:rPr>
+          <w:rFonts w:ascii="Courier New" w:hAnsi="Courier New" w:cs="Courier New"/>
+          <w:sz w:val="22"/>
+          <w:szCs w:val="22"/>
+          <w:lang w:val="en-US"/>
+        </w:rPr>
+        <w:t>(</w:t>
+      </w:r>
+      <w:proofErr w:type="spellStart"/>
+      <w:r>
+        <w:rPr>
+          <w:rFonts w:ascii="Courier New" w:hAnsi="Courier New" w:cs="Courier New"/>
+          <w:sz w:val="22"/>
+          <w:szCs w:val="22"/>
+          <w:lang w:val="en-US"/>
+        </w:rPr>
+        <w:t>df</w:t>
+      </w:r>
+      <w:proofErr w:type="spellEnd"/>
+      <w:r>
+        <w:rPr>
+          <w:rFonts w:ascii="Courier New" w:hAnsi="Courier New" w:cs="Courier New"/>
+          <w:sz w:val="22"/>
+          <w:szCs w:val="22"/>
+          <w:lang w:val="en-US"/>
+        </w:rPr>
+        <w:t>):</w:t>
       </w:r>
     </w:p>
     <w:p>
@@ -27586,7 +30775,58 @@
           <w:szCs w:val="22"/>
           <w:lang w:val="en-US"/>
         </w:rPr>
-        <w:t xml:space="preserve">    return chi_raw_moment(df, 1)</w:t>
+        <w:t xml:space="preserve">    return </w:t>
+      </w:r>
+      <w:proofErr w:type="spellStart"/>
+      <w:r>
+        <w:rPr>
+          <w:rFonts w:ascii="Courier New" w:hAnsi="Courier New" w:cs="Courier New"/>
+          <w:sz w:val="22"/>
+          <w:szCs w:val="22"/>
+          <w:lang w:val="en-US"/>
+        </w:rPr>
+        <w:t>chi_raw_</w:t>
+      </w:r>
+      <w:proofErr w:type="gramStart"/>
+      <w:r>
+        <w:rPr>
+          <w:rFonts w:ascii="Courier New" w:hAnsi="Courier New" w:cs="Courier New"/>
+          <w:sz w:val="22"/>
+          <w:szCs w:val="22"/>
+          <w:lang w:val="en-US"/>
+        </w:rPr>
+        <w:t>moment</w:t>
+      </w:r>
+      <w:proofErr w:type="spellEnd"/>
+      <w:r>
+        <w:rPr>
+          <w:rFonts w:ascii="Courier New" w:hAnsi="Courier New" w:cs="Courier New"/>
+          <w:sz w:val="22"/>
+          <w:szCs w:val="22"/>
+          <w:lang w:val="en-US"/>
+        </w:rPr>
+        <w:t>(</w:t>
+      </w:r>
+      <w:proofErr w:type="spellStart"/>
+      <w:proofErr w:type="gramEnd"/>
+      <w:r>
+        <w:rPr>
+          <w:rFonts w:ascii="Courier New" w:hAnsi="Courier New" w:cs="Courier New"/>
+          <w:sz w:val="22"/>
+          <w:szCs w:val="22"/>
+          <w:lang w:val="en-US"/>
+        </w:rPr>
+        <w:t>df</w:t>
+      </w:r>
+      <w:proofErr w:type="spellEnd"/>
+      <w:r>
+        <w:rPr>
+          <w:rFonts w:ascii="Courier New" w:hAnsi="Courier New" w:cs="Courier New"/>
+          <w:sz w:val="22"/>
+          <w:szCs w:val="22"/>
+          <w:lang w:val="en-US"/>
+        </w:rPr>
+        <w:t>, 1)</w:t>
       </w:r>
     </w:p>
     <w:p>
@@ -27631,7 +30871,47 @@
           <w:szCs w:val="22"/>
           <w:lang w:val="en-US"/>
         </w:rPr>
-        <w:t>def chi_variance(df):</w:t>
+        <w:t xml:space="preserve">def </w:t>
+      </w:r>
+      <w:proofErr w:type="spellStart"/>
+      <w:r>
+        <w:rPr>
+          <w:rFonts w:ascii="Courier New" w:hAnsi="Courier New" w:cs="Courier New"/>
+          <w:sz w:val="22"/>
+          <w:szCs w:val="22"/>
+          <w:lang w:val="en-US"/>
+        </w:rPr>
+        <w:t>chi_variance</w:t>
+      </w:r>
+      <w:proofErr w:type="spellEnd"/>
+      <w:r>
+        <w:rPr>
+          <w:rFonts w:ascii="Courier New" w:hAnsi="Courier New" w:cs="Courier New"/>
+          <w:sz w:val="22"/>
+          <w:szCs w:val="22"/>
+          <w:lang w:val="en-US"/>
+        </w:rPr>
+        <w:t>(</w:t>
+      </w:r>
+      <w:proofErr w:type="spellStart"/>
+      <w:r>
+        <w:rPr>
+          <w:rFonts w:ascii="Courier New" w:hAnsi="Courier New" w:cs="Courier New"/>
+          <w:sz w:val="22"/>
+          <w:szCs w:val="22"/>
+          <w:lang w:val="en-US"/>
+        </w:rPr>
+        <w:t>df</w:t>
+      </w:r>
+      <w:proofErr w:type="spellEnd"/>
+      <w:r>
+        <w:rPr>
+          <w:rFonts w:ascii="Courier New" w:hAnsi="Courier New" w:cs="Courier New"/>
+          <w:sz w:val="22"/>
+          <w:szCs w:val="22"/>
+          <w:lang w:val="en-US"/>
+        </w:rPr>
+        <w:t>):</w:t>
       </w:r>
     </w:p>
     <w:p>
@@ -27652,7 +30932,67 @@
           <w:szCs w:val="22"/>
           <w:lang w:val="en-US"/>
         </w:rPr>
-        <w:t xml:space="preserve">    return df - chi_mean(df) ** 2</w:t>
+        <w:t xml:space="preserve">    return </w:t>
+      </w:r>
+      <w:proofErr w:type="spellStart"/>
+      <w:r>
+        <w:rPr>
+          <w:rFonts w:ascii="Courier New" w:hAnsi="Courier New" w:cs="Courier New"/>
+          <w:sz w:val="22"/>
+          <w:szCs w:val="22"/>
+          <w:lang w:val="en-US"/>
+        </w:rPr>
+        <w:t>df</w:t>
+      </w:r>
+      <w:proofErr w:type="spellEnd"/>
+      <w:r>
+        <w:rPr>
+          <w:rFonts w:ascii="Courier New" w:hAnsi="Courier New" w:cs="Courier New"/>
+          <w:sz w:val="22"/>
+          <w:szCs w:val="22"/>
+          <w:lang w:val="en-US"/>
+        </w:rPr>
+        <w:t xml:space="preserve"> - </w:t>
+      </w:r>
+      <w:proofErr w:type="spellStart"/>
+      <w:r>
+        <w:rPr>
+          <w:rFonts w:ascii="Courier New" w:hAnsi="Courier New" w:cs="Courier New"/>
+          <w:sz w:val="22"/>
+          <w:szCs w:val="22"/>
+          <w:lang w:val="en-US"/>
+        </w:rPr>
+        <w:t>chi_mean</w:t>
+      </w:r>
+      <w:proofErr w:type="spellEnd"/>
+      <w:r>
+        <w:rPr>
+          <w:rFonts w:ascii="Courier New" w:hAnsi="Courier New" w:cs="Courier New"/>
+          <w:sz w:val="22"/>
+          <w:szCs w:val="22"/>
+          <w:lang w:val="en-US"/>
+        </w:rPr>
+        <w:t>(</w:t>
+      </w:r>
+      <w:proofErr w:type="spellStart"/>
+      <w:r>
+        <w:rPr>
+          <w:rFonts w:ascii="Courier New" w:hAnsi="Courier New" w:cs="Courier New"/>
+          <w:sz w:val="22"/>
+          <w:szCs w:val="22"/>
+          <w:lang w:val="en-US"/>
+        </w:rPr>
+        <w:t>df</w:t>
+      </w:r>
+      <w:proofErr w:type="spellEnd"/>
+      <w:r>
+        <w:rPr>
+          <w:rFonts w:ascii="Courier New" w:hAnsi="Courier New" w:cs="Courier New"/>
+          <w:sz w:val="22"/>
+          <w:szCs w:val="22"/>
+          <w:lang w:val="en-US"/>
+        </w:rPr>
+        <w:t>) ** 2</w:t>
       </w:r>
     </w:p>
     <w:p>
@@ -27690,14 +31030,45 @@
           <w:lang w:val="en-US"/>
         </w:rPr>
       </w:pPr>
-      <w:r>
-        <w:rPr>
-          <w:rFonts w:ascii="Courier New" w:hAnsi="Courier New" w:cs="Courier New"/>
-          <w:sz w:val="22"/>
-          <w:szCs w:val="22"/>
-          <w:lang w:val="en-US"/>
-        </w:rPr>
-        <w:t>sample_mean_value = sample_mean(X)</w:t>
+      <w:proofErr w:type="spellStart"/>
+      <w:r>
+        <w:rPr>
+          <w:rFonts w:ascii="Courier New" w:hAnsi="Courier New" w:cs="Courier New"/>
+          <w:sz w:val="22"/>
+          <w:szCs w:val="22"/>
+          <w:lang w:val="en-US"/>
+        </w:rPr>
+        <w:t>sample_mean_value</w:t>
+      </w:r>
+      <w:proofErr w:type="spellEnd"/>
+      <w:r>
+        <w:rPr>
+          <w:rFonts w:ascii="Courier New" w:hAnsi="Courier New" w:cs="Courier New"/>
+          <w:sz w:val="22"/>
+          <w:szCs w:val="22"/>
+          <w:lang w:val="en-US"/>
+        </w:rPr>
+        <w:t xml:space="preserve"> = </w:t>
+      </w:r>
+      <w:proofErr w:type="spellStart"/>
+      <w:r>
+        <w:rPr>
+          <w:rFonts w:ascii="Courier New" w:hAnsi="Courier New" w:cs="Courier New"/>
+          <w:sz w:val="22"/>
+          <w:szCs w:val="22"/>
+          <w:lang w:val="en-US"/>
+        </w:rPr>
+        <w:t>sample_mean</w:t>
+      </w:r>
+      <w:proofErr w:type="spellEnd"/>
+      <w:r>
+        <w:rPr>
+          <w:rFonts w:ascii="Courier New" w:hAnsi="Courier New" w:cs="Courier New"/>
+          <w:sz w:val="22"/>
+          <w:szCs w:val="22"/>
+          <w:lang w:val="en-US"/>
+        </w:rPr>
+        <w:t>(X)</w:t>
       </w:r>
     </w:p>
     <w:p>
@@ -27711,6 +31082,7 @@
           <w:lang w:val="en-US"/>
         </w:rPr>
       </w:pPr>
+      <w:proofErr w:type="spellStart"/>
       <w:r>
         <w:rPr>
           <w:rFonts w:ascii="Courier New" w:hAnsi="Courier New" w:cs="Courier New"/>
@@ -27719,7 +31091,37 @@
           <w:lang w:val="en-US"/>
         </w:rPr>
         <w:lastRenderedPageBreak/>
-        <w:t>sample_var_value = biased_variance(X)</w:t>
+        <w:t>sample_var_value</w:t>
+      </w:r>
+      <w:proofErr w:type="spellEnd"/>
+      <w:r>
+        <w:rPr>
+          <w:rFonts w:ascii="Courier New" w:hAnsi="Courier New" w:cs="Courier New"/>
+          <w:sz w:val="22"/>
+          <w:szCs w:val="22"/>
+          <w:lang w:val="en-US"/>
+        </w:rPr>
+        <w:t xml:space="preserve"> = </w:t>
+      </w:r>
+      <w:proofErr w:type="spellStart"/>
+      <w:r>
+        <w:rPr>
+          <w:rFonts w:ascii="Courier New" w:hAnsi="Courier New" w:cs="Courier New"/>
+          <w:sz w:val="22"/>
+          <w:szCs w:val="22"/>
+          <w:lang w:val="en-US"/>
+        </w:rPr>
+        <w:t>biased_variance</w:t>
+      </w:r>
+      <w:proofErr w:type="spellEnd"/>
+      <w:r>
+        <w:rPr>
+          <w:rFonts w:ascii="Courier New" w:hAnsi="Courier New" w:cs="Courier New"/>
+          <w:sz w:val="22"/>
+          <w:szCs w:val="22"/>
+          <w:lang w:val="en-US"/>
+        </w:rPr>
+        <w:t>(X)</w:t>
       </w:r>
     </w:p>
     <w:p>
@@ -27745,14 +31147,47 @@
           <w:lang w:val="en-US"/>
         </w:rPr>
       </w:pPr>
-      <w:r>
-        <w:rPr>
-          <w:rFonts w:ascii="Courier New" w:hAnsi="Courier New" w:cs="Courier New"/>
-          <w:sz w:val="22"/>
-          <w:szCs w:val="22"/>
-          <w:lang w:val="en-US"/>
-        </w:rPr>
-        <w:t>df_mom = optimize.brentq(</w:t>
+      <w:proofErr w:type="spellStart"/>
+      <w:r>
+        <w:rPr>
+          <w:rFonts w:ascii="Courier New" w:hAnsi="Courier New" w:cs="Courier New"/>
+          <w:sz w:val="22"/>
+          <w:szCs w:val="22"/>
+          <w:lang w:val="en-US"/>
+        </w:rPr>
+        <w:t>df_mom</w:t>
+      </w:r>
+      <w:proofErr w:type="spellEnd"/>
+      <w:r>
+        <w:rPr>
+          <w:rFonts w:ascii="Courier New" w:hAnsi="Courier New" w:cs="Courier New"/>
+          <w:sz w:val="22"/>
+          <w:szCs w:val="22"/>
+          <w:lang w:val="en-US"/>
+        </w:rPr>
+        <w:t xml:space="preserve"> = </w:t>
+      </w:r>
+      <w:proofErr w:type="spellStart"/>
+      <w:proofErr w:type="gramStart"/>
+      <w:r>
+        <w:rPr>
+          <w:rFonts w:ascii="Courier New" w:hAnsi="Courier New" w:cs="Courier New"/>
+          <w:sz w:val="22"/>
+          <w:szCs w:val="22"/>
+          <w:lang w:val="en-US"/>
+        </w:rPr>
+        <w:t>optimize.brentq</w:t>
+      </w:r>
+      <w:proofErr w:type="spellEnd"/>
+      <w:proofErr w:type="gramEnd"/>
+      <w:r>
+        <w:rPr>
+          <w:rFonts w:ascii="Courier New" w:hAnsi="Courier New" w:cs="Courier New"/>
+          <w:sz w:val="22"/>
+          <w:szCs w:val="22"/>
+          <w:lang w:val="en-US"/>
+        </w:rPr>
+        <w:t>(</w:t>
       </w:r>
     </w:p>
     <w:p>
@@ -27773,7 +31208,47 @@
           <w:szCs w:val="22"/>
           <w:lang w:val="en-US"/>
         </w:rPr>
-        <w:t xml:space="preserve">    lambda d: chi_variance(d) - sample_var_value,</w:t>
+        <w:t xml:space="preserve">    lambda d: </w:t>
+      </w:r>
+      <w:proofErr w:type="spellStart"/>
+      <w:r>
+        <w:rPr>
+          <w:rFonts w:ascii="Courier New" w:hAnsi="Courier New" w:cs="Courier New"/>
+          <w:sz w:val="22"/>
+          <w:szCs w:val="22"/>
+          <w:lang w:val="en-US"/>
+        </w:rPr>
+        <w:t>chi_variance</w:t>
+      </w:r>
+      <w:proofErr w:type="spellEnd"/>
+      <w:r>
+        <w:rPr>
+          <w:rFonts w:ascii="Courier New" w:hAnsi="Courier New" w:cs="Courier New"/>
+          <w:sz w:val="22"/>
+          <w:szCs w:val="22"/>
+          <w:lang w:val="en-US"/>
+        </w:rPr>
+        <w:t xml:space="preserve">(d) - </w:t>
+      </w:r>
+      <w:proofErr w:type="spellStart"/>
+      <w:r>
+        <w:rPr>
+          <w:rFonts w:ascii="Courier New" w:hAnsi="Courier New" w:cs="Courier New"/>
+          <w:sz w:val="22"/>
+          <w:szCs w:val="22"/>
+          <w:lang w:val="en-US"/>
+        </w:rPr>
+        <w:t>sample_var_value</w:t>
+      </w:r>
+      <w:proofErr w:type="spellEnd"/>
+      <w:r>
+        <w:rPr>
+          <w:rFonts w:ascii="Courier New" w:hAnsi="Courier New" w:cs="Courier New"/>
+          <w:sz w:val="22"/>
+          <w:szCs w:val="22"/>
+          <w:lang w:val="en-US"/>
+        </w:rPr>
+        <w:t>,</w:t>
       </w:r>
     </w:p>
     <w:p>
@@ -27794,7 +31269,27 @@
           <w:szCs w:val="22"/>
           <w:lang w:val="en-US"/>
         </w:rPr>
-        <w:t xml:space="preserve">    1e-6,</w:t>
+        <w:t xml:space="preserve">    </w:t>
+      </w:r>
+      <w:proofErr w:type="gramStart"/>
+      <w:r>
+        <w:rPr>
+          <w:rFonts w:ascii="Courier New" w:hAnsi="Courier New" w:cs="Courier New"/>
+          <w:sz w:val="22"/>
+          <w:szCs w:val="22"/>
+          <w:lang w:val="en-US"/>
+        </w:rPr>
+        <w:t>1e</w:t>
+      </w:r>
+      <w:proofErr w:type="gramEnd"/>
+      <w:r>
+        <w:rPr>
+          <w:rFonts w:ascii="Courier New" w:hAnsi="Courier New" w:cs="Courier New"/>
+          <w:sz w:val="22"/>
+          <w:szCs w:val="22"/>
+          <w:lang w:val="en-US"/>
+        </w:rPr>
+        <w:t>-6,</w:t>
       </w:r>
     </w:p>
     <w:p>
@@ -27850,14 +31345,85 @@
           <w:lang w:val="en-US"/>
         </w:rPr>
       </w:pPr>
-      <w:r>
-        <w:rPr>
-          <w:rFonts w:ascii="Courier New" w:hAnsi="Courier New" w:cs="Courier New"/>
-          <w:sz w:val="22"/>
-          <w:szCs w:val="22"/>
-          <w:lang w:val="en-US"/>
-        </w:rPr>
-        <w:t>loc_mom = sample_mean_value - chi_mean(df_mom)</w:t>
+      <w:proofErr w:type="spellStart"/>
+      <w:r>
+        <w:rPr>
+          <w:rFonts w:ascii="Courier New" w:hAnsi="Courier New" w:cs="Courier New"/>
+          <w:sz w:val="22"/>
+          <w:szCs w:val="22"/>
+          <w:lang w:val="en-US"/>
+        </w:rPr>
+        <w:t>loc_mom</w:t>
+      </w:r>
+      <w:proofErr w:type="spellEnd"/>
+      <w:r>
+        <w:rPr>
+          <w:rFonts w:ascii="Courier New" w:hAnsi="Courier New" w:cs="Courier New"/>
+          <w:sz w:val="22"/>
+          <w:szCs w:val="22"/>
+          <w:lang w:val="en-US"/>
+        </w:rPr>
+        <w:t xml:space="preserve"> = </w:t>
+      </w:r>
+      <w:proofErr w:type="spellStart"/>
+      <w:r>
+        <w:rPr>
+          <w:rFonts w:ascii="Courier New" w:hAnsi="Courier New" w:cs="Courier New"/>
+          <w:sz w:val="22"/>
+          <w:szCs w:val="22"/>
+          <w:lang w:val="en-US"/>
+        </w:rPr>
+        <w:t>sample_mean_value</w:t>
+      </w:r>
+      <w:proofErr w:type="spellEnd"/>
+      <w:r>
+        <w:rPr>
+          <w:rFonts w:ascii="Courier New" w:hAnsi="Courier New" w:cs="Courier New"/>
+          <w:sz w:val="22"/>
+          <w:szCs w:val="22"/>
+          <w:lang w:val="en-US"/>
+        </w:rPr>
+        <w:t xml:space="preserve"> - </w:t>
+      </w:r>
+      <w:proofErr w:type="spellStart"/>
+      <w:r>
+        <w:rPr>
+          <w:rFonts w:ascii="Courier New" w:hAnsi="Courier New" w:cs="Courier New"/>
+          <w:sz w:val="22"/>
+          <w:szCs w:val="22"/>
+          <w:lang w:val="en-US"/>
+        </w:rPr>
+        <w:t>chi_mean</w:t>
+      </w:r>
+      <w:proofErr w:type="spellEnd"/>
+      <w:r>
+        <w:rPr>
+          <w:rFonts w:ascii="Courier New" w:hAnsi="Courier New" w:cs="Courier New"/>
+          <w:sz w:val="22"/>
+          <w:szCs w:val="22"/>
+          <w:lang w:val="en-US"/>
+        </w:rPr>
+        <w:t>(</w:t>
+      </w:r>
+      <w:proofErr w:type="spellStart"/>
+      <w:r>
+        <w:rPr>
+          <w:rFonts w:ascii="Courier New" w:hAnsi="Courier New" w:cs="Courier New"/>
+          <w:sz w:val="22"/>
+          <w:szCs w:val="22"/>
+          <w:lang w:val="en-US"/>
+        </w:rPr>
+        <w:t>df_mom</w:t>
+      </w:r>
+      <w:proofErr w:type="spellEnd"/>
+      <w:r>
+        <w:rPr>
+          <w:rFonts w:ascii="Courier New" w:hAnsi="Courier New" w:cs="Courier New"/>
+          <w:sz w:val="22"/>
+          <w:szCs w:val="22"/>
+          <w:lang w:val="en-US"/>
+        </w:rPr>
+        <w:t>)</w:t>
       </w:r>
     </w:p>
     <w:p>
@@ -27909,6 +31475,7 @@
         </w:rPr>
         <w:t xml:space="preserve"># заданы только </w:t>
       </w:r>
+      <w:proofErr w:type="spellStart"/>
       <w:r>
         <w:rPr>
           <w:rFonts w:ascii="Courier New" w:hAnsi="Courier New" w:cs="Courier New"/>
@@ -27918,6 +31485,7 @@
         </w:rPr>
         <w:t>df</w:t>
       </w:r>
+      <w:proofErr w:type="spellEnd"/>
       <w:r>
         <w:rPr>
           <w:rFonts w:ascii="Courier New" w:hAnsi="Courier New" w:cs="Courier New"/>
@@ -27955,14 +31523,116 @@
           <w:lang w:val="en-US"/>
         </w:rPr>
       </w:pPr>
-      <w:r>
-        <w:rPr>
-          <w:rFonts w:ascii="Courier New" w:hAnsi="Courier New" w:cs="Courier New"/>
-          <w:sz w:val="22"/>
-          <w:szCs w:val="22"/>
-          <w:lang w:val="en-US"/>
-        </w:rPr>
-        <w:t>df_mle, loc_mle, scale_mle = stats.chi.fit(X, fscale=1)</w:t>
+      <w:proofErr w:type="spellStart"/>
+      <w:r>
+        <w:rPr>
+          <w:rFonts w:ascii="Courier New" w:hAnsi="Courier New" w:cs="Courier New"/>
+          <w:sz w:val="22"/>
+          <w:szCs w:val="22"/>
+          <w:lang w:val="en-US"/>
+        </w:rPr>
+        <w:t>df_mle</w:t>
+      </w:r>
+      <w:proofErr w:type="spellEnd"/>
+      <w:r>
+        <w:rPr>
+          <w:rFonts w:ascii="Courier New" w:hAnsi="Courier New" w:cs="Courier New"/>
+          <w:sz w:val="22"/>
+          <w:szCs w:val="22"/>
+          <w:lang w:val="en-US"/>
+        </w:rPr>
+        <w:t xml:space="preserve">, </w:t>
+      </w:r>
+      <w:proofErr w:type="spellStart"/>
+      <w:r>
+        <w:rPr>
+          <w:rFonts w:ascii="Courier New" w:hAnsi="Courier New" w:cs="Courier New"/>
+          <w:sz w:val="22"/>
+          <w:szCs w:val="22"/>
+          <w:lang w:val="en-US"/>
+        </w:rPr>
+        <w:t>loc_mle</w:t>
+      </w:r>
+      <w:proofErr w:type="spellEnd"/>
+      <w:r>
+        <w:rPr>
+          <w:rFonts w:ascii="Courier New" w:hAnsi="Courier New" w:cs="Courier New"/>
+          <w:sz w:val="22"/>
+          <w:szCs w:val="22"/>
+          <w:lang w:val="en-US"/>
+        </w:rPr>
+        <w:t xml:space="preserve">, </w:t>
+      </w:r>
+      <w:proofErr w:type="spellStart"/>
+      <w:r>
+        <w:rPr>
+          <w:rFonts w:ascii="Courier New" w:hAnsi="Courier New" w:cs="Courier New"/>
+          <w:sz w:val="22"/>
+          <w:szCs w:val="22"/>
+          <w:lang w:val="en-US"/>
+        </w:rPr>
+        <w:t>scale_mle</w:t>
+      </w:r>
+      <w:proofErr w:type="spellEnd"/>
+      <w:r>
+        <w:rPr>
+          <w:rFonts w:ascii="Courier New" w:hAnsi="Courier New" w:cs="Courier New"/>
+          <w:sz w:val="22"/>
+          <w:szCs w:val="22"/>
+          <w:lang w:val="en-US"/>
+        </w:rPr>
+        <w:t xml:space="preserve"> = </w:t>
+      </w:r>
+      <w:proofErr w:type="spellStart"/>
+      <w:proofErr w:type="gramStart"/>
+      <w:r>
+        <w:rPr>
+          <w:rFonts w:ascii="Courier New" w:hAnsi="Courier New" w:cs="Courier New"/>
+          <w:sz w:val="22"/>
+          <w:szCs w:val="22"/>
+          <w:lang w:val="en-US"/>
+        </w:rPr>
+        <w:t>stats.chi.fit</w:t>
+      </w:r>
+      <w:proofErr w:type="spellEnd"/>
+      <w:r>
+        <w:rPr>
+          <w:rFonts w:ascii="Courier New" w:hAnsi="Courier New" w:cs="Courier New"/>
+          <w:sz w:val="22"/>
+          <w:szCs w:val="22"/>
+          <w:lang w:val="en-US"/>
+        </w:rPr>
+        <w:t>(</w:t>
+      </w:r>
+      <w:proofErr w:type="gramEnd"/>
+      <w:r>
+        <w:rPr>
+          <w:rFonts w:ascii="Courier New" w:hAnsi="Courier New" w:cs="Courier New"/>
+          <w:sz w:val="22"/>
+          <w:szCs w:val="22"/>
+          <w:lang w:val="en-US"/>
+        </w:rPr>
+        <w:t xml:space="preserve">X, </w:t>
+      </w:r>
+      <w:proofErr w:type="spellStart"/>
+      <w:r>
+        <w:rPr>
+          <w:rFonts w:ascii="Courier New" w:hAnsi="Courier New" w:cs="Courier New"/>
+          <w:sz w:val="22"/>
+          <w:szCs w:val="22"/>
+          <w:lang w:val="en-US"/>
+        </w:rPr>
+        <w:t>fscale</w:t>
+      </w:r>
+      <w:proofErr w:type="spellEnd"/>
+      <w:r>
+        <w:rPr>
+          <w:rFonts w:ascii="Courier New" w:hAnsi="Courier New" w:cs="Courier New"/>
+          <w:sz w:val="22"/>
+          <w:szCs w:val="22"/>
+          <w:lang w:val="en-US"/>
+        </w:rPr>
+        <w:t>=1)</w:t>
       </w:r>
     </w:p>
     <w:p>
@@ -27988,14 +31658,105 @@
           <w:lang w:val="en-US"/>
         </w:rPr>
       </w:pPr>
-      <w:r>
-        <w:rPr>
-          <w:rFonts w:ascii="Courier New" w:hAnsi="Courier New" w:cs="Courier New"/>
-          <w:sz w:val="22"/>
-          <w:szCs w:val="22"/>
-          <w:lang w:val="en-US"/>
-        </w:rPr>
-        <w:t>print("Метод моментов:", df_mom, loc_mom)</w:t>
+      <w:proofErr w:type="gramStart"/>
+      <w:r>
+        <w:rPr>
+          <w:rFonts w:ascii="Courier New" w:hAnsi="Courier New" w:cs="Courier New"/>
+          <w:sz w:val="22"/>
+          <w:szCs w:val="22"/>
+          <w:lang w:val="en-US"/>
+        </w:rPr>
+        <w:t>print(</w:t>
+      </w:r>
+      <w:proofErr w:type="gramEnd"/>
+      <w:r>
+        <w:rPr>
+          <w:rFonts w:ascii="Courier New" w:hAnsi="Courier New" w:cs="Courier New"/>
+          <w:sz w:val="22"/>
+          <w:szCs w:val="22"/>
+          <w:lang w:val="en-US"/>
+        </w:rPr>
+        <w:t>"</w:t>
+      </w:r>
+      <w:proofErr w:type="spellStart"/>
+      <w:r>
+        <w:rPr>
+          <w:rFonts w:ascii="Courier New" w:hAnsi="Courier New" w:cs="Courier New"/>
+          <w:sz w:val="22"/>
+          <w:szCs w:val="22"/>
+          <w:lang w:val="en-US"/>
+        </w:rPr>
+        <w:t>Метод</w:t>
+      </w:r>
+      <w:proofErr w:type="spellEnd"/>
+      <w:r>
+        <w:rPr>
+          <w:rFonts w:ascii="Courier New" w:hAnsi="Courier New" w:cs="Courier New"/>
+          <w:sz w:val="22"/>
+          <w:szCs w:val="22"/>
+          <w:lang w:val="en-US"/>
+        </w:rPr>
+        <w:t xml:space="preserve"> </w:t>
+      </w:r>
+      <w:proofErr w:type="spellStart"/>
+      <w:r>
+        <w:rPr>
+          <w:rFonts w:ascii="Courier New" w:hAnsi="Courier New" w:cs="Courier New"/>
+          <w:sz w:val="22"/>
+          <w:szCs w:val="22"/>
+          <w:lang w:val="en-US"/>
+        </w:rPr>
+        <w:t>моментов</w:t>
+      </w:r>
+      <w:proofErr w:type="spellEnd"/>
+      <w:r>
+        <w:rPr>
+          <w:rFonts w:ascii="Courier New" w:hAnsi="Courier New" w:cs="Courier New"/>
+          <w:sz w:val="22"/>
+          <w:szCs w:val="22"/>
+          <w:lang w:val="en-US"/>
+        </w:rPr>
+        <w:t xml:space="preserve">:", </w:t>
+      </w:r>
+      <w:proofErr w:type="spellStart"/>
+      <w:r>
+        <w:rPr>
+          <w:rFonts w:ascii="Courier New" w:hAnsi="Courier New" w:cs="Courier New"/>
+          <w:sz w:val="22"/>
+          <w:szCs w:val="22"/>
+          <w:lang w:val="en-US"/>
+        </w:rPr>
+        <w:t>df_mom</w:t>
+      </w:r>
+      <w:proofErr w:type="spellEnd"/>
+      <w:r>
+        <w:rPr>
+          <w:rFonts w:ascii="Courier New" w:hAnsi="Courier New" w:cs="Courier New"/>
+          <w:sz w:val="22"/>
+          <w:szCs w:val="22"/>
+          <w:lang w:val="en-US"/>
+        </w:rPr>
+        <w:t xml:space="preserve">, </w:t>
+      </w:r>
+      <w:proofErr w:type="spellStart"/>
+      <w:r>
+        <w:rPr>
+          <w:rFonts w:ascii="Courier New" w:hAnsi="Courier New" w:cs="Courier New"/>
+          <w:sz w:val="22"/>
+          <w:szCs w:val="22"/>
+          <w:lang w:val="en-US"/>
+        </w:rPr>
+        <w:t>loc_mom</w:t>
+      </w:r>
+      <w:proofErr w:type="spellEnd"/>
+      <w:r>
+        <w:rPr>
+          <w:rFonts w:ascii="Courier New" w:hAnsi="Courier New" w:cs="Courier New"/>
+          <w:sz w:val="22"/>
+          <w:szCs w:val="22"/>
+          <w:lang w:val="en-US"/>
+        </w:rPr>
+        <w:t>)</w:t>
       </w:r>
     </w:p>
     <w:p>
@@ -28009,14 +31770,85 @@
           <w:lang w:val="en-US"/>
         </w:rPr>
       </w:pPr>
-      <w:r>
-        <w:rPr>
-          <w:rFonts w:ascii="Courier New" w:hAnsi="Courier New" w:cs="Courier New"/>
-          <w:sz w:val="22"/>
-          <w:szCs w:val="22"/>
-          <w:lang w:val="en-US"/>
-        </w:rPr>
-        <w:t>print("ММП:", df_mle, loc_mle, scale_mle)</w:t>
+      <w:proofErr w:type="gramStart"/>
+      <w:r>
+        <w:rPr>
+          <w:rFonts w:ascii="Courier New" w:hAnsi="Courier New" w:cs="Courier New"/>
+          <w:sz w:val="22"/>
+          <w:szCs w:val="22"/>
+          <w:lang w:val="en-US"/>
+        </w:rPr>
+        <w:t>print(</w:t>
+      </w:r>
+      <w:proofErr w:type="gramEnd"/>
+      <w:r>
+        <w:rPr>
+          <w:rFonts w:ascii="Courier New" w:hAnsi="Courier New" w:cs="Courier New"/>
+          <w:sz w:val="22"/>
+          <w:szCs w:val="22"/>
+          <w:lang w:val="en-US"/>
+        </w:rPr>
+        <w:t xml:space="preserve">"ММП:", </w:t>
+      </w:r>
+      <w:proofErr w:type="spellStart"/>
+      <w:r>
+        <w:rPr>
+          <w:rFonts w:ascii="Courier New" w:hAnsi="Courier New" w:cs="Courier New"/>
+          <w:sz w:val="22"/>
+          <w:szCs w:val="22"/>
+          <w:lang w:val="en-US"/>
+        </w:rPr>
+        <w:t>df_mle</w:t>
+      </w:r>
+      <w:proofErr w:type="spellEnd"/>
+      <w:r>
+        <w:rPr>
+          <w:rFonts w:ascii="Courier New" w:hAnsi="Courier New" w:cs="Courier New"/>
+          <w:sz w:val="22"/>
+          <w:szCs w:val="22"/>
+          <w:lang w:val="en-US"/>
+        </w:rPr>
+        <w:t xml:space="preserve">, </w:t>
+      </w:r>
+      <w:proofErr w:type="spellStart"/>
+      <w:r>
+        <w:rPr>
+          <w:rFonts w:ascii="Courier New" w:hAnsi="Courier New" w:cs="Courier New"/>
+          <w:sz w:val="22"/>
+          <w:szCs w:val="22"/>
+          <w:lang w:val="en-US"/>
+        </w:rPr>
+        <w:t>loc_mle</w:t>
+      </w:r>
+      <w:proofErr w:type="spellEnd"/>
+      <w:r>
+        <w:rPr>
+          <w:rFonts w:ascii="Courier New" w:hAnsi="Courier New" w:cs="Courier New"/>
+          <w:sz w:val="22"/>
+          <w:szCs w:val="22"/>
+          <w:lang w:val="en-US"/>
+        </w:rPr>
+        <w:t xml:space="preserve">, </w:t>
+      </w:r>
+      <w:proofErr w:type="spellStart"/>
+      <w:r>
+        <w:rPr>
+          <w:rFonts w:ascii="Courier New" w:hAnsi="Courier New" w:cs="Courier New"/>
+          <w:sz w:val="22"/>
+          <w:szCs w:val="22"/>
+          <w:lang w:val="en-US"/>
+        </w:rPr>
+        <w:t>scale_mle</w:t>
+      </w:r>
+      <w:proofErr w:type="spellEnd"/>
+      <w:r>
+        <w:rPr>
+          <w:rFonts w:ascii="Courier New" w:hAnsi="Courier New" w:cs="Courier New"/>
+          <w:sz w:val="22"/>
+          <w:szCs w:val="22"/>
+          <w:lang w:val="en-US"/>
+        </w:rPr>
+        <w:t>)</w:t>
       </w:r>
     </w:p>
     <w:p>
@@ -28116,14 +31948,45 @@
           <w:lang w:val="en-US"/>
         </w:rPr>
       </w:pPr>
-      <w:r>
-        <w:rPr>
-          <w:rFonts w:ascii="Courier New" w:hAnsi="Courier New" w:cs="Courier New"/>
-          <w:sz w:val="22"/>
-          <w:szCs w:val="22"/>
-          <w:lang w:val="en-US"/>
-        </w:rPr>
-        <w:t>X_rounded = [round(value, 4) for value in X]</w:t>
+      <w:proofErr w:type="spellStart"/>
+      <w:r>
+        <w:rPr>
+          <w:rFonts w:ascii="Courier New" w:hAnsi="Courier New" w:cs="Courier New"/>
+          <w:sz w:val="22"/>
+          <w:szCs w:val="22"/>
+          <w:lang w:val="en-US"/>
+        </w:rPr>
+        <w:t>X_rounded</w:t>
+      </w:r>
+      <w:proofErr w:type="spellEnd"/>
+      <w:r>
+        <w:rPr>
+          <w:rFonts w:ascii="Courier New" w:hAnsi="Courier New" w:cs="Courier New"/>
+          <w:sz w:val="22"/>
+          <w:szCs w:val="22"/>
+          <w:lang w:val="en-US"/>
+        </w:rPr>
+        <w:t xml:space="preserve"> = [</w:t>
+      </w:r>
+      <w:proofErr w:type="gramStart"/>
+      <w:r>
+        <w:rPr>
+          <w:rFonts w:ascii="Courier New" w:hAnsi="Courier New" w:cs="Courier New"/>
+          <w:sz w:val="22"/>
+          <w:szCs w:val="22"/>
+          <w:lang w:val="en-US"/>
+        </w:rPr>
+        <w:t>round(</w:t>
+      </w:r>
+      <w:proofErr w:type="gramEnd"/>
+      <w:r>
+        <w:rPr>
+          <w:rFonts w:ascii="Courier New" w:hAnsi="Courier New" w:cs="Courier New"/>
+          <w:sz w:val="22"/>
+          <w:szCs w:val="22"/>
+          <w:lang w:val="en-US"/>
+        </w:rPr>
+        <w:t>value, 4) for value in X]</w:t>
       </w:r>
     </w:p>
     <w:p>
@@ -28149,15 +32012,88 @@
           <w:lang w:val="en-US"/>
         </w:rPr>
       </w:pPr>
-      <w:r>
-        <w:rPr>
-          <w:rFonts w:ascii="Courier New" w:hAnsi="Courier New" w:cs="Courier New"/>
-          <w:sz w:val="22"/>
-          <w:szCs w:val="22"/>
-          <w:lang w:val="en-US"/>
-        </w:rPr>
-        <w:t>a_hat, loc_gamma, scale_gamma = stats.gamma.fit(</w:t>
-      </w:r>
+      <w:proofErr w:type="spellStart"/>
+      <w:r>
+        <w:rPr>
+          <w:rFonts w:ascii="Courier New" w:hAnsi="Courier New" w:cs="Courier New"/>
+          <w:sz w:val="22"/>
+          <w:szCs w:val="22"/>
+          <w:lang w:val="en-US"/>
+        </w:rPr>
+        <w:t>a_hat</w:t>
+      </w:r>
+      <w:proofErr w:type="spellEnd"/>
+      <w:r>
+        <w:rPr>
+          <w:rFonts w:ascii="Courier New" w:hAnsi="Courier New" w:cs="Courier New"/>
+          <w:sz w:val="22"/>
+          <w:szCs w:val="22"/>
+          <w:lang w:val="en-US"/>
+        </w:rPr>
+        <w:t xml:space="preserve">, </w:t>
+      </w:r>
+      <w:proofErr w:type="spellStart"/>
+      <w:r>
+        <w:rPr>
+          <w:rFonts w:ascii="Courier New" w:hAnsi="Courier New" w:cs="Courier New"/>
+          <w:sz w:val="22"/>
+          <w:szCs w:val="22"/>
+          <w:lang w:val="en-US"/>
+        </w:rPr>
+        <w:t>loc_gamma</w:t>
+      </w:r>
+      <w:proofErr w:type="spellEnd"/>
+      <w:r>
+        <w:rPr>
+          <w:rFonts w:ascii="Courier New" w:hAnsi="Courier New" w:cs="Courier New"/>
+          <w:sz w:val="22"/>
+          <w:szCs w:val="22"/>
+          <w:lang w:val="en-US"/>
+        </w:rPr>
+        <w:t xml:space="preserve">, </w:t>
+      </w:r>
+      <w:proofErr w:type="spellStart"/>
+      <w:r>
+        <w:rPr>
+          <w:rFonts w:ascii="Courier New" w:hAnsi="Courier New" w:cs="Courier New"/>
+          <w:sz w:val="22"/>
+          <w:szCs w:val="22"/>
+          <w:lang w:val="en-US"/>
+        </w:rPr>
+        <w:t>scale_gamma</w:t>
+      </w:r>
+      <w:proofErr w:type="spellEnd"/>
+      <w:r>
+        <w:rPr>
+          <w:rFonts w:ascii="Courier New" w:hAnsi="Courier New" w:cs="Courier New"/>
+          <w:sz w:val="22"/>
+          <w:szCs w:val="22"/>
+          <w:lang w:val="en-US"/>
+        </w:rPr>
+        <w:t xml:space="preserve"> = </w:t>
+      </w:r>
+      <w:proofErr w:type="spellStart"/>
+      <w:proofErr w:type="gramStart"/>
+      <w:r>
+        <w:rPr>
+          <w:rFonts w:ascii="Courier New" w:hAnsi="Courier New" w:cs="Courier New"/>
+          <w:sz w:val="22"/>
+          <w:szCs w:val="22"/>
+          <w:lang w:val="en-US"/>
+        </w:rPr>
+        <w:t>stats.gamma.fit</w:t>
+      </w:r>
+      <w:proofErr w:type="spellEnd"/>
+      <w:r>
+        <w:rPr>
+          <w:rFonts w:ascii="Courier New" w:hAnsi="Courier New" w:cs="Courier New"/>
+          <w:sz w:val="22"/>
+          <w:szCs w:val="22"/>
+          <w:lang w:val="en-US"/>
+        </w:rPr>
+        <w:t>(</w:t>
+      </w:r>
+      <w:proofErr w:type="gramEnd"/>
     </w:p>
     <w:p>
       <w:pPr>
@@ -28177,7 +32113,27 @@
           <w:szCs w:val="22"/>
           <w:lang w:val="en-US"/>
         </w:rPr>
-        <w:t xml:space="preserve">    X_rounded,</w:t>
+        <w:t xml:space="preserve">    </w:t>
+      </w:r>
+      <w:proofErr w:type="spellStart"/>
+      <w:r>
+        <w:rPr>
+          <w:rFonts w:ascii="Courier New" w:hAnsi="Courier New" w:cs="Courier New"/>
+          <w:sz w:val="22"/>
+          <w:szCs w:val="22"/>
+          <w:lang w:val="en-US"/>
+        </w:rPr>
+        <w:t>X_rounded</w:t>
+      </w:r>
+      <w:proofErr w:type="spellEnd"/>
+      <w:r>
+        <w:rPr>
+          <w:rFonts w:ascii="Courier New" w:hAnsi="Courier New" w:cs="Courier New"/>
+          <w:sz w:val="22"/>
+          <w:szCs w:val="22"/>
+          <w:lang w:val="en-US"/>
+        </w:rPr>
+        <w:t>,</w:t>
       </w:r>
     </w:p>
     <w:p>
@@ -28198,7 +32154,27 @@
           <w:szCs w:val="22"/>
           <w:lang w:val="en-US"/>
         </w:rPr>
-        <w:t xml:space="preserve">    fscale=1</w:t>
+        <w:t xml:space="preserve">    </w:t>
+      </w:r>
+      <w:proofErr w:type="spellStart"/>
+      <w:r>
+        <w:rPr>
+          <w:rFonts w:ascii="Courier New" w:hAnsi="Courier New" w:cs="Courier New"/>
+          <w:sz w:val="22"/>
+          <w:szCs w:val="22"/>
+          <w:lang w:val="en-US"/>
+        </w:rPr>
+        <w:t>fscale</w:t>
+      </w:r>
+      <w:proofErr w:type="spellEnd"/>
+      <w:r>
+        <w:rPr>
+          <w:rFonts w:ascii="Courier New" w:hAnsi="Courier New" w:cs="Courier New"/>
+          <w:sz w:val="22"/>
+          <w:szCs w:val="22"/>
+          <w:lang w:val="en-US"/>
+        </w:rPr>
+        <w:t>=1</w:t>
       </w:r>
     </w:p>
     <w:p>
@@ -28233,14 +32209,45 @@
           <w:lang w:val="en-US"/>
         </w:rPr>
       </w:pPr>
-      <w:r>
-        <w:rPr>
-          <w:rFonts w:ascii="Courier New" w:hAnsi="Courier New" w:cs="Courier New"/>
-          <w:sz w:val="22"/>
-          <w:szCs w:val="22"/>
-          <w:lang w:val="en-US"/>
-        </w:rPr>
-        <w:t>df_gamma = a_hat * 2</w:t>
+      <w:proofErr w:type="spellStart"/>
+      <w:r>
+        <w:rPr>
+          <w:rFonts w:ascii="Courier New" w:hAnsi="Courier New" w:cs="Courier New"/>
+          <w:sz w:val="22"/>
+          <w:szCs w:val="22"/>
+          <w:lang w:val="en-US"/>
+        </w:rPr>
+        <w:t>df_gamma</w:t>
+      </w:r>
+      <w:proofErr w:type="spellEnd"/>
+      <w:r>
+        <w:rPr>
+          <w:rFonts w:ascii="Courier New" w:hAnsi="Courier New" w:cs="Courier New"/>
+          <w:sz w:val="22"/>
+          <w:szCs w:val="22"/>
+          <w:lang w:val="en-US"/>
+        </w:rPr>
+        <w:t xml:space="preserve"> = </w:t>
+      </w:r>
+      <w:proofErr w:type="spellStart"/>
+      <w:r>
+        <w:rPr>
+          <w:rFonts w:ascii="Courier New" w:hAnsi="Courier New" w:cs="Courier New"/>
+          <w:sz w:val="22"/>
+          <w:szCs w:val="22"/>
+          <w:lang w:val="en-US"/>
+        </w:rPr>
+        <w:t>a_hat</w:t>
+      </w:r>
+      <w:proofErr w:type="spellEnd"/>
+      <w:r>
+        <w:rPr>
+          <w:rFonts w:ascii="Courier New" w:hAnsi="Courier New" w:cs="Courier New"/>
+          <w:sz w:val="22"/>
+          <w:szCs w:val="22"/>
+          <w:lang w:val="en-US"/>
+        </w:rPr>
+        <w:t xml:space="preserve"> * 2</w:t>
       </w:r>
     </w:p>
     <w:p>
@@ -28266,15 +32273,88 @@
           <w:lang w:val="en-US"/>
         </w:rPr>
       </w:pPr>
-      <w:r>
-        <w:rPr>
-          <w:rFonts w:ascii="Courier New" w:hAnsi="Courier New" w:cs="Courier New"/>
-          <w:sz w:val="22"/>
-          <w:szCs w:val="22"/>
-          <w:lang w:val="en-US"/>
-        </w:rPr>
-        <w:t>df_fit_gamma, loc_fit_gamma, scale_fit_gamma = stats.chi.fit(</w:t>
-      </w:r>
+      <w:proofErr w:type="spellStart"/>
+      <w:r>
+        <w:rPr>
+          <w:rFonts w:ascii="Courier New" w:hAnsi="Courier New" w:cs="Courier New"/>
+          <w:sz w:val="22"/>
+          <w:szCs w:val="22"/>
+          <w:lang w:val="en-US"/>
+        </w:rPr>
+        <w:t>df_fit_gamma</w:t>
+      </w:r>
+      <w:proofErr w:type="spellEnd"/>
+      <w:r>
+        <w:rPr>
+          <w:rFonts w:ascii="Courier New" w:hAnsi="Courier New" w:cs="Courier New"/>
+          <w:sz w:val="22"/>
+          <w:szCs w:val="22"/>
+          <w:lang w:val="en-US"/>
+        </w:rPr>
+        <w:t xml:space="preserve">, </w:t>
+      </w:r>
+      <w:proofErr w:type="spellStart"/>
+      <w:r>
+        <w:rPr>
+          <w:rFonts w:ascii="Courier New" w:hAnsi="Courier New" w:cs="Courier New"/>
+          <w:sz w:val="22"/>
+          <w:szCs w:val="22"/>
+          <w:lang w:val="en-US"/>
+        </w:rPr>
+        <w:t>loc_fit_gamma</w:t>
+      </w:r>
+      <w:proofErr w:type="spellEnd"/>
+      <w:r>
+        <w:rPr>
+          <w:rFonts w:ascii="Courier New" w:hAnsi="Courier New" w:cs="Courier New"/>
+          <w:sz w:val="22"/>
+          <w:szCs w:val="22"/>
+          <w:lang w:val="en-US"/>
+        </w:rPr>
+        <w:t xml:space="preserve">, </w:t>
+      </w:r>
+      <w:proofErr w:type="spellStart"/>
+      <w:r>
+        <w:rPr>
+          <w:rFonts w:ascii="Courier New" w:hAnsi="Courier New" w:cs="Courier New"/>
+          <w:sz w:val="22"/>
+          <w:szCs w:val="22"/>
+          <w:lang w:val="en-US"/>
+        </w:rPr>
+        <w:t>scale_fit_gamma</w:t>
+      </w:r>
+      <w:proofErr w:type="spellEnd"/>
+      <w:r>
+        <w:rPr>
+          <w:rFonts w:ascii="Courier New" w:hAnsi="Courier New" w:cs="Courier New"/>
+          <w:sz w:val="22"/>
+          <w:szCs w:val="22"/>
+          <w:lang w:val="en-US"/>
+        </w:rPr>
+        <w:t xml:space="preserve"> = </w:t>
+      </w:r>
+      <w:proofErr w:type="spellStart"/>
+      <w:proofErr w:type="gramStart"/>
+      <w:r>
+        <w:rPr>
+          <w:rFonts w:ascii="Courier New" w:hAnsi="Courier New" w:cs="Courier New"/>
+          <w:sz w:val="22"/>
+          <w:szCs w:val="22"/>
+          <w:lang w:val="en-US"/>
+        </w:rPr>
+        <w:t>stats.chi.fit</w:t>
+      </w:r>
+      <w:proofErr w:type="spellEnd"/>
+      <w:r>
+        <w:rPr>
+          <w:rFonts w:ascii="Courier New" w:hAnsi="Courier New" w:cs="Courier New"/>
+          <w:sz w:val="22"/>
+          <w:szCs w:val="22"/>
+          <w:lang w:val="en-US"/>
+        </w:rPr>
+        <w:t>(</w:t>
+      </w:r>
+      <w:proofErr w:type="gramEnd"/>
     </w:p>
     <w:p>
       <w:pPr>
@@ -28294,7 +32374,27 @@
           <w:szCs w:val="22"/>
           <w:lang w:val="en-US"/>
         </w:rPr>
-        <w:t xml:space="preserve">    X_rounded,</w:t>
+        <w:t xml:space="preserve">    </w:t>
+      </w:r>
+      <w:proofErr w:type="spellStart"/>
+      <w:r>
+        <w:rPr>
+          <w:rFonts w:ascii="Courier New" w:hAnsi="Courier New" w:cs="Courier New"/>
+          <w:sz w:val="22"/>
+          <w:szCs w:val="22"/>
+          <w:lang w:val="en-US"/>
+        </w:rPr>
+        <w:t>X_rounded</w:t>
+      </w:r>
+      <w:proofErr w:type="spellEnd"/>
+      <w:r>
+        <w:rPr>
+          <w:rFonts w:ascii="Courier New" w:hAnsi="Courier New" w:cs="Courier New"/>
+          <w:sz w:val="22"/>
+          <w:szCs w:val="22"/>
+          <w:lang w:val="en-US"/>
+        </w:rPr>
+        <w:t>,</w:t>
       </w:r>
     </w:p>
     <w:p>
@@ -28315,7 +32415,47 @@
           <w:szCs w:val="22"/>
           <w:lang w:val="en-US"/>
         </w:rPr>
-        <w:t xml:space="preserve">    fdf=df_gamma,</w:t>
+        <w:t xml:space="preserve">    </w:t>
+      </w:r>
+      <w:proofErr w:type="spellStart"/>
+      <w:r>
+        <w:rPr>
+          <w:rFonts w:ascii="Courier New" w:hAnsi="Courier New" w:cs="Courier New"/>
+          <w:sz w:val="22"/>
+          <w:szCs w:val="22"/>
+          <w:lang w:val="en-US"/>
+        </w:rPr>
+        <w:t>fdf</w:t>
+      </w:r>
+      <w:proofErr w:type="spellEnd"/>
+      <w:r>
+        <w:rPr>
+          <w:rFonts w:ascii="Courier New" w:hAnsi="Courier New" w:cs="Courier New"/>
+          <w:sz w:val="22"/>
+          <w:szCs w:val="22"/>
+          <w:lang w:val="en-US"/>
+        </w:rPr>
+        <w:t>=</w:t>
+      </w:r>
+      <w:proofErr w:type="spellStart"/>
+      <w:r>
+        <w:rPr>
+          <w:rFonts w:ascii="Courier New" w:hAnsi="Courier New" w:cs="Courier New"/>
+          <w:sz w:val="22"/>
+          <w:szCs w:val="22"/>
+          <w:lang w:val="en-US"/>
+        </w:rPr>
+        <w:t>df_gamma</w:t>
+      </w:r>
+      <w:proofErr w:type="spellEnd"/>
+      <w:r>
+        <w:rPr>
+          <w:rFonts w:ascii="Courier New" w:hAnsi="Courier New" w:cs="Courier New"/>
+          <w:sz w:val="22"/>
+          <w:szCs w:val="22"/>
+          <w:lang w:val="en-US"/>
+        </w:rPr>
+        <w:t>,</w:t>
       </w:r>
     </w:p>
     <w:p>
@@ -28336,7 +32476,27 @@
           <w:szCs w:val="22"/>
           <w:lang w:val="en-US"/>
         </w:rPr>
-        <w:t xml:space="preserve">    fscale=1</w:t>
+        <w:t xml:space="preserve">    </w:t>
+      </w:r>
+      <w:proofErr w:type="spellStart"/>
+      <w:r>
+        <w:rPr>
+          <w:rFonts w:ascii="Courier New" w:hAnsi="Courier New" w:cs="Courier New"/>
+          <w:sz w:val="22"/>
+          <w:szCs w:val="22"/>
+          <w:lang w:val="en-US"/>
+        </w:rPr>
+        <w:t>fscale</w:t>
+      </w:r>
+      <w:proofErr w:type="spellEnd"/>
+      <w:r>
+        <w:rPr>
+          <w:rFonts w:ascii="Courier New" w:hAnsi="Courier New" w:cs="Courier New"/>
+          <w:sz w:val="22"/>
+          <w:szCs w:val="22"/>
+          <w:lang w:val="en-US"/>
+        </w:rPr>
+        <w:t>=1</w:t>
       </w:r>
     </w:p>
     <w:p>
@@ -28383,14 +32543,67 @@
           <w:lang w:val="en-US"/>
         </w:rPr>
       </w:pPr>
-      <w:r>
-        <w:rPr>
-          <w:rFonts w:ascii="Courier New" w:hAnsi="Courier New" w:cs="Courier New"/>
-          <w:sz w:val="22"/>
-          <w:szCs w:val="22"/>
-          <w:lang w:val="en-US"/>
-        </w:rPr>
-        <w:t>D_gamma, p_gamma = stats.kstest(</w:t>
+      <w:proofErr w:type="spellStart"/>
+      <w:r>
+        <w:rPr>
+          <w:rFonts w:ascii="Courier New" w:hAnsi="Courier New" w:cs="Courier New"/>
+          <w:sz w:val="22"/>
+          <w:szCs w:val="22"/>
+          <w:lang w:val="en-US"/>
+        </w:rPr>
+        <w:t>D_gamma</w:t>
+      </w:r>
+      <w:proofErr w:type="spellEnd"/>
+      <w:r>
+        <w:rPr>
+          <w:rFonts w:ascii="Courier New" w:hAnsi="Courier New" w:cs="Courier New"/>
+          <w:sz w:val="22"/>
+          <w:szCs w:val="22"/>
+          <w:lang w:val="en-US"/>
+        </w:rPr>
+        <w:t xml:space="preserve">, </w:t>
+      </w:r>
+      <w:proofErr w:type="spellStart"/>
+      <w:r>
+        <w:rPr>
+          <w:rFonts w:ascii="Courier New" w:hAnsi="Courier New" w:cs="Courier New"/>
+          <w:sz w:val="22"/>
+          <w:szCs w:val="22"/>
+          <w:lang w:val="en-US"/>
+        </w:rPr>
+        <w:t>p_gamma</w:t>
+      </w:r>
+      <w:proofErr w:type="spellEnd"/>
+      <w:r>
+        <w:rPr>
+          <w:rFonts w:ascii="Courier New" w:hAnsi="Courier New" w:cs="Courier New"/>
+          <w:sz w:val="22"/>
+          <w:szCs w:val="22"/>
+          <w:lang w:val="en-US"/>
+        </w:rPr>
+        <w:t xml:space="preserve"> = </w:t>
+      </w:r>
+      <w:proofErr w:type="spellStart"/>
+      <w:proofErr w:type="gramStart"/>
+      <w:r>
+        <w:rPr>
+          <w:rFonts w:ascii="Courier New" w:hAnsi="Courier New" w:cs="Courier New"/>
+          <w:sz w:val="22"/>
+          <w:szCs w:val="22"/>
+          <w:lang w:val="en-US"/>
+        </w:rPr>
+        <w:t>stats.kstest</w:t>
+      </w:r>
+      <w:proofErr w:type="spellEnd"/>
+      <w:proofErr w:type="gramEnd"/>
+      <w:r>
+        <w:rPr>
+          <w:rFonts w:ascii="Courier New" w:hAnsi="Courier New" w:cs="Courier New"/>
+          <w:sz w:val="22"/>
+          <w:szCs w:val="22"/>
+          <w:lang w:val="en-US"/>
+        </w:rPr>
+        <w:t>(</w:t>
       </w:r>
     </w:p>
     <w:p>
@@ -28411,7 +32624,27 @@
           <w:szCs w:val="22"/>
           <w:lang w:val="en-US"/>
         </w:rPr>
-        <w:t xml:space="preserve">    X_rounded,</w:t>
+        <w:t xml:space="preserve">    </w:t>
+      </w:r>
+      <w:proofErr w:type="spellStart"/>
+      <w:r>
+        <w:rPr>
+          <w:rFonts w:ascii="Courier New" w:hAnsi="Courier New" w:cs="Courier New"/>
+          <w:sz w:val="22"/>
+          <w:szCs w:val="22"/>
+          <w:lang w:val="en-US"/>
+        </w:rPr>
+        <w:t>X_rounded</w:t>
+      </w:r>
+      <w:proofErr w:type="spellEnd"/>
+      <w:r>
+        <w:rPr>
+          <w:rFonts w:ascii="Courier New" w:hAnsi="Courier New" w:cs="Courier New"/>
+          <w:sz w:val="22"/>
+          <w:szCs w:val="22"/>
+          <w:lang w:val="en-US"/>
+        </w:rPr>
+        <w:t>,</w:t>
       </w:r>
     </w:p>
     <w:p>
@@ -28432,7 +32665,87 @@
           <w:szCs w:val="22"/>
           <w:lang w:val="en-US"/>
         </w:rPr>
-        <w:t xml:space="preserve">    lambda t: chi_shift_cdf(t, df_fit_gamma, loc_fit_gamma)</w:t>
+        <w:t xml:space="preserve">    lambda t: </w:t>
+      </w:r>
+      <w:proofErr w:type="spellStart"/>
+      <w:r>
+        <w:rPr>
+          <w:rFonts w:ascii="Courier New" w:hAnsi="Courier New" w:cs="Courier New"/>
+          <w:sz w:val="22"/>
+          <w:szCs w:val="22"/>
+          <w:lang w:val="en-US"/>
+        </w:rPr>
+        <w:t>chi_shift_</w:t>
+      </w:r>
+      <w:proofErr w:type="gramStart"/>
+      <w:r>
+        <w:rPr>
+          <w:rFonts w:ascii="Courier New" w:hAnsi="Courier New" w:cs="Courier New"/>
+          <w:sz w:val="22"/>
+          <w:szCs w:val="22"/>
+          <w:lang w:val="en-US"/>
+        </w:rPr>
+        <w:t>cdf</w:t>
+      </w:r>
+      <w:proofErr w:type="spellEnd"/>
+      <w:r>
+        <w:rPr>
+          <w:rFonts w:ascii="Courier New" w:hAnsi="Courier New" w:cs="Courier New"/>
+          <w:sz w:val="22"/>
+          <w:szCs w:val="22"/>
+          <w:lang w:val="en-US"/>
+        </w:rPr>
+        <w:t>(</w:t>
+      </w:r>
+      <w:proofErr w:type="gramEnd"/>
+      <w:r>
+        <w:rPr>
+          <w:rFonts w:ascii="Courier New" w:hAnsi="Courier New" w:cs="Courier New"/>
+          <w:sz w:val="22"/>
+          <w:szCs w:val="22"/>
+          <w:lang w:val="en-US"/>
+        </w:rPr>
+        <w:t xml:space="preserve">t, </w:t>
+      </w:r>
+      <w:proofErr w:type="spellStart"/>
+      <w:r>
+        <w:rPr>
+          <w:rFonts w:ascii="Courier New" w:hAnsi="Courier New" w:cs="Courier New"/>
+          <w:sz w:val="22"/>
+          <w:szCs w:val="22"/>
+          <w:lang w:val="en-US"/>
+        </w:rPr>
+        <w:t>df_fit_gamma</w:t>
+      </w:r>
+      <w:proofErr w:type="spellEnd"/>
+      <w:r>
+        <w:rPr>
+          <w:rFonts w:ascii="Courier New" w:hAnsi="Courier New" w:cs="Courier New"/>
+          <w:sz w:val="22"/>
+          <w:szCs w:val="22"/>
+          <w:lang w:val="en-US"/>
+        </w:rPr>
+        <w:t xml:space="preserve">, </w:t>
+      </w:r>
+      <w:proofErr w:type="spellStart"/>
+      <w:r>
+        <w:rPr>
+          <w:rFonts w:ascii="Courier New" w:hAnsi="Courier New" w:cs="Courier New"/>
+          <w:sz w:val="22"/>
+          <w:szCs w:val="22"/>
+          <w:lang w:val="en-US"/>
+        </w:rPr>
+        <w:t>loc_fit_gamma</w:t>
+      </w:r>
+      <w:proofErr w:type="spellEnd"/>
+      <w:r>
+        <w:rPr>
+          <w:rFonts w:ascii="Courier New" w:hAnsi="Courier New" w:cs="Courier New"/>
+          <w:sz w:val="22"/>
+          <w:szCs w:val="22"/>
+          <w:lang w:val="en-US"/>
+        </w:rPr>
+        <w:t>)</w:t>
       </w:r>
     </w:p>
     <w:p>
@@ -28475,6 +32788,7 @@
           <w:szCs w:val="22"/>
         </w:rPr>
       </w:pPr>
+      <w:proofErr w:type="gramStart"/>
       <w:r>
         <w:rPr>
           <w:rFonts w:ascii="Courier New" w:hAnsi="Courier New" w:cs="Courier New"/>
@@ -28490,7 +32804,16 @@
           <w:sz w:val="22"/>
           <w:szCs w:val="22"/>
         </w:rPr>
-        <w:t xml:space="preserve">("Проверка через </w:t>
+        <w:t>(</w:t>
+      </w:r>
+      <w:proofErr w:type="gramEnd"/>
+      <w:r>
+        <w:rPr>
+          <w:rFonts w:ascii="Courier New" w:hAnsi="Courier New" w:cs="Courier New"/>
+          <w:sz w:val="22"/>
+          <w:szCs w:val="22"/>
+        </w:rPr>
+        <w:t xml:space="preserve">"Проверка через </w:t>
       </w:r>
       <w:r>
         <w:rPr>
@@ -28538,6 +32861,7 @@
           <w:lang w:val="en-US"/>
         </w:rPr>
       </w:pPr>
+      <w:proofErr w:type="gramStart"/>
       <w:r>
         <w:rPr>
           <w:rFonts w:ascii="Courier New" w:hAnsi="Courier New" w:cs="Courier New"/>
@@ -28546,7 +32870,57 @@
           <w:lang w:val="en-US"/>
         </w:rPr>
         <w:lastRenderedPageBreak/>
-        <w:t>print("a_hat =", a_hat)</w:t>
+        <w:t>print(</w:t>
+      </w:r>
+      <w:proofErr w:type="gramEnd"/>
+      <w:r>
+        <w:rPr>
+          <w:rFonts w:ascii="Courier New" w:hAnsi="Courier New" w:cs="Courier New"/>
+          <w:sz w:val="22"/>
+          <w:szCs w:val="22"/>
+          <w:lang w:val="en-US"/>
+        </w:rPr>
+        <w:t>"</w:t>
+      </w:r>
+      <w:proofErr w:type="spellStart"/>
+      <w:r>
+        <w:rPr>
+          <w:rFonts w:ascii="Courier New" w:hAnsi="Courier New" w:cs="Courier New"/>
+          <w:sz w:val="22"/>
+          <w:szCs w:val="22"/>
+          <w:lang w:val="en-US"/>
+        </w:rPr>
+        <w:t>a_hat</w:t>
+      </w:r>
+      <w:proofErr w:type="spellEnd"/>
+      <w:r>
+        <w:rPr>
+          <w:rFonts w:ascii="Courier New" w:hAnsi="Courier New" w:cs="Courier New"/>
+          <w:sz w:val="22"/>
+          <w:szCs w:val="22"/>
+          <w:lang w:val="en-US"/>
+        </w:rPr>
+        <w:t xml:space="preserve"> =", </w:t>
+      </w:r>
+      <w:proofErr w:type="spellStart"/>
+      <w:r>
+        <w:rPr>
+          <w:rFonts w:ascii="Courier New" w:hAnsi="Courier New" w:cs="Courier New"/>
+          <w:sz w:val="22"/>
+          <w:szCs w:val="22"/>
+          <w:lang w:val="en-US"/>
+        </w:rPr>
+        <w:t>a_hat</w:t>
+      </w:r>
+      <w:proofErr w:type="spellEnd"/>
+      <w:r>
+        <w:rPr>
+          <w:rFonts w:ascii="Courier New" w:hAnsi="Courier New" w:cs="Courier New"/>
+          <w:sz w:val="22"/>
+          <w:szCs w:val="22"/>
+          <w:lang w:val="en-US"/>
+        </w:rPr>
+        <w:t>)</w:t>
       </w:r>
     </w:p>
     <w:p>
@@ -28560,14 +32934,65 @@
           <w:lang w:val="en-US"/>
         </w:rPr>
       </w:pPr>
-      <w:r>
-        <w:rPr>
-          <w:rFonts w:ascii="Courier New" w:hAnsi="Courier New" w:cs="Courier New"/>
-          <w:sz w:val="22"/>
-          <w:szCs w:val="22"/>
-          <w:lang w:val="en-US"/>
-        </w:rPr>
-        <w:t>print("loc_gamma =", loc_gamma)</w:t>
+      <w:proofErr w:type="gramStart"/>
+      <w:r>
+        <w:rPr>
+          <w:rFonts w:ascii="Courier New" w:hAnsi="Courier New" w:cs="Courier New"/>
+          <w:sz w:val="22"/>
+          <w:szCs w:val="22"/>
+          <w:lang w:val="en-US"/>
+        </w:rPr>
+        <w:t>print(</w:t>
+      </w:r>
+      <w:proofErr w:type="gramEnd"/>
+      <w:r>
+        <w:rPr>
+          <w:rFonts w:ascii="Courier New" w:hAnsi="Courier New" w:cs="Courier New"/>
+          <w:sz w:val="22"/>
+          <w:szCs w:val="22"/>
+          <w:lang w:val="en-US"/>
+        </w:rPr>
+        <w:t>"</w:t>
+      </w:r>
+      <w:proofErr w:type="spellStart"/>
+      <w:r>
+        <w:rPr>
+          <w:rFonts w:ascii="Courier New" w:hAnsi="Courier New" w:cs="Courier New"/>
+          <w:sz w:val="22"/>
+          <w:szCs w:val="22"/>
+          <w:lang w:val="en-US"/>
+        </w:rPr>
+        <w:t>loc_gamma</w:t>
+      </w:r>
+      <w:proofErr w:type="spellEnd"/>
+      <w:r>
+        <w:rPr>
+          <w:rFonts w:ascii="Courier New" w:hAnsi="Courier New" w:cs="Courier New"/>
+          <w:sz w:val="22"/>
+          <w:szCs w:val="22"/>
+          <w:lang w:val="en-US"/>
+        </w:rPr>
+        <w:t xml:space="preserve"> =", </w:t>
+      </w:r>
+      <w:proofErr w:type="spellStart"/>
+      <w:r>
+        <w:rPr>
+          <w:rFonts w:ascii="Courier New" w:hAnsi="Courier New" w:cs="Courier New"/>
+          <w:sz w:val="22"/>
+          <w:szCs w:val="22"/>
+          <w:lang w:val="en-US"/>
+        </w:rPr>
+        <w:t>loc_gamma</w:t>
+      </w:r>
+      <w:proofErr w:type="spellEnd"/>
+      <w:r>
+        <w:rPr>
+          <w:rFonts w:ascii="Courier New" w:hAnsi="Courier New" w:cs="Courier New"/>
+          <w:sz w:val="22"/>
+          <w:szCs w:val="22"/>
+          <w:lang w:val="en-US"/>
+        </w:rPr>
+        <w:t>)</w:t>
       </w:r>
     </w:p>
     <w:p>
@@ -28581,14 +33006,65 @@
           <w:lang w:val="en-US"/>
         </w:rPr>
       </w:pPr>
-      <w:r>
-        <w:rPr>
-          <w:rFonts w:ascii="Courier New" w:hAnsi="Courier New" w:cs="Courier New"/>
-          <w:sz w:val="22"/>
-          <w:szCs w:val="22"/>
-          <w:lang w:val="en-US"/>
-        </w:rPr>
-        <w:t>print("scale_gamma =", scale_gamma)</w:t>
+      <w:proofErr w:type="gramStart"/>
+      <w:r>
+        <w:rPr>
+          <w:rFonts w:ascii="Courier New" w:hAnsi="Courier New" w:cs="Courier New"/>
+          <w:sz w:val="22"/>
+          <w:szCs w:val="22"/>
+          <w:lang w:val="en-US"/>
+        </w:rPr>
+        <w:t>print(</w:t>
+      </w:r>
+      <w:proofErr w:type="gramEnd"/>
+      <w:r>
+        <w:rPr>
+          <w:rFonts w:ascii="Courier New" w:hAnsi="Courier New" w:cs="Courier New"/>
+          <w:sz w:val="22"/>
+          <w:szCs w:val="22"/>
+          <w:lang w:val="en-US"/>
+        </w:rPr>
+        <w:t>"</w:t>
+      </w:r>
+      <w:proofErr w:type="spellStart"/>
+      <w:r>
+        <w:rPr>
+          <w:rFonts w:ascii="Courier New" w:hAnsi="Courier New" w:cs="Courier New"/>
+          <w:sz w:val="22"/>
+          <w:szCs w:val="22"/>
+          <w:lang w:val="en-US"/>
+        </w:rPr>
+        <w:t>scale_gamma</w:t>
+      </w:r>
+      <w:proofErr w:type="spellEnd"/>
+      <w:r>
+        <w:rPr>
+          <w:rFonts w:ascii="Courier New" w:hAnsi="Courier New" w:cs="Courier New"/>
+          <w:sz w:val="22"/>
+          <w:szCs w:val="22"/>
+          <w:lang w:val="en-US"/>
+        </w:rPr>
+        <w:t xml:space="preserve"> =", </w:t>
+      </w:r>
+      <w:proofErr w:type="spellStart"/>
+      <w:r>
+        <w:rPr>
+          <w:rFonts w:ascii="Courier New" w:hAnsi="Courier New" w:cs="Courier New"/>
+          <w:sz w:val="22"/>
+          <w:szCs w:val="22"/>
+          <w:lang w:val="en-US"/>
+        </w:rPr>
+        <w:t>scale_gamma</w:t>
+      </w:r>
+      <w:proofErr w:type="spellEnd"/>
+      <w:r>
+        <w:rPr>
+          <w:rFonts w:ascii="Courier New" w:hAnsi="Courier New" w:cs="Courier New"/>
+          <w:sz w:val="22"/>
+          <w:szCs w:val="22"/>
+          <w:lang w:val="en-US"/>
+        </w:rPr>
+        <w:t>)</w:t>
       </w:r>
     </w:p>
     <w:p>
@@ -28602,14 +33078,65 @@
           <w:lang w:val="en-US"/>
         </w:rPr>
       </w:pPr>
-      <w:r>
-        <w:rPr>
-          <w:rFonts w:ascii="Courier New" w:hAnsi="Courier New" w:cs="Courier New"/>
-          <w:sz w:val="22"/>
-          <w:szCs w:val="22"/>
-          <w:lang w:val="en-US"/>
-        </w:rPr>
-        <w:t>print("df_gamma =", df_gamma)</w:t>
+      <w:proofErr w:type="gramStart"/>
+      <w:r>
+        <w:rPr>
+          <w:rFonts w:ascii="Courier New" w:hAnsi="Courier New" w:cs="Courier New"/>
+          <w:sz w:val="22"/>
+          <w:szCs w:val="22"/>
+          <w:lang w:val="en-US"/>
+        </w:rPr>
+        <w:t>print(</w:t>
+      </w:r>
+      <w:proofErr w:type="gramEnd"/>
+      <w:r>
+        <w:rPr>
+          <w:rFonts w:ascii="Courier New" w:hAnsi="Courier New" w:cs="Courier New"/>
+          <w:sz w:val="22"/>
+          <w:szCs w:val="22"/>
+          <w:lang w:val="en-US"/>
+        </w:rPr>
+        <w:t>"</w:t>
+      </w:r>
+      <w:proofErr w:type="spellStart"/>
+      <w:r>
+        <w:rPr>
+          <w:rFonts w:ascii="Courier New" w:hAnsi="Courier New" w:cs="Courier New"/>
+          <w:sz w:val="22"/>
+          <w:szCs w:val="22"/>
+          <w:lang w:val="en-US"/>
+        </w:rPr>
+        <w:t>df_gamma</w:t>
+      </w:r>
+      <w:proofErr w:type="spellEnd"/>
+      <w:r>
+        <w:rPr>
+          <w:rFonts w:ascii="Courier New" w:hAnsi="Courier New" w:cs="Courier New"/>
+          <w:sz w:val="22"/>
+          <w:szCs w:val="22"/>
+          <w:lang w:val="en-US"/>
+        </w:rPr>
+        <w:t xml:space="preserve"> =", </w:t>
+      </w:r>
+      <w:proofErr w:type="spellStart"/>
+      <w:r>
+        <w:rPr>
+          <w:rFonts w:ascii="Courier New" w:hAnsi="Courier New" w:cs="Courier New"/>
+          <w:sz w:val="22"/>
+          <w:szCs w:val="22"/>
+          <w:lang w:val="en-US"/>
+        </w:rPr>
+        <w:t>df_gamma</w:t>
+      </w:r>
+      <w:proofErr w:type="spellEnd"/>
+      <w:r>
+        <w:rPr>
+          <w:rFonts w:ascii="Courier New" w:hAnsi="Courier New" w:cs="Courier New"/>
+          <w:sz w:val="22"/>
+          <w:szCs w:val="22"/>
+          <w:lang w:val="en-US"/>
+        </w:rPr>
+        <w:t>)</w:t>
       </w:r>
     </w:p>
     <w:p>
@@ -28623,14 +33150,65 @@
           <w:lang w:val="en-US"/>
         </w:rPr>
       </w:pPr>
-      <w:r>
-        <w:rPr>
-          <w:rFonts w:ascii="Courier New" w:hAnsi="Courier New" w:cs="Courier New"/>
-          <w:sz w:val="22"/>
-          <w:szCs w:val="22"/>
-          <w:lang w:val="en-US"/>
-        </w:rPr>
-        <w:t>print("df_fit_gamma =", df_fit_gamma)</w:t>
+      <w:proofErr w:type="gramStart"/>
+      <w:r>
+        <w:rPr>
+          <w:rFonts w:ascii="Courier New" w:hAnsi="Courier New" w:cs="Courier New"/>
+          <w:sz w:val="22"/>
+          <w:szCs w:val="22"/>
+          <w:lang w:val="en-US"/>
+        </w:rPr>
+        <w:t>print(</w:t>
+      </w:r>
+      <w:proofErr w:type="gramEnd"/>
+      <w:r>
+        <w:rPr>
+          <w:rFonts w:ascii="Courier New" w:hAnsi="Courier New" w:cs="Courier New"/>
+          <w:sz w:val="22"/>
+          <w:szCs w:val="22"/>
+          <w:lang w:val="en-US"/>
+        </w:rPr>
+        <w:t>"</w:t>
+      </w:r>
+      <w:proofErr w:type="spellStart"/>
+      <w:r>
+        <w:rPr>
+          <w:rFonts w:ascii="Courier New" w:hAnsi="Courier New" w:cs="Courier New"/>
+          <w:sz w:val="22"/>
+          <w:szCs w:val="22"/>
+          <w:lang w:val="en-US"/>
+        </w:rPr>
+        <w:t>df_fit_gamma</w:t>
+      </w:r>
+      <w:proofErr w:type="spellEnd"/>
+      <w:r>
+        <w:rPr>
+          <w:rFonts w:ascii="Courier New" w:hAnsi="Courier New" w:cs="Courier New"/>
+          <w:sz w:val="22"/>
+          <w:szCs w:val="22"/>
+          <w:lang w:val="en-US"/>
+        </w:rPr>
+        <w:t xml:space="preserve"> =", </w:t>
+      </w:r>
+      <w:proofErr w:type="spellStart"/>
+      <w:r>
+        <w:rPr>
+          <w:rFonts w:ascii="Courier New" w:hAnsi="Courier New" w:cs="Courier New"/>
+          <w:sz w:val="22"/>
+          <w:szCs w:val="22"/>
+          <w:lang w:val="en-US"/>
+        </w:rPr>
+        <w:t>df_fit_gamma</w:t>
+      </w:r>
+      <w:proofErr w:type="spellEnd"/>
+      <w:r>
+        <w:rPr>
+          <w:rFonts w:ascii="Courier New" w:hAnsi="Courier New" w:cs="Courier New"/>
+          <w:sz w:val="22"/>
+          <w:szCs w:val="22"/>
+          <w:lang w:val="en-US"/>
+        </w:rPr>
+        <w:t>)</w:t>
       </w:r>
     </w:p>
     <w:p>
@@ -28644,14 +33222,65 @@
           <w:lang w:val="en-US"/>
         </w:rPr>
       </w:pPr>
-      <w:r>
-        <w:rPr>
-          <w:rFonts w:ascii="Courier New" w:hAnsi="Courier New" w:cs="Courier New"/>
-          <w:sz w:val="22"/>
-          <w:szCs w:val="22"/>
-          <w:lang w:val="en-US"/>
-        </w:rPr>
-        <w:t>print("loc_fit_gamma =", loc_fit_gamma)</w:t>
+      <w:proofErr w:type="gramStart"/>
+      <w:r>
+        <w:rPr>
+          <w:rFonts w:ascii="Courier New" w:hAnsi="Courier New" w:cs="Courier New"/>
+          <w:sz w:val="22"/>
+          <w:szCs w:val="22"/>
+          <w:lang w:val="en-US"/>
+        </w:rPr>
+        <w:t>print(</w:t>
+      </w:r>
+      <w:proofErr w:type="gramEnd"/>
+      <w:r>
+        <w:rPr>
+          <w:rFonts w:ascii="Courier New" w:hAnsi="Courier New" w:cs="Courier New"/>
+          <w:sz w:val="22"/>
+          <w:szCs w:val="22"/>
+          <w:lang w:val="en-US"/>
+        </w:rPr>
+        <w:t>"</w:t>
+      </w:r>
+      <w:proofErr w:type="spellStart"/>
+      <w:r>
+        <w:rPr>
+          <w:rFonts w:ascii="Courier New" w:hAnsi="Courier New" w:cs="Courier New"/>
+          <w:sz w:val="22"/>
+          <w:szCs w:val="22"/>
+          <w:lang w:val="en-US"/>
+        </w:rPr>
+        <w:t>loc_fit_gamma</w:t>
+      </w:r>
+      <w:proofErr w:type="spellEnd"/>
+      <w:r>
+        <w:rPr>
+          <w:rFonts w:ascii="Courier New" w:hAnsi="Courier New" w:cs="Courier New"/>
+          <w:sz w:val="22"/>
+          <w:szCs w:val="22"/>
+          <w:lang w:val="en-US"/>
+        </w:rPr>
+        <w:t xml:space="preserve"> =", </w:t>
+      </w:r>
+      <w:proofErr w:type="spellStart"/>
+      <w:r>
+        <w:rPr>
+          <w:rFonts w:ascii="Courier New" w:hAnsi="Courier New" w:cs="Courier New"/>
+          <w:sz w:val="22"/>
+          <w:szCs w:val="22"/>
+          <w:lang w:val="en-US"/>
+        </w:rPr>
+        <w:t>loc_fit_gamma</w:t>
+      </w:r>
+      <w:proofErr w:type="spellEnd"/>
+      <w:r>
+        <w:rPr>
+          <w:rFonts w:ascii="Courier New" w:hAnsi="Courier New" w:cs="Courier New"/>
+          <w:sz w:val="22"/>
+          <w:szCs w:val="22"/>
+          <w:lang w:val="en-US"/>
+        </w:rPr>
+        <w:t>)</w:t>
       </w:r>
     </w:p>
     <w:p>
@@ -28665,14 +33294,65 @@
           <w:lang w:val="en-US"/>
         </w:rPr>
       </w:pPr>
-      <w:r>
-        <w:rPr>
-          <w:rFonts w:ascii="Courier New" w:hAnsi="Courier New" w:cs="Courier New"/>
-          <w:sz w:val="22"/>
-          <w:szCs w:val="22"/>
-          <w:lang w:val="en-US"/>
-        </w:rPr>
-        <w:t>print("D_gamma =", D_gamma)</w:t>
+      <w:proofErr w:type="gramStart"/>
+      <w:r>
+        <w:rPr>
+          <w:rFonts w:ascii="Courier New" w:hAnsi="Courier New" w:cs="Courier New"/>
+          <w:sz w:val="22"/>
+          <w:szCs w:val="22"/>
+          <w:lang w:val="en-US"/>
+        </w:rPr>
+        <w:t>print(</w:t>
+      </w:r>
+      <w:proofErr w:type="gramEnd"/>
+      <w:r>
+        <w:rPr>
+          <w:rFonts w:ascii="Courier New" w:hAnsi="Courier New" w:cs="Courier New"/>
+          <w:sz w:val="22"/>
+          <w:szCs w:val="22"/>
+          <w:lang w:val="en-US"/>
+        </w:rPr>
+        <w:t>"</w:t>
+      </w:r>
+      <w:proofErr w:type="spellStart"/>
+      <w:r>
+        <w:rPr>
+          <w:rFonts w:ascii="Courier New" w:hAnsi="Courier New" w:cs="Courier New"/>
+          <w:sz w:val="22"/>
+          <w:szCs w:val="22"/>
+          <w:lang w:val="en-US"/>
+        </w:rPr>
+        <w:t>D_gamma</w:t>
+      </w:r>
+      <w:proofErr w:type="spellEnd"/>
+      <w:r>
+        <w:rPr>
+          <w:rFonts w:ascii="Courier New" w:hAnsi="Courier New" w:cs="Courier New"/>
+          <w:sz w:val="22"/>
+          <w:szCs w:val="22"/>
+          <w:lang w:val="en-US"/>
+        </w:rPr>
+        <w:t xml:space="preserve"> =", </w:t>
+      </w:r>
+      <w:proofErr w:type="spellStart"/>
+      <w:r>
+        <w:rPr>
+          <w:rFonts w:ascii="Courier New" w:hAnsi="Courier New" w:cs="Courier New"/>
+          <w:sz w:val="22"/>
+          <w:szCs w:val="22"/>
+          <w:lang w:val="en-US"/>
+        </w:rPr>
+        <w:t>D_gamma</w:t>
+      </w:r>
+      <w:proofErr w:type="spellEnd"/>
+      <w:r>
+        <w:rPr>
+          <w:rFonts w:ascii="Courier New" w:hAnsi="Courier New" w:cs="Courier New"/>
+          <w:sz w:val="22"/>
+          <w:szCs w:val="22"/>
+          <w:lang w:val="en-US"/>
+        </w:rPr>
+        <w:t>)</w:t>
       </w:r>
     </w:p>
     <w:p>
@@ -28686,14 +33366,65 @@
           <w:lang w:val="en-US"/>
         </w:rPr>
       </w:pPr>
-      <w:r>
-        <w:rPr>
-          <w:rFonts w:ascii="Courier New" w:hAnsi="Courier New" w:cs="Courier New"/>
-          <w:sz w:val="22"/>
-          <w:szCs w:val="22"/>
-          <w:lang w:val="en-US"/>
-        </w:rPr>
-        <w:t>print("p_gamma =", p_gamma)</w:t>
+      <w:proofErr w:type="gramStart"/>
+      <w:r>
+        <w:rPr>
+          <w:rFonts w:ascii="Courier New" w:hAnsi="Courier New" w:cs="Courier New"/>
+          <w:sz w:val="22"/>
+          <w:szCs w:val="22"/>
+          <w:lang w:val="en-US"/>
+        </w:rPr>
+        <w:t>print(</w:t>
+      </w:r>
+      <w:proofErr w:type="gramEnd"/>
+      <w:r>
+        <w:rPr>
+          <w:rFonts w:ascii="Courier New" w:hAnsi="Courier New" w:cs="Courier New"/>
+          <w:sz w:val="22"/>
+          <w:szCs w:val="22"/>
+          <w:lang w:val="en-US"/>
+        </w:rPr>
+        <w:t>"</w:t>
+      </w:r>
+      <w:proofErr w:type="spellStart"/>
+      <w:r>
+        <w:rPr>
+          <w:rFonts w:ascii="Courier New" w:hAnsi="Courier New" w:cs="Courier New"/>
+          <w:sz w:val="22"/>
+          <w:szCs w:val="22"/>
+          <w:lang w:val="en-US"/>
+        </w:rPr>
+        <w:t>p_gamma</w:t>
+      </w:r>
+      <w:proofErr w:type="spellEnd"/>
+      <w:r>
+        <w:rPr>
+          <w:rFonts w:ascii="Courier New" w:hAnsi="Courier New" w:cs="Courier New"/>
+          <w:sz w:val="22"/>
+          <w:szCs w:val="22"/>
+          <w:lang w:val="en-US"/>
+        </w:rPr>
+        <w:t xml:space="preserve"> =", </w:t>
+      </w:r>
+      <w:proofErr w:type="spellStart"/>
+      <w:r>
+        <w:rPr>
+          <w:rFonts w:ascii="Courier New" w:hAnsi="Courier New" w:cs="Courier New"/>
+          <w:sz w:val="22"/>
+          <w:szCs w:val="22"/>
+          <w:lang w:val="en-US"/>
+        </w:rPr>
+        <w:t>p_gamma</w:t>
+      </w:r>
+      <w:proofErr w:type="spellEnd"/>
+      <w:r>
+        <w:rPr>
+          <w:rFonts w:ascii="Courier New" w:hAnsi="Courier New" w:cs="Courier New"/>
+          <w:sz w:val="22"/>
+          <w:szCs w:val="22"/>
+          <w:lang w:val="en-US"/>
+        </w:rPr>
+        <w:t>)</w:t>
       </w:r>
     </w:p>
     <w:p>
@@ -28793,14 +33524,25 @@
         </w:rPr>
         <w:br/>
       </w:r>
-      <w:r>
-        <w:rPr>
-          <w:rFonts w:ascii="Courier New" w:hAnsi="Courier New" w:cs="Courier New"/>
-          <w:sz w:val="22"/>
-          <w:szCs w:val="22"/>
-          <w:lang w:val="en-US"/>
-        </w:rPr>
-        <w:t>bootstrap_estimates = []</w:t>
+      <w:proofErr w:type="spellStart"/>
+      <w:r>
+        <w:rPr>
+          <w:rFonts w:ascii="Courier New" w:hAnsi="Courier New" w:cs="Courier New"/>
+          <w:sz w:val="22"/>
+          <w:szCs w:val="22"/>
+          <w:lang w:val="en-US"/>
+        </w:rPr>
+        <w:t>bootstrap_estimates</w:t>
+      </w:r>
+      <w:proofErr w:type="spellEnd"/>
+      <w:r>
+        <w:rPr>
+          <w:rFonts w:ascii="Courier New" w:hAnsi="Courier New" w:cs="Courier New"/>
+          <w:sz w:val="22"/>
+          <w:szCs w:val="22"/>
+          <w:lang w:val="en-US"/>
+        </w:rPr>
+        <w:t xml:space="preserve"> = []</w:t>
       </w:r>
       <w:r>
         <w:rPr>
@@ -28829,7 +33571,47 @@
           <w:lang w:val="en-US"/>
         </w:rPr>
         <w:br/>
-        <w:t xml:space="preserve">    bootstrap_sample = np.random.choice(</w:t>
+        <w:t xml:space="preserve">    </w:t>
+      </w:r>
+      <w:proofErr w:type="spellStart"/>
+      <w:r>
+        <w:rPr>
+          <w:rFonts w:ascii="Courier New" w:hAnsi="Courier New" w:cs="Courier New"/>
+          <w:sz w:val="22"/>
+          <w:szCs w:val="22"/>
+          <w:lang w:val="en-US"/>
+        </w:rPr>
+        <w:t>bootstrap_sample</w:t>
+      </w:r>
+      <w:proofErr w:type="spellEnd"/>
+      <w:r>
+        <w:rPr>
+          <w:rFonts w:ascii="Courier New" w:hAnsi="Courier New" w:cs="Courier New"/>
+          <w:sz w:val="22"/>
+          <w:szCs w:val="22"/>
+          <w:lang w:val="en-US"/>
+        </w:rPr>
+        <w:t xml:space="preserve"> = </w:t>
+      </w:r>
+      <w:proofErr w:type="spellStart"/>
+      <w:r>
+        <w:rPr>
+          <w:rFonts w:ascii="Courier New" w:hAnsi="Courier New" w:cs="Courier New"/>
+          <w:sz w:val="22"/>
+          <w:szCs w:val="22"/>
+          <w:lang w:val="en-US"/>
+        </w:rPr>
+        <w:t>np.random.choice</w:t>
+      </w:r>
+      <w:proofErr w:type="spellEnd"/>
+      <w:r>
+        <w:rPr>
+          <w:rFonts w:ascii="Courier New" w:hAnsi="Courier New" w:cs="Courier New"/>
+          <w:sz w:val="22"/>
+          <w:szCs w:val="22"/>
+          <w:lang w:val="en-US"/>
+        </w:rPr>
+        <w:t>(</w:t>
       </w:r>
       <w:r>
         <w:rPr>
@@ -28849,7 +33631,27 @@
           <w:lang w:val="en-US"/>
         </w:rPr>
         <w:br/>
-        <w:t xml:space="preserve">        size=len(X),</w:t>
+        <w:t xml:space="preserve">        size=</w:t>
+      </w:r>
+      <w:proofErr w:type="spellStart"/>
+      <w:r>
+        <w:rPr>
+          <w:rFonts w:ascii="Courier New" w:hAnsi="Courier New" w:cs="Courier New"/>
+          <w:sz w:val="22"/>
+          <w:szCs w:val="22"/>
+          <w:lang w:val="en-US"/>
+        </w:rPr>
+        <w:t>len</w:t>
+      </w:r>
+      <w:proofErr w:type="spellEnd"/>
+      <w:r>
+        <w:rPr>
+          <w:rFonts w:ascii="Courier New" w:hAnsi="Courier New" w:cs="Courier New"/>
+          <w:sz w:val="22"/>
+          <w:szCs w:val="22"/>
+          <w:lang w:val="en-US"/>
+        </w:rPr>
+        <w:t>(X),</w:t>
       </w:r>
       <w:r>
         <w:rPr>
@@ -28889,7 +33691,67 @@
           <w:lang w:val="en-US"/>
         </w:rPr>
         <w:br/>
-        <w:t xml:space="preserve">        df_hat, loc_hat, _ = stats.chi.fit(</w:t>
+        <w:t xml:space="preserve">        </w:t>
+      </w:r>
+      <w:proofErr w:type="spellStart"/>
+      <w:r>
+        <w:rPr>
+          <w:rFonts w:ascii="Courier New" w:hAnsi="Courier New" w:cs="Courier New"/>
+          <w:sz w:val="22"/>
+          <w:szCs w:val="22"/>
+          <w:lang w:val="en-US"/>
+        </w:rPr>
+        <w:t>df_hat</w:t>
+      </w:r>
+      <w:proofErr w:type="spellEnd"/>
+      <w:r>
+        <w:rPr>
+          <w:rFonts w:ascii="Courier New" w:hAnsi="Courier New" w:cs="Courier New"/>
+          <w:sz w:val="22"/>
+          <w:szCs w:val="22"/>
+          <w:lang w:val="en-US"/>
+        </w:rPr>
+        <w:t xml:space="preserve">, </w:t>
+      </w:r>
+      <w:proofErr w:type="spellStart"/>
+      <w:r>
+        <w:rPr>
+          <w:rFonts w:ascii="Courier New" w:hAnsi="Courier New" w:cs="Courier New"/>
+          <w:sz w:val="22"/>
+          <w:szCs w:val="22"/>
+          <w:lang w:val="en-US"/>
+        </w:rPr>
+        <w:t>loc_hat</w:t>
+      </w:r>
+      <w:proofErr w:type="spellEnd"/>
+      <w:r>
+        <w:rPr>
+          <w:rFonts w:ascii="Courier New" w:hAnsi="Courier New" w:cs="Courier New"/>
+          <w:sz w:val="22"/>
+          <w:szCs w:val="22"/>
+          <w:lang w:val="en-US"/>
+        </w:rPr>
+        <w:t xml:space="preserve">, _ = </w:t>
+      </w:r>
+      <w:proofErr w:type="spellStart"/>
+      <w:r>
+        <w:rPr>
+          <w:rFonts w:ascii="Courier New" w:hAnsi="Courier New" w:cs="Courier New"/>
+          <w:sz w:val="22"/>
+          <w:szCs w:val="22"/>
+          <w:lang w:val="en-US"/>
+        </w:rPr>
+        <w:t>stats.chi.fit</w:t>
+      </w:r>
+      <w:proofErr w:type="spellEnd"/>
+      <w:r>
+        <w:rPr>
+          <w:rFonts w:ascii="Courier New" w:hAnsi="Courier New" w:cs="Courier New"/>
+          <w:sz w:val="22"/>
+          <w:szCs w:val="22"/>
+          <w:lang w:val="en-US"/>
+        </w:rPr>
+        <w:t>(</w:t>
       </w:r>
       <w:r>
         <w:rPr>
@@ -28899,7 +33761,27 @@
           <w:lang w:val="en-US"/>
         </w:rPr>
         <w:br/>
-        <w:t xml:space="preserve">            bootstrap_sample,</w:t>
+        <w:t xml:space="preserve">            </w:t>
+      </w:r>
+      <w:proofErr w:type="spellStart"/>
+      <w:r>
+        <w:rPr>
+          <w:rFonts w:ascii="Courier New" w:hAnsi="Courier New" w:cs="Courier New"/>
+          <w:sz w:val="22"/>
+          <w:szCs w:val="22"/>
+          <w:lang w:val="en-US"/>
+        </w:rPr>
+        <w:t>bootstrap_sample</w:t>
+      </w:r>
+      <w:proofErr w:type="spellEnd"/>
+      <w:r>
+        <w:rPr>
+          <w:rFonts w:ascii="Courier New" w:hAnsi="Courier New" w:cs="Courier New"/>
+          <w:sz w:val="22"/>
+          <w:szCs w:val="22"/>
+          <w:lang w:val="en-US"/>
+        </w:rPr>
+        <w:t>,</w:t>
       </w:r>
       <w:r>
         <w:rPr>
@@ -28909,7 +33791,27 @@
           <w:lang w:val="en-US"/>
         </w:rPr>
         <w:br/>
-        <w:t xml:space="preserve">            fscale=1</w:t>
+        <w:t xml:space="preserve">            </w:t>
+      </w:r>
+      <w:proofErr w:type="spellStart"/>
+      <w:r>
+        <w:rPr>
+          <w:rFonts w:ascii="Courier New" w:hAnsi="Courier New" w:cs="Courier New"/>
+          <w:sz w:val="22"/>
+          <w:szCs w:val="22"/>
+          <w:lang w:val="en-US"/>
+        </w:rPr>
+        <w:t>fscale</w:t>
+      </w:r>
+      <w:proofErr w:type="spellEnd"/>
+      <w:r>
+        <w:rPr>
+          <w:rFonts w:ascii="Courier New" w:hAnsi="Courier New" w:cs="Courier New"/>
+          <w:sz w:val="22"/>
+          <w:szCs w:val="22"/>
+          <w:lang w:val="en-US"/>
+        </w:rPr>
+        <w:t>=1</w:t>
       </w:r>
       <w:r>
         <w:rPr>
@@ -28929,7 +33831,67 @@
           <w:lang w:val="en-US"/>
         </w:rPr>
         <w:br/>
-        <w:t xml:space="preserve">        bootstrap_estimates.append([df_hat, loc_hat])</w:t>
+        <w:t xml:space="preserve">        </w:t>
+      </w:r>
+      <w:proofErr w:type="spellStart"/>
+      <w:r>
+        <w:rPr>
+          <w:rFonts w:ascii="Courier New" w:hAnsi="Courier New" w:cs="Courier New"/>
+          <w:sz w:val="22"/>
+          <w:szCs w:val="22"/>
+          <w:lang w:val="en-US"/>
+        </w:rPr>
+        <w:t>bootstrap_estimates.append</w:t>
+      </w:r>
+      <w:proofErr w:type="spellEnd"/>
+      <w:r>
+        <w:rPr>
+          <w:rFonts w:ascii="Courier New" w:hAnsi="Courier New" w:cs="Courier New"/>
+          <w:sz w:val="22"/>
+          <w:szCs w:val="22"/>
+          <w:lang w:val="en-US"/>
+        </w:rPr>
+        <w:t>([</w:t>
+      </w:r>
+      <w:proofErr w:type="spellStart"/>
+      <w:r>
+        <w:rPr>
+          <w:rFonts w:ascii="Courier New" w:hAnsi="Courier New" w:cs="Courier New"/>
+          <w:sz w:val="22"/>
+          <w:szCs w:val="22"/>
+          <w:lang w:val="en-US"/>
+        </w:rPr>
+        <w:t>df_hat</w:t>
+      </w:r>
+      <w:proofErr w:type="spellEnd"/>
+      <w:r>
+        <w:rPr>
+          <w:rFonts w:ascii="Courier New" w:hAnsi="Courier New" w:cs="Courier New"/>
+          <w:sz w:val="22"/>
+          <w:szCs w:val="22"/>
+          <w:lang w:val="en-US"/>
+        </w:rPr>
+        <w:t xml:space="preserve">, </w:t>
+      </w:r>
+      <w:proofErr w:type="spellStart"/>
+      <w:r>
+        <w:rPr>
+          <w:rFonts w:ascii="Courier New" w:hAnsi="Courier New" w:cs="Courier New"/>
+          <w:sz w:val="22"/>
+          <w:szCs w:val="22"/>
+          <w:lang w:val="en-US"/>
+        </w:rPr>
+        <w:t>loc_hat</w:t>
+      </w:r>
+      <w:proofErr w:type="spellEnd"/>
+      <w:r>
+        <w:rPr>
+          <w:rFonts w:ascii="Courier New" w:hAnsi="Courier New" w:cs="Courier New"/>
+          <w:sz w:val="22"/>
+          <w:szCs w:val="22"/>
+          <w:lang w:val="en-US"/>
+        </w:rPr>
+        <w:t>])</w:t>
       </w:r>
       <w:r>
         <w:rPr>
@@ -28968,7 +33930,66 @@
           <w:lang w:val="en-US"/>
         </w:rPr>
         <w:br/>
-        <w:t>bootstrap_estimates = np.asarray(bootstrap_estimates)</w:t>
+      </w:r>
+      <w:proofErr w:type="spellStart"/>
+      <w:r>
+        <w:rPr>
+          <w:rFonts w:ascii="Courier New" w:hAnsi="Courier New" w:cs="Courier New"/>
+          <w:sz w:val="22"/>
+          <w:szCs w:val="22"/>
+          <w:lang w:val="en-US"/>
+        </w:rPr>
+        <w:t>bootstrap_estimates</w:t>
+      </w:r>
+      <w:proofErr w:type="spellEnd"/>
+      <w:r>
+        <w:rPr>
+          <w:rFonts w:ascii="Courier New" w:hAnsi="Courier New" w:cs="Courier New"/>
+          <w:sz w:val="22"/>
+          <w:szCs w:val="22"/>
+          <w:lang w:val="en-US"/>
+        </w:rPr>
+        <w:t xml:space="preserve"> = </w:t>
+      </w:r>
+      <w:proofErr w:type="spellStart"/>
+      <w:r>
+        <w:rPr>
+          <w:rFonts w:ascii="Courier New" w:hAnsi="Courier New" w:cs="Courier New"/>
+          <w:sz w:val="22"/>
+          <w:szCs w:val="22"/>
+          <w:lang w:val="en-US"/>
+        </w:rPr>
+        <w:t>np.asarray</w:t>
+      </w:r>
+      <w:proofErr w:type="spellEnd"/>
+      <w:r>
+        <w:rPr>
+          <w:rFonts w:ascii="Courier New" w:hAnsi="Courier New" w:cs="Courier New"/>
+          <w:sz w:val="22"/>
+          <w:szCs w:val="22"/>
+          <w:lang w:val="en-US"/>
+        </w:rPr>
+        <w:t>(</w:t>
+      </w:r>
+      <w:proofErr w:type="spellStart"/>
+      <w:r>
+        <w:rPr>
+          <w:rFonts w:ascii="Courier New" w:hAnsi="Courier New" w:cs="Courier New"/>
+          <w:sz w:val="22"/>
+          <w:szCs w:val="22"/>
+          <w:lang w:val="en-US"/>
+        </w:rPr>
+        <w:t>bootstrap_estimates</w:t>
+      </w:r>
+      <w:proofErr w:type="spellEnd"/>
+      <w:r>
+        <w:rPr>
+          <w:rFonts w:ascii="Courier New" w:hAnsi="Courier New" w:cs="Courier New"/>
+          <w:sz w:val="22"/>
+          <w:szCs w:val="22"/>
+          <w:lang w:val="en-US"/>
+        </w:rPr>
+        <w:t>)</w:t>
       </w:r>
       <w:r>
         <w:rPr>
@@ -28978,7 +33999,66 @@
           <w:lang w:val="en-US"/>
         </w:rPr>
         <w:br/>
-        <w:t>df_ci = np.percentile(bootstrap_estimates[:, 0], [2.5, 97.5])</w:t>
+      </w:r>
+      <w:proofErr w:type="spellStart"/>
+      <w:r>
+        <w:rPr>
+          <w:rFonts w:ascii="Courier New" w:hAnsi="Courier New" w:cs="Courier New"/>
+          <w:sz w:val="22"/>
+          <w:szCs w:val="22"/>
+          <w:lang w:val="en-US"/>
+        </w:rPr>
+        <w:t>df_ci</w:t>
+      </w:r>
+      <w:proofErr w:type="spellEnd"/>
+      <w:r>
+        <w:rPr>
+          <w:rFonts w:ascii="Courier New" w:hAnsi="Courier New" w:cs="Courier New"/>
+          <w:sz w:val="22"/>
+          <w:szCs w:val="22"/>
+          <w:lang w:val="en-US"/>
+        </w:rPr>
+        <w:t xml:space="preserve"> = </w:t>
+      </w:r>
+      <w:proofErr w:type="spellStart"/>
+      <w:r>
+        <w:rPr>
+          <w:rFonts w:ascii="Courier New" w:hAnsi="Courier New" w:cs="Courier New"/>
+          <w:sz w:val="22"/>
+          <w:szCs w:val="22"/>
+          <w:lang w:val="en-US"/>
+        </w:rPr>
+        <w:t>np.percentile</w:t>
+      </w:r>
+      <w:proofErr w:type="spellEnd"/>
+      <w:r>
+        <w:rPr>
+          <w:rFonts w:ascii="Courier New" w:hAnsi="Courier New" w:cs="Courier New"/>
+          <w:sz w:val="22"/>
+          <w:szCs w:val="22"/>
+          <w:lang w:val="en-US"/>
+        </w:rPr>
+        <w:t>(</w:t>
+      </w:r>
+      <w:proofErr w:type="spellStart"/>
+      <w:r>
+        <w:rPr>
+          <w:rFonts w:ascii="Courier New" w:hAnsi="Courier New" w:cs="Courier New"/>
+          <w:sz w:val="22"/>
+          <w:szCs w:val="22"/>
+          <w:lang w:val="en-US"/>
+        </w:rPr>
+        <w:t>bootstrap_estimates</w:t>
+      </w:r>
+      <w:proofErr w:type="spellEnd"/>
+      <w:r>
+        <w:rPr>
+          <w:rFonts w:ascii="Courier New" w:hAnsi="Courier New" w:cs="Courier New"/>
+          <w:sz w:val="22"/>
+          <w:szCs w:val="22"/>
+          <w:lang w:val="en-US"/>
+        </w:rPr>
+        <w:t>[:, 0], [2.5, 97.5])</w:t>
       </w:r>
       <w:r>
         <w:rPr>
@@ -28988,7 +34068,66 @@
           <w:lang w:val="en-US"/>
         </w:rPr>
         <w:br/>
-        <w:t>loc_ci = np.percentile(bootstrap_estimates[:, 1], [2.5, 97.5])</w:t>
+      </w:r>
+      <w:proofErr w:type="spellStart"/>
+      <w:r>
+        <w:rPr>
+          <w:rFonts w:ascii="Courier New" w:hAnsi="Courier New" w:cs="Courier New"/>
+          <w:sz w:val="22"/>
+          <w:szCs w:val="22"/>
+          <w:lang w:val="en-US"/>
+        </w:rPr>
+        <w:t>loc_ci</w:t>
+      </w:r>
+      <w:proofErr w:type="spellEnd"/>
+      <w:r>
+        <w:rPr>
+          <w:rFonts w:ascii="Courier New" w:hAnsi="Courier New" w:cs="Courier New"/>
+          <w:sz w:val="22"/>
+          <w:szCs w:val="22"/>
+          <w:lang w:val="en-US"/>
+        </w:rPr>
+        <w:t xml:space="preserve"> = </w:t>
+      </w:r>
+      <w:proofErr w:type="spellStart"/>
+      <w:r>
+        <w:rPr>
+          <w:rFonts w:ascii="Courier New" w:hAnsi="Courier New" w:cs="Courier New"/>
+          <w:sz w:val="22"/>
+          <w:szCs w:val="22"/>
+          <w:lang w:val="en-US"/>
+        </w:rPr>
+        <w:t>np.percentile</w:t>
+      </w:r>
+      <w:proofErr w:type="spellEnd"/>
+      <w:r>
+        <w:rPr>
+          <w:rFonts w:ascii="Courier New" w:hAnsi="Courier New" w:cs="Courier New"/>
+          <w:sz w:val="22"/>
+          <w:szCs w:val="22"/>
+          <w:lang w:val="en-US"/>
+        </w:rPr>
+        <w:t>(</w:t>
+      </w:r>
+      <w:proofErr w:type="spellStart"/>
+      <w:r>
+        <w:rPr>
+          <w:rFonts w:ascii="Courier New" w:hAnsi="Courier New" w:cs="Courier New"/>
+          <w:sz w:val="22"/>
+          <w:szCs w:val="22"/>
+          <w:lang w:val="en-US"/>
+        </w:rPr>
+        <w:t>bootstrap_estimates</w:t>
+      </w:r>
+      <w:proofErr w:type="spellEnd"/>
+      <w:r>
+        <w:rPr>
+          <w:rFonts w:ascii="Courier New" w:hAnsi="Courier New" w:cs="Courier New"/>
+          <w:sz w:val="22"/>
+          <w:szCs w:val="22"/>
+          <w:lang w:val="en-US"/>
+        </w:rPr>
+        <w:t>[:, 1], [2.5, 97.5])</w:t>
       </w:r>
       <w:r>
         <w:rPr>
@@ -29041,7 +34180,47 @@
           <w:szCs w:val="22"/>
           <w:lang w:val="en-US"/>
         </w:rPr>
-        <w:t xml:space="preserve"> df:", df_ci)</w:t>
+        <w:t xml:space="preserve"> </w:t>
+      </w:r>
+      <w:proofErr w:type="spellStart"/>
+      <w:r>
+        <w:rPr>
+          <w:rFonts w:ascii="Courier New" w:hAnsi="Courier New" w:cs="Courier New"/>
+          <w:sz w:val="22"/>
+          <w:szCs w:val="22"/>
+          <w:lang w:val="en-US"/>
+        </w:rPr>
+        <w:t>df</w:t>
+      </w:r>
+      <w:proofErr w:type="spellEnd"/>
+      <w:r>
+        <w:rPr>
+          <w:rFonts w:ascii="Courier New" w:hAnsi="Courier New" w:cs="Courier New"/>
+          <w:sz w:val="22"/>
+          <w:szCs w:val="22"/>
+          <w:lang w:val="en-US"/>
+        </w:rPr>
+        <w:t xml:space="preserve">:", </w:t>
+      </w:r>
+      <w:proofErr w:type="spellStart"/>
+      <w:r>
+        <w:rPr>
+          <w:rFonts w:ascii="Courier New" w:hAnsi="Courier New" w:cs="Courier New"/>
+          <w:sz w:val="22"/>
+          <w:szCs w:val="22"/>
+          <w:lang w:val="en-US"/>
+        </w:rPr>
+        <w:t>df_ci</w:t>
+      </w:r>
+      <w:proofErr w:type="spellEnd"/>
+      <w:r>
+        <w:rPr>
+          <w:rFonts w:ascii="Courier New" w:hAnsi="Courier New" w:cs="Courier New"/>
+          <w:sz w:val="22"/>
+          <w:szCs w:val="22"/>
+          <w:lang w:val="en-US"/>
+        </w:rPr>
+        <w:t>)</w:t>
       </w:r>
       <w:r>
         <w:rPr>
@@ -29085,7 +34264,27 @@
           <w:szCs w:val="22"/>
           <w:lang w:val="en-US"/>
         </w:rPr>
-        <w:t xml:space="preserve"> loc:", loc_ci)</w:t>
+        <w:t xml:space="preserve"> loc:", </w:t>
+      </w:r>
+      <w:proofErr w:type="spellStart"/>
+      <w:r>
+        <w:rPr>
+          <w:rFonts w:ascii="Courier New" w:hAnsi="Courier New" w:cs="Courier New"/>
+          <w:sz w:val="22"/>
+          <w:szCs w:val="22"/>
+          <w:lang w:val="en-US"/>
+        </w:rPr>
+        <w:t>loc_ci</w:t>
+      </w:r>
+      <w:proofErr w:type="spellEnd"/>
+      <w:r>
+        <w:rPr>
+          <w:rFonts w:ascii="Courier New" w:hAnsi="Courier New" w:cs="Courier New"/>
+          <w:sz w:val="22"/>
+          <w:szCs w:val="22"/>
+          <w:lang w:val="en-US"/>
+        </w:rPr>
+        <w:t>)</w:t>
       </w:r>
     </w:p>
     <w:p>
@@ -29200,7 +34399,6 @@
           <w:rFonts w:ascii="Courier New" w:hAnsi="Courier New" w:cs="Courier New"/>
           <w:sz w:val="22"/>
           <w:szCs w:val="22"/>
-          <w:lang w:val="en-US"/>
         </w:rPr>
       </w:pPr>
       <w:r>
@@ -29217,10 +34415,10 @@
           <w:rFonts w:ascii="Courier New" w:hAnsi="Courier New" w:cs="Courier New"/>
           <w:sz w:val="22"/>
           <w:szCs w:val="22"/>
-          <w:lang w:val="en-US"/>
         </w:rPr>
         <w:t>_</w:t>
       </w:r>
+      <w:proofErr w:type="spellStart"/>
       <w:r>
         <w:rPr>
           <w:rFonts w:ascii="Courier New" w:hAnsi="Courier New" w:cs="Courier New"/>
@@ -29230,12 +34428,12 @@
         </w:rPr>
         <w:t>ks</w:t>
       </w:r>
-      <w:r>
-        <w:rPr>
-          <w:rFonts w:ascii="Courier New" w:hAnsi="Courier New" w:cs="Courier New"/>
-          <w:sz w:val="22"/>
-          <w:szCs w:val="22"/>
-          <w:lang w:val="en-US"/>
+      <w:proofErr w:type="spellEnd"/>
+      <w:r>
+        <w:rPr>
+          <w:rFonts w:ascii="Courier New" w:hAnsi="Courier New" w:cs="Courier New"/>
+          <w:sz w:val="22"/>
+          <w:szCs w:val="22"/>
         </w:rPr>
         <w:t xml:space="preserve">, </w:t>
       </w:r>
@@ -29253,10 +34451,10 @@
           <w:rFonts w:ascii="Courier New" w:hAnsi="Courier New" w:cs="Courier New"/>
           <w:sz w:val="22"/>
           <w:szCs w:val="22"/>
-          <w:lang w:val="en-US"/>
         </w:rPr>
         <w:t>_</w:t>
       </w:r>
+      <w:proofErr w:type="spellStart"/>
       <w:r>
         <w:rPr>
           <w:rFonts w:ascii="Courier New" w:hAnsi="Courier New" w:cs="Courier New"/>
@@ -29266,15 +34464,16 @@
         </w:rPr>
         <w:t>ks</w:t>
       </w:r>
-      <w:r>
-        <w:rPr>
-          <w:rFonts w:ascii="Courier New" w:hAnsi="Courier New" w:cs="Courier New"/>
-          <w:sz w:val="22"/>
-          <w:szCs w:val="22"/>
-          <w:lang w:val="en-US"/>
+      <w:proofErr w:type="spellEnd"/>
+      <w:r>
+        <w:rPr>
+          <w:rFonts w:ascii="Courier New" w:hAnsi="Courier New" w:cs="Courier New"/>
+          <w:sz w:val="22"/>
+          <w:szCs w:val="22"/>
         </w:rPr>
         <w:t xml:space="preserve"> = </w:t>
       </w:r>
+      <w:proofErr w:type="gramStart"/>
       <w:r>
         <w:rPr>
           <w:rFonts w:ascii="Courier New" w:hAnsi="Courier New" w:cs="Courier New"/>
@@ -29289,10 +34488,10 @@
           <w:rFonts w:ascii="Courier New" w:hAnsi="Courier New" w:cs="Courier New"/>
           <w:sz w:val="22"/>
           <w:szCs w:val="22"/>
-          <w:lang w:val="en-US"/>
         </w:rPr>
         <w:t>.</w:t>
       </w:r>
+      <w:proofErr w:type="spellStart"/>
       <w:r>
         <w:rPr>
           <w:rFonts w:ascii="Courier New" w:hAnsi="Courier New" w:cs="Courier New"/>
@@ -29302,12 +34501,13 @@
         </w:rPr>
         <w:t>kstest</w:t>
       </w:r>
-      <w:r>
-        <w:rPr>
-          <w:rFonts w:ascii="Courier New" w:hAnsi="Courier New" w:cs="Courier New"/>
-          <w:sz w:val="22"/>
-          <w:szCs w:val="22"/>
-          <w:lang w:val="en-US"/>
+      <w:proofErr w:type="spellEnd"/>
+      <w:proofErr w:type="gramEnd"/>
+      <w:r>
+        <w:rPr>
+          <w:rFonts w:ascii="Courier New" w:hAnsi="Courier New" w:cs="Courier New"/>
+          <w:sz w:val="22"/>
+          <w:szCs w:val="22"/>
         </w:rPr>
         <w:t>(</w:t>
       </w:r>
@@ -29328,7 +34528,6 @@
           <w:rFonts w:ascii="Courier New" w:hAnsi="Courier New" w:cs="Courier New"/>
           <w:sz w:val="22"/>
           <w:szCs w:val="22"/>
-          <w:lang w:val="en-US"/>
         </w:rPr>
         <w:t xml:space="preserve">    </w:t>
       </w:r>
@@ -29360,7 +34559,87 @@
           <w:szCs w:val="22"/>
           <w:lang w:val="en-US"/>
         </w:rPr>
-        <w:t xml:space="preserve">    lambda t: chi_shift_cdf(t, df_mle, loc_mle)</w:t>
+        <w:t xml:space="preserve">    lambda t: </w:t>
+      </w:r>
+      <w:proofErr w:type="spellStart"/>
+      <w:r>
+        <w:rPr>
+          <w:rFonts w:ascii="Courier New" w:hAnsi="Courier New" w:cs="Courier New"/>
+          <w:sz w:val="22"/>
+          <w:szCs w:val="22"/>
+          <w:lang w:val="en-US"/>
+        </w:rPr>
+        <w:t>chi_shift_</w:t>
+      </w:r>
+      <w:proofErr w:type="gramStart"/>
+      <w:r>
+        <w:rPr>
+          <w:rFonts w:ascii="Courier New" w:hAnsi="Courier New" w:cs="Courier New"/>
+          <w:sz w:val="22"/>
+          <w:szCs w:val="22"/>
+          <w:lang w:val="en-US"/>
+        </w:rPr>
+        <w:t>cdf</w:t>
+      </w:r>
+      <w:proofErr w:type="spellEnd"/>
+      <w:r>
+        <w:rPr>
+          <w:rFonts w:ascii="Courier New" w:hAnsi="Courier New" w:cs="Courier New"/>
+          <w:sz w:val="22"/>
+          <w:szCs w:val="22"/>
+          <w:lang w:val="en-US"/>
+        </w:rPr>
+        <w:t>(</w:t>
+      </w:r>
+      <w:proofErr w:type="gramEnd"/>
+      <w:r>
+        <w:rPr>
+          <w:rFonts w:ascii="Courier New" w:hAnsi="Courier New" w:cs="Courier New"/>
+          <w:sz w:val="22"/>
+          <w:szCs w:val="22"/>
+          <w:lang w:val="en-US"/>
+        </w:rPr>
+        <w:t xml:space="preserve">t, </w:t>
+      </w:r>
+      <w:proofErr w:type="spellStart"/>
+      <w:r>
+        <w:rPr>
+          <w:rFonts w:ascii="Courier New" w:hAnsi="Courier New" w:cs="Courier New"/>
+          <w:sz w:val="22"/>
+          <w:szCs w:val="22"/>
+          <w:lang w:val="en-US"/>
+        </w:rPr>
+        <w:t>df_mle</w:t>
+      </w:r>
+      <w:proofErr w:type="spellEnd"/>
+      <w:r>
+        <w:rPr>
+          <w:rFonts w:ascii="Courier New" w:hAnsi="Courier New" w:cs="Courier New"/>
+          <w:sz w:val="22"/>
+          <w:szCs w:val="22"/>
+          <w:lang w:val="en-US"/>
+        </w:rPr>
+        <w:t xml:space="preserve">, </w:t>
+      </w:r>
+      <w:proofErr w:type="spellStart"/>
+      <w:r>
+        <w:rPr>
+          <w:rFonts w:ascii="Courier New" w:hAnsi="Courier New" w:cs="Courier New"/>
+          <w:sz w:val="22"/>
+          <w:szCs w:val="22"/>
+          <w:lang w:val="en-US"/>
+        </w:rPr>
+        <w:t>loc_mle</w:t>
+      </w:r>
+      <w:proofErr w:type="spellEnd"/>
+      <w:r>
+        <w:rPr>
+          <w:rFonts w:ascii="Courier New" w:hAnsi="Courier New" w:cs="Courier New"/>
+          <w:sz w:val="22"/>
+          <w:szCs w:val="22"/>
+          <w:lang w:val="en-US"/>
+        </w:rPr>
+        <w:t>)</w:t>
       </w:r>
     </w:p>
     <w:p>
@@ -29451,8 +34730,30 @@
           <w:szCs w:val="22"/>
           <w:lang w:val="en-US"/>
         </w:rPr>
-        <w:t>edges = stats.chi.ppf(</w:t>
-      </w:r>
+        <w:t xml:space="preserve">edges = </w:t>
+      </w:r>
+      <w:proofErr w:type="spellStart"/>
+      <w:proofErr w:type="gramStart"/>
+      <w:r>
+        <w:rPr>
+          <w:rFonts w:ascii="Courier New" w:hAnsi="Courier New" w:cs="Courier New"/>
+          <w:sz w:val="22"/>
+          <w:szCs w:val="22"/>
+          <w:lang w:val="en-US"/>
+        </w:rPr>
+        <w:t>stats.chi.ppf</w:t>
+      </w:r>
+      <w:proofErr w:type="spellEnd"/>
+      <w:r>
+        <w:rPr>
+          <w:rFonts w:ascii="Courier New" w:hAnsi="Courier New" w:cs="Courier New"/>
+          <w:sz w:val="22"/>
+          <w:szCs w:val="22"/>
+          <w:lang w:val="en-US"/>
+        </w:rPr>
+        <w:t>(</w:t>
+      </w:r>
+      <w:proofErr w:type="gramEnd"/>
     </w:p>
     <w:p>
       <w:pPr>
@@ -29472,7 +34773,29 @@
           <w:szCs w:val="22"/>
           <w:lang w:val="en-US"/>
         </w:rPr>
-        <w:t xml:space="preserve">    np.linspace(0, 1, bins + 1),</w:t>
+        <w:t xml:space="preserve">    </w:t>
+      </w:r>
+      <w:proofErr w:type="spellStart"/>
+      <w:proofErr w:type="gramStart"/>
+      <w:r>
+        <w:rPr>
+          <w:rFonts w:ascii="Courier New" w:hAnsi="Courier New" w:cs="Courier New"/>
+          <w:sz w:val="22"/>
+          <w:szCs w:val="22"/>
+          <w:lang w:val="en-US"/>
+        </w:rPr>
+        <w:t>np.linspace</w:t>
+      </w:r>
+      <w:proofErr w:type="spellEnd"/>
+      <w:proofErr w:type="gramEnd"/>
+      <w:r>
+        <w:rPr>
+          <w:rFonts w:ascii="Courier New" w:hAnsi="Courier New" w:cs="Courier New"/>
+          <w:sz w:val="22"/>
+          <w:szCs w:val="22"/>
+          <w:lang w:val="en-US"/>
+        </w:rPr>
+        <w:t>(0, 1, bins + 1),</w:t>
       </w:r>
     </w:p>
     <w:p>
@@ -29493,7 +34816,47 @@
           <w:szCs w:val="22"/>
           <w:lang w:val="en-US"/>
         </w:rPr>
-        <w:t xml:space="preserve">    df=df_mle,</w:t>
+        <w:t xml:space="preserve">    </w:t>
+      </w:r>
+      <w:proofErr w:type="spellStart"/>
+      <w:r>
+        <w:rPr>
+          <w:rFonts w:ascii="Courier New" w:hAnsi="Courier New" w:cs="Courier New"/>
+          <w:sz w:val="22"/>
+          <w:szCs w:val="22"/>
+          <w:lang w:val="en-US"/>
+        </w:rPr>
+        <w:t>df</w:t>
+      </w:r>
+      <w:proofErr w:type="spellEnd"/>
+      <w:r>
+        <w:rPr>
+          <w:rFonts w:ascii="Courier New" w:hAnsi="Courier New" w:cs="Courier New"/>
+          <w:sz w:val="22"/>
+          <w:szCs w:val="22"/>
+          <w:lang w:val="en-US"/>
+        </w:rPr>
+        <w:t>=</w:t>
+      </w:r>
+      <w:proofErr w:type="spellStart"/>
+      <w:r>
+        <w:rPr>
+          <w:rFonts w:ascii="Courier New" w:hAnsi="Courier New" w:cs="Courier New"/>
+          <w:sz w:val="22"/>
+          <w:szCs w:val="22"/>
+          <w:lang w:val="en-US"/>
+        </w:rPr>
+        <w:t>df_mle</w:t>
+      </w:r>
+      <w:proofErr w:type="spellEnd"/>
+      <w:r>
+        <w:rPr>
+          <w:rFonts w:ascii="Courier New" w:hAnsi="Courier New" w:cs="Courier New"/>
+          <w:sz w:val="22"/>
+          <w:szCs w:val="22"/>
+          <w:lang w:val="en-US"/>
+        </w:rPr>
+        <w:t>,</w:t>
       </w:r>
     </w:p>
     <w:p>
@@ -29514,7 +34877,27 @@
           <w:szCs w:val="22"/>
           <w:lang w:val="en-US"/>
         </w:rPr>
-        <w:t xml:space="preserve">    loc=loc_mle,</w:t>
+        <w:t xml:space="preserve">    loc=</w:t>
+      </w:r>
+      <w:proofErr w:type="spellStart"/>
+      <w:r>
+        <w:rPr>
+          <w:rFonts w:ascii="Courier New" w:hAnsi="Courier New" w:cs="Courier New"/>
+          <w:sz w:val="22"/>
+          <w:szCs w:val="22"/>
+          <w:lang w:val="en-US"/>
+        </w:rPr>
+        <w:t>loc_mle</w:t>
+      </w:r>
+      <w:proofErr w:type="spellEnd"/>
+      <w:r>
+        <w:rPr>
+          <w:rFonts w:ascii="Courier New" w:hAnsi="Courier New" w:cs="Courier New"/>
+          <w:sz w:val="22"/>
+          <w:szCs w:val="22"/>
+          <w:lang w:val="en-US"/>
+        </w:rPr>
+        <w:t>,</w:t>
       </w:r>
     </w:p>
     <w:p>
@@ -29570,14 +34953,25 @@
           <w:lang w:val="en-US"/>
         </w:rPr>
       </w:pPr>
-      <w:r>
-        <w:rPr>
-          <w:rFonts w:ascii="Courier New" w:hAnsi="Courier New" w:cs="Courier New"/>
-          <w:sz w:val="22"/>
-          <w:szCs w:val="22"/>
-          <w:lang w:val="en-US"/>
-        </w:rPr>
-        <w:t>edges[0] = -np.inf</w:t>
+      <w:proofErr w:type="gramStart"/>
+      <w:r>
+        <w:rPr>
+          <w:rFonts w:ascii="Courier New" w:hAnsi="Courier New" w:cs="Courier New"/>
+          <w:sz w:val="22"/>
+          <w:szCs w:val="22"/>
+          <w:lang w:val="en-US"/>
+        </w:rPr>
+        <w:t>edges[</w:t>
+      </w:r>
+      <w:proofErr w:type="gramEnd"/>
+      <w:r>
+        <w:rPr>
+          <w:rFonts w:ascii="Courier New" w:hAnsi="Courier New" w:cs="Courier New"/>
+          <w:sz w:val="22"/>
+          <w:szCs w:val="22"/>
+          <w:lang w:val="en-US"/>
+        </w:rPr>
+        <w:t>0] = -np.inf</w:t>
       </w:r>
     </w:p>
     <w:p>
@@ -29591,14 +34985,25 @@
           <w:lang w:val="en-US"/>
         </w:rPr>
       </w:pPr>
-      <w:r>
-        <w:rPr>
-          <w:rFonts w:ascii="Courier New" w:hAnsi="Courier New" w:cs="Courier New"/>
-          <w:sz w:val="22"/>
-          <w:szCs w:val="22"/>
-          <w:lang w:val="en-US"/>
-        </w:rPr>
-        <w:t>edges[-1] = np.inf</w:t>
+      <w:proofErr w:type="gramStart"/>
+      <w:r>
+        <w:rPr>
+          <w:rFonts w:ascii="Courier New" w:hAnsi="Courier New" w:cs="Courier New"/>
+          <w:sz w:val="22"/>
+          <w:szCs w:val="22"/>
+          <w:lang w:val="en-US"/>
+        </w:rPr>
+        <w:t>edges[</w:t>
+      </w:r>
+      <w:proofErr w:type="gramEnd"/>
+      <w:r>
+        <w:rPr>
+          <w:rFonts w:ascii="Courier New" w:hAnsi="Courier New" w:cs="Courier New"/>
+          <w:sz w:val="22"/>
+          <w:szCs w:val="22"/>
+          <w:lang w:val="en-US"/>
+        </w:rPr>
+        <w:t>-1] = np.inf</w:t>
       </w:r>
     </w:p>
     <w:p>
@@ -29631,7 +35036,29 @@
           <w:szCs w:val="22"/>
           <w:lang w:val="en-US"/>
         </w:rPr>
-        <w:t>observed, _ = np.histogram(X, bins=edges)</w:t>
+        <w:t xml:space="preserve">observed, _ = </w:t>
+      </w:r>
+      <w:proofErr w:type="spellStart"/>
+      <w:proofErr w:type="gramStart"/>
+      <w:r>
+        <w:rPr>
+          <w:rFonts w:ascii="Courier New" w:hAnsi="Courier New" w:cs="Courier New"/>
+          <w:sz w:val="22"/>
+          <w:szCs w:val="22"/>
+          <w:lang w:val="en-US"/>
+        </w:rPr>
+        <w:t>np.histogram</w:t>
+      </w:r>
+      <w:proofErr w:type="spellEnd"/>
+      <w:proofErr w:type="gramEnd"/>
+      <w:r>
+        <w:rPr>
+          <w:rFonts w:ascii="Courier New" w:hAnsi="Courier New" w:cs="Courier New"/>
+          <w:sz w:val="22"/>
+          <w:szCs w:val="22"/>
+          <w:lang w:val="en-US"/>
+        </w:rPr>
+        <w:t>(X, bins=edges)</w:t>
       </w:r>
     </w:p>
     <w:p>
@@ -29652,7 +35079,49 @@
           <w:szCs w:val="22"/>
           <w:lang w:val="en-US"/>
         </w:rPr>
-        <w:t>expected = np.full(bins, len(X) / bins)</w:t>
+        <w:t xml:space="preserve">expected = </w:t>
+      </w:r>
+      <w:proofErr w:type="spellStart"/>
+      <w:proofErr w:type="gramStart"/>
+      <w:r>
+        <w:rPr>
+          <w:rFonts w:ascii="Courier New" w:hAnsi="Courier New" w:cs="Courier New"/>
+          <w:sz w:val="22"/>
+          <w:szCs w:val="22"/>
+          <w:lang w:val="en-US"/>
+        </w:rPr>
+        <w:t>np.full</w:t>
+      </w:r>
+      <w:proofErr w:type="spellEnd"/>
+      <w:proofErr w:type="gramEnd"/>
+      <w:r>
+        <w:rPr>
+          <w:rFonts w:ascii="Courier New" w:hAnsi="Courier New" w:cs="Courier New"/>
+          <w:sz w:val="22"/>
+          <w:szCs w:val="22"/>
+          <w:lang w:val="en-US"/>
+        </w:rPr>
+        <w:t xml:space="preserve">(bins, </w:t>
+      </w:r>
+      <w:proofErr w:type="spellStart"/>
+      <w:r>
+        <w:rPr>
+          <w:rFonts w:ascii="Courier New" w:hAnsi="Courier New" w:cs="Courier New"/>
+          <w:sz w:val="22"/>
+          <w:szCs w:val="22"/>
+          <w:lang w:val="en-US"/>
+        </w:rPr>
+        <w:t>len</w:t>
+      </w:r>
+      <w:proofErr w:type="spellEnd"/>
+      <w:r>
+        <w:rPr>
+          <w:rFonts w:ascii="Courier New" w:hAnsi="Courier New" w:cs="Courier New"/>
+          <w:sz w:val="22"/>
+          <w:szCs w:val="22"/>
+          <w:lang w:val="en-US"/>
+        </w:rPr>
+        <w:t>(X) / bins)</w:t>
       </w:r>
     </w:p>
     <w:p>
@@ -29666,14 +35135,56 @@
           <w:lang w:val="en-US"/>
         </w:rPr>
       </w:pPr>
-      <w:r>
-        <w:rPr>
-          <w:rFonts w:ascii="Courier New" w:hAnsi="Courier New" w:cs="Courier New"/>
-          <w:sz w:val="22"/>
-          <w:szCs w:val="22"/>
-          <w:lang w:val="en-US"/>
-        </w:rPr>
-        <w:t>chi_stat = np.sum((observed - expected) ** 2 / expected)</w:t>
+      <w:proofErr w:type="spellStart"/>
+      <w:r>
+        <w:rPr>
+          <w:rFonts w:ascii="Courier New" w:hAnsi="Courier New" w:cs="Courier New"/>
+          <w:sz w:val="22"/>
+          <w:szCs w:val="22"/>
+          <w:lang w:val="en-US"/>
+        </w:rPr>
+        <w:t>chi_stat</w:t>
+      </w:r>
+      <w:proofErr w:type="spellEnd"/>
+      <w:r>
+        <w:rPr>
+          <w:rFonts w:ascii="Courier New" w:hAnsi="Courier New" w:cs="Courier New"/>
+          <w:sz w:val="22"/>
+          <w:szCs w:val="22"/>
+          <w:lang w:val="en-US"/>
+        </w:rPr>
+        <w:t xml:space="preserve"> = </w:t>
+      </w:r>
+      <w:proofErr w:type="spellStart"/>
+      <w:proofErr w:type="gramStart"/>
+      <w:r>
+        <w:rPr>
+          <w:rFonts w:ascii="Courier New" w:hAnsi="Courier New" w:cs="Courier New"/>
+          <w:sz w:val="22"/>
+          <w:szCs w:val="22"/>
+          <w:lang w:val="en-US"/>
+        </w:rPr>
+        <w:t>np.sum</w:t>
+      </w:r>
+      <w:proofErr w:type="spellEnd"/>
+      <w:r>
+        <w:rPr>
+          <w:rFonts w:ascii="Courier New" w:hAnsi="Courier New" w:cs="Courier New"/>
+          <w:sz w:val="22"/>
+          <w:szCs w:val="22"/>
+          <w:lang w:val="en-US"/>
+        </w:rPr>
+        <w:t>(</w:t>
+      </w:r>
+      <w:proofErr w:type="gramEnd"/>
+      <w:r>
+        <w:rPr>
+          <w:rFonts w:ascii="Courier New" w:hAnsi="Courier New" w:cs="Courier New"/>
+          <w:sz w:val="22"/>
+          <w:szCs w:val="22"/>
+          <w:lang w:val="en-US"/>
+        </w:rPr>
+        <w:t>(observed - expected) ** 2 / expected)</w:t>
       </w:r>
     </w:p>
     <w:p>
@@ -29687,14 +35198,25 @@
           <w:lang w:val="en-US"/>
         </w:rPr>
       </w:pPr>
-      <w:r>
-        <w:rPr>
-          <w:rFonts w:ascii="Courier New" w:hAnsi="Courier New" w:cs="Courier New"/>
-          <w:sz w:val="22"/>
-          <w:szCs w:val="22"/>
-          <w:lang w:val="en-US"/>
-        </w:rPr>
-        <w:t>degrees_freedom = bins - 1 - 2</w:t>
+      <w:proofErr w:type="spellStart"/>
+      <w:r>
+        <w:rPr>
+          <w:rFonts w:ascii="Courier New" w:hAnsi="Courier New" w:cs="Courier New"/>
+          <w:sz w:val="22"/>
+          <w:szCs w:val="22"/>
+          <w:lang w:val="en-US"/>
+        </w:rPr>
+        <w:t>degrees_freedom</w:t>
+      </w:r>
+      <w:proofErr w:type="spellEnd"/>
+      <w:r>
+        <w:rPr>
+          <w:rFonts w:ascii="Courier New" w:hAnsi="Courier New" w:cs="Courier New"/>
+          <w:sz w:val="22"/>
+          <w:szCs w:val="22"/>
+          <w:lang w:val="en-US"/>
+        </w:rPr>
+        <w:t xml:space="preserve"> = bins - 1 - 2</w:t>
       </w:r>
     </w:p>
     <w:p>
@@ -29708,14 +35230,76 @@
           <w:lang w:val="en-US"/>
         </w:rPr>
       </w:pPr>
-      <w:r>
-        <w:rPr>
-          <w:rFonts w:ascii="Courier New" w:hAnsi="Courier New" w:cs="Courier New"/>
-          <w:sz w:val="22"/>
-          <w:szCs w:val="22"/>
-          <w:lang w:val="en-US"/>
-        </w:rPr>
-        <w:t>p_chi = stats.chi2.sf(chi_stat, degrees_freedom)</w:t>
+      <w:proofErr w:type="spellStart"/>
+      <w:r>
+        <w:rPr>
+          <w:rFonts w:ascii="Courier New" w:hAnsi="Courier New" w:cs="Courier New"/>
+          <w:sz w:val="22"/>
+          <w:szCs w:val="22"/>
+          <w:lang w:val="en-US"/>
+        </w:rPr>
+        <w:t>p_chi</w:t>
+      </w:r>
+      <w:proofErr w:type="spellEnd"/>
+      <w:r>
+        <w:rPr>
+          <w:rFonts w:ascii="Courier New" w:hAnsi="Courier New" w:cs="Courier New"/>
+          <w:sz w:val="22"/>
+          <w:szCs w:val="22"/>
+          <w:lang w:val="en-US"/>
+        </w:rPr>
+        <w:t xml:space="preserve"> = </w:t>
+      </w:r>
+      <w:proofErr w:type="gramStart"/>
+      <w:r>
+        <w:rPr>
+          <w:rFonts w:ascii="Courier New" w:hAnsi="Courier New" w:cs="Courier New"/>
+          <w:sz w:val="22"/>
+          <w:szCs w:val="22"/>
+          <w:lang w:val="en-US"/>
+        </w:rPr>
+        <w:t>stats.chi2.sf(</w:t>
+      </w:r>
+      <w:proofErr w:type="spellStart"/>
+      <w:proofErr w:type="gramEnd"/>
+      <w:r>
+        <w:rPr>
+          <w:rFonts w:ascii="Courier New" w:hAnsi="Courier New" w:cs="Courier New"/>
+          <w:sz w:val="22"/>
+          <w:szCs w:val="22"/>
+          <w:lang w:val="en-US"/>
+        </w:rPr>
+        <w:t>chi_stat</w:t>
+      </w:r>
+      <w:proofErr w:type="spellEnd"/>
+      <w:r>
+        <w:rPr>
+          <w:rFonts w:ascii="Courier New" w:hAnsi="Courier New" w:cs="Courier New"/>
+          <w:sz w:val="22"/>
+          <w:szCs w:val="22"/>
+          <w:lang w:val="en-US"/>
+        </w:rPr>
+        <w:t xml:space="preserve">, </w:t>
+      </w:r>
+      <w:proofErr w:type="spellStart"/>
+      <w:r>
+        <w:rPr>
+          <w:rFonts w:ascii="Courier New" w:hAnsi="Courier New" w:cs="Courier New"/>
+          <w:sz w:val="22"/>
+          <w:szCs w:val="22"/>
+          <w:lang w:val="en-US"/>
+        </w:rPr>
+        <w:t>degrees_freedom</w:t>
+      </w:r>
+      <w:proofErr w:type="spellEnd"/>
+      <w:r>
+        <w:rPr>
+          <w:rFonts w:ascii="Courier New" w:hAnsi="Courier New" w:cs="Courier New"/>
+          <w:sz w:val="22"/>
+          <w:szCs w:val="22"/>
+          <w:lang w:val="en-US"/>
+        </w:rPr>
+        <w:t>)</w:t>
       </w:r>
     </w:p>
     <w:p>
@@ -29741,14 +35325,85 @@
           <w:lang w:val="en-US"/>
         </w:rPr>
       </w:pPr>
-      <w:r>
-        <w:rPr>
-          <w:rFonts w:ascii="Courier New" w:hAnsi="Courier New" w:cs="Courier New"/>
-          <w:sz w:val="22"/>
-          <w:szCs w:val="22"/>
-          <w:lang w:val="en-US"/>
-        </w:rPr>
-        <w:t>print("Колмогоров:", D_ks, p_ks)</w:t>
+      <w:proofErr w:type="gramStart"/>
+      <w:r>
+        <w:rPr>
+          <w:rFonts w:ascii="Courier New" w:hAnsi="Courier New" w:cs="Courier New"/>
+          <w:sz w:val="22"/>
+          <w:szCs w:val="22"/>
+          <w:lang w:val="en-US"/>
+        </w:rPr>
+        <w:t>print(</w:t>
+      </w:r>
+      <w:proofErr w:type="gramEnd"/>
+      <w:r>
+        <w:rPr>
+          <w:rFonts w:ascii="Courier New" w:hAnsi="Courier New" w:cs="Courier New"/>
+          <w:sz w:val="22"/>
+          <w:szCs w:val="22"/>
+          <w:lang w:val="en-US"/>
+        </w:rPr>
+        <w:t>"</w:t>
+      </w:r>
+      <w:proofErr w:type="spellStart"/>
+      <w:r>
+        <w:rPr>
+          <w:rFonts w:ascii="Courier New" w:hAnsi="Courier New" w:cs="Courier New"/>
+          <w:sz w:val="22"/>
+          <w:szCs w:val="22"/>
+          <w:lang w:val="en-US"/>
+        </w:rPr>
+        <w:t>Колмогоров</w:t>
+      </w:r>
+      <w:proofErr w:type="spellEnd"/>
+      <w:r>
+        <w:rPr>
+          <w:rFonts w:ascii="Courier New" w:hAnsi="Courier New" w:cs="Courier New"/>
+          <w:sz w:val="22"/>
+          <w:szCs w:val="22"/>
+          <w:lang w:val="en-US"/>
+        </w:rPr>
+        <w:t xml:space="preserve">:", </w:t>
+      </w:r>
+      <w:proofErr w:type="spellStart"/>
+      <w:r>
+        <w:rPr>
+          <w:rFonts w:ascii="Courier New" w:hAnsi="Courier New" w:cs="Courier New"/>
+          <w:sz w:val="22"/>
+          <w:szCs w:val="22"/>
+          <w:lang w:val="en-US"/>
+        </w:rPr>
+        <w:t>D_ks</w:t>
+      </w:r>
+      <w:proofErr w:type="spellEnd"/>
+      <w:r>
+        <w:rPr>
+          <w:rFonts w:ascii="Courier New" w:hAnsi="Courier New" w:cs="Courier New"/>
+          <w:sz w:val="22"/>
+          <w:szCs w:val="22"/>
+          <w:lang w:val="en-US"/>
+        </w:rPr>
+        <w:t xml:space="preserve">, </w:t>
+      </w:r>
+      <w:proofErr w:type="spellStart"/>
+      <w:r>
+        <w:rPr>
+          <w:rFonts w:ascii="Courier New" w:hAnsi="Courier New" w:cs="Courier New"/>
+          <w:sz w:val="22"/>
+          <w:szCs w:val="22"/>
+          <w:lang w:val="en-US"/>
+        </w:rPr>
+        <w:t>p_ks</w:t>
+      </w:r>
+      <w:proofErr w:type="spellEnd"/>
+      <w:r>
+        <w:rPr>
+          <w:rFonts w:ascii="Courier New" w:hAnsi="Courier New" w:cs="Courier New"/>
+          <w:sz w:val="22"/>
+          <w:szCs w:val="22"/>
+          <w:lang w:val="en-US"/>
+        </w:rPr>
+        <w:t>)</w:t>
       </w:r>
     </w:p>
     <w:p>
@@ -29759,14 +35414,105 @@
           <w:lang w:val="en-US"/>
         </w:rPr>
       </w:pPr>
-      <w:r>
-        <w:rPr>
-          <w:rFonts w:ascii="Courier New" w:hAnsi="Courier New" w:cs="Courier New"/>
-          <w:sz w:val="22"/>
-          <w:szCs w:val="22"/>
-          <w:lang w:val="en-US"/>
-        </w:rPr>
-        <w:t>print("Пирсон:", chi_stat, degrees_freedom, p_chi)</w:t>
+      <w:proofErr w:type="gramStart"/>
+      <w:r>
+        <w:rPr>
+          <w:rFonts w:ascii="Courier New" w:hAnsi="Courier New" w:cs="Courier New"/>
+          <w:sz w:val="22"/>
+          <w:szCs w:val="22"/>
+          <w:lang w:val="en-US"/>
+        </w:rPr>
+        <w:t>print(</w:t>
+      </w:r>
+      <w:proofErr w:type="gramEnd"/>
+      <w:r>
+        <w:rPr>
+          <w:rFonts w:ascii="Courier New" w:hAnsi="Courier New" w:cs="Courier New"/>
+          <w:sz w:val="22"/>
+          <w:szCs w:val="22"/>
+          <w:lang w:val="en-US"/>
+        </w:rPr>
+        <w:t>"</w:t>
+      </w:r>
+      <w:proofErr w:type="spellStart"/>
+      <w:r>
+        <w:rPr>
+          <w:rFonts w:ascii="Courier New" w:hAnsi="Courier New" w:cs="Courier New"/>
+          <w:sz w:val="22"/>
+          <w:szCs w:val="22"/>
+          <w:lang w:val="en-US"/>
+        </w:rPr>
+        <w:t>Пирсон</w:t>
+      </w:r>
+      <w:proofErr w:type="spellEnd"/>
+      <w:r>
+        <w:rPr>
+          <w:rFonts w:ascii="Courier New" w:hAnsi="Courier New" w:cs="Courier New"/>
+          <w:sz w:val="22"/>
+          <w:szCs w:val="22"/>
+          <w:lang w:val="en-US"/>
+        </w:rPr>
+        <w:t xml:space="preserve">:", </w:t>
+      </w:r>
+      <w:proofErr w:type="spellStart"/>
+      <w:r>
+        <w:rPr>
+          <w:rFonts w:ascii="Courier New" w:hAnsi="Courier New" w:cs="Courier New"/>
+          <w:sz w:val="22"/>
+          <w:szCs w:val="22"/>
+          <w:lang w:val="en-US"/>
+        </w:rPr>
+        <w:t>chi_stat</w:t>
+      </w:r>
+      <w:proofErr w:type="spellEnd"/>
+      <w:r>
+        <w:rPr>
+          <w:rFonts w:ascii="Courier New" w:hAnsi="Courier New" w:cs="Courier New"/>
+          <w:sz w:val="22"/>
+          <w:szCs w:val="22"/>
+          <w:lang w:val="en-US"/>
+        </w:rPr>
+        <w:t xml:space="preserve">, </w:t>
+      </w:r>
+      <w:proofErr w:type="spellStart"/>
+      <w:r>
+        <w:rPr>
+          <w:rFonts w:ascii="Courier New" w:hAnsi="Courier New" w:cs="Courier New"/>
+          <w:sz w:val="22"/>
+          <w:szCs w:val="22"/>
+          <w:lang w:val="en-US"/>
+        </w:rPr>
+        <w:t>degrees_freedom</w:t>
+      </w:r>
+      <w:proofErr w:type="spellEnd"/>
+      <w:r>
+        <w:rPr>
+          <w:rFonts w:ascii="Courier New" w:hAnsi="Courier New" w:cs="Courier New"/>
+          <w:sz w:val="22"/>
+          <w:szCs w:val="22"/>
+          <w:lang w:val="en-US"/>
+        </w:rPr>
+        <w:t xml:space="preserve">, </w:t>
+      </w:r>
+      <w:proofErr w:type="spellStart"/>
+      <w:r>
+        <w:rPr>
+          <w:rFonts w:ascii="Courier New" w:hAnsi="Courier New" w:cs="Courier New"/>
+          <w:sz w:val="22"/>
+          <w:szCs w:val="22"/>
+          <w:lang w:val="en-US"/>
+        </w:rPr>
+        <w:t>p_chi</w:t>
+      </w:r>
+      <w:proofErr w:type="spellEnd"/>
+      <w:r>
+        <w:rPr>
+          <w:rFonts w:ascii="Courier New" w:hAnsi="Courier New" w:cs="Courier New"/>
+          <w:sz w:val="22"/>
+          <w:szCs w:val="22"/>
+          <w:lang w:val="en-US"/>
+        </w:rPr>
+        <w:t>)</w:t>
       </w:r>
     </w:p>
     <w:p>
@@ -29828,15 +35574,77 @@
           <w:lang w:val="en-US"/>
         </w:rPr>
       </w:pPr>
-      <w:r>
-        <w:rPr>
-          <w:rFonts w:ascii="Courier New" w:hAnsi="Courier New" w:cs="Courier New"/>
-          <w:sz w:val="22"/>
-          <w:szCs w:val="22"/>
-          <w:lang w:val="en-US"/>
-        </w:rPr>
-        <w:t>shape_gamma = (sample_mean_value - loc_mle) ** 2 / sample_var_value</w:t>
-      </w:r>
+      <w:proofErr w:type="spellStart"/>
+      <w:r>
+        <w:rPr>
+          <w:rFonts w:ascii="Courier New" w:hAnsi="Courier New" w:cs="Courier New"/>
+          <w:sz w:val="22"/>
+          <w:szCs w:val="22"/>
+          <w:lang w:val="en-US"/>
+        </w:rPr>
+        <w:t>shape_gamma</w:t>
+      </w:r>
+      <w:proofErr w:type="spellEnd"/>
+      <w:r>
+        <w:rPr>
+          <w:rFonts w:ascii="Courier New" w:hAnsi="Courier New" w:cs="Courier New"/>
+          <w:sz w:val="22"/>
+          <w:szCs w:val="22"/>
+          <w:lang w:val="en-US"/>
+        </w:rPr>
+        <w:t xml:space="preserve"> = (</w:t>
+      </w:r>
+      <w:proofErr w:type="spellStart"/>
+      <w:r>
+        <w:rPr>
+          <w:rFonts w:ascii="Courier New" w:hAnsi="Courier New" w:cs="Courier New"/>
+          <w:sz w:val="22"/>
+          <w:szCs w:val="22"/>
+          <w:lang w:val="en-US"/>
+        </w:rPr>
+        <w:t>sample_mean_value</w:t>
+      </w:r>
+      <w:proofErr w:type="spellEnd"/>
+      <w:r>
+        <w:rPr>
+          <w:rFonts w:ascii="Courier New" w:hAnsi="Courier New" w:cs="Courier New"/>
+          <w:sz w:val="22"/>
+          <w:szCs w:val="22"/>
+          <w:lang w:val="en-US"/>
+        </w:rPr>
+        <w:t xml:space="preserve"> - </w:t>
+      </w:r>
+      <w:proofErr w:type="spellStart"/>
+      <w:r>
+        <w:rPr>
+          <w:rFonts w:ascii="Courier New" w:hAnsi="Courier New" w:cs="Courier New"/>
+          <w:sz w:val="22"/>
+          <w:szCs w:val="22"/>
+          <w:lang w:val="en-US"/>
+        </w:rPr>
+        <w:t>loc_mle</w:t>
+      </w:r>
+      <w:proofErr w:type="spellEnd"/>
+      <w:r>
+        <w:rPr>
+          <w:rFonts w:ascii="Courier New" w:hAnsi="Courier New" w:cs="Courier New"/>
+          <w:sz w:val="22"/>
+          <w:szCs w:val="22"/>
+          <w:lang w:val="en-US"/>
+        </w:rPr>
+        <w:t xml:space="preserve">) ** 2 / </w:t>
+      </w:r>
+      <w:proofErr w:type="spellStart"/>
+      <w:r>
+        <w:rPr>
+          <w:rFonts w:ascii="Courier New" w:hAnsi="Courier New" w:cs="Courier New"/>
+          <w:sz w:val="22"/>
+          <w:szCs w:val="22"/>
+          <w:lang w:val="en-US"/>
+        </w:rPr>
+        <w:t>sample_var_value</w:t>
+      </w:r>
+      <w:proofErr w:type="spellEnd"/>
     </w:p>
     <w:p>
       <w:pPr>
@@ -29849,14 +35657,85 @@
           <w:lang w:val="en-US"/>
         </w:rPr>
       </w:pPr>
-      <w:r>
-        <w:rPr>
-          <w:rFonts w:ascii="Courier New" w:hAnsi="Courier New" w:cs="Courier New"/>
-          <w:sz w:val="22"/>
-          <w:szCs w:val="22"/>
-          <w:lang w:val="en-US"/>
-        </w:rPr>
-        <w:t>scale_gamma = sample_var_value / (sample_mean_value - loc_mle)</w:t>
+      <w:proofErr w:type="spellStart"/>
+      <w:r>
+        <w:rPr>
+          <w:rFonts w:ascii="Courier New" w:hAnsi="Courier New" w:cs="Courier New"/>
+          <w:sz w:val="22"/>
+          <w:szCs w:val="22"/>
+          <w:lang w:val="en-US"/>
+        </w:rPr>
+        <w:t>scale_gamma</w:t>
+      </w:r>
+      <w:proofErr w:type="spellEnd"/>
+      <w:r>
+        <w:rPr>
+          <w:rFonts w:ascii="Courier New" w:hAnsi="Courier New" w:cs="Courier New"/>
+          <w:sz w:val="22"/>
+          <w:szCs w:val="22"/>
+          <w:lang w:val="en-US"/>
+        </w:rPr>
+        <w:t xml:space="preserve"> = </w:t>
+      </w:r>
+      <w:proofErr w:type="spellStart"/>
+      <w:r>
+        <w:rPr>
+          <w:rFonts w:ascii="Courier New" w:hAnsi="Courier New" w:cs="Courier New"/>
+          <w:sz w:val="22"/>
+          <w:szCs w:val="22"/>
+          <w:lang w:val="en-US"/>
+        </w:rPr>
+        <w:t>sample_var_value</w:t>
+      </w:r>
+      <w:proofErr w:type="spellEnd"/>
+      <w:r>
+        <w:rPr>
+          <w:rFonts w:ascii="Courier New" w:hAnsi="Courier New" w:cs="Courier New"/>
+          <w:sz w:val="22"/>
+          <w:szCs w:val="22"/>
+          <w:lang w:val="en-US"/>
+        </w:rPr>
+        <w:t xml:space="preserve"> / (</w:t>
+      </w:r>
+      <w:proofErr w:type="spellStart"/>
+      <w:r>
+        <w:rPr>
+          <w:rFonts w:ascii="Courier New" w:hAnsi="Courier New" w:cs="Courier New"/>
+          <w:sz w:val="22"/>
+          <w:szCs w:val="22"/>
+          <w:lang w:val="en-US"/>
+        </w:rPr>
+        <w:t>sample_mean_value</w:t>
+      </w:r>
+      <w:proofErr w:type="spellEnd"/>
+      <w:r>
+        <w:rPr>
+          <w:rFonts w:ascii="Courier New" w:hAnsi="Courier New" w:cs="Courier New"/>
+          <w:sz w:val="22"/>
+          <w:szCs w:val="22"/>
+          <w:lang w:val="en-US"/>
+        </w:rPr>
+        <w:t xml:space="preserve"> - </w:t>
+      </w:r>
+      <w:proofErr w:type="spellStart"/>
+      <w:r>
+        <w:rPr>
+          <w:rFonts w:ascii="Courier New" w:hAnsi="Courier New" w:cs="Courier New"/>
+          <w:sz w:val="22"/>
+          <w:szCs w:val="22"/>
+          <w:lang w:val="en-US"/>
+        </w:rPr>
+        <w:t>loc_mle</w:t>
+      </w:r>
+      <w:proofErr w:type="spellEnd"/>
+      <w:r>
+        <w:rPr>
+          <w:rFonts w:ascii="Courier New" w:hAnsi="Courier New" w:cs="Courier New"/>
+          <w:sz w:val="22"/>
+          <w:szCs w:val="22"/>
+          <w:lang w:val="en-US"/>
+        </w:rPr>
+        <w:t>)</w:t>
       </w:r>
     </w:p>
     <w:p>
@@ -29889,7 +35768,58 @@
           <w:szCs w:val="22"/>
           <w:lang w:val="en-US"/>
         </w:rPr>
-        <w:t>U = np.random.random(len(X))</w:t>
+        <w:t xml:space="preserve">U = </w:t>
+      </w:r>
+      <w:proofErr w:type="spellStart"/>
+      <w:proofErr w:type="gramStart"/>
+      <w:r>
+        <w:rPr>
+          <w:rFonts w:ascii="Courier New" w:hAnsi="Courier New" w:cs="Courier New"/>
+          <w:sz w:val="22"/>
+          <w:szCs w:val="22"/>
+          <w:lang w:val="en-US"/>
+        </w:rPr>
+        <w:t>np.random</w:t>
+      </w:r>
+      <w:proofErr w:type="gramEnd"/>
+      <w:r>
+        <w:rPr>
+          <w:rFonts w:ascii="Courier New" w:hAnsi="Courier New" w:cs="Courier New"/>
+          <w:sz w:val="22"/>
+          <w:szCs w:val="22"/>
+          <w:lang w:val="en-US"/>
+        </w:rPr>
+        <w:t>.random</w:t>
+      </w:r>
+      <w:proofErr w:type="spellEnd"/>
+      <w:r>
+        <w:rPr>
+          <w:rFonts w:ascii="Courier New" w:hAnsi="Courier New" w:cs="Courier New"/>
+          <w:sz w:val="22"/>
+          <w:szCs w:val="22"/>
+          <w:lang w:val="en-US"/>
+        </w:rPr>
+        <w:t>(</w:t>
+      </w:r>
+      <w:proofErr w:type="spellStart"/>
+      <w:r>
+        <w:rPr>
+          <w:rFonts w:ascii="Courier New" w:hAnsi="Courier New" w:cs="Courier New"/>
+          <w:sz w:val="22"/>
+          <w:szCs w:val="22"/>
+          <w:lang w:val="en-US"/>
+        </w:rPr>
+        <w:t>len</w:t>
+      </w:r>
+      <w:proofErr w:type="spellEnd"/>
+      <w:r>
+        <w:rPr>
+          <w:rFonts w:ascii="Courier New" w:hAnsi="Courier New" w:cs="Courier New"/>
+          <w:sz w:val="22"/>
+          <w:szCs w:val="22"/>
+          <w:lang w:val="en-US"/>
+        </w:rPr>
+        <w:t>(X))</w:t>
       </w:r>
     </w:p>
     <w:p>
@@ -29903,15 +35833,68 @@
           <w:lang w:val="en-US"/>
         </w:rPr>
       </w:pPr>
-      <w:r>
-        <w:rPr>
-          <w:rFonts w:ascii="Courier New" w:hAnsi="Courier New" w:cs="Courier New"/>
-          <w:sz w:val="22"/>
-          <w:szCs w:val="22"/>
-          <w:lang w:val="en-US"/>
-        </w:rPr>
-        <w:t>Y_gamma = loc_mle + stats.gamma.ppf(</w:t>
-      </w:r>
+      <w:proofErr w:type="spellStart"/>
+      <w:r>
+        <w:rPr>
+          <w:rFonts w:ascii="Courier New" w:hAnsi="Courier New" w:cs="Courier New"/>
+          <w:sz w:val="22"/>
+          <w:szCs w:val="22"/>
+          <w:lang w:val="en-US"/>
+        </w:rPr>
+        <w:t>Y_gamma</w:t>
+      </w:r>
+      <w:proofErr w:type="spellEnd"/>
+      <w:r>
+        <w:rPr>
+          <w:rFonts w:ascii="Courier New" w:hAnsi="Courier New" w:cs="Courier New"/>
+          <w:sz w:val="22"/>
+          <w:szCs w:val="22"/>
+          <w:lang w:val="en-US"/>
+        </w:rPr>
+        <w:t xml:space="preserve"> = </w:t>
+      </w:r>
+      <w:proofErr w:type="spellStart"/>
+      <w:r>
+        <w:rPr>
+          <w:rFonts w:ascii="Courier New" w:hAnsi="Courier New" w:cs="Courier New"/>
+          <w:sz w:val="22"/>
+          <w:szCs w:val="22"/>
+          <w:lang w:val="en-US"/>
+        </w:rPr>
+        <w:t>loc_mle</w:t>
+      </w:r>
+      <w:proofErr w:type="spellEnd"/>
+      <w:r>
+        <w:rPr>
+          <w:rFonts w:ascii="Courier New" w:hAnsi="Courier New" w:cs="Courier New"/>
+          <w:sz w:val="22"/>
+          <w:szCs w:val="22"/>
+          <w:lang w:val="en-US"/>
+        </w:rPr>
+        <w:t xml:space="preserve"> + </w:t>
+      </w:r>
+      <w:proofErr w:type="spellStart"/>
+      <w:proofErr w:type="gramStart"/>
+      <w:r>
+        <w:rPr>
+          <w:rFonts w:ascii="Courier New" w:hAnsi="Courier New" w:cs="Courier New"/>
+          <w:sz w:val="22"/>
+          <w:szCs w:val="22"/>
+          <w:lang w:val="en-US"/>
+        </w:rPr>
+        <w:t>stats.gamma.ppf</w:t>
+      </w:r>
+      <w:proofErr w:type="spellEnd"/>
+      <w:r>
+        <w:rPr>
+          <w:rFonts w:ascii="Courier New" w:hAnsi="Courier New" w:cs="Courier New"/>
+          <w:sz w:val="22"/>
+          <w:szCs w:val="22"/>
+          <w:lang w:val="en-US"/>
+        </w:rPr>
+        <w:t>(</w:t>
+      </w:r>
+      <w:proofErr w:type="gramEnd"/>
     </w:p>
     <w:p>
       <w:pPr>
@@ -29953,7 +35936,27 @@
           <w:szCs w:val="22"/>
           <w:lang w:val="en-US"/>
         </w:rPr>
-        <w:t xml:space="preserve">    a=shape_gamma,</w:t>
+        <w:t xml:space="preserve">    a=</w:t>
+      </w:r>
+      <w:proofErr w:type="spellStart"/>
+      <w:r>
+        <w:rPr>
+          <w:rFonts w:ascii="Courier New" w:hAnsi="Courier New" w:cs="Courier New"/>
+          <w:sz w:val="22"/>
+          <w:szCs w:val="22"/>
+          <w:lang w:val="en-US"/>
+        </w:rPr>
+        <w:t>shape_gamma</w:t>
+      </w:r>
+      <w:proofErr w:type="spellEnd"/>
+      <w:r>
+        <w:rPr>
+          <w:rFonts w:ascii="Courier New" w:hAnsi="Courier New" w:cs="Courier New"/>
+          <w:sz w:val="22"/>
+          <w:szCs w:val="22"/>
+          <w:lang w:val="en-US"/>
+        </w:rPr>
+        <w:t>,</w:t>
       </w:r>
     </w:p>
     <w:p>
@@ -29974,8 +35977,19 @@
           <w:szCs w:val="22"/>
           <w:lang w:val="en-US"/>
         </w:rPr>
-        <w:t xml:space="preserve">    scale=scale_gamma</w:t>
-      </w:r>
+        <w:t xml:space="preserve">    scale=</w:t>
+      </w:r>
+      <w:proofErr w:type="spellStart"/>
+      <w:r>
+        <w:rPr>
+          <w:rFonts w:ascii="Courier New" w:hAnsi="Courier New" w:cs="Courier New"/>
+          <w:sz w:val="22"/>
+          <w:szCs w:val="22"/>
+          <w:lang w:val="en-US"/>
+        </w:rPr>
+        <w:t>scale_gamma</w:t>
+      </w:r>
+      <w:proofErr w:type="spellEnd"/>
     </w:p>
     <w:p>
       <w:pPr>
@@ -30021,14 +36035,105 @@
           <w:lang w:val="en-US"/>
         </w:rPr>
       </w:pPr>
-      <w:r>
-        <w:rPr>
-          <w:rFonts w:ascii="Courier New" w:hAnsi="Courier New" w:cs="Courier New"/>
-          <w:sz w:val="22"/>
-          <w:szCs w:val="22"/>
-          <w:lang w:val="en-US"/>
-        </w:rPr>
-        <w:t>D_two, p_two = stats.ks_2samp(X, Y_gamma)</w:t>
+      <w:proofErr w:type="spellStart"/>
+      <w:r>
+        <w:rPr>
+          <w:rFonts w:ascii="Courier New" w:hAnsi="Courier New" w:cs="Courier New"/>
+          <w:sz w:val="22"/>
+          <w:szCs w:val="22"/>
+          <w:lang w:val="en-US"/>
+        </w:rPr>
+        <w:t>D_two</w:t>
+      </w:r>
+      <w:proofErr w:type="spellEnd"/>
+      <w:r>
+        <w:rPr>
+          <w:rFonts w:ascii="Courier New" w:hAnsi="Courier New" w:cs="Courier New"/>
+          <w:sz w:val="22"/>
+          <w:szCs w:val="22"/>
+          <w:lang w:val="en-US"/>
+        </w:rPr>
+        <w:t xml:space="preserve">, </w:t>
+      </w:r>
+      <w:proofErr w:type="spellStart"/>
+      <w:r>
+        <w:rPr>
+          <w:rFonts w:ascii="Courier New" w:hAnsi="Courier New" w:cs="Courier New"/>
+          <w:sz w:val="22"/>
+          <w:szCs w:val="22"/>
+          <w:lang w:val="en-US"/>
+        </w:rPr>
+        <w:t>p_two</w:t>
+      </w:r>
+      <w:proofErr w:type="spellEnd"/>
+      <w:r>
+        <w:rPr>
+          <w:rFonts w:ascii="Courier New" w:hAnsi="Courier New" w:cs="Courier New"/>
+          <w:sz w:val="22"/>
+          <w:szCs w:val="22"/>
+          <w:lang w:val="en-US"/>
+        </w:rPr>
+        <w:t xml:space="preserve"> = </w:t>
+      </w:r>
+      <w:proofErr w:type="gramStart"/>
+      <w:r>
+        <w:rPr>
+          <w:rFonts w:ascii="Courier New" w:hAnsi="Courier New" w:cs="Courier New"/>
+          <w:sz w:val="22"/>
+          <w:szCs w:val="22"/>
+          <w:lang w:val="en-US"/>
+        </w:rPr>
+        <w:t>stats.ks</w:t>
+      </w:r>
+      <w:proofErr w:type="gramEnd"/>
+      <w:r>
+        <w:rPr>
+          <w:rFonts w:ascii="Courier New" w:hAnsi="Courier New" w:cs="Courier New"/>
+          <w:sz w:val="22"/>
+          <w:szCs w:val="22"/>
+          <w:lang w:val="en-US"/>
+        </w:rPr>
+        <w:t>_2</w:t>
+      </w:r>
+      <w:proofErr w:type="gramStart"/>
+      <w:r>
+        <w:rPr>
+          <w:rFonts w:ascii="Courier New" w:hAnsi="Courier New" w:cs="Courier New"/>
+          <w:sz w:val="22"/>
+          <w:szCs w:val="22"/>
+          <w:lang w:val="en-US"/>
+        </w:rPr>
+        <w:t>samp(</w:t>
+      </w:r>
+      <w:proofErr w:type="gramEnd"/>
+      <w:r>
+        <w:rPr>
+          <w:rFonts w:ascii="Courier New" w:hAnsi="Courier New" w:cs="Courier New"/>
+          <w:sz w:val="22"/>
+          <w:szCs w:val="22"/>
+          <w:lang w:val="en-US"/>
+        </w:rPr>
+        <w:t xml:space="preserve">X, </w:t>
+      </w:r>
+      <w:proofErr w:type="spellStart"/>
+      <w:r>
+        <w:rPr>
+          <w:rFonts w:ascii="Courier New" w:hAnsi="Courier New" w:cs="Courier New"/>
+          <w:sz w:val="22"/>
+          <w:szCs w:val="22"/>
+          <w:lang w:val="en-US"/>
+        </w:rPr>
+        <w:t>Y_gamma</w:t>
+      </w:r>
+      <w:proofErr w:type="spellEnd"/>
+      <w:r>
+        <w:rPr>
+          <w:rFonts w:ascii="Courier New" w:hAnsi="Courier New" w:cs="Courier New"/>
+          <w:sz w:val="22"/>
+          <w:szCs w:val="22"/>
+          <w:lang w:val="en-US"/>
+        </w:rPr>
+        <w:t>)</w:t>
       </w:r>
     </w:p>
     <w:p>
@@ -30042,14 +36147,45 @@
           <w:lang w:val="en-US"/>
         </w:rPr>
       </w:pPr>
-      <w:r>
-        <w:rPr>
-          <w:rFonts w:ascii="Courier New" w:hAnsi="Courier New" w:cs="Courier New"/>
-          <w:sz w:val="22"/>
-          <w:szCs w:val="22"/>
-          <w:lang w:val="en-US"/>
-        </w:rPr>
-        <w:t>print("D =", D_two)</w:t>
+      <w:proofErr w:type="gramStart"/>
+      <w:r>
+        <w:rPr>
+          <w:rFonts w:ascii="Courier New" w:hAnsi="Courier New" w:cs="Courier New"/>
+          <w:sz w:val="22"/>
+          <w:szCs w:val="22"/>
+          <w:lang w:val="en-US"/>
+        </w:rPr>
+        <w:t>print(</w:t>
+      </w:r>
+      <w:proofErr w:type="gramEnd"/>
+      <w:r>
+        <w:rPr>
+          <w:rFonts w:ascii="Courier New" w:hAnsi="Courier New" w:cs="Courier New"/>
+          <w:sz w:val="22"/>
+          <w:szCs w:val="22"/>
+          <w:lang w:val="en-US"/>
+        </w:rPr>
+        <w:t xml:space="preserve">"D =", </w:t>
+      </w:r>
+      <w:proofErr w:type="spellStart"/>
+      <w:r>
+        <w:rPr>
+          <w:rFonts w:ascii="Courier New" w:hAnsi="Courier New" w:cs="Courier New"/>
+          <w:sz w:val="22"/>
+          <w:szCs w:val="22"/>
+          <w:lang w:val="en-US"/>
+        </w:rPr>
+        <w:t>D_two</w:t>
+      </w:r>
+      <w:proofErr w:type="spellEnd"/>
+      <w:r>
+        <w:rPr>
+          <w:rFonts w:ascii="Courier New" w:hAnsi="Courier New" w:cs="Courier New"/>
+          <w:sz w:val="22"/>
+          <w:szCs w:val="22"/>
+          <w:lang w:val="en-US"/>
+        </w:rPr>
+        <w:t>)</w:t>
       </w:r>
     </w:p>
     <w:p>
@@ -30063,14 +36199,45 @@
           <w:lang w:val="en-US"/>
         </w:rPr>
       </w:pPr>
-      <w:r>
-        <w:rPr>
-          <w:rFonts w:ascii="Courier New" w:hAnsi="Courier New" w:cs="Courier New"/>
-          <w:sz w:val="22"/>
-          <w:szCs w:val="22"/>
-          <w:lang w:val="en-US"/>
-        </w:rPr>
-        <w:t>print("p-value =", p_two)</w:t>
+      <w:proofErr w:type="gramStart"/>
+      <w:r>
+        <w:rPr>
+          <w:rFonts w:ascii="Courier New" w:hAnsi="Courier New" w:cs="Courier New"/>
+          <w:sz w:val="22"/>
+          <w:szCs w:val="22"/>
+          <w:lang w:val="en-US"/>
+        </w:rPr>
+        <w:t>print(</w:t>
+      </w:r>
+      <w:proofErr w:type="gramEnd"/>
+      <w:r>
+        <w:rPr>
+          <w:rFonts w:ascii="Courier New" w:hAnsi="Courier New" w:cs="Courier New"/>
+          <w:sz w:val="22"/>
+          <w:szCs w:val="22"/>
+          <w:lang w:val="en-US"/>
+        </w:rPr>
+        <w:t xml:space="preserve">"p-value =", </w:t>
+      </w:r>
+      <w:proofErr w:type="spellStart"/>
+      <w:r>
+        <w:rPr>
+          <w:rFonts w:ascii="Courier New" w:hAnsi="Courier New" w:cs="Courier New"/>
+          <w:sz w:val="22"/>
+          <w:szCs w:val="22"/>
+          <w:lang w:val="en-US"/>
+        </w:rPr>
+        <w:t>p_two</w:t>
+      </w:r>
+      <w:proofErr w:type="spellEnd"/>
+      <w:r>
+        <w:rPr>
+          <w:rFonts w:ascii="Courier New" w:hAnsi="Courier New" w:cs="Courier New"/>
+          <w:sz w:val="22"/>
+          <w:szCs w:val="22"/>
+          <w:lang w:val="en-US"/>
+        </w:rPr>
+        <w:t>)</w:t>
       </w:r>
     </w:p>
     <w:p>
@@ -30115,7 +36282,27 @@
           <w:szCs w:val="22"/>
           <w:lang w:val="en-US"/>
         </w:rPr>
-        <w:t>def simulate_power(repetitions=300):</w:t>
+        <w:t xml:space="preserve">def </w:t>
+      </w:r>
+      <w:proofErr w:type="spellStart"/>
+      <w:r>
+        <w:rPr>
+          <w:rFonts w:ascii="Courier New" w:hAnsi="Courier New" w:cs="Courier New"/>
+          <w:sz w:val="22"/>
+          <w:szCs w:val="22"/>
+          <w:lang w:val="en-US"/>
+        </w:rPr>
+        <w:t>simulate_power</w:t>
+      </w:r>
+      <w:proofErr w:type="spellEnd"/>
+      <w:r>
+        <w:rPr>
+          <w:rFonts w:ascii="Courier New" w:hAnsi="Courier New" w:cs="Courier New"/>
+          <w:sz w:val="22"/>
+          <w:szCs w:val="22"/>
+          <w:lang w:val="en-US"/>
+        </w:rPr>
+        <w:t>(repetitions=300):</w:t>
       </w:r>
     </w:p>
     <w:p>
@@ -30178,7 +36365,58 @@
           <w:szCs w:val="22"/>
           <w:lang w:val="en-US"/>
         </w:rPr>
-        <w:t xml:space="preserve">        u = np.random.random(len(X))</w:t>
+        <w:t xml:space="preserve">        u = </w:t>
+      </w:r>
+      <w:proofErr w:type="spellStart"/>
+      <w:proofErr w:type="gramStart"/>
+      <w:r>
+        <w:rPr>
+          <w:rFonts w:ascii="Courier New" w:hAnsi="Courier New" w:cs="Courier New"/>
+          <w:sz w:val="22"/>
+          <w:szCs w:val="22"/>
+          <w:lang w:val="en-US"/>
+        </w:rPr>
+        <w:t>np.random</w:t>
+      </w:r>
+      <w:proofErr w:type="gramEnd"/>
+      <w:r>
+        <w:rPr>
+          <w:rFonts w:ascii="Courier New" w:hAnsi="Courier New" w:cs="Courier New"/>
+          <w:sz w:val="22"/>
+          <w:szCs w:val="22"/>
+          <w:lang w:val="en-US"/>
+        </w:rPr>
+        <w:t>.random</w:t>
+      </w:r>
+      <w:proofErr w:type="spellEnd"/>
+      <w:r>
+        <w:rPr>
+          <w:rFonts w:ascii="Courier New" w:hAnsi="Courier New" w:cs="Courier New"/>
+          <w:sz w:val="22"/>
+          <w:szCs w:val="22"/>
+          <w:lang w:val="en-US"/>
+        </w:rPr>
+        <w:t>(</w:t>
+      </w:r>
+      <w:proofErr w:type="spellStart"/>
+      <w:r>
+        <w:rPr>
+          <w:rFonts w:ascii="Courier New" w:hAnsi="Courier New" w:cs="Courier New"/>
+          <w:sz w:val="22"/>
+          <w:szCs w:val="22"/>
+          <w:lang w:val="en-US"/>
+        </w:rPr>
+        <w:t>len</w:t>
+      </w:r>
+      <w:proofErr w:type="spellEnd"/>
+      <w:r>
+        <w:rPr>
+          <w:rFonts w:ascii="Courier New" w:hAnsi="Courier New" w:cs="Courier New"/>
+          <w:sz w:val="22"/>
+          <w:szCs w:val="22"/>
+          <w:lang w:val="en-US"/>
+        </w:rPr>
+        <w:t>(X))</w:t>
       </w:r>
     </w:p>
     <w:p>
@@ -30199,8 +36437,50 @@
           <w:szCs w:val="22"/>
           <w:lang w:val="en-US"/>
         </w:rPr>
-        <w:t xml:space="preserve">        y = loc_mle + stats.gamma.ppf(</w:t>
-      </w:r>
+        <w:t xml:space="preserve">        y = </w:t>
+      </w:r>
+      <w:proofErr w:type="spellStart"/>
+      <w:r>
+        <w:rPr>
+          <w:rFonts w:ascii="Courier New" w:hAnsi="Courier New" w:cs="Courier New"/>
+          <w:sz w:val="22"/>
+          <w:szCs w:val="22"/>
+          <w:lang w:val="en-US"/>
+        </w:rPr>
+        <w:t>loc_mle</w:t>
+      </w:r>
+      <w:proofErr w:type="spellEnd"/>
+      <w:r>
+        <w:rPr>
+          <w:rFonts w:ascii="Courier New" w:hAnsi="Courier New" w:cs="Courier New"/>
+          <w:sz w:val="22"/>
+          <w:szCs w:val="22"/>
+          <w:lang w:val="en-US"/>
+        </w:rPr>
+        <w:t xml:space="preserve"> + </w:t>
+      </w:r>
+      <w:proofErr w:type="spellStart"/>
+      <w:proofErr w:type="gramStart"/>
+      <w:r>
+        <w:rPr>
+          <w:rFonts w:ascii="Courier New" w:hAnsi="Courier New" w:cs="Courier New"/>
+          <w:sz w:val="22"/>
+          <w:szCs w:val="22"/>
+          <w:lang w:val="en-US"/>
+        </w:rPr>
+        <w:t>stats.gamma.ppf</w:t>
+      </w:r>
+      <w:proofErr w:type="spellEnd"/>
+      <w:r>
+        <w:rPr>
+          <w:rFonts w:ascii="Courier New" w:hAnsi="Courier New" w:cs="Courier New"/>
+          <w:sz w:val="22"/>
+          <w:szCs w:val="22"/>
+          <w:lang w:val="en-US"/>
+        </w:rPr>
+        <w:t>(</w:t>
+      </w:r>
+      <w:proofErr w:type="gramEnd"/>
     </w:p>
     <w:p>
       <w:pPr>
@@ -30241,7 +36521,27 @@
           <w:szCs w:val="22"/>
           <w:lang w:val="en-US"/>
         </w:rPr>
-        <w:t xml:space="preserve">            a=shape_gamma,</w:t>
+        <w:t xml:space="preserve">            a=</w:t>
+      </w:r>
+      <w:proofErr w:type="spellStart"/>
+      <w:r>
+        <w:rPr>
+          <w:rFonts w:ascii="Courier New" w:hAnsi="Courier New" w:cs="Courier New"/>
+          <w:sz w:val="22"/>
+          <w:szCs w:val="22"/>
+          <w:lang w:val="en-US"/>
+        </w:rPr>
+        <w:t>shape_gamma</w:t>
+      </w:r>
+      <w:proofErr w:type="spellEnd"/>
+      <w:r>
+        <w:rPr>
+          <w:rFonts w:ascii="Courier New" w:hAnsi="Courier New" w:cs="Courier New"/>
+          <w:sz w:val="22"/>
+          <w:szCs w:val="22"/>
+          <w:lang w:val="en-US"/>
+        </w:rPr>
+        <w:t>,</w:t>
       </w:r>
     </w:p>
     <w:p>
@@ -30262,8 +36562,19 @@
           <w:szCs w:val="22"/>
           <w:lang w:val="en-US"/>
         </w:rPr>
-        <w:t xml:space="preserve">            scale=scale_gamma</w:t>
-      </w:r>
+        <w:t xml:space="preserve">            scale=</w:t>
+      </w:r>
+      <w:proofErr w:type="spellStart"/>
+      <w:r>
+        <w:rPr>
+          <w:rFonts w:ascii="Courier New" w:hAnsi="Courier New" w:cs="Courier New"/>
+          <w:sz w:val="22"/>
+          <w:szCs w:val="22"/>
+          <w:lang w:val="en-US"/>
+        </w:rPr>
+        <w:t>scale_gamma</w:t>
+      </w:r>
+      <w:proofErr w:type="spellEnd"/>
     </w:p>
     <w:p>
       <w:pPr>
@@ -30304,7 +36615,67 @@
           <w:szCs w:val="22"/>
           <w:lang w:val="en-US"/>
         </w:rPr>
-        <w:t xml:space="preserve">        _, p_value = stats.ks_2samp(X, y)</w:t>
+        <w:t xml:space="preserve">        _, </w:t>
+      </w:r>
+      <w:proofErr w:type="spellStart"/>
+      <w:r>
+        <w:rPr>
+          <w:rFonts w:ascii="Courier New" w:hAnsi="Courier New" w:cs="Courier New"/>
+          <w:sz w:val="22"/>
+          <w:szCs w:val="22"/>
+          <w:lang w:val="en-US"/>
+        </w:rPr>
+        <w:t>p_value</w:t>
+      </w:r>
+      <w:proofErr w:type="spellEnd"/>
+      <w:r>
+        <w:rPr>
+          <w:rFonts w:ascii="Courier New" w:hAnsi="Courier New" w:cs="Courier New"/>
+          <w:sz w:val="22"/>
+          <w:szCs w:val="22"/>
+          <w:lang w:val="en-US"/>
+        </w:rPr>
+        <w:t xml:space="preserve"> = </w:t>
+      </w:r>
+      <w:proofErr w:type="gramStart"/>
+      <w:r>
+        <w:rPr>
+          <w:rFonts w:ascii="Courier New" w:hAnsi="Courier New" w:cs="Courier New"/>
+          <w:sz w:val="22"/>
+          <w:szCs w:val="22"/>
+          <w:lang w:val="en-US"/>
+        </w:rPr>
+        <w:t>stats.ks</w:t>
+      </w:r>
+      <w:proofErr w:type="gramEnd"/>
+      <w:r>
+        <w:rPr>
+          <w:rFonts w:ascii="Courier New" w:hAnsi="Courier New" w:cs="Courier New"/>
+          <w:sz w:val="22"/>
+          <w:szCs w:val="22"/>
+          <w:lang w:val="en-US"/>
+        </w:rPr>
+        <w:t>_2</w:t>
+      </w:r>
+      <w:proofErr w:type="gramStart"/>
+      <w:r>
+        <w:rPr>
+          <w:rFonts w:ascii="Courier New" w:hAnsi="Courier New" w:cs="Courier New"/>
+          <w:sz w:val="22"/>
+          <w:szCs w:val="22"/>
+          <w:lang w:val="en-US"/>
+        </w:rPr>
+        <w:t>samp(</w:t>
+      </w:r>
+      <w:proofErr w:type="gramEnd"/>
+      <w:r>
+        <w:rPr>
+          <w:rFonts w:ascii="Courier New" w:hAnsi="Courier New" w:cs="Courier New"/>
+          <w:sz w:val="22"/>
+          <w:szCs w:val="22"/>
+          <w:lang w:val="en-US"/>
+        </w:rPr>
+        <w:t>X, y)</w:t>
       </w:r>
     </w:p>
     <w:p>
@@ -30325,7 +36696,27 @@
           <w:szCs w:val="22"/>
           <w:lang w:val="en-US"/>
         </w:rPr>
-        <w:t xml:space="preserve">        if p_value &lt;= 0.05:</w:t>
+        <w:t xml:space="preserve">        if </w:t>
+      </w:r>
+      <w:proofErr w:type="spellStart"/>
+      <w:r>
+        <w:rPr>
+          <w:rFonts w:ascii="Courier New" w:hAnsi="Courier New" w:cs="Courier New"/>
+          <w:sz w:val="22"/>
+          <w:szCs w:val="22"/>
+          <w:lang w:val="en-US"/>
+        </w:rPr>
+        <w:t>p_value</w:t>
+      </w:r>
+      <w:proofErr w:type="spellEnd"/>
+      <w:r>
+        <w:rPr>
+          <w:rFonts w:ascii="Courier New" w:hAnsi="Courier New" w:cs="Courier New"/>
+          <w:sz w:val="22"/>
+          <w:szCs w:val="22"/>
+          <w:lang w:val="en-US"/>
+        </w:rPr>
+        <w:t xml:space="preserve"> &lt;= 0.05:</w:t>
       </w:r>
     </w:p>
     <w:p>
@@ -30393,14 +36784,65 @@
           <w:lang w:val="en-US"/>
         </w:rPr>
       </w:pPr>
-      <w:r>
-        <w:rPr>
-          <w:rFonts w:ascii="Courier New" w:hAnsi="Courier New" w:cs="Courier New"/>
-          <w:sz w:val="22"/>
-          <w:szCs w:val="22"/>
-          <w:lang w:val="en-US"/>
-        </w:rPr>
-        <w:t>power_estimate = simulate_power(300)</w:t>
+      <w:proofErr w:type="spellStart"/>
+      <w:r>
+        <w:rPr>
+          <w:rFonts w:ascii="Courier New" w:hAnsi="Courier New" w:cs="Courier New"/>
+          <w:sz w:val="22"/>
+          <w:szCs w:val="22"/>
+          <w:lang w:val="en-US"/>
+        </w:rPr>
+        <w:t>power_estimate</w:t>
+      </w:r>
+      <w:proofErr w:type="spellEnd"/>
+      <w:r>
+        <w:rPr>
+          <w:rFonts w:ascii="Courier New" w:hAnsi="Courier New" w:cs="Courier New"/>
+          <w:sz w:val="22"/>
+          <w:szCs w:val="22"/>
+          <w:lang w:val="en-US"/>
+        </w:rPr>
+        <w:t xml:space="preserve"> = </w:t>
+      </w:r>
+      <w:proofErr w:type="spellStart"/>
+      <w:r>
+        <w:rPr>
+          <w:rFonts w:ascii="Courier New" w:hAnsi="Courier New" w:cs="Courier New"/>
+          <w:sz w:val="22"/>
+          <w:szCs w:val="22"/>
+          <w:lang w:val="en-US"/>
+        </w:rPr>
+        <w:t>simulate_</w:t>
+      </w:r>
+      <w:proofErr w:type="gramStart"/>
+      <w:r>
+        <w:rPr>
+          <w:rFonts w:ascii="Courier New" w:hAnsi="Courier New" w:cs="Courier New"/>
+          <w:sz w:val="22"/>
+          <w:szCs w:val="22"/>
+          <w:lang w:val="en-US"/>
+        </w:rPr>
+        <w:t>power</w:t>
+      </w:r>
+      <w:proofErr w:type="spellEnd"/>
+      <w:r>
+        <w:rPr>
+          <w:rFonts w:ascii="Courier New" w:hAnsi="Courier New" w:cs="Courier New"/>
+          <w:sz w:val="22"/>
+          <w:szCs w:val="22"/>
+          <w:lang w:val="en-US"/>
+        </w:rPr>
+        <w:t>(</w:t>
+      </w:r>
+      <w:proofErr w:type="gramEnd"/>
+      <w:r>
+        <w:rPr>
+          <w:rFonts w:ascii="Courier New" w:hAnsi="Courier New" w:cs="Courier New"/>
+          <w:sz w:val="22"/>
+          <w:szCs w:val="22"/>
+          <w:lang w:val="en-US"/>
+        </w:rPr>
+        <w:t>300)</w:t>
       </w:r>
     </w:p>
     <w:p>
@@ -30411,6 +36853,7 @@
           <w:lang w:val="en-US"/>
         </w:rPr>
       </w:pPr>
+      <w:proofErr w:type="gramStart"/>
       <w:r>
         <w:rPr>
           <w:rFonts w:ascii="Courier New" w:hAnsi="Courier New" w:cs="Courier New"/>
@@ -30427,7 +36870,17 @@
           <w:szCs w:val="22"/>
           <w:lang w:val="en-US"/>
         </w:rPr>
-        <w:t>("</w:t>
+        <w:t>(</w:t>
+      </w:r>
+      <w:proofErr w:type="gramEnd"/>
+      <w:r>
+        <w:rPr>
+          <w:rFonts w:ascii="Courier New" w:hAnsi="Courier New" w:cs="Courier New"/>
+          <w:sz w:val="22"/>
+          <w:szCs w:val="22"/>
+          <w:lang w:val="en-US"/>
+        </w:rPr>
+        <w:t>"</w:t>
       </w:r>
       <w:r>
         <w:rPr>
@@ -30480,6 +36933,7 @@
         </w:rPr>
         <w:t xml:space="preserve"> =", </w:t>
       </w:r>
+      <w:proofErr w:type="spellStart"/>
       <w:r>
         <w:rPr>
           <w:rFonts w:ascii="Courier New" w:hAnsi="Courier New" w:cs="Courier New"/>
@@ -30507,6 +36961,7 @@
         </w:rPr>
         <w:t>estimate</w:t>
       </w:r>
+      <w:proofErr w:type="spellEnd"/>
       <w:r>
         <w:rPr>
           <w:rFonts w:ascii="Courier New" w:hAnsi="Courier New" w:cs="Courier New"/>
@@ -30550,7 +37005,7 @@
       </w:pPr>
     </w:p>
     <w:sectPr>
-      <w:footerReference w:type="default" r:id="rId29"/>
+      <w:footerReference w:type="default" r:id="rId18"/>
       <w:pgSz w:w="11906" w:h="16838"/>
       <w:pgMar w:top="1134" w:right="850" w:bottom="1134" w:left="1134" w:header="708" w:footer="708" w:gutter="0"/>
       <w:cols w:space="708"/>
@@ -35718,6 +42173,7 @@
   <w:style w:type="character" w:default="1" w:styleId="DefaultParagraphFont">
     <w:name w:val="Default Paragraph Font"/>
     <w:uiPriority w:val="1"/>
+    <w:semiHidden/>
     <w:unhideWhenUsed/>
   </w:style>
   <w:style w:type="table" w:default="1" w:styleId="TableNormal">
